--- a/铁路线路智能综合检测机器人/技术文档章节拆分_20260417_0116/铁路线路智能综合检测机器人_技术文档_V3.0_第04章_软件与AI算法架构_20260417_0116.docx
+++ b/铁路线路智能综合检测机器人/技术文档章节拆分_20260417_0116/铁路线路智能综合检测机器人_技术文档_V3.0_第04章_软件与AI算法架构_20260417_0116.docx
@@ -4,97 +4,107 @@
   <w:body>
     <w:p>
       <w:pPr>
-        <w:spacing w:before="280" w:after="120"/>
-        <w:jc w:val="center"/>
+        <w:pStyle w:val="Heading1"/>
       </w:pPr>
       <w:r>
-        <w:rPr>
-          <w:b/>
-          <w:sz w:val="32"/>
-        </w:rPr>
         <w:t>04 软件与 AI 算法架构</w:t>
       </w:r>
     </w:p>
+    <w:p/>
+    <w:p>
+      <w:r>
+        <w:rPr>
+          <w:b w:val="0"/>
+          <w:i w:val="0"/>
+        </w:rPr>
+        <w:t>---</w:t>
+      </w:r>
+    </w:p>
+    <w:p/>
     <w:p>
       <w:pPr>
-        <w:spacing w:after="60"/>
+        <w:pStyle w:val="Heading2"/>
       </w:pPr>
       <w:r>
-        <w:rPr>
-          <w:b/>
-          <w:color w:val="1F497D"/>
-          <w:sz w:val="26"/>
-        </w:rPr>
         <w:t>一、软件整体架构</w:t>
       </w:r>
     </w:p>
+    <w:p/>
     <w:p>
-      <w:pPr>
-        <w:spacing w:after="60"/>
-      </w:pPr>
       <w:r>
         <w:rPr>
-          <w:sz w:val="21"/>
+          <w:b w:val="0"/>
+          <w:i w:val="0"/>
         </w:rPr>
         <w:t>本系统软件分为三层：边缘计算层、通信层、云平台层，三层协同实现无人干预全自动运行。</w:t>
       </w:r>
     </w:p>
+    <w:p/>
     <w:p>
-      <w:pPr>
-        <w:spacing w:after="120"/>
-        <w:ind w:left="432"/>
-      </w:pPr>
+      <w:r>
+        <w:t>[图/表内容见对应 Markdown 源文件中的 mermaid 图]</w:t>
+      </w:r>
+    </w:p>
+    <w:p/>
+    <w:p>
+      <w:r>
+        <w:t xml:space="preserve">&gt; </w:t>
+      </w:r>
       <w:r>
         <w:rPr>
-          <w:rFonts w:ascii="Courier New" w:hAnsi="Courier New"/>
-          <w:sz w:val="18"/>
+          <w:b/>
         </w:rPr>
-        <w:t>┌──────────────────────────────────────────────┐</w:t>
-        <w:br/>
-        <w:t>│              云平台层（远程）                  │</w:t>
-        <w:br/>
-        <w:t>│  数据存储 / 大数据分析 / AI训练 / 养护决策     │</w:t>
-        <w:br/>
-        <w:t>└──────────────────────────────────────────────┘</w:t>
-        <w:br/>
-        <w:t xml:space="preserve">            ↑ 移动网络远程传输</w:t>
-        <w:br/>
-        <w:t>┌──────────────────────────────────────────────┐</w:t>
-        <w:br/>
-        <w:t>│              通信层                           │</w:t>
-        <w:br/>
-        <w:t>│  工业总线（控制）+ 千兆以太网（采集）           │</w:t>
-        <w:br/>
-        <w:t>│  + 移动网络（传输），三网物理隔离            │</w:t>
-        <w:br/>
-        <w:t>└──────────────────────────────────────────────┘</w:t>
-        <w:br/>
-        <w:t xml:space="preserve">            ↑ 实时数据流</w:t>
-        <w:br/>
-        <w:t>┌──────────────────────────────────────────────┐</w:t>
-        <w:br/>
-        <w:t>│              边缘计算层（本地）                │</w:t>
-        <w:br/>
-        <w:t>│  工控机：AI 推理 / 实时融合 / 缺陷判定        │</w:t>
-        <w:br/>
-        <w:t>│  + 本地存储 / 实时报警 / 任务控制             │</w:t>
-        <w:br/>
-        <w:t>└──────────────────────────────────────────────┘</w:t>
+        <w:t>图 4-1：三层层级架构拓扑图</w:t>
+      </w:r>
+      <w:r/>
+    </w:p>
+    <w:p>
+      <w:r>
+        <w:rPr>
+          <w:b w:val="0"/>
+          <w:i w:val="0"/>
+        </w:rPr>
+        <w:t>&gt; - 传感层通过 EtherCAT（控制，≤1ms）和 GigE Vision（采集，≤10ms）双网接入边缘计算层</w:t>
       </w:r>
     </w:p>
     <w:p>
+      <w:r>
+        <w:rPr>
+          <w:b w:val="0"/>
+          <w:i w:val="0"/>
+        </w:rPr>
+        <w:t>&gt; - 边缘计算层通过 4G/5G 移动网络与云平台双向通信</w:t>
+      </w:r>
+    </w:p>
+    <w:p>
+      <w:r>
+        <w:rPr>
+          <w:b w:val="0"/>
+          <w:i w:val="0"/>
+        </w:rPr>
+        <w:t>&gt; - 三网物理隔离，任一网络故障不波及其他网络</w:t>
+      </w:r>
+    </w:p>
+    <w:p/>
+    <w:p>
+      <w:r>
+        <w:rPr>
+          <w:b w:val="0"/>
+          <w:i w:val="0"/>
+        </w:rPr>
+        <w:t>---</w:t>
+      </w:r>
+    </w:p>
+    <w:p/>
+    <w:p>
       <w:pPr>
-        <w:spacing w:after="60"/>
+        <w:pStyle w:val="Heading2"/>
       </w:pPr>
       <w:r>
-        <w:rPr>
-          <w:b/>
-          <w:color w:val="1F497D"/>
-          <w:sz w:val="26"/>
-        </w:rPr>
         <w:t>二、边缘计算层</w:t>
       </w:r>
     </w:p>
+    <w:p/>
     <w:tbl>
       <w:tblPr>
         <w:tblStyle w:val="TableGrid"/>
@@ -102,18 +112,19 @@
         <w:tblLook w:firstColumn="1" w:firstRow="1" w:lastColumn="0" w:lastRow="0" w:noHBand="0" w:noVBand="1" w:val="04A0"/>
       </w:tblPr>
       <w:tblGrid>
-        <w:gridCol w:w="4392"/>
-        <w:gridCol w:w="4392"/>
+        <w:gridCol w:w="2880"/>
+        <w:gridCol w:w="2880"/>
+        <w:gridCol w:w="2880"/>
       </w:tblGrid>
       <w:tr>
         <w:tc>
           <w:tcPr>
-            <w:tcW w:type="dxa" w:w="4392"/>
+            <w:tcW w:type="dxa" w:w="2880"/>
           </w:tcPr>
           <w:p>
             <w:r>
               <w:rPr>
-                <w:sz w:val="20"/>
+                <w:b/>
               </w:rPr>
               <w:t>模块</w:t>
             </w:r>
@@ -121,42 +132,59 @@
         </w:tc>
         <w:tc>
           <w:tcPr>
-            <w:tcW w:type="dxa" w:w="4392"/>
+            <w:tcW w:type="dxa" w:w="2880"/>
           </w:tcPr>
           <w:p>
             <w:r>
               <w:rPr>
-                <w:sz w:val="20"/>
+                <w:b/>
               </w:rPr>
               <w:t>功能</w:t>
             </w:r>
           </w:p>
         </w:tc>
+        <w:tc>
+          <w:tcPr>
+            <w:tcW w:type="dxa" w:w="2880"/>
+          </w:tcPr>
+          <w:p>
+            <w:r>
+              <w:rPr>
+                <w:b/>
+              </w:rPr>
+              <w:t>性能指标</w:t>
+            </w:r>
+          </w:p>
+        </w:tc>
       </w:tr>
       <w:tr>
         <w:tc>
           <w:tcPr>
-            <w:tcW w:type="dxa" w:w="4392"/>
-          </w:tcPr>
-          <w:p>
-            <w:r>
-              <w:rPr>
-                <w:sz w:val="20"/>
-              </w:rPr>
+            <w:tcW w:type="dxa" w:w="2880"/>
+          </w:tcPr>
+          <w:p>
+            <w:r>
               <w:t>AI 推理引擎</w:t>
             </w:r>
           </w:p>
         </w:tc>
         <w:tc>
           <w:tcPr>
-            <w:tcW w:type="dxa" w:w="4392"/>
-          </w:tcPr>
-          <w:p>
-            <w:r>
-              <w:rPr>
-                <w:sz w:val="20"/>
-              </w:rPr>
+            <w:tcW w:type="dxa" w:w="2880"/>
+          </w:tcPr>
+          <w:p>
+            <w:r>
               <w:t>边缘实时缺陷识别，秒级输出结果，无需人工看图</w:t>
+            </w:r>
+          </w:p>
+        </w:tc>
+        <w:tc>
+          <w:tcPr>
+            <w:tcW w:type="dxa" w:w="2880"/>
+          </w:tcPr>
+          <w:p>
+            <w:r>
+              <w:t>单帧 ≤ 25ms，40fps 理论峰值</w:t>
             </w:r>
           </w:p>
         </w:tc>
@@ -164,27 +192,31 @@
       <w:tr>
         <w:tc>
           <w:tcPr>
-            <w:tcW w:type="dxa" w:w="4392"/>
-          </w:tcPr>
-          <w:p>
-            <w:r>
-              <w:rPr>
-                <w:sz w:val="20"/>
-              </w:rPr>
+            <w:tcW w:type="dxa" w:w="2880"/>
+          </w:tcPr>
+          <w:p>
+            <w:r>
               <w:t>实时融合模块</w:t>
             </w:r>
           </w:p>
         </w:tc>
         <w:tc>
           <w:tcPr>
-            <w:tcW w:type="dxa" w:w="4392"/>
-          </w:tcPr>
-          <w:p>
-            <w:r>
-              <w:rPr>
-                <w:sz w:val="20"/>
-              </w:rPr>
+            <w:tcW w:type="dxa" w:w="2880"/>
+          </w:tcPr>
+          <w:p>
+            <w:r>
               <w:t>图像 + 轮廓 + 传感器三流数据融合，综合判级</w:t>
+            </w:r>
+          </w:p>
+        </w:tc>
+        <w:tc>
+          <w:tcPr>
+            <w:tcW w:type="dxa" w:w="2880"/>
+          </w:tcPr>
+          <w:p>
+            <w:r>
+              <w:t>50ms 滑动窗口内完成</w:t>
             </w:r>
           </w:p>
         </w:tc>
@@ -192,27 +224,31 @@
       <w:tr>
         <w:tc>
           <w:tcPr>
-            <w:tcW w:type="dxa" w:w="4392"/>
-          </w:tcPr>
-          <w:p>
-            <w:r>
-              <w:rPr>
-                <w:sz w:val="20"/>
-              </w:rPr>
+            <w:tcW w:type="dxa" w:w="2880"/>
+          </w:tcPr>
+          <w:p>
+            <w:r>
               <w:t>本地存储模块</w:t>
             </w:r>
           </w:p>
         </w:tc>
         <w:tc>
           <w:tcPr>
-            <w:tcW w:type="dxa" w:w="4392"/>
-          </w:tcPr>
-          <w:p>
-            <w:r>
-              <w:rPr>
-                <w:sz w:val="20"/>
-              </w:rPr>
+            <w:tcW w:type="dxa" w:w="2880"/>
+          </w:tcPr>
+          <w:p>
+            <w:r>
               <w:t>检测数据实时写入本地 SSD，断网不丢数</w:t>
+            </w:r>
+          </w:p>
+        </w:tc>
+        <w:tc>
+          <w:tcPr>
+            <w:tcW w:type="dxa" w:w="2880"/>
+          </w:tcPr>
+          <w:p>
+            <w:r>
+              <w:t>RAID1 冗余，2TB 容量</w:t>
             </w:r>
           </w:p>
         </w:tc>
@@ -220,27 +256,31 @@
       <w:tr>
         <w:tc>
           <w:tcPr>
-            <w:tcW w:type="dxa" w:w="4392"/>
-          </w:tcPr>
-          <w:p>
-            <w:r>
-              <w:rPr>
-                <w:sz w:val="20"/>
-              </w:rPr>
+            <w:tcW w:type="dxa" w:w="2880"/>
+          </w:tcPr>
+          <w:p>
+            <w:r>
               <w:t>报警模块</w:t>
             </w:r>
           </w:p>
         </w:tc>
         <w:tc>
           <w:tcPr>
-            <w:tcW w:type="dxa" w:w="4392"/>
-          </w:tcPr>
-          <w:p>
-            <w:r>
-              <w:rPr>
-                <w:sz w:val="20"/>
-              </w:rPr>
+            <w:tcW w:type="dxa" w:w="2880"/>
+          </w:tcPr>
+          <w:p>
+            <w:r>
               <w:t>缺陷等级判定后立即触发本地声光报警 + 云端推送</w:t>
+            </w:r>
+          </w:p>
+        </w:tc>
+        <w:tc>
+          <w:tcPr>
+            <w:tcW w:type="dxa" w:w="2880"/>
+          </w:tcPr>
+          <w:p>
+            <w:r>
+              <w:t>报警延迟 &lt; 100ms</w:t>
             </w:r>
           </w:p>
         </w:tc>
@@ -248,27 +288,31 @@
       <w:tr>
         <w:tc>
           <w:tcPr>
-            <w:tcW w:type="dxa" w:w="4392"/>
-          </w:tcPr>
-          <w:p>
-            <w:r>
-              <w:rPr>
-                <w:sz w:val="20"/>
-              </w:rPr>
+            <w:tcW w:type="dxa" w:w="2880"/>
+          </w:tcPr>
+          <w:p>
+            <w:r>
               <w:t>任务控制模块</w:t>
             </w:r>
           </w:p>
         </w:tc>
         <w:tc>
           <w:tcPr>
-            <w:tcW w:type="dxa" w:w="4392"/>
-          </w:tcPr>
-          <w:p>
-            <w:r>
-              <w:rPr>
-                <w:sz w:val="20"/>
-              </w:rPr>
+            <w:tcW w:type="dxa" w:w="2880"/>
+          </w:tcPr>
+          <w:p>
+            <w:r>
               <w:t>启停控制 / 定速巡航 / 定点返航 / 里程到达自动返航 / 状态监控</w:t>
+            </w:r>
+          </w:p>
+        </w:tc>
+        <w:tc>
+          <w:tcPr>
+            <w:tcW w:type="dxa" w:w="2880"/>
+          </w:tcPr>
+          <w:p>
+            <w:r>
+              <w:t>响应延迟 &lt; 50ms</w:t>
             </w:r>
           </w:p>
         </w:tc>
@@ -276,18 +320,24 @@
     </w:tbl>
     <w:p/>
     <w:p>
+      <w:r>
+        <w:rPr>
+          <w:b w:val="0"/>
+          <w:i w:val="0"/>
+        </w:rPr>
+        <w:t>---</w:t>
+      </w:r>
+    </w:p>
+    <w:p/>
+    <w:p>
       <w:pPr>
-        <w:spacing w:after="60"/>
+        <w:pStyle w:val="Heading2"/>
       </w:pPr>
       <w:r>
-        <w:rPr>
-          <w:b/>
-          <w:color w:val="1F497D"/>
-          <w:sz w:val="26"/>
-        </w:rPr>
         <w:t>三、AI 算法模块说明</w:t>
       </w:r>
     </w:p>
+    <w:p/>
     <w:tbl>
       <w:tblPr>
         <w:tblStyle w:val="TableGrid"/>
@@ -295,19 +345,19 @@
         <w:tblLook w:firstColumn="1" w:firstRow="1" w:lastColumn="0" w:lastRow="0" w:noHBand="0" w:noVBand="1" w:val="04A0"/>
       </w:tblPr>
       <w:tblGrid>
-        <w:gridCol w:w="2928"/>
-        <w:gridCol w:w="2928"/>
-        <w:gridCol w:w="2928"/>
+        <w:gridCol w:w="2880"/>
+        <w:gridCol w:w="2880"/>
+        <w:gridCol w:w="2880"/>
       </w:tblGrid>
       <w:tr>
         <w:tc>
           <w:tcPr>
-            <w:tcW w:type="dxa" w:w="2928"/>
+            <w:tcW w:type="dxa" w:w="2880"/>
           </w:tcPr>
           <w:p>
             <w:r>
               <w:rPr>
-                <w:sz w:val="20"/>
+                <w:b/>
               </w:rPr>
               <w:t>检测功能</w:t>
             </w:r>
@@ -315,12 +365,12 @@
         </w:tc>
         <w:tc>
           <w:tcPr>
-            <w:tcW w:type="dxa" w:w="2928"/>
+            <w:tcW w:type="dxa" w:w="2880"/>
           </w:tcPr>
           <w:p>
             <w:r>
               <w:rPr>
-                <w:sz w:val="20"/>
+                <w:b/>
               </w:rPr>
               <w:t>AI 算法</w:t>
             </w:r>
@@ -328,12 +378,12 @@
         </w:tc>
         <w:tc>
           <w:tcPr>
-            <w:tcW w:type="dxa" w:w="2928"/>
+            <w:tcW w:type="dxa" w:w="2880"/>
           </w:tcPr>
           <w:p>
             <w:r>
               <w:rPr>
-                <w:sz w:val="20"/>
+                <w:b/>
               </w:rPr>
               <w:t>说明</w:t>
             </w:r>
@@ -343,39 +393,30 @@
       <w:tr>
         <w:tc>
           <w:tcPr>
-            <w:tcW w:type="dxa" w:w="2928"/>
-          </w:tcPr>
-          <w:p>
-            <w:r>
-              <w:rPr>
-                <w:sz w:val="20"/>
-              </w:rPr>
+            <w:tcW w:type="dxa" w:w="2880"/>
+          </w:tcPr>
+          <w:p>
+            <w:r>
               <w:t>轨面缺陷检测</w:t>
             </w:r>
           </w:p>
         </w:tc>
         <w:tc>
           <w:tcPr>
-            <w:tcW w:type="dxa" w:w="2928"/>
-          </w:tcPr>
-          <w:p>
-            <w:r>
-              <w:rPr>
-                <w:sz w:val="20"/>
-              </w:rPr>
+            <w:tcW w:type="dxa" w:w="2880"/>
+          </w:tcPr>
+          <w:p>
+            <w:r>
               <w:t>图像语义分割 + 目标检测</w:t>
             </w:r>
           </w:p>
         </w:tc>
         <w:tc>
           <w:tcPr>
-            <w:tcW w:type="dxa" w:w="2928"/>
-          </w:tcPr>
-          <w:p>
-            <w:r>
-              <w:rPr>
-                <w:sz w:val="20"/>
-              </w:rPr>
+            <w:tcW w:type="dxa" w:w="2880"/>
+          </w:tcPr>
+          <w:p>
+            <w:r>
               <w:t>像素级裂纹/掉块识别，精确定位 + 等级判定</w:t>
             </w:r>
           </w:p>
@@ -384,40 +425,31 @@
       <w:tr>
         <w:tc>
           <w:tcPr>
-            <w:tcW w:type="dxa" w:w="2928"/>
-          </w:tcPr>
-          <w:p>
-            <w:r>
-              <w:rPr>
-                <w:sz w:val="20"/>
-              </w:rPr>
+            <w:tcW w:type="dxa" w:w="2880"/>
+          </w:tcPr>
+          <w:p>
+            <w:r>
               <w:t>道钉/螺栓检测</w:t>
             </w:r>
           </w:p>
         </w:tc>
         <w:tc>
           <w:tcPr>
-            <w:tcW w:type="dxa" w:w="2928"/>
-          </w:tcPr>
-          <w:p>
-            <w:r>
-              <w:rPr>
-                <w:sz w:val="20"/>
-              </w:rPr>
-              <w:t>目标检测算法</w:t>
-            </w:r>
-          </w:p>
-        </w:tc>
-        <w:tc>
-          <w:tcPr>
-            <w:tcW w:type="dxa" w:w="2928"/>
-          </w:tcPr>
-          <w:p>
-            <w:r>
-              <w:rPr>
-                <w:sz w:val="20"/>
-              </w:rPr>
-              <w:t>逐帧检测缺失/松动/歪斜，统计数量</w:t>
+            <w:tcW w:type="dxa" w:w="2880"/>
+          </w:tcPr>
+          <w:p>
+            <w:r>
+              <w:t>目标检测 + 完好状态评估</w:t>
+            </w:r>
+          </w:p>
+        </w:tc>
+        <w:tc>
+          <w:tcPr>
+            <w:tcW w:type="dxa" w:w="2880"/>
+          </w:tcPr>
+          <w:p>
+            <w:r>
+              <w:t>逐帧检测缺失/松动/歪斜，统计完好率</w:t>
             </w:r>
           </w:p>
         </w:tc>
@@ -425,39 +457,30 @@
       <w:tr>
         <w:tc>
           <w:tcPr>
-            <w:tcW w:type="dxa" w:w="2928"/>
-          </w:tcPr>
-          <w:p>
-            <w:r>
-              <w:rPr>
-                <w:sz w:val="20"/>
-              </w:rPr>
+            <w:tcW w:type="dxa" w:w="2880"/>
+          </w:tcPr>
+          <w:p>
+            <w:r>
               <w:t>3D 钢轨轮廓检测</w:t>
             </w:r>
           </w:p>
         </w:tc>
         <w:tc>
           <w:tcPr>
-            <w:tcW w:type="dxa" w:w="2928"/>
-          </w:tcPr>
-          <w:p>
-            <w:r>
-              <w:rPr>
-                <w:sz w:val="20"/>
-              </w:rPr>
+            <w:tcW w:type="dxa" w:w="2880"/>
+          </w:tcPr>
+          <w:p>
+            <w:r>
               <w:t>点云分析 + 廓形比对</w:t>
             </w:r>
           </w:p>
         </w:tc>
         <w:tc>
           <w:tcPr>
-            <w:tcW w:type="dxa" w:w="2928"/>
-          </w:tcPr>
-          <w:p>
-            <w:r>
-              <w:rPr>
-                <w:sz w:val="20"/>
-              </w:rPr>
+            <w:tcW w:type="dxa" w:w="2880"/>
+          </w:tcPr>
+          <w:p>
+            <w:r>
               <w:t>磨耗量计算，横移量测量，超限判定</w:t>
             </w:r>
           </w:p>
@@ -466,39 +489,30 @@
       <w:tr>
         <w:tc>
           <w:tcPr>
-            <w:tcW w:type="dxa" w:w="2928"/>
-          </w:tcPr>
-          <w:p>
-            <w:r>
-              <w:rPr>
-                <w:sz w:val="20"/>
-              </w:rPr>
+            <w:tcW w:type="dxa" w:w="2880"/>
+          </w:tcPr>
+          <w:p>
+            <w:r>
               <w:t>钢轨波磨检测</w:t>
             </w:r>
           </w:p>
         </w:tc>
         <w:tc>
           <w:tcPr>
-            <w:tcW w:type="dxa" w:w="2928"/>
-          </w:tcPr>
-          <w:p>
-            <w:r>
-              <w:rPr>
-                <w:sz w:val="20"/>
-              </w:rPr>
+            <w:tcW w:type="dxa" w:w="2880"/>
+          </w:tcPr>
+          <w:p>
+            <w:r>
               <w:t>频谱分析 + 廓变提取</w:t>
             </w:r>
           </w:p>
         </w:tc>
         <w:tc>
           <w:tcPr>
-            <w:tcW w:type="dxa" w:w="2928"/>
-          </w:tcPr>
-          <w:p>
-            <w:r>
-              <w:rPr>
-                <w:sz w:val="20"/>
-              </w:rPr>
+            <w:tcW w:type="dxa" w:w="2880"/>
+          </w:tcPr>
+          <w:p>
+            <w:r>
               <w:t>波长/波深分析，分布里程标记</w:t>
             </w:r>
           </w:p>
@@ -507,39 +521,30 @@
       <w:tr>
         <w:tc>
           <w:tcPr>
-            <w:tcW w:type="dxa" w:w="2928"/>
-          </w:tcPr>
-          <w:p>
-            <w:r>
-              <w:rPr>
-                <w:sz w:val="20"/>
-              </w:rPr>
+            <w:tcW w:type="dxa" w:w="2880"/>
+          </w:tcPr>
+          <w:p>
+            <w:r>
               <w:t>钢轨焊缝检测</w:t>
             </w:r>
           </w:p>
         </w:tc>
         <w:tc>
           <w:tcPr>
-            <w:tcW w:type="dxa" w:w="2928"/>
-          </w:tcPr>
-          <w:p>
-            <w:r>
-              <w:rPr>
-                <w:sz w:val="20"/>
-              </w:rPr>
+            <w:tcW w:type="dxa" w:w="2880"/>
+          </w:tcPr>
+          <w:p>
+            <w:r>
               <w:t>图像分类 + 缺陷分割</w:t>
             </w:r>
           </w:p>
         </w:tc>
         <w:tc>
           <w:tcPr>
-            <w:tcW w:type="dxa" w:w="2928"/>
-          </w:tcPr>
-          <w:p>
-            <w:r>
-              <w:rPr>
-                <w:sz w:val="20"/>
-              </w:rPr>
+            <w:tcW w:type="dxa" w:w="2880"/>
+          </w:tcPr>
+          <w:p>
+            <w:r>
               <w:t>焊缝缺陷类型识别，等级判定</w:t>
             </w:r>
           </w:p>
@@ -548,39 +553,30 @@
       <w:tr>
         <w:tc>
           <w:tcPr>
-            <w:tcW w:type="dxa" w:w="2928"/>
-          </w:tcPr>
-          <w:p>
-            <w:r>
-              <w:rPr>
-                <w:sz w:val="20"/>
-              </w:rPr>
+            <w:tcW w:type="dxa" w:w="2880"/>
+          </w:tcPr>
+          <w:p>
+            <w:r>
               <w:t>轨距检测</w:t>
             </w:r>
           </w:p>
         </w:tc>
         <w:tc>
           <w:tcPr>
-            <w:tcW w:type="dxa" w:w="2928"/>
-          </w:tcPr>
-          <w:p>
-            <w:r>
-              <w:rPr>
-                <w:sz w:val="20"/>
-              </w:rPr>
+            <w:tcW w:type="dxa" w:w="2880"/>
+          </w:tcPr>
+          <w:p>
+            <w:r>
               <w:t>传感器融合 + 数值计算</w:t>
             </w:r>
           </w:p>
         </w:tc>
         <w:tc>
           <w:tcPr>
-            <w:tcW w:type="dxa" w:w="2928"/>
-          </w:tcPr>
-          <w:p>
-            <w:r>
-              <w:rPr>
-                <w:sz w:val="20"/>
-              </w:rPr>
+            <w:tcW w:type="dxa" w:w="2880"/>
+          </w:tcPr>
+          <w:p>
+            <w:r>
               <w:t>多源数据融合，轨距值计算</w:t>
             </w:r>
           </w:p>
@@ -589,39 +585,30 @@
       <w:tr>
         <w:tc>
           <w:tcPr>
-            <w:tcW w:type="dxa" w:w="2928"/>
-          </w:tcPr>
-          <w:p>
-            <w:r>
-              <w:rPr>
-                <w:sz w:val="20"/>
-              </w:rPr>
+            <w:tcW w:type="dxa" w:w="2880"/>
+          </w:tcPr>
+          <w:p>
+            <w:r>
               <w:t>水平/高低检测</w:t>
             </w:r>
           </w:p>
         </w:tc>
         <w:tc>
           <w:tcPr>
-            <w:tcW w:type="dxa" w:w="2928"/>
-          </w:tcPr>
-          <w:p>
-            <w:r>
-              <w:rPr>
-                <w:sz w:val="20"/>
-              </w:rPr>
+            <w:tcW w:type="dxa" w:w="2880"/>
+          </w:tcPr>
+          <w:p>
+            <w:r>
               <w:t>陀螺仪数据积分 + 阈值判定</w:t>
             </w:r>
           </w:p>
         </w:tc>
         <w:tc>
           <w:tcPr>
-            <w:tcW w:type="dxa" w:w="2928"/>
-          </w:tcPr>
-          <w:p>
-            <w:r>
-              <w:rPr>
-                <w:sz w:val="20"/>
-              </w:rPr>
+            <w:tcW w:type="dxa" w:w="2880"/>
+          </w:tcPr>
+          <w:p>
+            <w:r>
               <w:t>姿态角计算，超限标记</w:t>
             </w:r>
           </w:p>
@@ -630,32 +617,252 @@
     </w:tbl>
     <w:p/>
     <w:p>
+      <w:r>
+        <w:t xml:space="preserve">&gt; </w:t>
+      </w:r>
+      <w:r>
+        <w:rPr>
+          <w:b/>
+        </w:rPr>
+        <w:t>AI 决策可解释</w:t>
+      </w:r>
+      <w:r>
+        <w:t>：每项缺陷输出结果时，同步附带判定依据（图像区域 / 廓形偏差值 / 姿态角），用户可知晓 AI "为什么这么说"。</w:t>
+      </w:r>
+    </w:p>
+    <w:p/>
+    <w:p>
       <w:pPr>
-        <w:spacing w:after="80"/>
-        <w:ind w:left="432"/>
+        <w:pStyle w:val="Heading3"/>
       </w:pPr>
       <w:r>
+        <w:t xml:space="preserve"> 3.1 轨面缺陷检测算法（图像语义分割 + 目标检测）</w:t>
+      </w:r>
+    </w:p>
+    <w:p/>
+    <w:p>
+      <w:r>
+        <w:t>本系统对轨面伤损的检测采用两阶段算法：</w:t>
+      </w:r>
+      <w:r>
         <w:rPr>
-          <w:i/>
-          <w:color w:val="606060"/>
-          <w:sz w:val="20"/>
+          <w:b/>
         </w:rPr>
-        <w:t>**AI 决策可解释**：每项缺陷输出结果时，同步附带判定依据（图像区域 / 廓形偏差值 / 姿态角），用户可知晓 AI "为什么这么说"。</w:t>
+        <w:t>第一阶段</w:t>
+      </w:r>
+      <w:r>
+        <w:t>使用语义分割模型（U-Net / DeepLabV3+）逐像素分类，输出像素级缺陷掩膜；</w:t>
+      </w:r>
+      <w:r>
+        <w:rPr>
+          <w:b/>
+        </w:rPr>
+        <w:t>第二阶段</w:t>
+      </w:r>
+      <w:r>
+        <w:t>使用目标检测模型（YOLOv8）对掩膜区域进行缺陷边界框回归与类型分类。两阶段结果融合后输出带置信度的缺陷判定结果。</w:t>
+      </w:r>
+    </w:p>
+    <w:p/>
+    <w:p>
+      <w:r/>
+      <w:r>
+        <w:rPr>
+          <w:b/>
+        </w:rPr>
+        <w:t>第一阶段：像素级语义分割</w:t>
+      </w:r>
+      <w:r/>
+    </w:p>
+    <w:p/>
+    <w:p>
+      <w:r>
+        <w:rPr>
+          <w:b w:val="0"/>
+          <w:i w:val="0"/>
+        </w:rPr>
+        <w:t>输入图像 $I(x,y)$ 经编码器-解码器网络后，输出每个像素的类别概率向量：</w:t>
+      </w:r>
+    </w:p>
+    <w:p/>
+    <w:p>
+      <w:r>
+        <w:rPr>
+          <w:b w:val="0"/>
+          <w:i w:val="0"/>
+        </w:rPr>
+        <w:t>$$\hat{\mathbf{p}}(x,y) = \text{Softmax}\left( f_{\text{dec}}\left( f_{\text{enc}}\left( I(x,y) \right) \right) \right)$$</w:t>
+      </w:r>
+    </w:p>
+    <w:p/>
+    <w:p>
+      <w:r>
+        <w:rPr>
+          <w:b w:val="0"/>
+          <w:i w:val="0"/>
+        </w:rPr>
+        <w:t>其中 $f_{\text{enc}}$ 为编码器（含 ResNet50 主干网络），$f_{\text{dec}}$ 为解码器（含 ASPP 多尺度融合模块），输出通道数等于缺陷类别数（含"正常"类）。</w:t>
+      </w:r>
+    </w:p>
+    <w:p/>
+    <w:p>
+      <w:r>
+        <w:rPr>
+          <w:b w:val="0"/>
+          <w:i w:val="0"/>
+        </w:rPr>
+        <w:t>像素 $(x,y)$ 的最终类别判定：</w:t>
+      </w:r>
+    </w:p>
+    <w:p/>
+    <w:p>
+      <w:r>
+        <w:rPr>
+          <w:b w:val="0"/>
+          <w:i w:val="0"/>
+        </w:rPr>
+        <w:t>$$c^{*}(x,y) = \arg\max_{c \in \{0,1,\ldots,N\}} \hat{p}_c(x,y)$$</w:t>
+      </w:r>
+    </w:p>
+    <w:p/>
+    <w:p>
+      <w:r>
+        <w:rPr>
+          <w:b w:val="0"/>
+          <w:i w:val="0"/>
+        </w:rPr>
+        <w:t>其中 $c=0$ 为正常轨面，$c=1,\ldots,N$ 为各类伤损（裂纹、掉块、凹陷等）。</w:t>
+      </w:r>
+    </w:p>
+    <w:p/>
+    <w:p>
+      <w:r/>
+      <w:r>
+        <w:rPr>
+          <w:b/>
+        </w:rPr>
+        <w:t>第二阶段：缺陷目标检测（NMS 去重）</w:t>
+      </w:r>
+      <w:r/>
+    </w:p>
+    <w:p/>
+    <w:p>
+      <w:r>
+        <w:rPr>
+          <w:b w:val="0"/>
+          <w:i w:val="0"/>
+        </w:rPr>
+        <w:t>目标检测网络对语义分割输出的伤损连通区域提取候选框 $\mathbf{b}_i = (x_i, y_i, w_i, h_i, \hat{c}_i, \hat{s}_i)$，其中 $(x_i,y_i)$ 为边界框中心，$w_i,h_i$ 为宽高，$\hat{c}_i$ 为预测类别，$\hat{s}_i$ 为置信度得分。</w:t>
+      </w:r>
+    </w:p>
+    <w:p/>
+    <w:p>
+      <w:r>
+        <w:rPr>
+          <w:b w:val="0"/>
+          <w:i w:val="0"/>
+        </w:rPr>
+        <w:t>多目标去重采用 NMS（非极大值抑制）：</w:t>
+      </w:r>
+    </w:p>
+    <w:p/>
+    <w:p>
+      <w:r>
+        <w:rPr>
+          <w:b w:val="0"/>
+          <w:i w:val="0"/>
+        </w:rPr>
+        <w:t>$$\mathbf{b}_{\text{keep}} = \text{NMS}\left( \{\mathbf{b}_i\} \right)$$</w:t>
+      </w:r>
+    </w:p>
+    <w:p/>
+    <w:p>
+      <w:r>
+        <w:rPr>
+          <w:b w:val="0"/>
+          <w:i w:val="0"/>
+        </w:rPr>
+        <w:t>具体流程：</w:t>
       </w:r>
     </w:p>
     <w:p>
-      <w:pPr>
-        <w:spacing w:after="60"/>
-      </w:pPr>
+      <w:r>
+        <w:rPr>
+          <w:b w:val="0"/>
+          <w:i w:val="0"/>
+        </w:rPr>
+        <w:t>1. 按置信度 $\hat{s}_i$ 从高到低排序所有候选框</w:t>
+      </w:r>
+    </w:p>
+    <w:p>
+      <w:r>
+        <w:rPr>
+          <w:b w:val="0"/>
+          <w:i w:val="0"/>
+        </w:rPr>
+        <w:t>2. 选取当前最高置信度框 $\mathbf{b}_{\text{max}}$ 加入保留列表</w:t>
+      </w:r>
+    </w:p>
+    <w:p>
+      <w:r>
+        <w:rPr>
+          <w:b w:val="0"/>
+          <w:i w:val="0"/>
+        </w:rPr>
+        <w:t>3. 删除所有与 $\mathbf{b}_{\text{max}}$ IoU（交并比）超过阈值（默认 0.5）的候选框</w:t>
+      </w:r>
+    </w:p>
+    <w:p>
+      <w:r>
+        <w:rPr>
+          <w:b w:val="0"/>
+          <w:i w:val="0"/>
+        </w:rPr>
+        <w:t>4. 重复 1~3，直至所有框处理完毕</w:t>
+      </w:r>
+    </w:p>
+    <w:p/>
+    <w:p>
+      <w:r>
+        <w:rPr>
+          <w:b w:val="0"/>
+          <w:i w:val="0"/>
+        </w:rPr>
+        <w:t>IoU 计算：</w:t>
+      </w:r>
+    </w:p>
+    <w:p/>
+    <w:p>
+      <w:r>
+        <w:rPr>
+          <w:b w:val="0"/>
+          <w:i w:val="0"/>
+        </w:rPr>
+        <w:t>$$\text{IoU}(\mathbf{b}_a, \mathbf{b}_b) = \frac{\text{Area}(\mathbf{b}_a \cap \mathbf{b}_b)}{\text{Area}(\mathbf{b}_a \cup \mathbf{b}_b)}$$</w:t>
+      </w:r>
+    </w:p>
+    <w:p/>
+    <w:p>
+      <w:r/>
       <w:r>
         <w:rPr>
           <w:b/>
-          <w:color w:val="1F497D"/>
-          <w:sz w:val="26"/>
         </w:rPr>
-        <w:t>四、远程升级与模型迭代</w:t>
+        <w:t>伤损等级判定（面积阈值法）</w:t>
+      </w:r>
+      <w:r/>
+    </w:p>
+    <w:p/>
+    <w:p>
+      <w:r>
+        <w:rPr>
+          <w:b w:val="0"/>
+          <w:i w:val="0"/>
+        </w:rPr>
+        <w:t>伤损严重程度按像素面积 $A_{\text{defect}}$ 划分：</w:t>
       </w:r>
     </w:p>
+    <w:p/>
     <w:tbl>
       <w:tblPr>
         <w:tblStyle w:val="TableGrid"/>
@@ -663,33 +870,47 @@
         <w:tblLook w:firstColumn="1" w:firstRow="1" w:lastColumn="0" w:lastRow="0" w:noHBand="0" w:noVBand="1" w:val="04A0"/>
       </w:tblPr>
       <w:tblGrid>
-        <w:gridCol w:w="4392"/>
-        <w:gridCol w:w="4392"/>
+        <w:gridCol w:w="2880"/>
+        <w:gridCol w:w="2880"/>
+        <w:gridCol w:w="2880"/>
       </w:tblGrid>
       <w:tr>
         <w:tc>
           <w:tcPr>
-            <w:tcW w:type="dxa" w:w="4392"/>
+            <w:tcW w:type="dxa" w:w="2880"/>
           </w:tcPr>
           <w:p>
             <w:r>
               <w:rPr>
-                <w:sz w:val="20"/>
+                <w:b/>
               </w:rPr>
-              <w:t>功能</w:t>
-            </w:r>
-          </w:p>
-        </w:tc>
-        <w:tc>
-          <w:tcPr>
-            <w:tcW w:type="dxa" w:w="4392"/>
+              <w:t>伤损面积 $A_{\text{defect}}$（像素）</w:t>
+            </w:r>
+          </w:p>
+        </w:tc>
+        <w:tc>
+          <w:tcPr>
+            <w:tcW w:type="dxa" w:w="2880"/>
           </w:tcPr>
           <w:p>
             <w:r>
               <w:rPr>
-                <w:sz w:val="20"/>
+                <w:b/>
               </w:rPr>
-              <w:t>说明</w:t>
+              <w:t>伤损等级</w:t>
+            </w:r>
+          </w:p>
+        </w:tc>
+        <w:tc>
+          <w:tcPr>
+            <w:tcW w:type="dxa" w:w="2880"/>
+          </w:tcPr>
+          <w:p>
+            <w:r>
+              <w:rPr>
+                <w:b/>
+              </w:rPr>
+              <w:t>建议处理等级</w:t>
             </w:r>
           </w:p>
         </w:tc>
@@ -697,27 +918,31 @@
       <w:tr>
         <w:tc>
           <w:tcPr>
-            <w:tcW w:type="dxa" w:w="4392"/>
-          </w:tcPr>
-          <w:p>
-            <w:r>
-              <w:rPr>
-                <w:sz w:val="20"/>
-              </w:rPr>
-              <w:t>模型远程推送</w:t>
-            </w:r>
-          </w:p>
-        </w:tc>
-        <w:tc>
-          <w:tcPr>
-            <w:tcW w:type="dxa" w:w="4392"/>
-          </w:tcPr>
-          <w:p>
-            <w:r>
-              <w:rPr>
-                <w:sz w:val="20"/>
-              </w:rPr>
-              <w:t>AI 检测模型可通过移动网络远程推送更新，持续提升精度</w:t>
+            <w:tcW w:type="dxa" w:w="2880"/>
+          </w:tcPr>
+          <w:p>
+            <w:r>
+              <w:t>$A &lt; A_1$（$A_1 = 400$ px）</w:t>
+            </w:r>
+          </w:p>
+        </w:tc>
+        <w:tc>
+          <w:tcPr>
+            <w:tcW w:type="dxa" w:w="2880"/>
+          </w:tcPr>
+          <w:p>
+            <w:r>
+              <w:t>轻微</w:t>
+            </w:r>
+          </w:p>
+        </w:tc>
+        <w:tc>
+          <w:tcPr>
+            <w:tcW w:type="dxa" w:w="2880"/>
+          </w:tcPr>
+          <w:p>
+            <w:r>
+              <w:t>四级：持续监测</w:t>
             </w:r>
           </w:p>
         </w:tc>
@@ -725,27 +950,31 @@
       <w:tr>
         <w:tc>
           <w:tcPr>
-            <w:tcW w:type="dxa" w:w="4392"/>
-          </w:tcPr>
-          <w:p>
-            <w:r>
-              <w:rPr>
-                <w:sz w:val="20"/>
-              </w:rPr>
-              <w:t>数据回传训练</w:t>
-            </w:r>
-          </w:p>
-        </w:tc>
-        <w:tc>
-          <w:tcPr>
-            <w:tcW w:type="dxa" w:w="4392"/>
-          </w:tcPr>
-          <w:p>
-            <w:r>
-              <w:rPr>
-                <w:sz w:val="20"/>
-              </w:rPr>
-              <w:t>检测数据匿名化后回传云端，用于模型迭代训练</w:t>
+            <w:tcW w:type="dxa" w:w="2880"/>
+          </w:tcPr>
+          <w:p>
+            <w:r>
+              <w:t>$A_1 \leq A &lt; A_2$（$A_2 = 1600$ px）</w:t>
+            </w:r>
+          </w:p>
+        </w:tc>
+        <w:tc>
+          <w:tcPr>
+            <w:tcW w:type="dxa" w:w="2880"/>
+          </w:tcPr>
+          <w:p>
+            <w:r>
+              <w:t>一般</w:t>
+            </w:r>
+          </w:p>
+        </w:tc>
+        <w:tc>
+          <w:tcPr>
+            <w:tcW w:type="dxa" w:w="2880"/>
+          </w:tcPr>
+          <w:p>
+            <w:r>
+              <w:t>三级：纳入养护计划</w:t>
             </w:r>
           </w:p>
         </w:tc>
@@ -753,27 +982,63 @@
       <w:tr>
         <w:tc>
           <w:tcPr>
-            <w:tcW w:type="dxa" w:w="4392"/>
-          </w:tcPr>
-          <w:p>
-            <w:r>
-              <w:rPr>
-                <w:sz w:val="20"/>
-              </w:rPr>
-              <w:t>远程参数调优</w:t>
-            </w:r>
-          </w:p>
-        </w:tc>
-        <w:tc>
-          <w:tcPr>
-            <w:tcW w:type="dxa" w:w="4392"/>
-          </w:tcPr>
-          <w:p>
-            <w:r>
-              <w:rPr>
-                <w:sz w:val="20"/>
-              </w:rPr>
-              <w:t>可远程调整检测阈值、报警策略，无需到场</w:t>
+            <w:tcW w:type="dxa" w:w="2880"/>
+          </w:tcPr>
+          <w:p>
+            <w:r>
+              <w:t>$A_2 \leq A &lt; A_3$（$A_3 = 3600$ px）</w:t>
+            </w:r>
+          </w:p>
+        </w:tc>
+        <w:tc>
+          <w:tcPr>
+            <w:tcW w:type="dxa" w:w="2880"/>
+          </w:tcPr>
+          <w:p>
+            <w:r>
+              <w:t>显著</w:t>
+            </w:r>
+          </w:p>
+        </w:tc>
+        <w:tc>
+          <w:tcPr>
+            <w:tcW w:type="dxa" w:w="2880"/>
+          </w:tcPr>
+          <w:p>
+            <w:r>
+              <w:t>二级：24h 内养护</w:t>
+            </w:r>
+          </w:p>
+        </w:tc>
+      </w:tr>
+      <w:tr>
+        <w:tc>
+          <w:tcPr>
+            <w:tcW w:type="dxa" w:w="2880"/>
+          </w:tcPr>
+          <w:p>
+            <w:r>
+              <w:t>$A \geq A_3$</w:t>
+            </w:r>
+          </w:p>
+        </w:tc>
+        <w:tc>
+          <w:tcPr>
+            <w:tcW w:type="dxa" w:w="2880"/>
+          </w:tcPr>
+          <w:p>
+            <w:r>
+              <w:t>严重</w:t>
+            </w:r>
+          </w:p>
+        </w:tc>
+        <w:tc>
+          <w:tcPr>
+            <w:tcW w:type="dxa" w:w="2880"/>
+          </w:tcPr>
+          <w:p>
+            <w:r>
+              <w:t>一级：立即停车检查</w:t>
             </w:r>
           </w:p>
         </w:tc>
@@ -781,29 +1046,233 @@
     </w:tbl>
     <w:p/>
     <w:p>
-      <w:pPr>
-        <w:spacing w:after="60"/>
-      </w:pPr>
+      <w:r>
+        <w:rPr>
+          <w:b w:val="0"/>
+          <w:i w:val="0"/>
+        </w:rPr>
+        <w:t>&gt; 注：像素面积与实际物理尺寸的换算关系为 $1\text{ px} \approx 0.18\text{ mm}$（2448×2048 分辨率下，轨面宽度覆盖 440mm）。</w:t>
+      </w:r>
+    </w:p>
+    <w:p/>
+    <w:p>
+      <w:r/>
       <w:r>
         <w:rPr>
           <w:b/>
-          <w:color w:val="1F497D"/>
-          <w:sz w:val="26"/>
         </w:rPr>
-        <w:t>五、AI 推理引擎详细架构</w:t>
+        <w:t>综合伤损得分</w:t>
+      </w:r>
+      <w:r/>
+    </w:p>
+    <w:p/>
+    <w:p>
+      <w:r>
+        <w:rPr>
+          <w:b w:val="0"/>
+          <w:i w:val="0"/>
+        </w:rPr>
+        <w:t>两阶段融合后的综合伤损得分：</w:t>
       </w:r>
     </w:p>
+    <w:p/>
+    <w:p>
+      <w:r>
+        <w:rPr>
+          <w:b w:val="0"/>
+          <w:i w:val="0"/>
+        </w:rPr>
+        <w:t>$$D_{\text{rail}} = \lambda_{\text{seg}} \cdot \frac{A_{\text{defect}}}{A_{\text{roi}}} + \lambda_{\text{det}} \cdot \hat{s}_{\text{max}}$$</w:t>
+      </w:r>
+    </w:p>
+    <w:p/>
+    <w:p>
+      <w:r>
+        <w:rPr>
+          <w:b w:val="0"/>
+          <w:i w:val="0"/>
+        </w:rPr>
+        <w:t>其中：$A_{\text{roi}}$ 为轨面感兴趣区域总面积，$\hat{s}_{\text{max}}$ 为目标检测阶段最高置信度，$\lambda_{\text{seg}}+\lambda_{\text{det}}=1$（默认各 0.5）。</w:t>
+      </w:r>
+    </w:p>
+    <w:p/>
+    <w:p>
+      <w:r>
+        <w:rPr>
+          <w:b w:val="0"/>
+          <w:i w:val="0"/>
+        </w:rPr>
+        <w:t>---</w:t>
+      </w:r>
+    </w:p>
+    <w:p/>
     <w:p>
       <w:pPr>
-        <w:spacing w:after="60"/>
+        <w:pStyle w:val="Heading3"/>
       </w:pPr>
       <w:r>
-        <w:rPr>
-          <w:sz w:val="21"/>
-        </w:rPr>
-        <w:t>本系统边缘推理采用 CPU + GPU 异构架构，兼顾实时性与低功耗：</w:t>
+        <w:t xml:space="preserve"> 3.2 道钉/螺栓完好状态评估算法</w:t>
       </w:r>
     </w:p>
+    <w:p/>
+    <w:p>
+      <w:r>
+        <w:t>道钉/螺栓的完好状态通过</w:t>
+      </w:r>
+      <w:r>
+        <w:rPr>
+          <w:b/>
+        </w:rPr>
+        <w:t>目标检测 + 时序比对</w:t>
+      </w:r>
+      <w:r>
+        <w:t>两维度综合判定：</w:t>
+      </w:r>
+    </w:p>
+    <w:p/>
+    <w:p>
+      <w:r/>
+      <w:r>
+        <w:rPr>
+          <w:b/>
+        </w:rPr>
+        <w:t>维度一：目标检测（有无判定）</w:t>
+      </w:r>
+      <w:r/>
+    </w:p>
+    <w:p/>
+    <w:p>
+      <w:r>
+        <w:rPr>
+          <w:b w:val="0"/>
+          <w:i w:val="0"/>
+        </w:rPr>
+        <w:t>YOLOv8 模型对每帧图像输出道钉/螺栓候选框 $\mathbf{b}_j$，包含类别 $\hat{c}_j \in \{\text{缺失}, \text{松动}, \text{歪斜}, \text{正常}\}$ 和置信度 $\hat{s}_j$。</w:t>
+      </w:r>
+    </w:p>
+    <w:p/>
+    <w:p>
+      <w:r>
+        <w:rPr>
+          <w:b w:val="0"/>
+          <w:i w:val="0"/>
+        </w:rPr>
+        <w:t>当前帧完好率：</w:t>
+      </w:r>
+    </w:p>
+    <w:p/>
+    <w:p>
+      <w:r>
+        <w:rPr>
+          <w:b w:val="0"/>
+          <w:i w:val="0"/>
+        </w:rPr>
+        <w:t>$$\eta_{\text{current}} = \frac{N_{\text{正常}}}{N_{\text{总检测数}}} \times 100\%$$</w:t>
+      </w:r>
+    </w:p>
+    <w:p/>
+    <w:p>
+      <w:r>
+        <w:rPr>
+          <w:b w:val="0"/>
+          <w:i w:val="0"/>
+        </w:rPr>
+        <w:t>其中 $N_{\text{总检测数}}$ 由里程编码器辅助统计：每 $700\text{ mm}$（道钉/螺栓标准节距）应检测到一个道钉/螺栓目标。</w:t>
+      </w:r>
+    </w:p>
+    <w:p/>
+    <w:p>
+      <w:r/>
+      <w:r>
+        <w:rPr>
+          <w:b/>
+        </w:rPr>
+        <w:t>维度二：松动/歪斜时序比对（振动信号辅助）</w:t>
+      </w:r>
+      <w:r/>
+    </w:p>
+    <w:p/>
+    <w:p>
+      <w:r>
+        <w:rPr>
+          <w:b w:val="0"/>
+          <w:i w:val="0"/>
+        </w:rPr>
+        <w:t>当目标检测输出"松动"或"歪斜"时，融合双陀螺仪的姿态振动信号进行二次确认。振动信号幅值 $a_{\text{vib}}$ 与正常基准值 $a_{\text{base}}$ 的比值作为辅助判据：</w:t>
+      </w:r>
+    </w:p>
+    <w:p/>
+    <w:p>
+      <w:r>
+        <w:rPr>
+          <w:b w:val="0"/>
+          <w:i w:val="0"/>
+        </w:rPr>
+        <w:t>$$R_{\text{vib}} = \frac{a_{\text{vib}}}{a_{\text{base}}}$$</w:t>
+      </w:r>
+    </w:p>
+    <w:p/>
+    <w:p>
+      <w:r>
+        <w:rPr>
+          <w:b w:val="0"/>
+          <w:i w:val="0"/>
+        </w:rPr>
+        <w:t>- 若 $R_{\text{vib}} &gt; \tau_{\text{vib}}$（$\tau_{\text{vib}} = 1.5$，表示振动幅值超出正常基准 50%），则判定为"松动"，综合得分：</w:t>
+      </w:r>
+    </w:p>
+    <w:p/>
+    <w:p>
+      <w:r>
+        <w:rPr>
+          <w:b w:val="0"/>
+          <w:i w:val="0"/>
+        </w:rPr>
+        <w:t>$$S_{\text{fastener}} = w_{\text{det}} \cdot \hat{s}_j + w_{\text{vib}} \cdot \min\left( \frac{R_{\text{vib}}}{\tau_{\text{vib}}}, 1.0 \right)$$</w:t>
+      </w:r>
+    </w:p>
+    <w:p/>
+    <w:p>
+      <w:r>
+        <w:rPr>
+          <w:b w:val="0"/>
+          <w:i w:val="0"/>
+        </w:rPr>
+        <w:t>其中 $w_{\text{det}} + w_{\text{vib}} = 1$（默认 $w_{\text{det}}=0.7, w_{\text{vib}}=0.3$）。</w:t>
+      </w:r>
+    </w:p>
+    <w:p/>
+    <w:p>
+      <w:r/>
+      <w:r>
+        <w:rPr>
+          <w:b/>
+        </w:rPr>
+        <w:t>完好率统计与里程绑定</w:t>
+      </w:r>
+      <w:r/>
+    </w:p>
+    <w:p/>
+    <w:p>
+      <w:r>
+        <w:rPr>
+          <w:b w:val="0"/>
+          <w:i w:val="0"/>
+        </w:rPr>
+        <w:t>沿里程方向对道钉/螺栓完好状态做滑动统计，窗口长度 $L_{\text{window}} = 100\text{ m}$：</w:t>
+      </w:r>
+    </w:p>
+    <w:p/>
+    <w:p>
+      <w:r>
+        <w:rPr>
+          <w:b w:val="0"/>
+          <w:i w:val="0"/>
+        </w:rPr>
+        <w:t>$$\eta_{\text{section}} = \frac{1}{L_{\text{window}}} \int_{l}^{l+L_{\text{window}}} \eta_{\text{current}}(l') \, dl'$$</w:t>
+      </w:r>
+    </w:p>
+    <w:p/>
     <w:tbl>
       <w:tblPr>
         <w:tblStyle w:val="TableGrid"/>
@@ -811,47 +1280,47 @@
         <w:tblLook w:firstColumn="1" w:firstRow="1" w:lastColumn="0" w:lastRow="0" w:noHBand="0" w:noVBand="1" w:val="04A0"/>
       </w:tblPr>
       <w:tblGrid>
-        <w:gridCol w:w="2928"/>
-        <w:gridCol w:w="2928"/>
-        <w:gridCol w:w="2928"/>
+        <w:gridCol w:w="2880"/>
+        <w:gridCol w:w="2880"/>
+        <w:gridCol w:w="2880"/>
       </w:tblGrid>
       <w:tr>
         <w:tc>
           <w:tcPr>
-            <w:tcW w:type="dxa" w:w="2928"/>
+            <w:tcW w:type="dxa" w:w="2880"/>
           </w:tcPr>
           <w:p>
             <w:r>
               <w:rPr>
-                <w:sz w:val="20"/>
+                <w:b/>
               </w:rPr>
-              <w:t>层级</w:t>
-            </w:r>
-          </w:p>
-        </w:tc>
-        <w:tc>
-          <w:tcPr>
-            <w:tcW w:type="dxa" w:w="2928"/>
+              <w:t>区段完好率 $\eta_{\text{section}}$</w:t>
+            </w:r>
+          </w:p>
+        </w:tc>
+        <w:tc>
+          <w:tcPr>
+            <w:tcW w:type="dxa" w:w="2880"/>
           </w:tcPr>
           <w:p>
             <w:r>
               <w:rPr>
-                <w:sz w:val="20"/>
+                <w:b/>
               </w:rPr>
-              <w:t>组件</w:t>
-            </w:r>
-          </w:p>
-        </w:tc>
-        <w:tc>
-          <w:tcPr>
-            <w:tcW w:type="dxa" w:w="2928"/>
+              <w:t>状态评级</w:t>
+            </w:r>
+          </w:p>
+        </w:tc>
+        <w:tc>
+          <w:tcPr>
+            <w:tcW w:type="dxa" w:w="2880"/>
           </w:tcPr>
           <w:p>
             <w:r>
               <w:rPr>
-                <w:sz w:val="20"/>
+                <w:b/>
               </w:rPr>
-              <w:t>说明</w:t>
+              <w:t>处理建议</w:t>
             </w:r>
           </w:p>
         </w:tc>
@@ -859,40 +1328,31 @@
       <w:tr>
         <w:tc>
           <w:tcPr>
-            <w:tcW w:type="dxa" w:w="2928"/>
-          </w:tcPr>
-          <w:p>
-            <w:r>
-              <w:rPr>
-                <w:sz w:val="20"/>
-              </w:rPr>
-              <w:t>输入预处理层</w:t>
-            </w:r>
-          </w:p>
-        </w:tc>
-        <w:tc>
-          <w:tcPr>
-            <w:tcW w:type="dxa" w:w="2928"/>
-          </w:tcPr>
-          <w:p>
-            <w:r>
-              <w:rPr>
-                <w:sz w:val="20"/>
-              </w:rPr>
-              <w:t>图像归一化 + 点云滤波</w:t>
-            </w:r>
-          </w:p>
-        </w:tc>
-        <w:tc>
-          <w:tcPr>
-            <w:tcW w:type="dxa" w:w="2928"/>
-          </w:tcPr>
-          <w:p>
-            <w:r>
-              <w:rPr>
-                <w:sz w:val="20"/>
-              </w:rPr>
-              <w:t>2448×2048 原始图像预处理为模型输入格式</w:t>
+            <w:tcW w:type="dxa" w:w="2880"/>
+          </w:tcPr>
+          <w:p>
+            <w:r>
+              <w:t>$\eta \geq 98\%$</w:t>
+            </w:r>
+          </w:p>
+        </w:tc>
+        <w:tc>
+          <w:tcPr>
+            <w:tcW w:type="dxa" w:w="2880"/>
+          </w:tcPr>
+          <w:p>
+            <w:r>
+              <w:t>A（优良）</w:t>
+            </w:r>
+          </w:p>
+        </w:tc>
+        <w:tc>
+          <w:tcPr>
+            <w:tcW w:type="dxa" w:w="2880"/>
+          </w:tcPr>
+          <w:p>
+            <w:r>
+              <w:t>持续监测</w:t>
             </w:r>
           </w:p>
         </w:tc>
@@ -900,40 +1360,31 @@
       <w:tr>
         <w:tc>
           <w:tcPr>
-            <w:tcW w:type="dxa" w:w="2928"/>
-          </w:tcPr>
-          <w:p>
-            <w:r>
-              <w:rPr>
-                <w:sz w:val="20"/>
-              </w:rPr>
-              <w:t>AI 推理层</w:t>
-            </w:r>
-          </w:p>
-        </w:tc>
-        <w:tc>
-          <w:tcPr>
-            <w:tcW w:type="dxa" w:w="2928"/>
-          </w:tcPr>
-          <w:p>
-            <w:r>
-              <w:rPr>
-                <w:sz w:val="20"/>
-              </w:rPr>
-              <w:t>NVIDIA Jetson AGX Orin（嵌入式 GPU）</w:t>
-            </w:r>
-          </w:p>
-        </w:tc>
-        <w:tc>
-          <w:tcPr>
-            <w:tcW w:type="dxa" w:w="2928"/>
-          </w:tcPr>
-          <w:p>
-            <w:r>
-              <w:rPr>
-                <w:sz w:val="20"/>
-              </w:rPr>
-              <w:t>32 TOPS AI 算力，支持 INT8/FP16 并行推理</w:t>
+            <w:tcW w:type="dxa" w:w="2880"/>
+          </w:tcPr>
+          <w:p>
+            <w:r>
+              <w:t>$95\% \leq \eta &lt; 98\%$</w:t>
+            </w:r>
+          </w:p>
+        </w:tc>
+        <w:tc>
+          <w:tcPr>
+            <w:tcW w:type="dxa" w:w="2880"/>
+          </w:tcPr>
+          <w:p>
+            <w:r>
+              <w:t>B（合格）</w:t>
+            </w:r>
+          </w:p>
+        </w:tc>
+        <w:tc>
+          <w:tcPr>
+            <w:tcW w:type="dxa" w:w="2880"/>
+          </w:tcPr>
+          <w:p>
+            <w:r>
+              <w:t>列入次月养护</w:t>
             </w:r>
           </w:p>
         </w:tc>
@@ -941,40 +1392,31 @@
       <w:tr>
         <w:tc>
           <w:tcPr>
-            <w:tcW w:type="dxa" w:w="2928"/>
-          </w:tcPr>
-          <w:p>
-            <w:r>
-              <w:rPr>
-                <w:sz w:val="20"/>
-              </w:rPr>
-              <w:t>推理框架</w:t>
-            </w:r>
-          </w:p>
-        </w:tc>
-        <w:tc>
-          <w:tcPr>
-            <w:tcW w:type="dxa" w:w="2928"/>
-          </w:tcPr>
-          <w:p>
-            <w:r>
-              <w:rPr>
-                <w:sz w:val="20"/>
-              </w:rPr>
-              <w:t>TensorRT 加速</w:t>
-            </w:r>
-          </w:p>
-        </w:tc>
-        <w:tc>
-          <w:tcPr>
-            <w:tcW w:type="dxa" w:w="2928"/>
-          </w:tcPr>
-          <w:p>
-            <w:r>
-              <w:rPr>
-                <w:sz w:val="20"/>
-              </w:rPr>
-              <w:t>模型推理延迟 &lt; 20ms/帧</w:t>
+            <w:tcW w:type="dxa" w:w="2880"/>
+          </w:tcPr>
+          <w:p>
+            <w:r>
+              <w:t>$90\% \leq \eta &lt; 95\%$</w:t>
+            </w:r>
+          </w:p>
+        </w:tc>
+        <w:tc>
+          <w:tcPr>
+            <w:tcW w:type="dxa" w:w="2880"/>
+          </w:tcPr>
+          <w:p>
+            <w:r>
+              <w:t>C（预警）</w:t>
+            </w:r>
+          </w:p>
+        </w:tc>
+        <w:tc>
+          <w:tcPr>
+            <w:tcW w:type="dxa" w:w="2880"/>
+          </w:tcPr>
+          <w:p>
+            <w:r>
+              <w:t>列入本周养护</w:t>
             </w:r>
           </w:p>
         </w:tc>
@@ -982,81 +1424,31 @@
       <w:tr>
         <w:tc>
           <w:tcPr>
-            <w:tcW w:type="dxa" w:w="2928"/>
-          </w:tcPr>
-          <w:p>
-            <w:r>
-              <w:rPr>
-                <w:sz w:val="20"/>
-              </w:rPr>
-              <w:t>后处理层</w:t>
-            </w:r>
-          </w:p>
-        </w:tc>
-        <w:tc>
-          <w:tcPr>
-            <w:tcW w:type="dxa" w:w="2928"/>
-          </w:tcPr>
-          <w:p>
-            <w:r>
-              <w:rPr>
-                <w:sz w:val="20"/>
-              </w:rPr>
-              <w:t>NMS + 阈值过滤</w:t>
-            </w:r>
-          </w:p>
-        </w:tc>
-        <w:tc>
-          <w:tcPr>
-            <w:tcW w:type="dxa" w:w="2928"/>
-          </w:tcPr>
-          <w:p>
-            <w:r>
-              <w:rPr>
-                <w:sz w:val="20"/>
-              </w:rPr>
-              <w:t>多目标去重、缺陷分级判定</w:t>
-            </w:r>
-          </w:p>
-        </w:tc>
-      </w:tr>
-      <w:tr>
-        <w:tc>
-          <w:tcPr>
-            <w:tcW w:type="dxa" w:w="2928"/>
-          </w:tcPr>
-          <w:p>
-            <w:r>
-              <w:rPr>
-                <w:sz w:val="20"/>
-              </w:rPr>
-              <w:t>输出层</w:t>
-            </w:r>
-          </w:p>
-        </w:tc>
-        <w:tc>
-          <w:tcPr>
-            <w:tcW w:type="dxa" w:w="2928"/>
-          </w:tcPr>
-          <w:p>
-            <w:r>
-              <w:rPr>
-                <w:sz w:val="20"/>
-              </w:rPr>
-              <w:t>JSON 结构化结果</w:t>
-            </w:r>
-          </w:p>
-        </w:tc>
-        <w:tc>
-          <w:tcPr>
-            <w:tcW w:type="dxa" w:w="2928"/>
-          </w:tcPr>
-          <w:p>
-            <w:r>
-              <w:rPr>
-                <w:sz w:val="20"/>
-              </w:rPr>
-              <w:t>缺陷类型 + 里程坐标 + 损伤等级 + 置信度</w:t>
+            <w:tcW w:type="dxa" w:w="2880"/>
+          </w:tcPr>
+          <w:p>
+            <w:r>
+              <w:t>$\eta &lt; 90\%$</w:t>
+            </w:r>
+          </w:p>
+        </w:tc>
+        <w:tc>
+          <w:tcPr>
+            <w:tcW w:type="dxa" w:w="2880"/>
+          </w:tcPr>
+          <w:p>
+            <w:r>
+              <w:t>D（告警）</w:t>
+            </w:r>
+          </w:p>
+        </w:tc>
+        <w:tc>
+          <w:tcPr>
+            <w:tcW w:type="dxa" w:w="2880"/>
+          </w:tcPr>
+          <w:p>
+            <w:r>
+              <w:t>立即安排养护</w:t>
             </w:r>
           </w:p>
         </w:tc>
@@ -1064,216 +1456,39 @@
     </w:tbl>
     <w:p/>
     <w:p>
-      <w:pPr>
-        <w:spacing w:after="60"/>
-      </w:pPr>
       <w:r>
-        <w:rPr>
-          <w:sz w:val="21"/>
-        </w:rPr>
-        <w:t>**推理流水线时序：**</w:t>
+        <w:t xml:space="preserve">&gt; </w:t>
       </w:r>
-    </w:p>
-    <w:p>
-      <w:pPr>
-        <w:spacing w:after="120"/>
-        <w:ind w:left="432"/>
-      </w:pPr>
-      <w:r>
-        <w:rPr>
-          <w:rFonts w:ascii="Courier New" w:hAnsi="Courier New"/>
-          <w:sz w:val="18"/>
-        </w:rPr>
-        <w:t>图像采集 → 预处理(2ms) → GPU推理(15ms) → 后处理(3ms) → 融合判定(5ms) → 结果输出</w:t>
-        <w:br/>
-        <w:t xml:space="preserve">              └──────────────── 全流程 25ms ────────────────┘</w:t>
-      </w:r>
-    </w:p>
-    <w:p>
-      <w:pPr>
-        <w:spacing w:after="60"/>
-      </w:pPr>
-      <w:r>
-        <w:rPr>
-          <w:sz w:val="21"/>
-        </w:rPr>
-        <w:t>**帧处理吞吐量：**</w:t>
-      </w:r>
-    </w:p>
-    <w:p>
-      <w:pPr>
-        <w:pStyle w:val="ListBullet"/>
-        <w:spacing w:after="40"/>
-        <w:ind w:left="432"/>
-      </w:pPr>
-      <w:r>
-        <w:rPr>
-          <w:sz w:val="21"/>
-        </w:rPr>
-        <w:t>单帧总延迟：≤ 25ms</w:t>
-      </w:r>
-    </w:p>
-    <w:p>
-      <w:pPr>
-        <w:pStyle w:val="ListBullet"/>
-        <w:spacing w:after="40"/>
-        <w:ind w:left="432"/>
-      </w:pPr>
-      <w:r>
-        <w:rPr>
-          <w:sz w:val="21"/>
-        </w:rPr>
-        <w:t>理论最大处理帧率：40 fps</w:t>
-      </w:r>
-    </w:p>
-    <w:p>
-      <w:pPr>
-        <w:pStyle w:val="ListBullet"/>
-        <w:spacing w:after="40"/>
-        <w:ind w:left="432"/>
-      </w:pPr>
-      <w:r>
-        <w:rPr>
-          <w:sz w:val="21"/>
-        </w:rPr>
-        <w:t>实际工作帧率：25 fps（含安全冗余）</w:t>
-      </w:r>
-    </w:p>
-    <w:p>
-      <w:pPr>
-        <w:spacing w:after="60"/>
-      </w:pPr>
       <w:r>
         <w:rPr>
           <w:b/>
-          <w:color w:val="1F497D"/>
-          <w:sz w:val="26"/>
         </w:rPr>
-        <w:t>六、实时融合算法细节</w:t>
+        <w:t>注</w:t>
+      </w:r>
+      <w:r>
+        <w:t>：道钉/螺栓节距 $700\text{ mm}$，若连续 3 个以上未检测到目标，触发"疑似缺失"告警，并标注里程位置，人工复核确认。</w:t>
       </w:r>
     </w:p>
+    <w:p/>
+    <w:p>
+      <w:r>
+        <w:rPr>
+          <w:b w:val="0"/>
+          <w:i w:val="0"/>
+        </w:rPr>
+        <w:t>---</w:t>
+      </w:r>
+    </w:p>
+    <w:p/>
     <w:p>
       <w:pPr>
-        <w:spacing w:after="60"/>
+        <w:pStyle w:val="Heading2"/>
       </w:pPr>
       <w:r>
-        <w:rPr>
-          <w:sz w:val="21"/>
-        </w:rPr>
-        <w:t>三流数据融合采用"时间窗口对齐 + 空间位置关联 + 判级融合"三级结构：</w:t>
+        <w:t>四、远程升级与模型迭代</w:t>
       </w:r>
     </w:p>
-    <w:p>
-      <w:pPr>
-        <w:spacing w:after="60"/>
-      </w:pPr>
-      <w:r>
-        <w:rPr>
-          <w:sz w:val="21"/>
-        </w:rPr>
-        <w:t>**第一级：时间窗口对齐**</w:t>
-      </w:r>
-    </w:p>
-    <w:p>
-      <w:pPr>
-        <w:pStyle w:val="ListBullet"/>
-        <w:spacing w:after="40"/>
-        <w:ind w:left="432"/>
-      </w:pPr>
-      <w:r>
-        <w:rPr>
-          <w:sz w:val="21"/>
-        </w:rPr>
-        <w:t>陀螺仪数据：毫秒级时间戳，与相机帧编号精确对应</w:t>
-      </w:r>
-    </w:p>
-    <w:p>
-      <w:pPr>
-        <w:pStyle w:val="ListBullet"/>
-        <w:spacing w:after="40"/>
-        <w:ind w:left="432"/>
-      </w:pPr>
-      <w:r>
-        <w:rPr>
-          <w:sz w:val="21"/>
-        </w:rPr>
-        <w:t>里程编码器：每帧图像绑定当前里程坐标，精度 ±5mm</w:t>
-      </w:r>
-    </w:p>
-    <w:p>
-      <w:pPr>
-        <w:pStyle w:val="ListBullet"/>
-        <w:spacing w:after="40"/>
-        <w:ind w:left="432"/>
-      </w:pPr>
-      <w:r>
-        <w:rPr>
-          <w:sz w:val="21"/>
-        </w:rPr>
-        <w:t>融合窗口：50ms 滑动窗口，窗口内数据视为同一时刻采集</w:t>
-      </w:r>
-    </w:p>
-    <w:p>
-      <w:pPr>
-        <w:spacing w:after="60"/>
-      </w:pPr>
-      <w:r>
-        <w:rPr>
-          <w:sz w:val="21"/>
-        </w:rPr>
-        <w:t>**第二级：空间位置关联**</w:t>
-      </w:r>
-    </w:p>
-    <w:p>
-      <w:pPr>
-        <w:pStyle w:val="ListBullet"/>
-        <w:spacing w:after="40"/>
-        <w:ind w:left="432"/>
-      </w:pPr>
-      <w:r>
-        <w:rPr>
-          <w:sz w:val="21"/>
-        </w:rPr>
-        <w:t>左右轨独立建模，左右钢轨数据独立融合判定</w:t>
-      </w:r>
-    </w:p>
-    <w:p>
-      <w:pPr>
-        <w:pStyle w:val="ListBullet"/>
-        <w:spacing w:after="40"/>
-        <w:ind w:left="432"/>
-      </w:pPr>
-      <w:r>
-        <w:rPr>
-          <w:sz w:val="21"/>
-        </w:rPr>
-        <w:t>缺陷位置 = 里程坐标 + 轨距偏移（左右轨定位）</w:t>
-      </w:r>
-    </w:p>
-    <w:p>
-      <w:pPr>
-        <w:pStyle w:val="ListBullet"/>
-        <w:spacing w:after="40"/>
-        <w:ind w:left="432"/>
-      </w:pPr>
-      <w:r>
-        <w:rPr>
-          <w:sz w:val="21"/>
-        </w:rPr>
-        <w:t>姿态角绑定：缺陷位置同步记录当前机器人俯仰角/侧倾角</w:t>
-      </w:r>
-    </w:p>
-    <w:p>
-      <w:pPr>
-        <w:spacing w:after="60"/>
-      </w:pPr>
-      <w:r>
-        <w:rPr>
-          <w:sz w:val="21"/>
-        </w:rPr>
-        <w:t>**第三级：判级融合输出**</w:t>
-      </w:r>
-    </w:p>
+    <w:p/>
     <w:tbl>
       <w:tblPr>
         <w:tblStyle w:val="TableGrid"/>
@@ -1281,61 +1496,33 @@
         <w:tblLook w:firstColumn="1" w:firstRow="1" w:lastColumn="0" w:lastRow="0" w:noHBand="0" w:noVBand="1" w:val="04A0"/>
       </w:tblPr>
       <w:tblGrid>
-        <w:gridCol w:w="2196"/>
-        <w:gridCol w:w="2196"/>
-        <w:gridCol w:w="2196"/>
-        <w:gridCol w:w="2196"/>
+        <w:gridCol w:w="4320"/>
+        <w:gridCol w:w="4320"/>
       </w:tblGrid>
       <w:tr>
         <w:tc>
           <w:tcPr>
-            <w:tcW w:type="dxa" w:w="2196"/>
+            <w:tcW w:type="dxa" w:w="4320"/>
           </w:tcPr>
           <w:p>
             <w:r>
               <w:rPr>
-                <w:sz w:val="20"/>
+                <w:b/>
               </w:rPr>
-              <w:t>缺陷类型</w:t>
-            </w:r>
-          </w:p>
-        </w:tc>
-        <w:tc>
-          <w:tcPr>
-            <w:tcW w:type="dxa" w:w="2196"/>
+              <w:t>功能</w:t>
+            </w:r>
+          </w:p>
+        </w:tc>
+        <w:tc>
+          <w:tcPr>
+            <w:tcW w:type="dxa" w:w="4320"/>
           </w:tcPr>
           <w:p>
             <w:r>
               <w:rPr>
-                <w:sz w:val="20"/>
+                <w:b/>
               </w:rPr>
-              <w:t>主要依据</w:t>
-            </w:r>
-          </w:p>
-        </w:tc>
-        <w:tc>
-          <w:tcPr>
-            <w:tcW w:type="dxa" w:w="2196"/>
-          </w:tcPr>
-          <w:p>
-            <w:r>
-              <w:rPr>
-                <w:sz w:val="20"/>
-              </w:rPr>
-              <w:t>辅助依据</w:t>
-            </w:r>
-          </w:p>
-        </w:tc>
-        <w:tc>
-          <w:tcPr>
-            <w:tcW w:type="dxa" w:w="2196"/>
-          </w:tcPr>
-          <w:p>
-            <w:r>
-              <w:rPr>
-                <w:sz w:val="20"/>
-              </w:rPr>
-              <w:t>综合判级逻辑</w:t>
+              <w:t>说明</w:t>
             </w:r>
           </w:p>
         </w:tc>
@@ -1343,53 +1530,21 @@
       <w:tr>
         <w:tc>
           <w:tcPr>
-            <w:tcW w:type="dxa" w:w="2196"/>
-          </w:tcPr>
-          <w:p>
-            <w:r>
-              <w:rPr>
-                <w:sz w:val="20"/>
-              </w:rPr>
-              <w:t>轨面裂纹</w:t>
-            </w:r>
-          </w:p>
-        </w:tc>
-        <w:tc>
-          <w:tcPr>
-            <w:tcW w:type="dxa" w:w="2196"/>
-          </w:tcPr>
-          <w:p>
-            <w:r>
-              <w:rPr>
-                <w:sz w:val="20"/>
-              </w:rPr>
-              <w:t>图像语义分割结果</w:t>
-            </w:r>
-          </w:p>
-        </w:tc>
-        <w:tc>
-          <w:tcPr>
-            <w:tcW w:type="dxa" w:w="2196"/>
-          </w:tcPr>
-          <w:p>
-            <w:r>
-              <w:rPr>
-                <w:sz w:val="20"/>
-              </w:rPr>
-              <w:t>轮廓起伏变化</w:t>
-            </w:r>
-          </w:p>
-        </w:tc>
-        <w:tc>
-          <w:tcPr>
-            <w:tcW w:type="dxa" w:w="2196"/>
-          </w:tcPr>
-          <w:p>
-            <w:r>
-              <w:rPr>
-                <w:sz w:val="20"/>
-              </w:rPr>
-              <w:t>图像为主，轮廓印证</w:t>
+            <w:tcW w:type="dxa" w:w="4320"/>
+          </w:tcPr>
+          <w:p>
+            <w:r>
+              <w:t>模型远程推送</w:t>
+            </w:r>
+          </w:p>
+        </w:tc>
+        <w:tc>
+          <w:tcPr>
+            <w:tcW w:type="dxa" w:w="4320"/>
+          </w:tcPr>
+          <w:p>
+            <w:r>
+              <w:t>AI 检测模型可通过移动网络远程推送更新，持续提升精度</w:t>
             </w:r>
           </w:p>
         </w:tc>
@@ -1397,53 +1552,21 @@
       <w:tr>
         <w:tc>
           <w:tcPr>
-            <w:tcW w:type="dxa" w:w="2196"/>
-          </w:tcPr>
-          <w:p>
-            <w:r>
-              <w:rPr>
-                <w:sz w:val="20"/>
-              </w:rPr>
-              <w:t>轨面掉块</w:t>
-            </w:r>
-          </w:p>
-        </w:tc>
-        <w:tc>
-          <w:tcPr>
-            <w:tcW w:type="dxa" w:w="2196"/>
-          </w:tcPr>
-          <w:p>
-            <w:r>
-              <w:rPr>
-                <w:sz w:val="20"/>
-              </w:rPr>
-              <w:t>图像目标检测</w:t>
-            </w:r>
-          </w:p>
-        </w:tc>
-        <w:tc>
-          <w:tcPr>
-            <w:tcW w:type="dxa" w:w="2196"/>
-          </w:tcPr>
-          <w:p>
-            <w:r>
-              <w:rPr>
-                <w:sz w:val="20"/>
-              </w:rPr>
-              <w:t>轮廓深度突变</w:t>
-            </w:r>
-          </w:p>
-        </w:tc>
-        <w:tc>
-          <w:tcPr>
-            <w:tcW w:type="dxa" w:w="2196"/>
-          </w:tcPr>
-          <w:p>
-            <w:r>
-              <w:rPr>
-                <w:sz w:val="20"/>
-              </w:rPr>
-              <w:t>双维度同时超限才判定</w:t>
+            <w:tcW w:type="dxa" w:w="4320"/>
+          </w:tcPr>
+          <w:p>
+            <w:r>
+              <w:t>数据回传训练</w:t>
+            </w:r>
+          </w:p>
+        </w:tc>
+        <w:tc>
+          <w:tcPr>
+            <w:tcW w:type="dxa" w:w="4320"/>
+          </w:tcPr>
+          <w:p>
+            <w:r>
+              <w:t>检测数据匿名化后回传云端，用于模型迭代训练</w:t>
             </w:r>
           </w:p>
         </w:tc>
@@ -1451,107 +1574,21 @@
       <w:tr>
         <w:tc>
           <w:tcPr>
-            <w:tcW w:type="dxa" w:w="2196"/>
-          </w:tcPr>
-          <w:p>
-            <w:r>
-              <w:rPr>
-                <w:sz w:val="20"/>
-              </w:rPr>
-              <w:t>螺栓松动</w:t>
-            </w:r>
-          </w:p>
-        </w:tc>
-        <w:tc>
-          <w:tcPr>
-            <w:tcW w:type="dxa" w:w="2196"/>
-          </w:tcPr>
-          <w:p>
-            <w:r>
-              <w:rPr>
-                <w:sz w:val="20"/>
-              </w:rPr>
-              <w:t>图像目标检测</w:t>
-            </w:r>
-          </w:p>
-        </w:tc>
-        <w:tc>
-          <w:tcPr>
-            <w:tcW w:type="dxa" w:w="2196"/>
-          </w:tcPr>
-          <w:p>
-            <w:r>
-              <w:rPr>
-                <w:sz w:val="20"/>
-              </w:rPr>
-              <w:t>姿态振动信号</w:t>
-            </w:r>
-          </w:p>
-        </w:tc>
-        <w:tc>
-          <w:tcPr>
-            <w:tcW w:type="dxa" w:w="2196"/>
-          </w:tcPr>
-          <w:p>
-            <w:r>
-              <w:rPr>
-                <w:sz w:val="20"/>
-              </w:rPr>
-              <w:t>图像为主，振动辅助</w:t>
-            </w:r>
-          </w:p>
-        </w:tc>
-      </w:tr>
-      <w:tr>
-        <w:tc>
-          <w:tcPr>
-            <w:tcW w:type="dxa" w:w="2196"/>
-          </w:tcPr>
-          <w:p>
-            <w:r>
-              <w:rPr>
-                <w:sz w:val="20"/>
-              </w:rPr>
-              <w:t>轮廓磨耗</w:t>
-            </w:r>
-          </w:p>
-        </w:tc>
-        <w:tc>
-          <w:tcPr>
-            <w:tcW w:type="dxa" w:w="2196"/>
-          </w:tcPr>
-          <w:p>
-            <w:r>
-              <w:rPr>
-                <w:sz w:val="20"/>
-              </w:rPr>
-              <w:t>3D 点云数据</w:t>
-            </w:r>
-          </w:p>
-        </w:tc>
-        <w:tc>
-          <w:tcPr>
-            <w:tcW w:type="dxa" w:w="2196"/>
-          </w:tcPr>
-          <w:p>
-            <w:r>
-              <w:rPr>
-                <w:sz w:val="20"/>
-              </w:rPr>
-              <w:t>—</w:t>
-            </w:r>
-          </w:p>
-        </w:tc>
-        <w:tc>
-          <w:tcPr>
-            <w:tcW w:type="dxa" w:w="2196"/>
-          </w:tcPr>
-          <w:p>
-            <w:r>
-              <w:rPr>
-                <w:sz w:val="20"/>
-              </w:rPr>
-              <w:t>点云独立判定</w:t>
+            <w:tcW w:type="dxa" w:w="4320"/>
+          </w:tcPr>
+          <w:p>
+            <w:r>
+              <w:t>远程参数调优</w:t>
+            </w:r>
+          </w:p>
+        </w:tc>
+        <w:tc>
+          <w:tcPr>
+            <w:tcW w:type="dxa" w:w="4320"/>
+          </w:tcPr>
+          <w:p>
+            <w:r>
+              <w:t>可远程调整检测阈值、报警策略，无需到场</w:t>
             </w:r>
           </w:p>
         </w:tc>
@@ -1559,29 +1596,34 @@
     </w:tbl>
     <w:p/>
     <w:p>
+      <w:r>
+        <w:rPr>
+          <w:b w:val="0"/>
+          <w:i w:val="0"/>
+        </w:rPr>
+        <w:t>---</w:t>
+      </w:r>
+    </w:p>
+    <w:p/>
+    <w:p>
       <w:pPr>
-        <w:spacing w:after="60"/>
+        <w:pStyle w:val="Heading2"/>
       </w:pPr>
       <w:r>
-        <w:rPr>
-          <w:b/>
-          <w:color w:val="1F497D"/>
-          <w:sz w:val="26"/>
-        </w:rPr>
-        <w:t>七、通信层详细说明</w:t>
+        <w:t>五、AI 推理引擎详细架构</w:t>
       </w:r>
     </w:p>
+    <w:p/>
     <w:p>
-      <w:pPr>
-        <w:spacing w:after="60"/>
-      </w:pPr>
       <w:r>
         <w:rPr>
-          <w:sz w:val="21"/>
+          <w:b w:val="0"/>
+          <w:i w:val="0"/>
         </w:rPr>
-        <w:t>三网物理隔离，每网独立运行，互不干扰：</w:t>
+        <w:t>本系统边缘推理采用 CPU + GPU 异构架构，兼顾实时性与低功耗：</w:t>
       </w:r>
     </w:p>
+    <w:p/>
     <w:tbl>
       <w:tblPr>
         <w:tblStyle w:val="TableGrid"/>
@@ -1589,89 +1631,47 @@
         <w:tblLook w:firstColumn="1" w:firstRow="1" w:lastColumn="0" w:lastRow="0" w:noHBand="0" w:noVBand="1" w:val="04A0"/>
       </w:tblPr>
       <w:tblGrid>
-        <w:gridCol w:w="1464"/>
-        <w:gridCol w:w="1464"/>
-        <w:gridCol w:w="1464"/>
-        <w:gridCol w:w="1464"/>
-        <w:gridCol w:w="1464"/>
-        <w:gridCol w:w="1464"/>
+        <w:gridCol w:w="2880"/>
+        <w:gridCol w:w="2880"/>
+        <w:gridCol w:w="2880"/>
       </w:tblGrid>
       <w:tr>
         <w:tc>
           <w:tcPr>
-            <w:tcW w:type="dxa" w:w="1464"/>
+            <w:tcW w:type="dxa" w:w="2880"/>
           </w:tcPr>
           <w:p>
             <w:r>
               <w:rPr>
-                <w:sz w:val="20"/>
+                <w:b/>
               </w:rPr>
-              <w:t>网络</w:t>
-            </w:r>
-          </w:p>
-        </w:tc>
-        <w:tc>
-          <w:tcPr>
-            <w:tcW w:type="dxa" w:w="1464"/>
+              <w:t>层级</w:t>
+            </w:r>
+          </w:p>
+        </w:tc>
+        <w:tc>
+          <w:tcPr>
+            <w:tcW w:type="dxa" w:w="2880"/>
           </w:tcPr>
           <w:p>
             <w:r>
               <w:rPr>
-                <w:sz w:val="20"/>
+                <w:b/>
               </w:rPr>
-              <w:t>物理介质</w:t>
-            </w:r>
-          </w:p>
-        </w:tc>
-        <w:tc>
-          <w:tcPr>
-            <w:tcW w:type="dxa" w:w="1464"/>
+              <w:t>组件</w:t>
+            </w:r>
+          </w:p>
+        </w:tc>
+        <w:tc>
+          <w:tcPr>
+            <w:tcW w:type="dxa" w:w="2880"/>
           </w:tcPr>
           <w:p>
             <w:r>
               <w:rPr>
-                <w:sz w:val="20"/>
+                <w:b/>
               </w:rPr>
-              <w:t>协议</w:t>
-            </w:r>
-          </w:p>
-        </w:tc>
-        <w:tc>
-          <w:tcPr>
-            <w:tcW w:type="dxa" w:w="1464"/>
-          </w:tcPr>
-          <w:p>
-            <w:r>
-              <w:rPr>
-                <w:sz w:val="20"/>
-              </w:rPr>
-              <w:t>带宽</w:t>
-            </w:r>
-          </w:p>
-        </w:tc>
-        <w:tc>
-          <w:tcPr>
-            <w:tcW w:type="dxa" w:w="1464"/>
-          </w:tcPr>
-          <w:p>
-            <w:r>
-              <w:rPr>
-                <w:sz w:val="20"/>
-              </w:rPr>
-              <w:t>实时性</w:t>
-            </w:r>
-          </w:p>
-        </w:tc>
-        <w:tc>
-          <w:tcPr>
-            <w:tcW w:type="dxa" w:w="1464"/>
-          </w:tcPr>
-          <w:p>
-            <w:r>
-              <w:rPr>
-                <w:sz w:val="20"/>
-              </w:rPr>
-              <w:t>用途</w:t>
+              <w:t>说明</w:t>
             </w:r>
           </w:p>
         </w:tc>
@@ -1679,79 +1679,31 @@
       <w:tr>
         <w:tc>
           <w:tcPr>
-            <w:tcW w:type="dxa" w:w="1464"/>
-          </w:tcPr>
-          <w:p>
-            <w:r>
-              <w:rPr>
-                <w:sz w:val="20"/>
-              </w:rPr>
-              <w:t>**工业总线网（控制网）**</w:t>
-            </w:r>
-          </w:p>
-        </w:tc>
-        <w:tc>
-          <w:tcPr>
-            <w:tcW w:type="dxa" w:w="1464"/>
-          </w:tcPr>
-          <w:p>
-            <w:r>
-              <w:rPr>
-                <w:sz w:val="20"/>
-              </w:rPr>
-              <w:t>双路 CAN FD + EtherCAT</w:t>
-            </w:r>
-          </w:p>
-        </w:tc>
-        <w:tc>
-          <w:tcPr>
-            <w:tcW w:type="dxa" w:w="1464"/>
-          </w:tcPr>
-          <w:p>
-            <w:r>
-              <w:rPr>
-                <w:sz w:val="20"/>
-              </w:rPr>
-              <w:t>CANopen over EtherCAT</w:t>
-            </w:r>
-          </w:p>
-        </w:tc>
-        <w:tc>
-          <w:tcPr>
-            <w:tcW w:type="dxa" w:w="1464"/>
-          </w:tcPr>
-          <w:p>
-            <w:r>
-              <w:rPr>
-                <w:sz w:val="20"/>
-              </w:rPr>
-              <w:t>100 Mbps</w:t>
-            </w:r>
-          </w:p>
-        </w:tc>
-        <w:tc>
-          <w:tcPr>
-            <w:tcW w:type="dxa" w:w="1464"/>
-          </w:tcPr>
-          <w:p>
-            <w:r>
-              <w:rPr>
-                <w:sz w:val="20"/>
-              </w:rPr>
-              <w:t>硬实时 ≤ 1ms</w:t>
-            </w:r>
-          </w:p>
-        </w:tc>
-        <w:tc>
-          <w:tcPr>
-            <w:tcW w:type="dxa" w:w="1464"/>
-          </w:tcPr>
-          <w:p>
-            <w:r>
-              <w:rPr>
-                <w:sz w:val="20"/>
-              </w:rPr>
-              <w:t>伺服驱动、电机控制、刹车、急停</w:t>
+            <w:tcW w:type="dxa" w:w="2880"/>
+          </w:tcPr>
+          <w:p>
+            <w:r>
+              <w:t>输入预处理层</w:t>
+            </w:r>
+          </w:p>
+        </w:tc>
+        <w:tc>
+          <w:tcPr>
+            <w:tcW w:type="dxa" w:w="2880"/>
+          </w:tcPr>
+          <w:p>
+            <w:r>
+              <w:t>图像归一化 + 点云滤波</w:t>
+            </w:r>
+          </w:p>
+        </w:tc>
+        <w:tc>
+          <w:tcPr>
+            <w:tcW w:type="dxa" w:w="2880"/>
+          </w:tcPr>
+          <w:p>
+            <w:r>
+              <w:t>2448×2048 原始图像预处理为模型输入格式</w:t>
             </w:r>
           </w:p>
         </w:tc>
@@ -1759,79 +1711,31 @@
       <w:tr>
         <w:tc>
           <w:tcPr>
-            <w:tcW w:type="dxa" w:w="1464"/>
-          </w:tcPr>
-          <w:p>
-            <w:r>
-              <w:rPr>
-                <w:sz w:val="20"/>
-              </w:rPr>
-              <w:t>**千兆以太网（采集网）**</w:t>
-            </w:r>
-          </w:p>
-        </w:tc>
-        <w:tc>
-          <w:tcPr>
-            <w:tcW w:type="dxa" w:w="1464"/>
-          </w:tcPr>
-          <w:p>
-            <w:r>
-              <w:rPr>
-                <w:sz w:val="20"/>
-              </w:rPr>
-              <w:t>千兆工业以太网</w:t>
-            </w:r>
-          </w:p>
-        </w:tc>
-        <w:tc>
-          <w:tcPr>
-            <w:tcW w:type="dxa" w:w="1464"/>
-          </w:tcPr>
-          <w:p>
-            <w:r>
-              <w:rPr>
-                <w:sz w:val="20"/>
-              </w:rPr>
-              <w:t>GigE Vision + TCP/IP</w:t>
-            </w:r>
-          </w:p>
-        </w:tc>
-        <w:tc>
-          <w:tcPr>
-            <w:tcW w:type="dxa" w:w="1464"/>
-          </w:tcPr>
-          <w:p>
-            <w:r>
-              <w:rPr>
-                <w:sz w:val="20"/>
-              </w:rPr>
-              <w:t>1000 Mbps</w:t>
-            </w:r>
-          </w:p>
-        </w:tc>
-        <w:tc>
-          <w:tcPr>
-            <w:tcW w:type="dxa" w:w="1464"/>
-          </w:tcPr>
-          <w:p>
-            <w:r>
-              <w:rPr>
-                <w:sz w:val="20"/>
-              </w:rPr>
-              <w:t>软实时 ≤ 10ms</w:t>
-            </w:r>
-          </w:p>
-        </w:tc>
-        <w:tc>
-          <w:tcPr>
-            <w:tcW w:type="dxa" w:w="1464"/>
-          </w:tcPr>
-          <w:p>
-            <w:r>
-              <w:rPr>
-                <w:sz w:val="20"/>
-              </w:rPr>
-              <w:t>6路相机 + 2路激光实时采集</w:t>
+            <w:tcW w:type="dxa" w:w="2880"/>
+          </w:tcPr>
+          <w:p>
+            <w:r>
+              <w:t>AI 推理层</w:t>
+            </w:r>
+          </w:p>
+        </w:tc>
+        <w:tc>
+          <w:tcPr>
+            <w:tcW w:type="dxa" w:w="2880"/>
+          </w:tcPr>
+          <w:p>
+            <w:r>
+              <w:t>NVIDIA Jetson AGX Orin（嵌入式 GPU）</w:t>
+            </w:r>
+          </w:p>
+        </w:tc>
+        <w:tc>
+          <w:tcPr>
+            <w:tcW w:type="dxa" w:w="2880"/>
+          </w:tcPr>
+          <w:p>
+            <w:r>
+              <w:t>32 TOPS AI 算力，支持 INT8/FP16 并行推理</w:t>
             </w:r>
           </w:p>
         </w:tc>
@@ -1839,79 +1743,95 @@
       <w:tr>
         <w:tc>
           <w:tcPr>
-            <w:tcW w:type="dxa" w:w="1464"/>
-          </w:tcPr>
-          <w:p>
-            <w:r>
-              <w:rPr>
-                <w:sz w:val="20"/>
-              </w:rPr>
-              <w:t>**移动网络（传输网）**</w:t>
-            </w:r>
-          </w:p>
-        </w:tc>
-        <w:tc>
-          <w:tcPr>
-            <w:tcW w:type="dxa" w:w="1464"/>
-          </w:tcPr>
-          <w:p>
-            <w:r>
-              <w:rPr>
-                <w:sz w:val="20"/>
-              </w:rPr>
-              <w:t>4G/5G 无线</w:t>
-            </w:r>
-          </w:p>
-        </w:tc>
-        <w:tc>
-          <w:tcPr>
-            <w:tcW w:type="dxa" w:w="1464"/>
-          </w:tcPr>
-          <w:p>
-            <w:r>
-              <w:rPr>
-                <w:sz w:val="20"/>
-              </w:rPr>
-              <w:t>MQTT + TLS</w:t>
-            </w:r>
-          </w:p>
-        </w:tc>
-        <w:tc>
-          <w:tcPr>
-            <w:tcW w:type="dxa" w:w="1464"/>
-          </w:tcPr>
-          <w:p>
-            <w:r>
-              <w:rPr>
-                <w:sz w:val="20"/>
-              </w:rPr>
-              <w:t>50~500 Mbps</w:t>
-            </w:r>
-          </w:p>
-        </w:tc>
-        <w:tc>
-          <w:tcPr>
-            <w:tcW w:type="dxa" w:w="1464"/>
-          </w:tcPr>
-          <w:p>
-            <w:r>
-              <w:rPr>
-                <w:sz w:val="20"/>
-              </w:rPr>
-              <w:t>非实时秒级</w:t>
-            </w:r>
-          </w:p>
-        </w:tc>
-        <w:tc>
-          <w:tcPr>
-            <w:tcW w:type="dxa" w:w="1464"/>
-          </w:tcPr>
-          <w:p>
-            <w:r>
-              <w:rPr>
-                <w:sz w:val="20"/>
-              </w:rPr>
-              <w:t>数据上传、远程监控、模型推送</w:t>
+            <w:tcW w:type="dxa" w:w="2880"/>
+          </w:tcPr>
+          <w:p>
+            <w:r>
+              <w:t>推理框架</w:t>
+            </w:r>
+          </w:p>
+        </w:tc>
+        <w:tc>
+          <w:tcPr>
+            <w:tcW w:type="dxa" w:w="2880"/>
+          </w:tcPr>
+          <w:p>
+            <w:r>
+              <w:t>TensorRT 加速</w:t>
+            </w:r>
+          </w:p>
+        </w:tc>
+        <w:tc>
+          <w:tcPr>
+            <w:tcW w:type="dxa" w:w="2880"/>
+          </w:tcPr>
+          <w:p>
+            <w:r>
+              <w:t>模型推理延迟 &lt; 20ms/帧</w:t>
+            </w:r>
+          </w:p>
+        </w:tc>
+      </w:tr>
+      <w:tr>
+        <w:tc>
+          <w:tcPr>
+            <w:tcW w:type="dxa" w:w="2880"/>
+          </w:tcPr>
+          <w:p>
+            <w:r>
+              <w:t>后处理层</w:t>
+            </w:r>
+          </w:p>
+        </w:tc>
+        <w:tc>
+          <w:tcPr>
+            <w:tcW w:type="dxa" w:w="2880"/>
+          </w:tcPr>
+          <w:p>
+            <w:r>
+              <w:t>NMS + 阈值过滤</w:t>
+            </w:r>
+          </w:p>
+        </w:tc>
+        <w:tc>
+          <w:tcPr>
+            <w:tcW w:type="dxa" w:w="2880"/>
+          </w:tcPr>
+          <w:p>
+            <w:r>
+              <w:t>多目标去重、缺陷分级判定</w:t>
+            </w:r>
+          </w:p>
+        </w:tc>
+      </w:tr>
+      <w:tr>
+        <w:tc>
+          <w:tcPr>
+            <w:tcW w:type="dxa" w:w="2880"/>
+          </w:tcPr>
+          <w:p>
+            <w:r>
+              <w:t>输出层</w:t>
+            </w:r>
+          </w:p>
+        </w:tc>
+        <w:tc>
+          <w:tcPr>
+            <w:tcW w:type="dxa" w:w="2880"/>
+          </w:tcPr>
+          <w:p>
+            <w:r>
+              <w:t>JSON 结构化结果</w:t>
+            </w:r>
+          </w:p>
+        </w:tc>
+        <w:tc>
+          <w:tcPr>
+            <w:tcW w:type="dxa" w:w="2880"/>
+          </w:tcPr>
+          <w:p>
+            <w:r>
+              <w:t>缺陷类型 + 里程坐标 + 损伤等级 + 置信度</w:t>
             </w:r>
           </w:p>
         </w:tc>
@@ -1920,67 +1840,116 @@
     <w:p/>
     <w:p>
       <w:pPr>
-        <w:spacing w:after="60"/>
+        <w:pStyle w:val="Heading3"/>
       </w:pPr>
       <w:r>
+        <w:t xml:space="preserve"> 5.1 推理流水线时序模型</w:t>
+      </w:r>
+    </w:p>
+    <w:p/>
+    <w:p>
+      <w:r>
+        <w:t>[图/表内容见对应 Markdown 源文件中的 mermaid 图]</w:t>
+      </w:r>
+    </w:p>
+    <w:p/>
+    <w:p>
+      <w:r>
+        <w:t xml:space="preserve">&gt; </w:t>
+      </w:r>
+      <w:r>
         <w:rPr>
-          <w:sz w:val="21"/>
+          <w:b/>
         </w:rPr>
-        <w:t>**三网隔离实现：**</w:t>
+        <w:t>图 4-2：单帧推理流水线时序图</w:t>
+      </w:r>
+      <w:r/>
+    </w:p>
+    <w:p>
+      <w:r>
+        <w:rPr>
+          <w:b w:val="0"/>
+          <w:i w:val="0"/>
+        </w:rPr>
+        <w:t>&gt; - 总延迟：≤ 25ms（含安全冗余）</w:t>
       </w:r>
     </w:p>
     <w:p>
-      <w:pPr>
-        <w:pStyle w:val="ListBullet"/>
-        <w:spacing w:after="40"/>
-        <w:ind w:left="432"/>
-      </w:pPr>
       <w:r>
         <w:rPr>
-          <w:sz w:val="21"/>
+          <w:b w:val="0"/>
+          <w:i w:val="0"/>
         </w:rPr>
-        <w:t>三块独立网卡 + 三个独立 MAC 地址，物理层完全分离</w:t>
+        <w:t>&gt; - 理论最大处理帧率：40 fps（1000ms / 25ms）</w:t>
       </w:r>
     </w:p>
     <w:p>
+      <w:r>
+        <w:rPr>
+          <w:b w:val="0"/>
+          <w:i w:val="0"/>
+        </w:rPr>
+        <w:t>&gt; - 实际工作帧率：25 fps（含 5ms 安全余量）</w:t>
+      </w:r>
+    </w:p>
+    <w:p/>
+    <w:p>
       <w:pPr>
-        <w:pStyle w:val="ListBullet"/>
-        <w:spacing w:after="40"/>
-        <w:ind w:left="432"/>
+        <w:pStyle w:val="Heading3"/>
       </w:pPr>
       <w:r>
+        <w:t xml:space="preserve"> 5.2 推理吞吐量数学模型</w:t>
+      </w:r>
+    </w:p>
+    <w:p/>
+    <w:p>
+      <w:r>
         <w:rPr>
-          <w:sz w:val="21"/>
+          <w:b w:val="0"/>
+          <w:i w:val="0"/>
         </w:rPr>
-        <w:t>三套独立 PHY 芯片，任一网络故障不影响另外两张网</w:t>
+        <w:t>单帧处理延迟 $T_{\text{frame}}$ 由各环节延迟叠加构成：</w:t>
+      </w:r>
+    </w:p>
+    <w:p/>
+    <w:p>
+      <w:r>
+        <w:rPr>
+          <w:b w:val="0"/>
+          <w:i w:val="0"/>
+        </w:rPr>
+        <w:t>$$</w:t>
       </w:r>
     </w:p>
     <w:p>
-      <w:pPr>
-        <w:pStyle w:val="ListBullet"/>
-        <w:spacing w:after="40"/>
-        <w:ind w:left="432"/>
-      </w:pPr>
       <w:r>
         <w:rPr>
-          <w:sz w:val="21"/>
+          <w:b w:val="0"/>
+          <w:i w:val="0"/>
         </w:rPr>
-        <w:t>VLAN 或独立交换芯片进一步逻辑隔离</w:t>
+        <w:t>T_{\text{frame}} = T_{\text{pre}} + T_{\text{GPU}} + T_{\text{post}} + T_{\text{fusion}} + T_{\text{margin}}</w:t>
       </w:r>
     </w:p>
     <w:p>
-      <w:pPr>
-        <w:spacing w:after="60"/>
-      </w:pPr>
       <w:r>
         <w:rPr>
-          <w:b/>
-          <w:color w:val="1F497D"/>
-          <w:sz w:val="26"/>
+          <w:b w:val="0"/>
+          <w:i w:val="0"/>
         </w:rPr>
-        <w:t>八、网络安全与数据安全</w:t>
+        <w:t>$$</w:t>
       </w:r>
     </w:p>
+    <w:p/>
+    <w:p>
+      <w:r>
+        <w:rPr>
+          <w:b w:val="0"/>
+          <w:i w:val="0"/>
+        </w:rPr>
+        <w:t>其中：</w:t>
+      </w:r>
+    </w:p>
+    <w:p/>
     <w:tbl>
       <w:tblPr>
         <w:tblStyle w:val="TableGrid"/>
@@ -1988,47 +1957,47 @@
         <w:tblLook w:firstColumn="1" w:firstRow="1" w:lastColumn="0" w:lastRow="0" w:noHBand="0" w:noVBand="1" w:val="04A0"/>
       </w:tblPr>
       <w:tblGrid>
-        <w:gridCol w:w="2928"/>
-        <w:gridCol w:w="2928"/>
-        <w:gridCol w:w="2928"/>
+        <w:gridCol w:w="2880"/>
+        <w:gridCol w:w="2880"/>
+        <w:gridCol w:w="2880"/>
       </w:tblGrid>
       <w:tr>
         <w:tc>
           <w:tcPr>
-            <w:tcW w:type="dxa" w:w="2928"/>
+            <w:tcW w:type="dxa" w:w="2880"/>
           </w:tcPr>
           <w:p>
             <w:r>
               <w:rPr>
-                <w:sz w:val="20"/>
+                <w:b/>
               </w:rPr>
-              <w:t>安全维度</w:t>
-            </w:r>
-          </w:p>
-        </w:tc>
-        <w:tc>
-          <w:tcPr>
-            <w:tcW w:type="dxa" w:w="2928"/>
+              <w:t>符号</w:t>
+            </w:r>
+          </w:p>
+        </w:tc>
+        <w:tc>
+          <w:tcPr>
+            <w:tcW w:type="dxa" w:w="2880"/>
           </w:tcPr>
           <w:p>
             <w:r>
               <w:rPr>
-                <w:sz w:val="20"/>
+                <w:b/>
               </w:rPr>
-              <w:t>措施</w:t>
-            </w:r>
-          </w:p>
-        </w:tc>
-        <w:tc>
-          <w:tcPr>
-            <w:tcW w:type="dxa" w:w="2928"/>
+              <w:t>含义</w:t>
+            </w:r>
+          </w:p>
+        </w:tc>
+        <w:tc>
+          <w:tcPr>
+            <w:tcW w:type="dxa" w:w="2880"/>
           </w:tcPr>
           <w:p>
             <w:r>
               <w:rPr>
-                <w:sz w:val="20"/>
+                <w:b/>
               </w:rPr>
-              <w:t>说明</w:t>
+              <w:t>典型值</w:t>
             </w:r>
           </w:p>
         </w:tc>
@@ -2036,40 +2005,31 @@
       <w:tr>
         <w:tc>
           <w:tcPr>
-            <w:tcW w:type="dxa" w:w="2928"/>
-          </w:tcPr>
-          <w:p>
-            <w:r>
-              <w:rPr>
-                <w:sz w:val="20"/>
-              </w:rPr>
-              <w:t>传输加密</w:t>
-            </w:r>
-          </w:p>
-        </w:tc>
-        <w:tc>
-          <w:tcPr>
-            <w:tcW w:type="dxa" w:w="2928"/>
-          </w:tcPr>
-          <w:p>
-            <w:r>
-              <w:rPr>
-                <w:sz w:val="20"/>
-              </w:rPr>
-              <w:t>TLS 1.3</w:t>
-            </w:r>
-          </w:p>
-        </w:tc>
-        <w:tc>
-          <w:tcPr>
-            <w:tcW w:type="dxa" w:w="2928"/>
-          </w:tcPr>
-          <w:p>
-            <w:r>
-              <w:rPr>
-                <w:sz w:val="20"/>
-              </w:rPr>
-              <w:t>移动网络传输全程加密，防止数据窃取</w:t>
+            <w:tcW w:type="dxa" w:w="2880"/>
+          </w:tcPr>
+          <w:p>
+            <w:r>
+              <w:t>$T_{\text{pre}}$</w:t>
+            </w:r>
+          </w:p>
+        </w:tc>
+        <w:tc>
+          <w:tcPr>
+            <w:tcW w:type="dxa" w:w="2880"/>
+          </w:tcPr>
+          <w:p>
+            <w:r>
+              <w:t>预处理延迟（图像归一化 + 点云滤波）</w:t>
+            </w:r>
+          </w:p>
+        </w:tc>
+        <w:tc>
+          <w:tcPr>
+            <w:tcW w:type="dxa" w:w="2880"/>
+          </w:tcPr>
+          <w:p>
+            <w:r>
+              <w:t>2 ms</w:t>
             </w:r>
           </w:p>
         </w:tc>
@@ -2077,40 +2037,31 @@
       <w:tr>
         <w:tc>
           <w:tcPr>
-            <w:tcW w:type="dxa" w:w="2928"/>
-          </w:tcPr>
-          <w:p>
-            <w:r>
-              <w:rPr>
-                <w:sz w:val="20"/>
-              </w:rPr>
-              <w:t>设备认证</w:t>
-            </w:r>
-          </w:p>
-        </w:tc>
-        <w:tc>
-          <w:tcPr>
-            <w:tcW w:type="dxa" w:w="2928"/>
-          </w:tcPr>
-          <w:p>
-            <w:r>
-              <w:rPr>
-                <w:sz w:val="20"/>
-              </w:rPr>
-              <w:t>MQTT 双向认证 + Token</w:t>
-            </w:r>
-          </w:p>
-        </w:tc>
-        <w:tc>
-          <w:tcPr>
-            <w:tcW w:type="dxa" w:w="2928"/>
-          </w:tcPr>
-          <w:p>
-            <w:r>
-              <w:rPr>
-                <w:sz w:val="20"/>
-              </w:rPr>
-              <w:t>云端与边缘设备 mutual authentication</w:t>
+            <w:tcW w:type="dxa" w:w="2880"/>
+          </w:tcPr>
+          <w:p>
+            <w:r>
+              <w:t>$T_{\text{GPU}}$</w:t>
+            </w:r>
+          </w:p>
+        </w:tc>
+        <w:tc>
+          <w:tcPr>
+            <w:tcW w:type="dxa" w:w="2880"/>
+          </w:tcPr>
+          <w:p>
+            <w:r>
+              <w:t>TensorRT GPU 推理延迟</w:t>
+            </w:r>
+          </w:p>
+        </w:tc>
+        <w:tc>
+          <w:tcPr>
+            <w:tcW w:type="dxa" w:w="2880"/>
+          </w:tcPr>
+          <w:p>
+            <w:r>
+              <w:t>15 ms</w:t>
             </w:r>
           </w:p>
         </w:tc>
@@ -2118,40 +2069,31 @@
       <w:tr>
         <w:tc>
           <w:tcPr>
-            <w:tcW w:type="dxa" w:w="2928"/>
-          </w:tcPr>
-          <w:p>
-            <w:r>
-              <w:rPr>
-                <w:sz w:val="20"/>
-              </w:rPr>
-              <w:t>数据完整性</w:t>
-            </w:r>
-          </w:p>
-        </w:tc>
-        <w:tc>
-          <w:tcPr>
-            <w:tcW w:type="dxa" w:w="2928"/>
-          </w:tcPr>
-          <w:p>
-            <w:r>
-              <w:rPr>
-                <w:sz w:val="20"/>
-              </w:rPr>
-              <w:t>SHA-256 校验</w:t>
-            </w:r>
-          </w:p>
-        </w:tc>
-        <w:tc>
-          <w:tcPr>
-            <w:tcW w:type="dxa" w:w="2928"/>
-          </w:tcPr>
-          <w:p>
-            <w:r>
-              <w:rPr>
-                <w:sz w:val="20"/>
-              </w:rPr>
-              <w:t>原始数据 + 判定结果均做哈希校验</w:t>
+            <w:tcW w:type="dxa" w:w="2880"/>
+          </w:tcPr>
+          <w:p>
+            <w:r>
+              <w:t>$T_{\text{post}}$</w:t>
+            </w:r>
+          </w:p>
+        </w:tc>
+        <w:tc>
+          <w:tcPr>
+            <w:tcW w:type="dxa" w:w="2880"/>
+          </w:tcPr>
+          <w:p>
+            <w:r>
+              <w:t>后处理延迟（NMS + 阈值过滤）</w:t>
+            </w:r>
+          </w:p>
+        </w:tc>
+        <w:tc>
+          <w:tcPr>
+            <w:tcW w:type="dxa" w:w="2880"/>
+          </w:tcPr>
+          <w:p>
+            <w:r>
+              <w:t>3 ms</w:t>
             </w:r>
           </w:p>
         </w:tc>
@@ -2159,40 +2101,31 @@
       <w:tr>
         <w:tc>
           <w:tcPr>
-            <w:tcW w:type="dxa" w:w="2928"/>
-          </w:tcPr>
-          <w:p>
-            <w:r>
-              <w:rPr>
-                <w:sz w:val="20"/>
-              </w:rPr>
-              <w:t>边缘存储加密</w:t>
-            </w:r>
-          </w:p>
-        </w:tc>
-        <w:tc>
-          <w:tcPr>
-            <w:tcW w:type="dxa" w:w="2928"/>
-          </w:tcPr>
-          <w:p>
-            <w:r>
-              <w:rPr>
-                <w:sz w:val="20"/>
-              </w:rPr>
-              <w:t>AES-256 静态加密</w:t>
-            </w:r>
-          </w:p>
-        </w:tc>
-        <w:tc>
-          <w:tcPr>
-            <w:tcW w:type="dxa" w:w="2928"/>
-          </w:tcPr>
-          <w:p>
-            <w:r>
-              <w:rPr>
-                <w:sz w:val="20"/>
-              </w:rPr>
-              <w:t>SSD 数据即使被拆离也无法读取</w:t>
+            <w:tcW w:type="dxa" w:w="2880"/>
+          </w:tcPr>
+          <w:p>
+            <w:r>
+              <w:t>$T_{\text{fusion}}$</w:t>
+            </w:r>
+          </w:p>
+        </w:tc>
+        <w:tc>
+          <w:tcPr>
+            <w:tcW w:type="dxa" w:w="2880"/>
+          </w:tcPr>
+          <w:p>
+            <w:r>
+              <w:t>三流融合判定延迟</w:t>
+            </w:r>
+          </w:p>
+        </w:tc>
+        <w:tc>
+          <w:tcPr>
+            <w:tcW w:type="dxa" w:w="2880"/>
+          </w:tcPr>
+          <w:p>
+            <w:r>
+              <w:t>5 ms</w:t>
             </w:r>
           </w:p>
         </w:tc>
@@ -2200,81 +2133,31 @@
       <w:tr>
         <w:tc>
           <w:tcPr>
-            <w:tcW w:type="dxa" w:w="2928"/>
-          </w:tcPr>
-          <w:p>
-            <w:r>
-              <w:rPr>
-                <w:sz w:val="20"/>
-              </w:rPr>
-              <w:t>入侵检测</w:t>
-            </w:r>
-          </w:p>
-        </w:tc>
-        <w:tc>
-          <w:tcPr>
-            <w:tcW w:type="dxa" w:w="2928"/>
-          </w:tcPr>
-          <w:p>
-            <w:r>
-              <w:rPr>
-                <w:sz w:val="20"/>
-              </w:rPr>
-              <w:t>边缘节点异常流量监控</w:t>
-            </w:r>
-          </w:p>
-        </w:tc>
-        <w:tc>
-          <w:tcPr>
-            <w:tcW w:type="dxa" w:w="2928"/>
-          </w:tcPr>
-          <w:p>
-            <w:r>
-              <w:rPr>
-                <w:sz w:val="20"/>
-              </w:rPr>
-              <w:t>实时检测并阻断异常连接请求</w:t>
-            </w:r>
-          </w:p>
-        </w:tc>
-      </w:tr>
-      <w:tr>
-        <w:tc>
-          <w:tcPr>
-            <w:tcW w:type="dxa" w:w="2928"/>
-          </w:tcPr>
-          <w:p>
-            <w:r>
-              <w:rPr>
-                <w:sz w:val="20"/>
-              </w:rPr>
-              <w:t>安全启动</w:t>
-            </w:r>
-          </w:p>
-        </w:tc>
-        <w:tc>
-          <w:tcPr>
-            <w:tcW w:type="dxa" w:w="2928"/>
-          </w:tcPr>
-          <w:p>
-            <w:r>
-              <w:rPr>
-                <w:sz w:val="20"/>
-              </w:rPr>
-              <w:t>UEFI Secure Boot</w:t>
-            </w:r>
-          </w:p>
-        </w:tc>
-        <w:tc>
-          <w:tcPr>
-            <w:tcW w:type="dxa" w:w="2928"/>
-          </w:tcPr>
-          <w:p>
-            <w:r>
-              <w:rPr>
-                <w:sz w:val="20"/>
-              </w:rPr>
-              <w:t>防止边缘设备刷入恶意固件</w:t>
+            <w:tcW w:type="dxa" w:w="2880"/>
+          </w:tcPr>
+          <w:p>
+            <w:r>
+              <w:t>$T_{\text{margin}}$</w:t>
+            </w:r>
+          </w:p>
+        </w:tc>
+        <w:tc>
+          <w:tcPr>
+            <w:tcW w:type="dxa" w:w="2880"/>
+          </w:tcPr>
+          <w:p>
+            <w:r>
+              <w:t>安全余量</w:t>
+            </w:r>
+          </w:p>
+        </w:tc>
+        <w:tc>
+          <w:tcPr>
+            <w:tcW w:type="dxa" w:w="2880"/>
+          </w:tcPr>
+          <w:p>
+            <w:r>
+              <w:t>0~5 ms</w:t>
             </w:r>
           </w:p>
         </w:tc>
@@ -2282,29 +2165,268 @@
     </w:tbl>
     <w:p/>
     <w:p>
+      <w:r>
+        <w:rPr>
+          <w:b w:val="0"/>
+          <w:i w:val="0"/>
+        </w:rPr>
+        <w:t>代入典型值：</w:t>
+      </w:r>
+    </w:p>
+    <w:p/>
+    <w:p>
+      <w:r>
+        <w:rPr>
+          <w:b w:val="0"/>
+          <w:i w:val="0"/>
+        </w:rPr>
+        <w:t>$$</w:t>
+      </w:r>
+    </w:p>
+    <w:p>
+      <w:r>
+        <w:rPr>
+          <w:b w:val="0"/>
+          <w:i w:val="0"/>
+        </w:rPr>
+        <w:t>T_{\text{frame}} = 2 + 15 + 3 + 5 + 0 = 25 \text{ ms}</w:t>
+      </w:r>
+    </w:p>
+    <w:p>
+      <w:r>
+        <w:rPr>
+          <w:b w:val="0"/>
+          <w:i w:val="0"/>
+        </w:rPr>
+        <w:t>$$</w:t>
+      </w:r>
+    </w:p>
+    <w:p/>
+    <w:p>
+      <w:r>
+        <w:rPr>
+          <w:b w:val="0"/>
+          <w:i w:val="0"/>
+        </w:rPr>
+        <w:t>理论最大帧率：</w:t>
+      </w:r>
+    </w:p>
+    <w:p/>
+    <w:p>
+      <w:r>
+        <w:rPr>
+          <w:b w:val="0"/>
+          <w:i w:val="0"/>
+        </w:rPr>
+        <w:t>$$</w:t>
+      </w:r>
+    </w:p>
+    <w:p>
+      <w:r>
+        <w:rPr>
+          <w:b w:val="0"/>
+          <w:i w:val="0"/>
+        </w:rPr>
+        <w:t>f_{\text{max}} = \frac{1}{T_{\text{frame}}} = \frac{1}{25 \times 10^{-3}} = 40 \text{ fps}</w:t>
+      </w:r>
+    </w:p>
+    <w:p>
+      <w:r>
+        <w:rPr>
+          <w:b w:val="0"/>
+          <w:i w:val="0"/>
+        </w:rPr>
+        <w:t>$$</w:t>
+      </w:r>
+    </w:p>
+    <w:p/>
+    <w:p>
+      <w:r>
+        <w:rPr>
+          <w:b w:val="0"/>
+          <w:i w:val="0"/>
+        </w:rPr>
+        <w:t>实际推荐帧率（含 5ms 余量）：</w:t>
+      </w:r>
+    </w:p>
+    <w:p/>
+    <w:p>
+      <w:r>
+        <w:rPr>
+          <w:b w:val="0"/>
+          <w:i w:val="0"/>
+        </w:rPr>
+        <w:t>$$</w:t>
+      </w:r>
+    </w:p>
+    <w:p>
+      <w:r>
+        <w:rPr>
+          <w:b w:val="0"/>
+          <w:i w:val="0"/>
+        </w:rPr>
+        <w:t>f_{\text{actual}} = \frac{1}{30 \times 10^{-3}} \approx 33 \text{ fps} \quad \Rightarrow \text{取} 25 \text{ fps}</w:t>
+      </w:r>
+    </w:p>
+    <w:p>
+      <w:r>
+        <w:rPr>
+          <w:b w:val="0"/>
+          <w:i w:val="0"/>
+        </w:rPr>
+        <w:t>$$</w:t>
+      </w:r>
+    </w:p>
+    <w:p/>
+    <w:p>
+      <w:r>
+        <w:rPr>
+          <w:b w:val="0"/>
+          <w:i w:val="0"/>
+        </w:rPr>
+        <w:t>---</w:t>
+      </w:r>
+    </w:p>
+    <w:p/>
+    <w:p>
       <w:pPr>
-        <w:spacing w:after="60"/>
+        <w:pStyle w:val="Heading2"/>
       </w:pPr>
+      <w:r>
+        <w:t>六、实时融合算法细节</w:t>
+      </w:r>
+    </w:p>
+    <w:p/>
+    <w:p>
+      <w:r>
+        <w:rPr>
+          <w:b w:val="0"/>
+          <w:i w:val="0"/>
+        </w:rPr>
+        <w:t>三流数据融合采用"时间窗口对齐 + 空间位置关联 + 判级融合"三级结构：</w:t>
+      </w:r>
+    </w:p>
+    <w:p/>
+    <w:p>
+      <w:pPr>
+        <w:pStyle w:val="Heading3"/>
+      </w:pPr>
+      <w:r>
+        <w:t xml:space="preserve"> 6.1 第一级：时间窗口对齐</w:t>
+      </w:r>
+    </w:p>
+    <w:p/>
+    <w:p>
+      <w:r>
+        <w:t>[图/表内容见对应 Markdown 源文件中的 mermaid 图]</w:t>
+      </w:r>
+    </w:p>
+    <w:p/>
+    <w:p>
+      <w:r>
+        <w:t xml:space="preserve">&gt; </w:t>
+      </w:r>
       <w:r>
         <w:rPr>
           <w:b/>
-          <w:color w:val="1F497D"/>
-          <w:sz w:val="26"/>
         </w:rPr>
-        <w:t>九、故障自愈与边缘节点异常检测</w:t>
+        <w:t>图 4-3：时间窗口对齐时序图</w:t>
+      </w:r>
+      <w:r/>
+    </w:p>
+    <w:p>
+      <w:r>
+        <w:rPr>
+          <w:b w:val="0"/>
+          <w:i w:val="0"/>
+        </w:rPr>
+        <w:t>&gt; - 陀螺仪数据：毫秒级时间戳，与相机帧编号精确对应</w:t>
       </w:r>
     </w:p>
     <w:p>
+      <w:r>
+        <w:rPr>
+          <w:b w:val="0"/>
+          <w:i w:val="0"/>
+        </w:rPr>
+        <w:t>&gt; - 里程编码器：每帧图像绑定当前里程坐标，精度 ±5mm</w:t>
+      </w:r>
+    </w:p>
+    <w:p>
+      <w:r>
+        <w:rPr>
+          <w:b w:val="0"/>
+          <w:i w:val="0"/>
+        </w:rPr>
+        <w:t>&gt; - 融合窗口：50ms 滑动窗口，窗口内数据视为同一时刻采集</w:t>
+      </w:r>
+    </w:p>
+    <w:p/>
+    <w:p>
       <w:pPr>
-        <w:spacing w:after="60"/>
+        <w:pStyle w:val="Heading3"/>
       </w:pPr>
       <w:r>
-        <w:rPr>
-          <w:sz w:val="21"/>
-        </w:rPr>
-        <w:t>**边缘节点健康监控：**</w:t>
+        <w:t xml:space="preserve"> 6.2 第二级：空间位置关联</w:t>
       </w:r>
     </w:p>
+    <w:p/>
+    <w:p>
+      <w:r>
+        <w:rPr>
+          <w:b w:val="0"/>
+          <w:i w:val="0"/>
+        </w:rPr>
+        <w:t>- 左右轨独立建模，左右钢轨数据独立融合判定</w:t>
+      </w:r>
+    </w:p>
+    <w:p>
+      <w:r>
+        <w:rPr>
+          <w:b w:val="0"/>
+          <w:i w:val="0"/>
+        </w:rPr>
+        <w:t>- 缺陷位置 = 里程坐标 + 轨距偏移（左右轨定位）</w:t>
+      </w:r>
+    </w:p>
+    <w:p>
+      <w:r>
+        <w:rPr>
+          <w:b w:val="0"/>
+          <w:i w:val="0"/>
+        </w:rPr>
+        <w:t>- 姿态角绑定：缺陷位置同步记录当前机器人俯仰角/侧倾角</w:t>
+      </w:r>
+    </w:p>
+    <w:p/>
+    <w:p>
+      <w:pPr>
+        <w:pStyle w:val="Heading3"/>
+      </w:pPr>
+      <w:r>
+        <w:t xml:space="preserve"> 6.3 第三级：判级融合输出</w:t>
+      </w:r>
+    </w:p>
+    <w:p/>
+    <w:p>
+      <w:r>
+        <w:t>[图/表内容见对应 Markdown 源文件中的 mermaid 图]</w:t>
+      </w:r>
+    </w:p>
+    <w:p/>
+    <w:p>
+      <w:r>
+        <w:t xml:space="preserve">&gt; </w:t>
+      </w:r>
+      <w:r>
+        <w:rPr>
+          <w:b/>
+        </w:rPr>
+        <w:t>图 4-4：判级融合算法流程图</w:t>
+      </w:r>
+      <w:r/>
+    </w:p>
+    <w:p/>
     <w:tbl>
       <w:tblPr>
         <w:tblStyle w:val="TableGrid"/>
@@ -2312,47 +2434,61 @@
         <w:tblLook w:firstColumn="1" w:firstRow="1" w:lastColumn="0" w:lastRow="0" w:noHBand="0" w:noVBand="1" w:val="04A0"/>
       </w:tblPr>
       <w:tblGrid>
-        <w:gridCol w:w="2928"/>
-        <w:gridCol w:w="2928"/>
-        <w:gridCol w:w="2928"/>
+        <w:gridCol w:w="2160"/>
+        <w:gridCol w:w="2160"/>
+        <w:gridCol w:w="2160"/>
+        <w:gridCol w:w="2160"/>
       </w:tblGrid>
       <w:tr>
         <w:tc>
           <w:tcPr>
-            <w:tcW w:type="dxa" w:w="2928"/>
+            <w:tcW w:type="dxa" w:w="2160"/>
           </w:tcPr>
           <w:p>
             <w:r>
               <w:rPr>
-                <w:sz w:val="20"/>
+                <w:b/>
               </w:rPr>
-              <w:t>监控指标</w:t>
-            </w:r>
-          </w:p>
-        </w:tc>
-        <w:tc>
-          <w:tcPr>
-            <w:tcW w:type="dxa" w:w="2928"/>
+              <w:t>缺陷类型</w:t>
+            </w:r>
+          </w:p>
+        </w:tc>
+        <w:tc>
+          <w:tcPr>
+            <w:tcW w:type="dxa" w:w="2160"/>
           </w:tcPr>
           <w:p>
             <w:r>
               <w:rPr>
-                <w:sz w:val="20"/>
+                <w:b/>
               </w:rPr>
-              <w:t>告警阈值</w:t>
-            </w:r>
-          </w:p>
-        </w:tc>
-        <w:tc>
-          <w:tcPr>
-            <w:tcW w:type="dxa" w:w="2928"/>
+              <w:t>主要依据</w:t>
+            </w:r>
+          </w:p>
+        </w:tc>
+        <w:tc>
+          <w:tcPr>
+            <w:tcW w:type="dxa" w:w="2160"/>
           </w:tcPr>
           <w:p>
             <w:r>
               <w:rPr>
-                <w:sz w:val="20"/>
+                <w:b/>
               </w:rPr>
-              <w:t>处理动作</w:t>
+              <w:t>辅助依据</w:t>
+            </w:r>
+          </w:p>
+        </w:tc>
+        <w:tc>
+          <w:tcPr>
+            <w:tcW w:type="dxa" w:w="2160"/>
+          </w:tcPr>
+          <w:p>
+            <w:r>
+              <w:rPr>
+                <w:b/>
+              </w:rPr>
+              <w:t>综合判级逻辑</w:t>
             </w:r>
           </w:p>
         </w:tc>
@@ -2360,40 +2496,41 @@
       <w:tr>
         <w:tc>
           <w:tcPr>
-            <w:tcW w:type="dxa" w:w="2928"/>
-          </w:tcPr>
-          <w:p>
-            <w:r>
-              <w:rPr>
-                <w:sz w:val="20"/>
-              </w:rPr>
-              <w:t>GPU 利用率</w:t>
-            </w:r>
-          </w:p>
-        </w:tc>
-        <w:tc>
-          <w:tcPr>
-            <w:tcW w:type="dxa" w:w="2928"/>
-          </w:tcPr>
-          <w:p>
-            <w:r>
-              <w:rPr>
-                <w:sz w:val="20"/>
-              </w:rPr>
-              <w:t>持续 &gt; 95% 超过 30s</w:t>
-            </w:r>
-          </w:p>
-        </w:tc>
-        <w:tc>
-          <w:tcPr>
-            <w:tcW w:type="dxa" w:w="2928"/>
-          </w:tcPr>
-          <w:p>
-            <w:r>
-              <w:rPr>
-                <w:sz w:val="20"/>
-              </w:rPr>
-              <w:t>降频处理，减少并发推理任务</w:t>
+            <w:tcW w:type="dxa" w:w="2160"/>
+          </w:tcPr>
+          <w:p>
+            <w:r>
+              <w:t>轨面裂纹</w:t>
+            </w:r>
+          </w:p>
+        </w:tc>
+        <w:tc>
+          <w:tcPr>
+            <w:tcW w:type="dxa" w:w="2160"/>
+          </w:tcPr>
+          <w:p>
+            <w:r>
+              <w:t>图像语义分割结果</w:t>
+            </w:r>
+          </w:p>
+        </w:tc>
+        <w:tc>
+          <w:tcPr>
+            <w:tcW w:type="dxa" w:w="2160"/>
+          </w:tcPr>
+          <w:p>
+            <w:r>
+              <w:t>轮廓起伏变化</w:t>
+            </w:r>
+          </w:p>
+        </w:tc>
+        <w:tc>
+          <w:tcPr>
+            <w:tcW w:type="dxa" w:w="2160"/>
+          </w:tcPr>
+          <w:p>
+            <w:r>
+              <w:t>图像为主，轮廓印证</w:t>
             </w:r>
           </w:p>
         </w:tc>
@@ -2401,40 +2538,41 @@
       <w:tr>
         <w:tc>
           <w:tcPr>
-            <w:tcW w:type="dxa" w:w="2928"/>
-          </w:tcPr>
-          <w:p>
-            <w:r>
-              <w:rPr>
-                <w:sz w:val="20"/>
-              </w:rPr>
-              <w:t>内存占用率</w:t>
-            </w:r>
-          </w:p>
-        </w:tc>
-        <w:tc>
-          <w:tcPr>
-            <w:tcW w:type="dxa" w:w="2928"/>
-          </w:tcPr>
-          <w:p>
-            <w:r>
-              <w:rPr>
-                <w:sz w:val="20"/>
-              </w:rPr>
-              <w:t>&gt; 85%</w:t>
-            </w:r>
-          </w:p>
-        </w:tc>
-        <w:tc>
-          <w:tcPr>
-            <w:tcW w:type="dxa" w:w="2928"/>
-          </w:tcPr>
-          <w:p>
-            <w:r>
-              <w:rPr>
-                <w:sz w:val="20"/>
-              </w:rPr>
-              <w:t>触发 GC，清理历史缓存</w:t>
+            <w:tcW w:type="dxa" w:w="2160"/>
+          </w:tcPr>
+          <w:p>
+            <w:r>
+              <w:t>轨面掉块</w:t>
+            </w:r>
+          </w:p>
+        </w:tc>
+        <w:tc>
+          <w:tcPr>
+            <w:tcW w:type="dxa" w:w="2160"/>
+          </w:tcPr>
+          <w:p>
+            <w:r>
+              <w:t>图像目标检测</w:t>
+            </w:r>
+          </w:p>
+        </w:tc>
+        <w:tc>
+          <w:tcPr>
+            <w:tcW w:type="dxa" w:w="2160"/>
+          </w:tcPr>
+          <w:p>
+            <w:r>
+              <w:t>轮廓深度突变</w:t>
+            </w:r>
+          </w:p>
+        </w:tc>
+        <w:tc>
+          <w:tcPr>
+            <w:tcW w:type="dxa" w:w="2160"/>
+          </w:tcPr>
+          <w:p>
+            <w:r>
+              <w:t>双维度同时超限才判定</w:t>
             </w:r>
           </w:p>
         </w:tc>
@@ -2442,40 +2580,41 @@
       <w:tr>
         <w:tc>
           <w:tcPr>
-            <w:tcW w:type="dxa" w:w="2928"/>
-          </w:tcPr>
-          <w:p>
-            <w:r>
-              <w:rPr>
-                <w:sz w:val="20"/>
-              </w:rPr>
-              <w:t>磁盘剩余空间</w:t>
-            </w:r>
-          </w:p>
-        </w:tc>
-        <w:tc>
-          <w:tcPr>
-            <w:tcW w:type="dxa" w:w="2928"/>
-          </w:tcPr>
-          <w:p>
-            <w:r>
-              <w:rPr>
-                <w:sz w:val="20"/>
-              </w:rPr>
-              <w:t>&lt; 10%</w:t>
-            </w:r>
-          </w:p>
-        </w:tc>
-        <w:tc>
-          <w:tcPr>
-            <w:tcW w:type="dxa" w:w="2928"/>
-          </w:tcPr>
-          <w:p>
-            <w:r>
-              <w:rPr>
-                <w:sz w:val="20"/>
-              </w:rPr>
-              <w:t>删除最旧的历史数据，保留最近 72h</w:t>
+            <w:tcW w:type="dxa" w:w="2160"/>
+          </w:tcPr>
+          <w:p>
+            <w:r>
+              <w:t>螺栓松动</w:t>
+            </w:r>
+          </w:p>
+        </w:tc>
+        <w:tc>
+          <w:tcPr>
+            <w:tcW w:type="dxa" w:w="2160"/>
+          </w:tcPr>
+          <w:p>
+            <w:r>
+              <w:t>图像目标检测</w:t>
+            </w:r>
+          </w:p>
+        </w:tc>
+        <w:tc>
+          <w:tcPr>
+            <w:tcW w:type="dxa" w:w="2160"/>
+          </w:tcPr>
+          <w:p>
+            <w:r>
+              <w:t>姿态振动信号</w:t>
+            </w:r>
+          </w:p>
+        </w:tc>
+        <w:tc>
+          <w:tcPr>
+            <w:tcW w:type="dxa" w:w="2160"/>
+          </w:tcPr>
+          <w:p>
+            <w:r>
+              <w:t>图像为主，振动辅助</w:t>
             </w:r>
           </w:p>
         </w:tc>
@@ -2483,81 +2622,41 @@
       <w:tr>
         <w:tc>
           <w:tcPr>
-            <w:tcW w:type="dxa" w:w="2928"/>
-          </w:tcPr>
-          <w:p>
-            <w:r>
-              <w:rPr>
-                <w:sz w:val="20"/>
-              </w:rPr>
-              <w:t>帧率稳定性</w:t>
-            </w:r>
-          </w:p>
-        </w:tc>
-        <w:tc>
-          <w:tcPr>
-            <w:tcW w:type="dxa" w:w="2928"/>
-          </w:tcPr>
-          <w:p>
-            <w:r>
-              <w:rPr>
-                <w:sz w:val="20"/>
-              </w:rPr>
-              <w:t>连续 10 帧丢失</w:t>
-            </w:r>
-          </w:p>
-        </w:tc>
-        <w:tc>
-          <w:tcPr>
-            <w:tcW w:type="dxa" w:w="2928"/>
-          </w:tcPr>
-          <w:p>
-            <w:r>
-              <w:rPr>
-                <w:sz w:val="20"/>
-              </w:rPr>
-              <w:t>触发传感器重置</w:t>
-            </w:r>
-          </w:p>
-        </w:tc>
-      </w:tr>
-      <w:tr>
-        <w:tc>
-          <w:tcPr>
-            <w:tcW w:type="dxa" w:w="2928"/>
-          </w:tcPr>
-          <w:p>
-            <w:r>
-              <w:rPr>
-                <w:sz w:val="20"/>
-              </w:rPr>
-              <w:t>网络延迟</w:t>
-            </w:r>
-          </w:p>
-        </w:tc>
-        <w:tc>
-          <w:tcPr>
-            <w:tcW w:type="dxa" w:w="2928"/>
-          </w:tcPr>
-          <w:p>
-            <w:r>
-              <w:rPr>
-                <w:sz w:val="20"/>
-              </w:rPr>
-              <w:t>传输延迟 &gt; 5s</w:t>
-            </w:r>
-          </w:p>
-        </w:tc>
-        <w:tc>
-          <w:tcPr>
-            <w:tcW w:type="dxa" w:w="2928"/>
-          </w:tcPr>
-          <w:p>
-            <w:r>
-              <w:rPr>
-                <w:sz w:val="20"/>
-              </w:rPr>
-              <w:t>切换本地存储，等待网络恢复</w:t>
+            <w:tcW w:type="dxa" w:w="2160"/>
+          </w:tcPr>
+          <w:p>
+            <w:r>
+              <w:t>轮廓磨耗</w:t>
+            </w:r>
+          </w:p>
+        </w:tc>
+        <w:tc>
+          <w:tcPr>
+            <w:tcW w:type="dxa" w:w="2160"/>
+          </w:tcPr>
+          <w:p>
+            <w:r>
+              <w:t>3D 点云数据</w:t>
+            </w:r>
+          </w:p>
+        </w:tc>
+        <w:tc>
+          <w:tcPr>
+            <w:tcW w:type="dxa" w:w="2160"/>
+          </w:tcPr>
+          <w:p>
+            <w:r>
+              <w:t>—</w:t>
+            </w:r>
+          </w:p>
+        </w:tc>
+        <w:tc>
+          <w:tcPr>
+            <w:tcW w:type="dxa" w:w="2160"/>
+          </w:tcPr>
+          <w:p>
+            <w:r>
+              <w:t>点云独立判定</w:t>
             </w:r>
           </w:p>
         </w:tc>
@@ -2565,50 +2664,70 @@
     </w:tbl>
     <w:p/>
     <w:p>
+      <w:r>
+        <w:rPr>
+          <w:b w:val="0"/>
+          <w:i w:val="0"/>
+        </w:rPr>
+        <w:t>---</w:t>
+      </w:r>
+    </w:p>
+    <w:p/>
+    <w:p>
       <w:pPr>
-        <w:spacing w:after="60"/>
+        <w:pStyle w:val="Heading2"/>
       </w:pPr>
       <w:r>
+        <w:t>七、通信层详细说明</w:t>
+      </w:r>
+    </w:p>
+    <w:p/>
+    <w:p>
+      <w:pPr>
+        <w:pStyle w:val="Heading3"/>
+      </w:pPr>
+      <w:r>
+        <w:t xml:space="preserve"> 7.1 三网物理隔离架构</w:t>
+      </w:r>
+    </w:p>
+    <w:p/>
+    <w:p>
+      <w:r>
+        <w:t>[图/表内容见对应 Markdown 源文件中的 mermaid 图]</w:t>
+      </w:r>
+    </w:p>
+    <w:p/>
+    <w:p>
+      <w:r>
+        <w:t xml:space="preserve">&gt; </w:t>
+      </w:r>
+      <w:r>
         <w:rPr>
-          <w:sz w:val="21"/>
+          <w:b/>
         </w:rPr>
-        <w:t>**故障自愈流程：**</w:t>
+        <w:t>图 4-5：三网物理隔离架构图</w:t>
+      </w:r>
+      <w:r/>
+    </w:p>
+    <w:p>
+      <w:r>
+        <w:rPr>
+          <w:b w:val="0"/>
+          <w:i w:val="0"/>
+        </w:rPr>
+        <w:t>&gt; - 三块独立网卡 + 三个独立 MAC 地址，物理层完全分离</w:t>
       </w:r>
     </w:p>
     <w:p>
-      <w:pPr>
-        <w:spacing w:after="120"/>
-        <w:ind w:left="432"/>
-      </w:pPr>
       <w:r>
         <w:rPr>
-          <w:rFonts w:ascii="Courier New" w:hAnsi="Courier New"/>
-          <w:sz w:val="18"/>
+          <w:b w:val="0"/>
+          <w:i w:val="0"/>
         </w:rPr>
-        <w:t>异常检测 → 分类（软件故障/硬件故障/通信故障）</w:t>
-        <w:br/>
-        <w:t xml:space="preserve">         ↓</w:t>
-        <w:br/>
-        <w:t xml:space="preserve">    软件故障 → 自动重启对应服务（&lt; 10s）</w:t>
-        <w:br/>
-        <w:t xml:space="preserve">    硬件故障 → 切换冗余备份，同时上报监控中心</w:t>
-        <w:br/>
-        <w:t xml:space="preserve">    通信故障 → 本地缓存，网络恢复后自动补传</w:t>
+        <w:t>&gt; - 三套独立 PHY 芯片，任一网络故障不影响另外两张网</w:t>
       </w:r>
     </w:p>
-    <w:p>
-      <w:pPr>
-        <w:spacing w:after="60"/>
-      </w:pPr>
-      <w:r>
-        <w:rPr>
-          <w:b/>
-          <w:color w:val="1F497D"/>
-          <w:sz w:val="26"/>
-        </w:rPr>
-        <w:t>十、边缘硬件规格</w:t>
-      </w:r>
-    </w:p>
+    <w:p/>
     <w:tbl>
       <w:tblPr>
         <w:tblStyle w:val="TableGrid"/>
@@ -2616,47 +2735,89 @@
         <w:tblLook w:firstColumn="1" w:firstRow="1" w:lastColumn="0" w:lastRow="0" w:noHBand="0" w:noVBand="1" w:val="04A0"/>
       </w:tblPr>
       <w:tblGrid>
-        <w:gridCol w:w="2928"/>
-        <w:gridCol w:w="2928"/>
-        <w:gridCol w:w="2928"/>
+        <w:gridCol w:w="1440"/>
+        <w:gridCol w:w="1440"/>
+        <w:gridCol w:w="1440"/>
+        <w:gridCol w:w="1440"/>
+        <w:gridCol w:w="1440"/>
+        <w:gridCol w:w="1440"/>
       </w:tblGrid>
       <w:tr>
         <w:tc>
           <w:tcPr>
-            <w:tcW w:type="dxa" w:w="2928"/>
+            <w:tcW w:type="dxa" w:w="1440"/>
           </w:tcPr>
           <w:p>
             <w:r>
               <w:rPr>
-                <w:sz w:val="20"/>
+                <w:b/>
               </w:rPr>
-              <w:t>组件</w:t>
-            </w:r>
-          </w:p>
-        </w:tc>
-        <w:tc>
-          <w:tcPr>
-            <w:tcW w:type="dxa" w:w="2928"/>
+              <w:t>网络</w:t>
+            </w:r>
+          </w:p>
+        </w:tc>
+        <w:tc>
+          <w:tcPr>
+            <w:tcW w:type="dxa" w:w="1440"/>
           </w:tcPr>
           <w:p>
             <w:r>
               <w:rPr>
-                <w:sz w:val="20"/>
+                <w:b/>
               </w:rPr>
-              <w:t>型号/规格</w:t>
-            </w:r>
-          </w:p>
-        </w:tc>
-        <w:tc>
-          <w:tcPr>
-            <w:tcW w:type="dxa" w:w="2928"/>
+              <w:t>物理介质</w:t>
+            </w:r>
+          </w:p>
+        </w:tc>
+        <w:tc>
+          <w:tcPr>
+            <w:tcW w:type="dxa" w:w="1440"/>
           </w:tcPr>
           <w:p>
             <w:r>
               <w:rPr>
-                <w:sz w:val="20"/>
+                <w:b/>
               </w:rPr>
-              <w:t>说明</w:t>
+              <w:t>协议</w:t>
+            </w:r>
+          </w:p>
+        </w:tc>
+        <w:tc>
+          <w:tcPr>
+            <w:tcW w:type="dxa" w:w="1440"/>
+          </w:tcPr>
+          <w:p>
+            <w:r>
+              <w:rPr>
+                <w:b/>
+              </w:rPr>
+              <w:t>带宽</w:t>
+            </w:r>
+          </w:p>
+        </w:tc>
+        <w:tc>
+          <w:tcPr>
+            <w:tcW w:type="dxa" w:w="1440"/>
+          </w:tcPr>
+          <w:p>
+            <w:r>
+              <w:rPr>
+                <w:b/>
+              </w:rPr>
+              <w:t>实时性</w:t>
+            </w:r>
+          </w:p>
+        </w:tc>
+        <w:tc>
+          <w:tcPr>
+            <w:tcW w:type="dxa" w:w="1440"/>
+          </w:tcPr>
+          <w:p>
+            <w:r>
+              <w:rPr>
+                <w:b/>
+              </w:rPr>
+              <w:t>用途</w:t>
             </w:r>
           </w:p>
         </w:tc>
@@ -2664,40 +2825,61 @@
       <w:tr>
         <w:tc>
           <w:tcPr>
-            <w:tcW w:type="dxa" w:w="2928"/>
-          </w:tcPr>
-          <w:p>
-            <w:r>
-              <w:rPr>
-                <w:sz w:val="20"/>
-              </w:rPr>
-              <w:t>核心计算单元</w:t>
-            </w:r>
-          </w:p>
-        </w:tc>
-        <w:tc>
-          <w:tcPr>
-            <w:tcW w:type="dxa" w:w="2928"/>
-          </w:tcPr>
-          <w:p>
-            <w:r>
-              <w:rPr>
-                <w:sz w:val="20"/>
-              </w:rPr>
-              <w:t>NVIDIA Jetson AGX Orin 64GB</w:t>
-            </w:r>
-          </w:p>
-        </w:tc>
-        <w:tc>
-          <w:tcPr>
-            <w:tcW w:type="dxa" w:w="2928"/>
-          </w:tcPr>
-          <w:p>
-            <w:r>
-              <w:rPr>
-                <w:sz w:val="20"/>
-              </w:rPr>
-              <w:t>32 TOPS AI 算力，ARM Cortex-A78AE × 12 核</w:t>
+            <w:tcW w:type="dxa" w:w="1440"/>
+          </w:tcPr>
+          <w:p>
+            <w:r>
+              <w:t>**工业总线网（控制网）**</w:t>
+            </w:r>
+          </w:p>
+        </w:tc>
+        <w:tc>
+          <w:tcPr>
+            <w:tcW w:type="dxa" w:w="1440"/>
+          </w:tcPr>
+          <w:p>
+            <w:r>
+              <w:t>双路 CAN FD + EtherCAT</w:t>
+            </w:r>
+          </w:p>
+        </w:tc>
+        <w:tc>
+          <w:tcPr>
+            <w:tcW w:type="dxa" w:w="1440"/>
+          </w:tcPr>
+          <w:p>
+            <w:r>
+              <w:t>CANopen over EtherCAT</w:t>
+            </w:r>
+          </w:p>
+        </w:tc>
+        <w:tc>
+          <w:tcPr>
+            <w:tcW w:type="dxa" w:w="1440"/>
+          </w:tcPr>
+          <w:p>
+            <w:r>
+              <w:t>100 Mbps</w:t>
+            </w:r>
+          </w:p>
+        </w:tc>
+        <w:tc>
+          <w:tcPr>
+            <w:tcW w:type="dxa" w:w="1440"/>
+          </w:tcPr>
+          <w:p>
+            <w:r>
+              <w:t>硬实时 ≤ 1ms</w:t>
+            </w:r>
+          </w:p>
+        </w:tc>
+        <w:tc>
+          <w:tcPr>
+            <w:tcW w:type="dxa" w:w="1440"/>
+          </w:tcPr>
+          <w:p>
+            <w:r>
+              <w:t>伺服驱动、电机控制、刹车、急停</w:t>
             </w:r>
           </w:p>
         </w:tc>
@@ -2705,40 +2887,61 @@
       <w:tr>
         <w:tc>
           <w:tcPr>
-            <w:tcW w:type="dxa" w:w="2928"/>
-          </w:tcPr>
-          <w:p>
-            <w:r>
-              <w:rPr>
-                <w:sz w:val="20"/>
-              </w:rPr>
-              <w:t>CPU</w:t>
-            </w:r>
-          </w:p>
-        </w:tc>
-        <w:tc>
-          <w:tcPr>
-            <w:tcW w:type="dxa" w:w="2928"/>
-          </w:tcPr>
-          <w:p>
-            <w:r>
-              <w:rPr>
-                <w:sz w:val="20"/>
-              </w:rPr>
-              <w:t>12 核 ARM Cortex-A78AE</w:t>
-            </w:r>
-          </w:p>
-        </w:tc>
-        <w:tc>
-          <w:tcPr>
-            <w:tcW w:type="dxa" w:w="2928"/>
-          </w:tcPr>
-          <w:p>
-            <w:r>
-              <w:rPr>
-                <w:sz w:val="20"/>
-              </w:rPr>
-              <w:t>主频 2.2GHz，支持实时操作系统</w:t>
+            <w:tcW w:type="dxa" w:w="1440"/>
+          </w:tcPr>
+          <w:p>
+            <w:r>
+              <w:t>**千兆以太网（采集网）**</w:t>
+            </w:r>
+          </w:p>
+        </w:tc>
+        <w:tc>
+          <w:tcPr>
+            <w:tcW w:type="dxa" w:w="1440"/>
+          </w:tcPr>
+          <w:p>
+            <w:r>
+              <w:t>千兆工业以太网</w:t>
+            </w:r>
+          </w:p>
+        </w:tc>
+        <w:tc>
+          <w:tcPr>
+            <w:tcW w:type="dxa" w:w="1440"/>
+          </w:tcPr>
+          <w:p>
+            <w:r>
+              <w:t>GigE Vision + TCP/IP</w:t>
+            </w:r>
+          </w:p>
+        </w:tc>
+        <w:tc>
+          <w:tcPr>
+            <w:tcW w:type="dxa" w:w="1440"/>
+          </w:tcPr>
+          <w:p>
+            <w:r>
+              <w:t>1000 Mbps</w:t>
+            </w:r>
+          </w:p>
+        </w:tc>
+        <w:tc>
+          <w:tcPr>
+            <w:tcW w:type="dxa" w:w="1440"/>
+          </w:tcPr>
+          <w:p>
+            <w:r>
+              <w:t>软实时 ≤ 10ms</w:t>
+            </w:r>
+          </w:p>
+        </w:tc>
+        <w:tc>
+          <w:tcPr>
+            <w:tcW w:type="dxa" w:w="1440"/>
+          </w:tcPr>
+          <w:p>
+            <w:r>
+              <w:t>6路相机 + 2路激光实时采集</w:t>
             </w:r>
           </w:p>
         </w:tc>
@@ -2746,254 +2949,2491 @@
       <w:tr>
         <w:tc>
           <w:tcPr>
-            <w:tcW w:type="dxa" w:w="2928"/>
-          </w:tcPr>
-          <w:p>
-            <w:r>
-              <w:rPr>
-                <w:sz w:val="20"/>
-              </w:rPr>
-              <w:t>GPU</w:t>
-            </w:r>
-          </w:p>
-        </w:tc>
-        <w:tc>
-          <w:tcPr>
-            <w:tcW w:type="dxa" w:w="2928"/>
-          </w:tcPr>
-          <w:p>
-            <w:r>
-              <w:rPr>
-                <w:sz w:val="20"/>
-              </w:rPr>
-              <w:t>NVIDIA Ampere 架构</w:t>
-            </w:r>
-          </w:p>
-        </w:tc>
-        <w:tc>
-          <w:tcPr>
-            <w:tcW w:type="dxa" w:w="2928"/>
-          </w:tcPr>
-          <w:p>
-            <w:r>
-              <w:rPr>
-                <w:sz w:val="20"/>
-              </w:rPr>
-              <w:t>2048 CUDA 核 + 64 Tensor 核</w:t>
-            </w:r>
-          </w:p>
-        </w:tc>
-      </w:tr>
-      <w:tr>
-        <w:tc>
-          <w:tcPr>
-            <w:tcW w:type="dxa" w:w="2928"/>
-          </w:tcPr>
-          <w:p>
-            <w:r>
-              <w:rPr>
-                <w:sz w:val="20"/>
-              </w:rPr>
-              <w:t>内存</w:t>
-            </w:r>
-          </w:p>
-        </w:tc>
-        <w:tc>
-          <w:tcPr>
-            <w:tcW w:type="dxa" w:w="2928"/>
-          </w:tcPr>
-          <w:p>
-            <w:r>
-              <w:rPr>
-                <w:sz w:val="20"/>
-              </w:rPr>
-              <w:t>64GB LPDDR5</w:t>
-            </w:r>
-          </w:p>
-        </w:tc>
-        <w:tc>
-          <w:tcPr>
-            <w:tcW w:type="dxa" w:w="2928"/>
-          </w:tcPr>
-          <w:p>
-            <w:r>
-              <w:rPr>
-                <w:sz w:val="20"/>
-              </w:rPr>
-              <w:t>带宽 204.8 GB/s</w:t>
-            </w:r>
-          </w:p>
-        </w:tc>
-      </w:tr>
-      <w:tr>
-        <w:tc>
-          <w:tcPr>
-            <w:tcW w:type="dxa" w:w="2928"/>
-          </w:tcPr>
-          <w:p>
-            <w:r>
-              <w:rPr>
-                <w:sz w:val="20"/>
-              </w:rPr>
-              <w:t>存储</w:t>
-            </w:r>
-          </w:p>
-        </w:tc>
-        <w:tc>
-          <w:tcPr>
-            <w:tcW w:type="dxa" w:w="2928"/>
-          </w:tcPr>
-          <w:p>
-            <w:r>
-              <w:rPr>
-                <w:sz w:val="20"/>
-              </w:rPr>
-              <w:t>256GB NVMe SSD（系统）+ 2TB SSD（数据）</w:t>
-            </w:r>
-          </w:p>
-        </w:tc>
-        <w:tc>
-          <w:tcPr>
-            <w:tcW w:type="dxa" w:w="2928"/>
-          </w:tcPr>
-          <w:p>
-            <w:r>
-              <w:rPr>
-                <w:sz w:val="20"/>
-              </w:rPr>
-              <w:t>高速读写，支持 RAID1 数据冗余</w:t>
-            </w:r>
-          </w:p>
-        </w:tc>
-      </w:tr>
-      <w:tr>
-        <w:tc>
-          <w:tcPr>
-            <w:tcW w:type="dxa" w:w="2928"/>
-          </w:tcPr>
-          <w:p>
-            <w:r>
-              <w:rPr>
-                <w:sz w:val="20"/>
-              </w:rPr>
-              <w:t>工控机防护等级</w:t>
-            </w:r>
-          </w:p>
-        </w:tc>
-        <w:tc>
-          <w:tcPr>
-            <w:tcW w:type="dxa" w:w="2928"/>
-          </w:tcPr>
-          <w:p>
-            <w:r>
-              <w:rPr>
-                <w:sz w:val="20"/>
-              </w:rPr>
-              <w:t>IP54</w:t>
-            </w:r>
-          </w:p>
-        </w:tc>
-        <w:tc>
-          <w:tcPr>
-            <w:tcW w:type="dxa" w:w="2928"/>
-          </w:tcPr>
-          <w:p>
-            <w:r>
-              <w:rPr>
-                <w:sz w:val="20"/>
-              </w:rPr>
-              <w:t>防尘 + 防溅水</w:t>
-            </w:r>
-          </w:p>
-        </w:tc>
-      </w:tr>
-      <w:tr>
-        <w:tc>
-          <w:tcPr>
-            <w:tcW w:type="dxa" w:w="2928"/>
-          </w:tcPr>
-          <w:p>
-            <w:r>
-              <w:rPr>
-                <w:sz w:val="20"/>
-              </w:rPr>
-              <w:t>工作温度</w:t>
-            </w:r>
-          </w:p>
-        </w:tc>
-        <w:tc>
-          <w:tcPr>
-            <w:tcW w:type="dxa" w:w="2928"/>
-          </w:tcPr>
-          <w:p>
-            <w:r>
-              <w:rPr>
-                <w:sz w:val="20"/>
-              </w:rPr>
-              <w:t>-20°C ~ 55°C</w:t>
-            </w:r>
-          </w:p>
-        </w:tc>
-        <w:tc>
-          <w:tcPr>
-            <w:tcW w:type="dxa" w:w="2928"/>
-          </w:tcPr>
-          <w:p>
-            <w:r>
-              <w:rPr>
-                <w:sz w:val="20"/>
-              </w:rPr>
-              <w:t>适应铁路现场恶劣环境</w:t>
-            </w:r>
-          </w:p>
-        </w:tc>
-      </w:tr>
-      <w:tr>
-        <w:tc>
-          <w:tcPr>
-            <w:tcW w:type="dxa" w:w="2928"/>
-          </w:tcPr>
-          <w:p>
-            <w:r>
-              <w:rPr>
-                <w:sz w:val="20"/>
-              </w:rPr>
-              <w:t>功耗</w:t>
-            </w:r>
-          </w:p>
-        </w:tc>
-        <w:tc>
-          <w:tcPr>
-            <w:tcW w:type="dxa" w:w="2928"/>
-          </w:tcPr>
-          <w:p>
-            <w:r>
-              <w:rPr>
-                <w:sz w:val="20"/>
-              </w:rPr>
-              <w:t>典型 30W，最大 60W</w:t>
-            </w:r>
-          </w:p>
-        </w:tc>
-        <w:tc>
-          <w:tcPr>
-            <w:tcW w:type="dxa" w:w="2928"/>
-          </w:tcPr>
-          <w:p>
-            <w:r>
-              <w:rPr>
-                <w:sz w:val="20"/>
-              </w:rPr>
-              <w:t>支持电池供电</w:t>
+            <w:tcW w:type="dxa" w:w="1440"/>
+          </w:tcPr>
+          <w:p>
+            <w:r>
+              <w:t>**移动网络（传输网）**</w:t>
+            </w:r>
+          </w:p>
+        </w:tc>
+        <w:tc>
+          <w:tcPr>
+            <w:tcW w:type="dxa" w:w="1440"/>
+          </w:tcPr>
+          <w:p>
+            <w:r>
+              <w:t>4G/5G 无线</w:t>
+            </w:r>
+          </w:p>
+        </w:tc>
+        <w:tc>
+          <w:tcPr>
+            <w:tcW w:type="dxa" w:w="1440"/>
+          </w:tcPr>
+          <w:p>
+            <w:r>
+              <w:t>MQTT + TLS</w:t>
+            </w:r>
+          </w:p>
+        </w:tc>
+        <w:tc>
+          <w:tcPr>
+            <w:tcW w:type="dxa" w:w="1440"/>
+          </w:tcPr>
+          <w:p>
+            <w:r>
+              <w:t>50~500 Mbps</w:t>
+            </w:r>
+          </w:p>
+        </w:tc>
+        <w:tc>
+          <w:tcPr>
+            <w:tcW w:type="dxa" w:w="1440"/>
+          </w:tcPr>
+          <w:p>
+            <w:r>
+              <w:t>非实时秒级</w:t>
+            </w:r>
+          </w:p>
+        </w:tc>
+        <w:tc>
+          <w:tcPr>
+            <w:tcW w:type="dxa" w:w="1440"/>
+          </w:tcPr>
+          <w:p>
+            <w:r>
+              <w:t>数据上传、远程监控、模型推送</w:t>
             </w:r>
           </w:p>
         </w:tc>
       </w:tr>
     </w:tbl>
     <w:p/>
+    <w:p>
+      <w:r>
+        <w:rPr>
+          <w:b w:val="0"/>
+          <w:i w:val="0"/>
+        </w:rPr>
+        <w:t>---</w:t>
+      </w:r>
+    </w:p>
+    <w:p/>
+    <w:p>
+      <w:pPr>
+        <w:pStyle w:val="Heading2"/>
+      </w:pPr>
+      <w:r>
+        <w:t>八、网络安全与数据安全</w:t>
+      </w:r>
+    </w:p>
+    <w:p/>
+    <w:tbl>
+      <w:tblPr>
+        <w:tblStyle w:val="TableGrid"/>
+        <w:tblW w:type="auto" w:w="0"/>
+        <w:tblLook w:firstColumn="1" w:firstRow="1" w:lastColumn="0" w:lastRow="0" w:noHBand="0" w:noVBand="1" w:val="04A0"/>
+      </w:tblPr>
+      <w:tblGrid>
+        <w:gridCol w:w="2880"/>
+        <w:gridCol w:w="2880"/>
+        <w:gridCol w:w="2880"/>
+      </w:tblGrid>
+      <w:tr>
+        <w:tc>
+          <w:tcPr>
+            <w:tcW w:type="dxa" w:w="2880"/>
+          </w:tcPr>
+          <w:p>
+            <w:r>
+              <w:rPr>
+                <w:b/>
+              </w:rPr>
+              <w:t>安全维度</w:t>
+            </w:r>
+          </w:p>
+        </w:tc>
+        <w:tc>
+          <w:tcPr>
+            <w:tcW w:type="dxa" w:w="2880"/>
+          </w:tcPr>
+          <w:p>
+            <w:r>
+              <w:rPr>
+                <w:b/>
+              </w:rPr>
+              <w:t>措施</w:t>
+            </w:r>
+          </w:p>
+        </w:tc>
+        <w:tc>
+          <w:tcPr>
+            <w:tcW w:type="dxa" w:w="2880"/>
+          </w:tcPr>
+          <w:p>
+            <w:r>
+              <w:rPr>
+                <w:b/>
+              </w:rPr>
+              <w:t>说明</w:t>
+            </w:r>
+          </w:p>
+        </w:tc>
+      </w:tr>
+      <w:tr>
+        <w:tc>
+          <w:tcPr>
+            <w:tcW w:type="dxa" w:w="2880"/>
+          </w:tcPr>
+          <w:p>
+            <w:r>
+              <w:t>传输加密</w:t>
+            </w:r>
+          </w:p>
+        </w:tc>
+        <w:tc>
+          <w:tcPr>
+            <w:tcW w:type="dxa" w:w="2880"/>
+          </w:tcPr>
+          <w:p>
+            <w:r>
+              <w:t>TLS 1.3</w:t>
+            </w:r>
+          </w:p>
+        </w:tc>
+        <w:tc>
+          <w:tcPr>
+            <w:tcW w:type="dxa" w:w="2880"/>
+          </w:tcPr>
+          <w:p>
+            <w:r>
+              <w:t>移动网络传输全程加密，防止数据窃取</w:t>
+            </w:r>
+          </w:p>
+        </w:tc>
+      </w:tr>
+      <w:tr>
+        <w:tc>
+          <w:tcPr>
+            <w:tcW w:type="dxa" w:w="2880"/>
+          </w:tcPr>
+          <w:p>
+            <w:r>
+              <w:t>设备认证</w:t>
+            </w:r>
+          </w:p>
+        </w:tc>
+        <w:tc>
+          <w:tcPr>
+            <w:tcW w:type="dxa" w:w="2880"/>
+          </w:tcPr>
+          <w:p>
+            <w:r>
+              <w:t>MQTT 双向认证 + Token</w:t>
+            </w:r>
+          </w:p>
+        </w:tc>
+        <w:tc>
+          <w:tcPr>
+            <w:tcW w:type="dxa" w:w="2880"/>
+          </w:tcPr>
+          <w:p>
+            <w:r>
+              <w:t>云端与边缘设备 mutual authentication</w:t>
+            </w:r>
+          </w:p>
+        </w:tc>
+      </w:tr>
+      <w:tr>
+        <w:tc>
+          <w:tcPr>
+            <w:tcW w:type="dxa" w:w="2880"/>
+          </w:tcPr>
+          <w:p>
+            <w:r>
+              <w:t>数据完整性</w:t>
+            </w:r>
+          </w:p>
+        </w:tc>
+        <w:tc>
+          <w:tcPr>
+            <w:tcW w:type="dxa" w:w="2880"/>
+          </w:tcPr>
+          <w:p>
+            <w:r>
+              <w:t>SHA-256 校验</w:t>
+            </w:r>
+          </w:p>
+        </w:tc>
+        <w:tc>
+          <w:tcPr>
+            <w:tcW w:type="dxa" w:w="2880"/>
+          </w:tcPr>
+          <w:p>
+            <w:r>
+              <w:t>原始数据 + 判定结果均做哈希校验</w:t>
+            </w:r>
+          </w:p>
+        </w:tc>
+      </w:tr>
+      <w:tr>
+        <w:tc>
+          <w:tcPr>
+            <w:tcW w:type="dxa" w:w="2880"/>
+          </w:tcPr>
+          <w:p>
+            <w:r>
+              <w:t>边缘存储加密</w:t>
+            </w:r>
+          </w:p>
+        </w:tc>
+        <w:tc>
+          <w:tcPr>
+            <w:tcW w:type="dxa" w:w="2880"/>
+          </w:tcPr>
+          <w:p>
+            <w:r>
+              <w:t>AES-256 静态加密</w:t>
+            </w:r>
+          </w:p>
+        </w:tc>
+        <w:tc>
+          <w:tcPr>
+            <w:tcW w:type="dxa" w:w="2880"/>
+          </w:tcPr>
+          <w:p>
+            <w:r>
+              <w:t>SSD 数据即使被拆离也无法读取</w:t>
+            </w:r>
+          </w:p>
+        </w:tc>
+      </w:tr>
+      <w:tr>
+        <w:tc>
+          <w:tcPr>
+            <w:tcW w:type="dxa" w:w="2880"/>
+          </w:tcPr>
+          <w:p>
+            <w:r>
+              <w:t>入侵检测</w:t>
+            </w:r>
+          </w:p>
+        </w:tc>
+        <w:tc>
+          <w:tcPr>
+            <w:tcW w:type="dxa" w:w="2880"/>
+          </w:tcPr>
+          <w:p>
+            <w:r>
+              <w:t>边缘节点异常流量监控</w:t>
+            </w:r>
+          </w:p>
+        </w:tc>
+        <w:tc>
+          <w:tcPr>
+            <w:tcW w:type="dxa" w:w="2880"/>
+          </w:tcPr>
+          <w:p>
+            <w:r>
+              <w:t>实时检测并阻断异常连接请求</w:t>
+            </w:r>
+          </w:p>
+        </w:tc>
+      </w:tr>
+      <w:tr>
+        <w:tc>
+          <w:tcPr>
+            <w:tcW w:type="dxa" w:w="2880"/>
+          </w:tcPr>
+          <w:p>
+            <w:r>
+              <w:t>安全启动</w:t>
+            </w:r>
+          </w:p>
+        </w:tc>
+        <w:tc>
+          <w:tcPr>
+            <w:tcW w:type="dxa" w:w="2880"/>
+          </w:tcPr>
+          <w:p>
+            <w:r>
+              <w:t>UEFI Secure Boot</w:t>
+            </w:r>
+          </w:p>
+        </w:tc>
+        <w:tc>
+          <w:tcPr>
+            <w:tcW w:type="dxa" w:w="2880"/>
+          </w:tcPr>
+          <w:p>
+            <w:r>
+              <w:t>防止边缘设备刷入恶意固件</w:t>
+            </w:r>
+          </w:p>
+        </w:tc>
+      </w:tr>
+    </w:tbl>
+    <w:p/>
+    <w:p>
+      <w:r>
+        <w:rPr>
+          <w:b w:val="0"/>
+          <w:i w:val="0"/>
+        </w:rPr>
+        <w:t>---</w:t>
+      </w:r>
+    </w:p>
+    <w:p/>
+    <w:p>
+      <w:pPr>
+        <w:pStyle w:val="Heading2"/>
+      </w:pPr>
+      <w:r>
+        <w:t>九、故障自愈与边缘节点异常检测</w:t>
+      </w:r>
+    </w:p>
+    <w:p/>
+    <w:p>
+      <w:pPr>
+        <w:pStyle w:val="Heading3"/>
+      </w:pPr>
+      <w:r>
+        <w:t xml:space="preserve"> 9.1 健康监控指标体系</w:t>
+      </w:r>
+    </w:p>
+    <w:p/>
+    <w:tbl>
+      <w:tblPr>
+        <w:tblStyle w:val="TableGrid"/>
+        <w:tblW w:type="auto" w:w="0"/>
+        <w:tblLook w:firstColumn="1" w:firstRow="1" w:lastColumn="0" w:lastRow="0" w:noHBand="0" w:noVBand="1" w:val="04A0"/>
+      </w:tblPr>
+      <w:tblGrid>
+        <w:gridCol w:w="2880"/>
+        <w:gridCol w:w="2880"/>
+        <w:gridCol w:w="2880"/>
+      </w:tblGrid>
+      <w:tr>
+        <w:tc>
+          <w:tcPr>
+            <w:tcW w:type="dxa" w:w="2880"/>
+          </w:tcPr>
+          <w:p>
+            <w:r>
+              <w:rPr>
+                <w:b/>
+              </w:rPr>
+              <w:t>监控指标</w:t>
+            </w:r>
+          </w:p>
+        </w:tc>
+        <w:tc>
+          <w:tcPr>
+            <w:tcW w:type="dxa" w:w="2880"/>
+          </w:tcPr>
+          <w:p>
+            <w:r>
+              <w:rPr>
+                <w:b/>
+              </w:rPr>
+              <w:t>告警阈值</w:t>
+            </w:r>
+          </w:p>
+        </w:tc>
+        <w:tc>
+          <w:tcPr>
+            <w:tcW w:type="dxa" w:w="2880"/>
+          </w:tcPr>
+          <w:p>
+            <w:r>
+              <w:rPr>
+                <w:b/>
+              </w:rPr>
+              <w:t>处理动作</w:t>
+            </w:r>
+          </w:p>
+        </w:tc>
+      </w:tr>
+      <w:tr>
+        <w:tc>
+          <w:tcPr>
+            <w:tcW w:type="dxa" w:w="2880"/>
+          </w:tcPr>
+          <w:p>
+            <w:r>
+              <w:t>GPU 利用率</w:t>
+            </w:r>
+          </w:p>
+        </w:tc>
+        <w:tc>
+          <w:tcPr>
+            <w:tcW w:type="dxa" w:w="2880"/>
+          </w:tcPr>
+          <w:p>
+            <w:r>
+              <w:t>持续 &gt; 95% 超过 30s</w:t>
+            </w:r>
+          </w:p>
+        </w:tc>
+        <w:tc>
+          <w:tcPr>
+            <w:tcW w:type="dxa" w:w="2880"/>
+          </w:tcPr>
+          <w:p>
+            <w:r>
+              <w:t>降频处理，减少并发推理任务</w:t>
+            </w:r>
+          </w:p>
+        </w:tc>
+      </w:tr>
+      <w:tr>
+        <w:tc>
+          <w:tcPr>
+            <w:tcW w:type="dxa" w:w="2880"/>
+          </w:tcPr>
+          <w:p>
+            <w:r>
+              <w:t>内存占用率</w:t>
+            </w:r>
+          </w:p>
+        </w:tc>
+        <w:tc>
+          <w:tcPr>
+            <w:tcW w:type="dxa" w:w="2880"/>
+          </w:tcPr>
+          <w:p>
+            <w:r>
+              <w:t>&gt; 85%</w:t>
+            </w:r>
+          </w:p>
+        </w:tc>
+        <w:tc>
+          <w:tcPr>
+            <w:tcW w:type="dxa" w:w="2880"/>
+          </w:tcPr>
+          <w:p>
+            <w:r>
+              <w:t>触发 GC，清理历史缓存</w:t>
+            </w:r>
+          </w:p>
+        </w:tc>
+      </w:tr>
+      <w:tr>
+        <w:tc>
+          <w:tcPr>
+            <w:tcW w:type="dxa" w:w="2880"/>
+          </w:tcPr>
+          <w:p>
+            <w:r>
+              <w:t>磁盘剩余空间</w:t>
+            </w:r>
+          </w:p>
+        </w:tc>
+        <w:tc>
+          <w:tcPr>
+            <w:tcW w:type="dxa" w:w="2880"/>
+          </w:tcPr>
+          <w:p>
+            <w:r>
+              <w:t>&lt; 10%</w:t>
+            </w:r>
+          </w:p>
+        </w:tc>
+        <w:tc>
+          <w:tcPr>
+            <w:tcW w:type="dxa" w:w="2880"/>
+          </w:tcPr>
+          <w:p>
+            <w:r>
+              <w:t>删除最旧的历史数据，保留最近 72h</w:t>
+            </w:r>
+          </w:p>
+        </w:tc>
+      </w:tr>
+      <w:tr>
+        <w:tc>
+          <w:tcPr>
+            <w:tcW w:type="dxa" w:w="2880"/>
+          </w:tcPr>
+          <w:p>
+            <w:r>
+              <w:t>帧率稳定性</w:t>
+            </w:r>
+          </w:p>
+        </w:tc>
+        <w:tc>
+          <w:tcPr>
+            <w:tcW w:type="dxa" w:w="2880"/>
+          </w:tcPr>
+          <w:p>
+            <w:r>
+              <w:t>连续 10 帧丢失</w:t>
+            </w:r>
+          </w:p>
+        </w:tc>
+        <w:tc>
+          <w:tcPr>
+            <w:tcW w:type="dxa" w:w="2880"/>
+          </w:tcPr>
+          <w:p>
+            <w:r>
+              <w:t>触发传感器重置</w:t>
+            </w:r>
+          </w:p>
+        </w:tc>
+      </w:tr>
+      <w:tr>
+        <w:tc>
+          <w:tcPr>
+            <w:tcW w:type="dxa" w:w="2880"/>
+          </w:tcPr>
+          <w:p>
+            <w:r>
+              <w:t>网络延迟</w:t>
+            </w:r>
+          </w:p>
+        </w:tc>
+        <w:tc>
+          <w:tcPr>
+            <w:tcW w:type="dxa" w:w="2880"/>
+          </w:tcPr>
+          <w:p>
+            <w:r>
+              <w:t>传输延迟 &gt; 5s</w:t>
+            </w:r>
+          </w:p>
+        </w:tc>
+        <w:tc>
+          <w:tcPr>
+            <w:tcW w:type="dxa" w:w="2880"/>
+          </w:tcPr>
+          <w:p>
+            <w:r>
+              <w:t>切换本地存储，等待网络恢复</w:t>
+            </w:r>
+          </w:p>
+        </w:tc>
+      </w:tr>
+      <w:tr>
+        <w:tc>
+          <w:tcPr>
+            <w:tcW w:type="dxa" w:w="2880"/>
+          </w:tcPr>
+          <w:p>
+            <w:r>
+              <w:t>GPU 温度</w:t>
+            </w:r>
+          </w:p>
+        </w:tc>
+        <w:tc>
+          <w:tcPr>
+            <w:tcW w:type="dxa" w:w="2880"/>
+          </w:tcPr>
+          <w:p>
+            <w:r>
+              <w:t>&gt; 80°C</w:t>
+            </w:r>
+          </w:p>
+        </w:tc>
+        <w:tc>
+          <w:tcPr>
+            <w:tcW w:type="dxa" w:w="2880"/>
+          </w:tcPr>
+          <w:p>
+            <w:r>
+              <w:t>触发主动散热，降低推理频率</w:t>
+            </w:r>
+          </w:p>
+        </w:tc>
+      </w:tr>
+    </w:tbl>
+    <w:p/>
+    <w:p>
+      <w:pPr>
+        <w:pStyle w:val="Heading3"/>
+      </w:pPr>
+      <w:r>
+        <w:t xml:space="preserve"> 9.2 故障自愈流程</w:t>
+      </w:r>
+    </w:p>
+    <w:p/>
+    <w:p>
+      <w:r>
+        <w:t>[图/表内容见对应 Markdown 源文件中的 mermaid 图]</w:t>
+      </w:r>
+    </w:p>
+    <w:p/>
+    <w:p>
+      <w:r>
+        <w:t xml:space="preserve">&gt; </w:t>
+      </w:r>
+      <w:r>
+        <w:rPr>
+          <w:b/>
+        </w:rPr>
+        <w:t>图 4-6：故障自愈流程图</w:t>
+      </w:r>
+      <w:r/>
+    </w:p>
+    <w:p/>
+    <w:tbl>
+      <w:tblPr>
+        <w:tblStyle w:val="TableGrid"/>
+        <w:tblW w:type="auto" w:w="0"/>
+        <w:tblLook w:firstColumn="1" w:firstRow="1" w:lastColumn="0" w:lastRow="0" w:noHBand="0" w:noVBand="1" w:val="04A0"/>
+      </w:tblPr>
+      <w:tblGrid>
+        <w:gridCol w:w="2160"/>
+        <w:gridCol w:w="2160"/>
+        <w:gridCol w:w="2160"/>
+        <w:gridCol w:w="2160"/>
+      </w:tblGrid>
+      <w:tr>
+        <w:tc>
+          <w:tcPr>
+            <w:tcW w:type="dxa" w:w="2160"/>
+          </w:tcPr>
+          <w:p>
+            <w:r>
+              <w:rPr>
+                <w:b/>
+              </w:rPr>
+              <w:t>故障类型</w:t>
+            </w:r>
+          </w:p>
+        </w:tc>
+        <w:tc>
+          <w:tcPr>
+            <w:tcW w:type="dxa" w:w="2160"/>
+          </w:tcPr>
+          <w:p>
+            <w:r>
+              <w:rPr>
+                <w:b/>
+              </w:rPr>
+              <w:t>检测方式</w:t>
+            </w:r>
+          </w:p>
+        </w:tc>
+        <w:tc>
+          <w:tcPr>
+            <w:tcW w:type="dxa" w:w="2160"/>
+          </w:tcPr>
+          <w:p>
+            <w:r>
+              <w:rPr>
+                <w:b/>
+              </w:rPr>
+              <w:t>自愈策略</w:t>
+            </w:r>
+          </w:p>
+        </w:tc>
+        <w:tc>
+          <w:tcPr>
+            <w:tcW w:type="dxa" w:w="2160"/>
+          </w:tcPr>
+          <w:p>
+            <w:r>
+              <w:rPr>
+                <w:b/>
+              </w:rPr>
+              <w:t>恢复时间</w:t>
+            </w:r>
+          </w:p>
+        </w:tc>
+      </w:tr>
+      <w:tr>
+        <w:tc>
+          <w:tcPr>
+            <w:tcW w:type="dxa" w:w="2160"/>
+          </w:tcPr>
+          <w:p>
+            <w:r>
+              <w:t>软件僵死</w:t>
+            </w:r>
+          </w:p>
+        </w:tc>
+        <w:tc>
+          <w:tcPr>
+            <w:tcW w:type="dxa" w:w="2160"/>
+          </w:tcPr>
+          <w:p>
+            <w:r>
+              <w:t>看门狗超时</w:t>
+            </w:r>
+          </w:p>
+        </w:tc>
+        <w:tc>
+          <w:tcPr>
+            <w:tcW w:type="dxa" w:w="2160"/>
+          </w:tcPr>
+          <w:p>
+            <w:r>
+              <w:t>自动重启服务</w:t>
+            </w:r>
+          </w:p>
+        </w:tc>
+        <w:tc>
+          <w:tcPr>
+            <w:tcW w:type="dxa" w:w="2160"/>
+          </w:tcPr>
+          <w:p>
+            <w:r>
+              <w:t>&lt; 10s</w:t>
+            </w:r>
+          </w:p>
+        </w:tc>
+      </w:tr>
+      <w:tr>
+        <w:tc>
+          <w:tcPr>
+            <w:tcW w:type="dxa" w:w="2160"/>
+          </w:tcPr>
+          <w:p>
+            <w:r>
+              <w:t>相机断流</w:t>
+            </w:r>
+          </w:p>
+        </w:tc>
+        <w:tc>
+          <w:tcPr>
+            <w:tcW w:type="dxa" w:w="2160"/>
+          </w:tcPr>
+          <w:p>
+            <w:r>
+              <w:t>帧率监控</w:t>
+            </w:r>
+          </w:p>
+        </w:tc>
+        <w:tc>
+          <w:tcPr>
+            <w:tcW w:type="dxa" w:w="2160"/>
+          </w:tcPr>
+          <w:p>
+            <w:r>
+              <w:t>传感器重置</w:t>
+            </w:r>
+          </w:p>
+        </w:tc>
+        <w:tc>
+          <w:tcPr>
+            <w:tcW w:type="dxa" w:w="2160"/>
+          </w:tcPr>
+          <w:p>
+            <w:r>
+              <w:t>&lt; 30s</w:t>
+            </w:r>
+          </w:p>
+        </w:tc>
+      </w:tr>
+      <w:tr>
+        <w:tc>
+          <w:tcPr>
+            <w:tcW w:type="dxa" w:w="2160"/>
+          </w:tcPr>
+          <w:p>
+            <w:r>
+              <w:t>GPU 故障</w:t>
+            </w:r>
+          </w:p>
+        </w:tc>
+        <w:tc>
+          <w:tcPr>
+            <w:tcW w:type="dxa" w:w="2160"/>
+          </w:tcPr>
+          <w:p>
+            <w:r>
+              <w:t>心跳检测</w:t>
+            </w:r>
+          </w:p>
+        </w:tc>
+        <w:tc>
+          <w:tcPr>
+            <w:tcW w:type="dxa" w:w="2160"/>
+          </w:tcPr>
+          <w:p>
+            <w:r>
+              <w:t>切换 CPU 回退推理</w:t>
+            </w:r>
+          </w:p>
+        </w:tc>
+        <w:tc>
+          <w:tcPr>
+            <w:tcW w:type="dxa" w:w="2160"/>
+          </w:tcPr>
+          <w:p>
+            <w:r>
+              <w:t>&lt; 60s</w:t>
+            </w:r>
+          </w:p>
+        </w:tc>
+      </w:tr>
+      <w:tr>
+        <w:tc>
+          <w:tcPr>
+            <w:tcW w:type="dxa" w:w="2160"/>
+          </w:tcPr>
+          <w:p>
+            <w:r>
+              <w:t>磁盘满</w:t>
+            </w:r>
+          </w:p>
+        </w:tc>
+        <w:tc>
+          <w:tcPr>
+            <w:tcW w:type="dxa" w:w="2160"/>
+          </w:tcPr>
+          <w:p>
+            <w:r>
+              <w:t>空间监控</w:t>
+            </w:r>
+          </w:p>
+        </w:tc>
+        <w:tc>
+          <w:tcPr>
+            <w:tcW w:type="dxa" w:w="2160"/>
+          </w:tcPr>
+          <w:p>
+            <w:r>
+              <w:t>自动删除 72h 前数据</w:t>
+            </w:r>
+          </w:p>
+        </w:tc>
+        <w:tc>
+          <w:tcPr>
+            <w:tcW w:type="dxa" w:w="2160"/>
+          </w:tcPr>
+          <w:p>
+            <w:r>
+              <w:t>即时</w:t>
+            </w:r>
+          </w:p>
+        </w:tc>
+      </w:tr>
+      <w:tr>
+        <w:tc>
+          <w:tcPr>
+            <w:tcW w:type="dxa" w:w="2160"/>
+          </w:tcPr>
+          <w:p>
+            <w:r>
+              <w:t>网络中断</w:t>
+            </w:r>
+          </w:p>
+        </w:tc>
+        <w:tc>
+          <w:tcPr>
+            <w:tcW w:type="dxa" w:w="2160"/>
+          </w:tcPr>
+          <w:p>
+            <w:r>
+              <w:t>MQTT 心跳超时</w:t>
+            </w:r>
+          </w:p>
+        </w:tc>
+        <w:tc>
+          <w:tcPr>
+            <w:tcW w:type="dxa" w:w="2160"/>
+          </w:tcPr>
+          <w:p>
+            <w:r>
+              <w:t>本地缓存 + 断点续传</w:t>
+            </w:r>
+          </w:p>
+        </w:tc>
+        <w:tc>
+          <w:tcPr>
+            <w:tcW w:type="dxa" w:w="2160"/>
+          </w:tcPr>
+          <w:p>
+            <w:r>
+              <w:t>网络恢复后自动补传</w:t>
+            </w:r>
+          </w:p>
+        </w:tc>
+      </w:tr>
+    </w:tbl>
+    <w:p/>
+    <w:p>
+      <w:r>
+        <w:rPr>
+          <w:b w:val="0"/>
+          <w:i w:val="0"/>
+        </w:rPr>
+        <w:t>---</w:t>
+      </w:r>
+    </w:p>
+    <w:p/>
+    <w:p>
+      <w:pPr>
+        <w:pStyle w:val="Heading2"/>
+      </w:pPr>
+      <w:r>
+        <w:t>十、边缘硬件规格</w:t>
+      </w:r>
+    </w:p>
+    <w:p/>
+    <w:tbl>
+      <w:tblPr>
+        <w:tblStyle w:val="TableGrid"/>
+        <w:tblW w:type="auto" w:w="0"/>
+        <w:tblLook w:firstColumn="1" w:firstRow="1" w:lastColumn="0" w:lastRow="0" w:noHBand="0" w:noVBand="1" w:val="04A0"/>
+      </w:tblPr>
+      <w:tblGrid>
+        <w:gridCol w:w="2880"/>
+        <w:gridCol w:w="2880"/>
+        <w:gridCol w:w="2880"/>
+      </w:tblGrid>
+      <w:tr>
+        <w:tc>
+          <w:tcPr>
+            <w:tcW w:type="dxa" w:w="2880"/>
+          </w:tcPr>
+          <w:p>
+            <w:r>
+              <w:rPr>
+                <w:b/>
+              </w:rPr>
+              <w:t>组件</w:t>
+            </w:r>
+          </w:p>
+        </w:tc>
+        <w:tc>
+          <w:tcPr>
+            <w:tcW w:type="dxa" w:w="2880"/>
+          </w:tcPr>
+          <w:p>
+            <w:r>
+              <w:rPr>
+                <w:b/>
+              </w:rPr>
+              <w:t>型号/规格</w:t>
+            </w:r>
+          </w:p>
+        </w:tc>
+        <w:tc>
+          <w:tcPr>
+            <w:tcW w:type="dxa" w:w="2880"/>
+          </w:tcPr>
+          <w:p>
+            <w:r>
+              <w:rPr>
+                <w:b/>
+              </w:rPr>
+              <w:t>说明</w:t>
+            </w:r>
+          </w:p>
+        </w:tc>
+      </w:tr>
+      <w:tr>
+        <w:tc>
+          <w:tcPr>
+            <w:tcW w:type="dxa" w:w="2880"/>
+          </w:tcPr>
+          <w:p>
+            <w:r>
+              <w:t>核心计算单元</w:t>
+            </w:r>
+          </w:p>
+        </w:tc>
+        <w:tc>
+          <w:tcPr>
+            <w:tcW w:type="dxa" w:w="2880"/>
+          </w:tcPr>
+          <w:p>
+            <w:r>
+              <w:t>NVIDIA Jetson AGX Orin 64GB</w:t>
+            </w:r>
+          </w:p>
+        </w:tc>
+        <w:tc>
+          <w:tcPr>
+            <w:tcW w:type="dxa" w:w="2880"/>
+          </w:tcPr>
+          <w:p>
+            <w:r>
+              <w:t>32 TOPS AI 算力，ARM Cortex-A78AE × 12 核</w:t>
+            </w:r>
+          </w:p>
+        </w:tc>
+      </w:tr>
+      <w:tr>
+        <w:tc>
+          <w:tcPr>
+            <w:tcW w:type="dxa" w:w="2880"/>
+          </w:tcPr>
+          <w:p>
+            <w:r>
+              <w:t>CPU</w:t>
+            </w:r>
+          </w:p>
+        </w:tc>
+        <w:tc>
+          <w:tcPr>
+            <w:tcW w:type="dxa" w:w="2880"/>
+          </w:tcPr>
+          <w:p>
+            <w:r>
+              <w:t>12 核 ARM Cortex-A78AE</w:t>
+            </w:r>
+          </w:p>
+        </w:tc>
+        <w:tc>
+          <w:tcPr>
+            <w:tcW w:type="dxa" w:w="2880"/>
+          </w:tcPr>
+          <w:p>
+            <w:r>
+              <w:t>主频 2.2GHz，支持实时操作系统</w:t>
+            </w:r>
+          </w:p>
+        </w:tc>
+      </w:tr>
+      <w:tr>
+        <w:tc>
+          <w:tcPr>
+            <w:tcW w:type="dxa" w:w="2880"/>
+          </w:tcPr>
+          <w:p>
+            <w:r>
+              <w:t>GPU</w:t>
+            </w:r>
+          </w:p>
+        </w:tc>
+        <w:tc>
+          <w:tcPr>
+            <w:tcW w:type="dxa" w:w="2880"/>
+          </w:tcPr>
+          <w:p>
+            <w:r>
+              <w:t>NVIDIA Ampere 架构</w:t>
+            </w:r>
+          </w:p>
+        </w:tc>
+        <w:tc>
+          <w:tcPr>
+            <w:tcW w:type="dxa" w:w="2880"/>
+          </w:tcPr>
+          <w:p>
+            <w:r>
+              <w:t>2048 CUDA 核 + 64 Tensor 核</w:t>
+            </w:r>
+          </w:p>
+        </w:tc>
+      </w:tr>
+      <w:tr>
+        <w:tc>
+          <w:tcPr>
+            <w:tcW w:type="dxa" w:w="2880"/>
+          </w:tcPr>
+          <w:p>
+            <w:r>
+              <w:t>内存</w:t>
+            </w:r>
+          </w:p>
+        </w:tc>
+        <w:tc>
+          <w:tcPr>
+            <w:tcW w:type="dxa" w:w="2880"/>
+          </w:tcPr>
+          <w:p>
+            <w:r>
+              <w:t>64GB LPDDR5</w:t>
+            </w:r>
+          </w:p>
+        </w:tc>
+        <w:tc>
+          <w:tcPr>
+            <w:tcW w:type="dxa" w:w="2880"/>
+          </w:tcPr>
+          <w:p>
+            <w:r>
+              <w:t>带宽 204.8 GB/s</w:t>
+            </w:r>
+          </w:p>
+        </w:tc>
+      </w:tr>
+      <w:tr>
+        <w:tc>
+          <w:tcPr>
+            <w:tcW w:type="dxa" w:w="2880"/>
+          </w:tcPr>
+          <w:p>
+            <w:r>
+              <w:t>存储</w:t>
+            </w:r>
+          </w:p>
+        </w:tc>
+        <w:tc>
+          <w:tcPr>
+            <w:tcW w:type="dxa" w:w="2880"/>
+          </w:tcPr>
+          <w:p>
+            <w:r>
+              <w:t>256GB NVMe SSD（系统）+ 2TB SSD（数据）</w:t>
+            </w:r>
+          </w:p>
+        </w:tc>
+        <w:tc>
+          <w:tcPr>
+            <w:tcW w:type="dxa" w:w="2880"/>
+          </w:tcPr>
+          <w:p>
+            <w:r>
+              <w:t>高速读写，支持 RAID1 数据冗余</w:t>
+            </w:r>
+          </w:p>
+        </w:tc>
+      </w:tr>
+      <w:tr>
+        <w:tc>
+          <w:tcPr>
+            <w:tcW w:type="dxa" w:w="2880"/>
+          </w:tcPr>
+          <w:p>
+            <w:r>
+              <w:t>工控机防护等级</w:t>
+            </w:r>
+          </w:p>
+        </w:tc>
+        <w:tc>
+          <w:tcPr>
+            <w:tcW w:type="dxa" w:w="2880"/>
+          </w:tcPr>
+          <w:p>
+            <w:r>
+              <w:t>IP54</w:t>
+            </w:r>
+          </w:p>
+        </w:tc>
+        <w:tc>
+          <w:tcPr>
+            <w:tcW w:type="dxa" w:w="2880"/>
+          </w:tcPr>
+          <w:p>
+            <w:r>
+              <w:t>防尘 + 防溅水</w:t>
+            </w:r>
+          </w:p>
+        </w:tc>
+      </w:tr>
+      <w:tr>
+        <w:tc>
+          <w:tcPr>
+            <w:tcW w:type="dxa" w:w="2880"/>
+          </w:tcPr>
+          <w:p>
+            <w:r>
+              <w:t>工作温度</w:t>
+            </w:r>
+          </w:p>
+        </w:tc>
+        <w:tc>
+          <w:tcPr>
+            <w:tcW w:type="dxa" w:w="2880"/>
+          </w:tcPr>
+          <w:p>
+            <w:r>
+              <w:t>-20°C ~ 55°C</w:t>
+            </w:r>
+          </w:p>
+        </w:tc>
+        <w:tc>
+          <w:tcPr>
+            <w:tcW w:type="dxa" w:w="2880"/>
+          </w:tcPr>
+          <w:p>
+            <w:r>
+              <w:t>适应铁路现场恶劣环境</w:t>
+            </w:r>
+          </w:p>
+        </w:tc>
+      </w:tr>
+      <w:tr>
+        <w:tc>
+          <w:tcPr>
+            <w:tcW w:type="dxa" w:w="2880"/>
+          </w:tcPr>
+          <w:p>
+            <w:r>
+              <w:t>功耗</w:t>
+            </w:r>
+          </w:p>
+        </w:tc>
+        <w:tc>
+          <w:tcPr>
+            <w:tcW w:type="dxa" w:w="2880"/>
+          </w:tcPr>
+          <w:p>
+            <w:r>
+              <w:t>典型 30W，最大 60W</w:t>
+            </w:r>
+          </w:p>
+        </w:tc>
+        <w:tc>
+          <w:tcPr>
+            <w:tcW w:type="dxa" w:w="2880"/>
+          </w:tcPr>
+          <w:p>
+            <w:r>
+              <w:t>支持电池供电</w:t>
+            </w:r>
+          </w:p>
+        </w:tc>
+      </w:tr>
+    </w:tbl>
+    <w:p/>
+    <w:p>
+      <w:r>
+        <w:rPr>
+          <w:b w:val="0"/>
+          <w:i w:val="0"/>
+        </w:rPr>
+        <w:t>---</w:t>
+      </w:r>
+    </w:p>
+    <w:p/>
+    <w:p>
+      <w:pPr>
+        <w:pStyle w:val="Heading2"/>
+      </w:pPr>
+      <w:r>
+        <w:t>十一、核心算法数学模型汇总</w:t>
+      </w:r>
+    </w:p>
+    <w:p/>
+    <w:p>
+      <w:r>
+        <w:rPr>
+          <w:b w:val="0"/>
+          <w:i w:val="0"/>
+        </w:rPr>
+        <w:t>&gt; 本节汇总系统各核心检测功能涉及的数学模型，为算法实现提供明确的公式依据。</w:t>
+      </w:r>
+    </w:p>
+    <w:p/>
+    <w:p>
+      <w:pPr>
+        <w:pStyle w:val="Heading3"/>
+      </w:pPr>
+      <w:r>
+        <w:t xml:space="preserve"> 11.1 里程计算模型</w:t>
+      </w:r>
+    </w:p>
+    <w:p/>
+    <w:p>
+      <w:r>
+        <w:rPr>
+          <w:b w:val="0"/>
+          <w:i w:val="0"/>
+        </w:rPr>
+        <w:t>机器人行驶里程由光电编码器脉冲积分得到：</w:t>
+      </w:r>
+    </w:p>
+    <w:p/>
+    <w:p>
+      <w:r>
+        <w:rPr>
+          <w:b w:val="0"/>
+          <w:i w:val="0"/>
+        </w:rPr>
+        <w:t>$$</w:t>
+      </w:r>
+    </w:p>
+    <w:p>
+      <w:r>
+        <w:rPr>
+          <w:b w:val="0"/>
+          <w:i w:val="0"/>
+        </w:rPr>
+        <w:t>S = \frac{\pi \cdot D}{P_{\text{res}}} \times N_{\text{pulse}}</w:t>
+      </w:r>
+    </w:p>
+    <w:p>
+      <w:r>
+        <w:rPr>
+          <w:b w:val="0"/>
+          <w:i w:val="0"/>
+        </w:rPr>
+        <w:t>$$</w:t>
+      </w:r>
+    </w:p>
+    <w:p/>
+    <w:p>
+      <w:r>
+        <w:rPr>
+          <w:b w:val="0"/>
+          <w:i w:val="0"/>
+        </w:rPr>
+        <w:t>其中：</w:t>
+      </w:r>
+    </w:p>
+    <w:p/>
+    <w:tbl>
+      <w:tblPr>
+        <w:tblStyle w:val="TableGrid"/>
+        <w:tblW w:type="auto" w:w="0"/>
+        <w:tblLook w:firstColumn="1" w:firstRow="1" w:lastColumn="0" w:lastRow="0" w:noHBand="0" w:noVBand="1" w:val="04A0"/>
+      </w:tblPr>
+      <w:tblGrid>
+        <w:gridCol w:w="2880"/>
+        <w:gridCol w:w="2880"/>
+        <w:gridCol w:w="2880"/>
+      </w:tblGrid>
+      <w:tr>
+        <w:tc>
+          <w:tcPr>
+            <w:tcW w:type="dxa" w:w="2880"/>
+          </w:tcPr>
+          <w:p>
+            <w:r>
+              <w:rPr>
+                <w:b/>
+              </w:rPr>
+              <w:t>符号</w:t>
+            </w:r>
+          </w:p>
+        </w:tc>
+        <w:tc>
+          <w:tcPr>
+            <w:tcW w:type="dxa" w:w="2880"/>
+          </w:tcPr>
+          <w:p>
+            <w:r>
+              <w:rPr>
+                <w:b/>
+              </w:rPr>
+              <w:t>含义</w:t>
+            </w:r>
+          </w:p>
+        </w:tc>
+        <w:tc>
+          <w:tcPr>
+            <w:tcW w:type="dxa" w:w="2880"/>
+          </w:tcPr>
+          <w:p>
+            <w:r>
+              <w:rPr>
+                <w:b/>
+              </w:rPr>
+              <w:t>典型值</w:t>
+            </w:r>
+          </w:p>
+        </w:tc>
+      </w:tr>
+      <w:tr>
+        <w:tc>
+          <w:tcPr>
+            <w:tcW w:type="dxa" w:w="2880"/>
+          </w:tcPr>
+          <w:p>
+            <w:r>
+              <w:t>$S$</w:t>
+            </w:r>
+          </w:p>
+        </w:tc>
+        <w:tc>
+          <w:tcPr>
+            <w:tcW w:type="dxa" w:w="2880"/>
+          </w:tcPr>
+          <w:p>
+            <w:r>
+              <w:t>累计行驶里程</w:t>
+            </w:r>
+          </w:p>
+        </w:tc>
+        <w:tc>
+          <w:tcPr>
+            <w:tcW w:type="dxa" w:w="2880"/>
+          </w:tcPr>
+          <w:p>
+            <w:r>
+              <w:t>mm</w:t>
+            </w:r>
+          </w:p>
+        </w:tc>
+      </w:tr>
+      <w:tr>
+        <w:tc>
+          <w:tcPr>
+            <w:tcW w:type="dxa" w:w="2880"/>
+          </w:tcPr>
+          <w:p>
+            <w:r>
+              <w:t>$D$</w:t>
+            </w:r>
+          </w:p>
+        </w:tc>
+        <w:tc>
+          <w:tcPr>
+            <w:tcW w:type="dxa" w:w="2880"/>
+          </w:tcPr>
+          <w:p>
+            <w:r>
+              <w:t>主动轮直径</w:t>
+            </w:r>
+          </w:p>
+        </w:tc>
+        <w:tc>
+          <w:tcPr>
+            <w:tcW w:type="dxa" w:w="2880"/>
+          </w:tcPr>
+          <w:p>
+            <w:r>
+              <w:t>实测标定（mm）</w:t>
+            </w:r>
+          </w:p>
+        </w:tc>
+      </w:tr>
+      <w:tr>
+        <w:tc>
+          <w:tcPr>
+            <w:tcW w:type="dxa" w:w="2880"/>
+          </w:tcPr>
+          <w:p>
+            <w:r>
+              <w:t>$P_{\text{res}}$</w:t>
+            </w:r>
+          </w:p>
+        </w:tc>
+        <w:tc>
+          <w:tcPr>
+            <w:tcW w:type="dxa" w:w="2880"/>
+          </w:tcPr>
+          <w:p>
+            <w:r>
+              <w:t>编码器分辨率</w:t>
+            </w:r>
+          </w:p>
+        </w:tc>
+        <w:tc>
+          <w:tcPr>
+            <w:tcW w:type="dxa" w:w="2880"/>
+          </w:tcPr>
+          <w:p>
+            <w:r>
+              <w:t>脉冲数/圈</w:t>
+            </w:r>
+          </w:p>
+        </w:tc>
+      </w:tr>
+      <w:tr>
+        <w:tc>
+          <w:tcPr>
+            <w:tcW w:type="dxa" w:w="2880"/>
+          </w:tcPr>
+          <w:p>
+            <w:r>
+              <w:t>$N_{\text{pulse}}$</w:t>
+            </w:r>
+          </w:p>
+        </w:tc>
+        <w:tc>
+          <w:tcPr>
+            <w:tcW w:type="dxa" w:w="2880"/>
+          </w:tcPr>
+          <w:p>
+            <w:r>
+              <w:t>累计脉冲计数</w:t>
+            </w:r>
+          </w:p>
+        </w:tc>
+        <w:tc>
+          <w:tcPr>
+            <w:tcW w:type="dxa" w:w="2880"/>
+          </w:tcPr>
+          <w:p>
+            <w:r>
+              <w:t>实时统计</w:t>
+            </w:r>
+          </w:p>
+        </w:tc>
+      </w:tr>
+    </w:tbl>
+    <w:p/>
+    <w:p>
+      <w:r>
+        <w:rPr>
+          <w:b w:val="0"/>
+          <w:i w:val="0"/>
+        </w:rPr>
+        <w:t>里程精度：$\pm 5 \text{ mm}$（由编码器分辨率和轮径标定精度共同决定）。</w:t>
+      </w:r>
+    </w:p>
+    <w:p/>
+    <w:p>
+      <w:pPr>
+        <w:pStyle w:val="Heading3"/>
+      </w:pPr>
+      <w:r>
+        <w:t xml:space="preserve"> 11.2 轨距计算模型</w:t>
+      </w:r>
+    </w:p>
+    <w:p/>
+    <w:p>
+      <w:r>
+        <w:rPr>
+          <w:b w:val="0"/>
+          <w:i w:val="0"/>
+        </w:rPr>
+        <w:t>轨距 $G$ 由左右轨图像中钢轨内侧特征点坐标计算：</w:t>
+      </w:r>
+    </w:p>
+    <w:p/>
+    <w:p>
+      <w:r>
+        <w:rPr>
+          <w:b w:val="0"/>
+          <w:i w:val="0"/>
+        </w:rPr>
+        <w:t>$$</w:t>
+      </w:r>
+    </w:p>
+    <w:p>
+      <w:r>
+        <w:rPr>
+          <w:b w:val="0"/>
+          <w:i w:val="0"/>
+        </w:rPr>
+        <w:t>G = x_{\text{left}} + x_{\text{right}} + G_{\text{nominal, offset}}</w:t>
+      </w:r>
+    </w:p>
+    <w:p>
+      <w:r>
+        <w:rPr>
+          <w:b w:val="0"/>
+          <w:i w:val="0"/>
+        </w:rPr>
+        <w:t>$$</w:t>
+      </w:r>
+    </w:p>
+    <w:p/>
+    <w:p>
+      <w:r>
+        <w:rPr>
+          <w:b w:val="0"/>
+          <w:i w:val="0"/>
+        </w:rPr>
+        <w:t>其中 $G_{\text{nominal}} = 1435 \text{ mm}$（标准轨距），$x_{\text{left}}$ 和 $x_{\text{right}}$ 分别为左右轨特征点相对各自轨道中心线的偏差（单位：mm）。</w:t>
+      </w:r>
+    </w:p>
+    <w:p/>
+    <w:p>
+      <w:r>
+        <w:t xml:space="preserve">&gt; </w:t>
+      </w:r>
+      <w:r>
+        <w:rPr>
+          <w:b/>
+        </w:rPr>
+        <w:t>注</w:t>
+      </w:r>
+      <w:r>
+        <w:t>：本系统采用多传感器融合方案，结合相机视觉定位与测距传感器矩阵综合计算，测量精度 ±0.5mm。</w:t>
+      </w:r>
+    </w:p>
+    <w:p/>
+    <w:p>
+      <w:pPr>
+        <w:pStyle w:val="Heading3"/>
+      </w:pPr>
+      <w:r>
+        <w:t xml:space="preserve"> 11.3 3D 轮廓磨耗量计算模型</w:t>
+      </w:r>
+    </w:p>
+    <w:p/>
+    <w:p>
+      <w:r>
+        <w:rPr>
+          <w:b w:val="0"/>
+          <w:i w:val="0"/>
+        </w:rPr>
+        <w:t>钢轨廓形磨耗量 $W_{\text{wear}}$ 为标准廓形与实测廓形在法线方向的差值：</w:t>
+      </w:r>
+    </w:p>
+    <w:p/>
+    <w:p>
+      <w:r>
+        <w:rPr>
+          <w:b w:val="0"/>
+          <w:i w:val="0"/>
+        </w:rPr>
+        <w:t>$$</w:t>
+      </w:r>
+    </w:p>
+    <w:p>
+      <w:r>
+        <w:rPr>
+          <w:b w:val="0"/>
+          <w:i w:val="0"/>
+        </w:rPr>
+        <w:t>W_{\text{wear}}(l) = \| P_{\text{std}}(l) - P_{\text{meas}}(l) \|_2 \times \cos \theta</w:t>
+      </w:r>
+    </w:p>
+    <w:p>
+      <w:r>
+        <w:rPr>
+          <w:b w:val="0"/>
+          <w:i w:val="0"/>
+        </w:rPr>
+        <w:t>$$</w:t>
+      </w:r>
+    </w:p>
+    <w:p/>
+    <w:p>
+      <w:r>
+        <w:rPr>
+          <w:b w:val="0"/>
+          <w:i w:val="0"/>
+        </w:rPr>
+        <w:t>其中：</w:t>
+      </w:r>
+    </w:p>
+    <w:p/>
+    <w:tbl>
+      <w:tblPr>
+        <w:tblStyle w:val="TableGrid"/>
+        <w:tblW w:type="auto" w:w="0"/>
+        <w:tblLook w:firstColumn="1" w:firstRow="1" w:lastColumn="0" w:lastRow="0" w:noHBand="0" w:noVBand="1" w:val="04A0"/>
+      </w:tblPr>
+      <w:tblGrid>
+        <w:gridCol w:w="4320"/>
+        <w:gridCol w:w="4320"/>
+      </w:tblGrid>
+      <w:tr>
+        <w:tc>
+          <w:tcPr>
+            <w:tcW w:type="dxa" w:w="4320"/>
+          </w:tcPr>
+          <w:p>
+            <w:r>
+              <w:rPr>
+                <w:b/>
+              </w:rPr>
+              <w:t>符号</w:t>
+            </w:r>
+          </w:p>
+        </w:tc>
+        <w:tc>
+          <w:tcPr>
+            <w:tcW w:type="dxa" w:w="4320"/>
+          </w:tcPr>
+          <w:p>
+            <w:r>
+              <w:rPr>
+                <w:b/>
+              </w:rPr>
+              <w:t>含义</w:t>
+            </w:r>
+          </w:p>
+        </w:tc>
+      </w:tr>
+      <w:tr>
+        <w:tc>
+          <w:tcPr>
+            <w:tcW w:type="dxa" w:w="4320"/>
+          </w:tcPr>
+          <w:p>
+            <w:r>
+              <w:t>$l$</w:t>
+            </w:r>
+          </w:p>
+        </w:tc>
+        <w:tc>
+          <w:tcPr>
+            <w:tcW w:type="dxa" w:w="4320"/>
+          </w:tcPr>
+          <w:p>
+            <w:r>
+              <w:t>沿钢轨延伸方向的里程坐标</w:t>
+            </w:r>
+          </w:p>
+        </w:tc>
+      </w:tr>
+      <w:tr>
+        <w:tc>
+          <w:tcPr>
+            <w:tcW w:type="dxa" w:w="4320"/>
+          </w:tcPr>
+          <w:p>
+            <w:r>
+              <w:t>$P_{\text{std}}(l)$</w:t>
+            </w:r>
+          </w:p>
+        </w:tc>
+        <w:tc>
+          <w:tcPr>
+            <w:tcW w:type="dxa" w:w="4320"/>
+          </w:tcPr>
+          <w:p>
+            <w:r>
+              <w:t>标准轨廓线上里程 $l$ 处的理论三维坐标点</w:t>
+            </w:r>
+          </w:p>
+        </w:tc>
+      </w:tr>
+      <w:tr>
+        <w:tc>
+          <w:tcPr>
+            <w:tcW w:type="dxa" w:w="4320"/>
+          </w:tcPr>
+          <w:p>
+            <w:r>
+              <w:t>$P_{\text{meas}}(l)$</w:t>
+            </w:r>
+          </w:p>
+        </w:tc>
+        <w:tc>
+          <w:tcPr>
+            <w:tcW w:type="dxa" w:w="4320"/>
+          </w:tcPr>
+          <w:p>
+            <w:r>
+              <w:t>实测轨廓线上里程 $l$ 处的三维坐标点（3D 线激光扫描获取）</w:t>
+            </w:r>
+          </w:p>
+        </w:tc>
+      </w:tr>
+      <w:tr>
+        <w:tc>
+          <w:tcPr>
+            <w:tcW w:type="dxa" w:w="4320"/>
+          </w:tcPr>
+          <w:p>
+            <w:r>
+              <w:t>$\theta$</w:t>
+            </w:r>
+          </w:p>
+        </w:tc>
+        <w:tc>
+          <w:tcPr>
+            <w:tcW w:type="dxa" w:w="4320"/>
+          </w:tcPr>
+          <w:p>
+            <w:r>
+              <w:t>实测廓点法线与标准廓点法线的夹角</w:t>
+            </w:r>
+          </w:p>
+        </w:tc>
+      </w:tr>
+    </w:tbl>
+    <w:p/>
+    <w:p>
+      <w:r>
+        <w:rPr>
+          <w:b w:val="0"/>
+          <w:i w:val="0"/>
+        </w:rPr>
+        <w:t>超限判定（垂直磨耗或侧面磨耗任一项超过阈值即触发）：</w:t>
+      </w:r>
+    </w:p>
+    <w:p/>
+    <w:p>
+      <w:r>
+        <w:rPr>
+          <w:b w:val="0"/>
+          <w:i w:val="0"/>
+        </w:rPr>
+        <w:t>$$</w:t>
+      </w:r>
+    </w:p>
+    <w:p>
+      <w:r>
+        <w:rPr>
+          <w:b w:val="0"/>
+          <w:i w:val="0"/>
+        </w:rPr>
+        <w:t>W_{\text{wear}}(l) &gt; W_{\text{threshold}} \quad \text{或} \quad W_{\text{side}}(l) &gt; W_{\text{side, threshold}}</w:t>
+      </w:r>
+    </w:p>
+    <w:p>
+      <w:r>
+        <w:rPr>
+          <w:b w:val="0"/>
+          <w:i w:val="0"/>
+        </w:rPr>
+        <w:t>$$</w:t>
+      </w:r>
+    </w:p>
+    <w:p/>
+    <w:p>
+      <w:pPr>
+        <w:pStyle w:val="Heading3"/>
+      </w:pPr>
+      <w:r>
+        <w:t xml:space="preserve"> 11.4 波磨频谱分析模型</w:t>
+      </w:r>
+    </w:p>
+    <w:p/>
+    <w:p>
+      <w:r>
+        <w:rPr>
+          <w:b w:val="0"/>
+          <w:i w:val="0"/>
+        </w:rPr>
+        <w:t>钢轨波磨检测采用 FFT 频谱分析：</w:t>
+      </w:r>
+    </w:p>
+    <w:p/>
+    <w:p>
+      <w:r>
+        <w:rPr>
+          <w:b w:val="0"/>
+          <w:i w:val="0"/>
+        </w:rPr>
+        <w:t>$$</w:t>
+      </w:r>
+    </w:p>
+    <w:p>
+      <w:r>
+        <w:rPr>
+          <w:b w:val="0"/>
+          <w:i w:val="0"/>
+        </w:rPr>
+        <w:t>X(k) = \sum_{n=0}^{N-1} x(n) \cdot e^{-j\frac{2\pi}{N}nk}, \quad k = 0, 1, \ldots, N-1</w:t>
+      </w:r>
+    </w:p>
+    <w:p>
+      <w:r>
+        <w:rPr>
+          <w:b w:val="0"/>
+          <w:i w:val="0"/>
+        </w:rPr>
+        <w:t>$$</w:t>
+      </w:r>
+    </w:p>
+    <w:p/>
+    <w:p>
+      <w:r>
+        <w:rPr>
+          <w:b w:val="0"/>
+          <w:i w:val="0"/>
+        </w:rPr>
+        <w:t>其中 $x(n)$ 为沿里程方向等间距采样的廓形高程序列，$N$ 为分析窗口内的采样点数。</w:t>
+      </w:r>
+    </w:p>
+    <w:p/>
+    <w:p>
+      <w:r>
+        <w:rPr>
+          <w:b w:val="0"/>
+          <w:i w:val="0"/>
+        </w:rPr>
+        <w:t>主要参数提取：</w:t>
+      </w:r>
+    </w:p>
+    <w:p/>
+    <w:tbl>
+      <w:tblPr>
+        <w:tblStyle w:val="TableGrid"/>
+        <w:tblW w:type="auto" w:w="0"/>
+        <w:tblLook w:firstColumn="1" w:firstRow="1" w:lastColumn="0" w:lastRow="0" w:noHBand="0" w:noVBand="1" w:val="04A0"/>
+      </w:tblPr>
+      <w:tblGrid>
+        <w:gridCol w:w="2880"/>
+        <w:gridCol w:w="2880"/>
+        <w:gridCol w:w="2880"/>
+      </w:tblGrid>
+      <w:tr>
+        <w:tc>
+          <w:tcPr>
+            <w:tcW w:type="dxa" w:w="2880"/>
+          </w:tcPr>
+          <w:p>
+            <w:r>
+              <w:rPr>
+                <w:b/>
+              </w:rPr>
+              <w:t>参数</w:t>
+            </w:r>
+          </w:p>
+        </w:tc>
+        <w:tc>
+          <w:tcPr>
+            <w:tcW w:type="dxa" w:w="2880"/>
+          </w:tcPr>
+          <w:p>
+            <w:r>
+              <w:rPr>
+                <w:b/>
+              </w:rPr>
+              <w:t>计算方法</w:t>
+            </w:r>
+          </w:p>
+        </w:tc>
+        <w:tc>
+          <w:tcPr>
+            <w:tcW w:type="dxa" w:w="2880"/>
+          </w:tcPr>
+          <w:p>
+            <w:r>
+              <w:rPr>
+                <w:b/>
+              </w:rPr>
+              <w:t>判定阈值</w:t>
+            </w:r>
+          </w:p>
+        </w:tc>
+      </w:tr>
+      <w:tr>
+        <w:tc>
+          <w:tcPr>
+            <w:tcW w:type="dxa" w:w="2880"/>
+          </w:tcPr>
+          <w:p>
+            <w:r>
+              <w:t>波长 $\lambda$</w:t>
+            </w:r>
+          </w:p>
+        </w:tc>
+        <w:tc>
+          <w:tcPr>
+            <w:tcW w:type="dxa" w:w="2880"/>
+          </w:tcPr>
+          <w:p>
+            <w:r>
+              <w:t>频谱峰值对应频率 $f_{\text{peak}}$，$\lambda = v / f_{\text{peak}}$</w:t>
+            </w:r>
+          </w:p>
+        </w:tc>
+        <w:tc>
+          <w:tcPr>
+            <w:tcW w:type="dxa" w:w="2880"/>
+          </w:tcPr>
+          <w:p>
+            <w:r>
+              <w:t>参考《铁路线路修理规则》</w:t>
+            </w:r>
+          </w:p>
+        </w:tc>
+      </w:tr>
+      <w:tr>
+        <w:tc>
+          <w:tcPr>
+            <w:tcW w:type="dxa" w:w="2880"/>
+          </w:tcPr>
+          <w:p>
+            <w:r>
+              <w:t>波深 $A$</w:t>
+            </w:r>
+          </w:p>
+        </w:tc>
+        <w:tc>
+          <w:tcPr>
+            <w:tcW w:type="dxa" w:w="2880"/>
+          </w:tcPr>
+          <w:p>
+            <w:r>
+              <w:t>频谱峰值幅度</w:t>
+            </w:r>
+          </w:p>
+        </w:tc>
+        <w:tc>
+          <w:tcPr>
+            <w:tcW w:type="dxa" w:w="2880"/>
+          </w:tcPr>
+          <w:p>
+            <w:r>
+              <w:t>$&gt; 0.1 \text{ mm}$ 需记录</w:t>
+            </w:r>
+          </w:p>
+        </w:tc>
+      </w:tr>
+      <w:tr>
+        <w:tc>
+          <w:tcPr>
+            <w:tcW w:type="dxa" w:w="2880"/>
+          </w:tcPr>
+          <w:p>
+            <w:r>
+              <w:t>劣化指数 $D_{\text{wear}}$</w:t>
+            </w:r>
+          </w:p>
+        </w:tc>
+        <w:tc>
+          <w:tcPr>
+            <w:tcW w:type="dxa" w:w="2880"/>
+          </w:tcPr>
+          <w:p>
+            <w:r>
+              <w:t>$A \times f_{\text{peak}}^2$</w:t>
+            </w:r>
+          </w:p>
+        </w:tc>
+        <w:tc>
+          <w:tcPr>
+            <w:tcW w:type="dxa" w:w="2880"/>
+          </w:tcPr>
+          <w:p>
+            <w:r>
+              <w:t>动态调整</w:t>
+            </w:r>
+          </w:p>
+        </w:tc>
+      </w:tr>
+    </w:tbl>
+    <w:p/>
+    <w:p>
+      <w:pPr>
+        <w:pStyle w:val="Heading3"/>
+      </w:pPr>
+      <w:r>
+        <w:t xml:space="preserve"> 11.5 综合判级融合公式</w:t>
+      </w:r>
+    </w:p>
+    <w:p/>
+    <w:p>
+      <w:r>
+        <w:rPr>
+          <w:b w:val="0"/>
+          <w:i w:val="0"/>
+        </w:rPr>
+        <w:t>多源数据综合判级采用加权证据融合模型：</w:t>
+      </w:r>
+    </w:p>
+    <w:p/>
+    <w:p>
+      <w:r>
+        <w:rPr>
+          <w:b w:val="0"/>
+          <w:i w:val="0"/>
+        </w:rPr>
+        <w:t>$$</w:t>
+      </w:r>
+    </w:p>
+    <w:p>
+      <w:r>
+        <w:rPr>
+          <w:b w:val="0"/>
+          <w:i w:val="0"/>
+        </w:rPr>
+        <w:t>S_{\text{final}} = \sum_{i=1}^{n} w_i \cdot S_i \cdot C_i</w:t>
+      </w:r>
+    </w:p>
+    <w:p>
+      <w:r>
+        <w:rPr>
+          <w:b w:val="0"/>
+          <w:i w:val="0"/>
+        </w:rPr>
+        <w:t>$$</w:t>
+      </w:r>
+    </w:p>
+    <w:p/>
+    <w:p>
+      <w:r>
+        <w:rPr>
+          <w:b w:val="0"/>
+          <w:i w:val="0"/>
+        </w:rPr>
+        <w:t>其中：</w:t>
+      </w:r>
+    </w:p>
+    <w:p/>
+    <w:tbl>
+      <w:tblPr>
+        <w:tblStyle w:val="TableGrid"/>
+        <w:tblW w:type="auto" w:w="0"/>
+        <w:tblLook w:firstColumn="1" w:firstRow="1" w:lastColumn="0" w:lastRow="0" w:noHBand="0" w:noVBand="1" w:val="04A0"/>
+      </w:tblPr>
+      <w:tblGrid>
+        <w:gridCol w:w="2880"/>
+        <w:gridCol w:w="2880"/>
+        <w:gridCol w:w="2880"/>
+      </w:tblGrid>
+      <w:tr>
+        <w:tc>
+          <w:tcPr>
+            <w:tcW w:type="dxa" w:w="2880"/>
+          </w:tcPr>
+          <w:p>
+            <w:r>
+              <w:rPr>
+                <w:b/>
+              </w:rPr>
+              <w:t>符号</w:t>
+            </w:r>
+          </w:p>
+        </w:tc>
+        <w:tc>
+          <w:tcPr>
+            <w:tcW w:type="dxa" w:w="2880"/>
+          </w:tcPr>
+          <w:p>
+            <w:r>
+              <w:rPr>
+                <w:b/>
+              </w:rPr>
+              <w:t>含义</w:t>
+            </w:r>
+          </w:p>
+        </w:tc>
+        <w:tc>
+          <w:tcPr>
+            <w:tcW w:type="dxa" w:w="2880"/>
+          </w:tcPr>
+          <w:p>
+            <w:r>
+              <w:rPr>
+                <w:b/>
+              </w:rPr>
+              <w:t>典型值</w:t>
+            </w:r>
+          </w:p>
+        </w:tc>
+      </w:tr>
+      <w:tr>
+        <w:tc>
+          <w:tcPr>
+            <w:tcW w:type="dxa" w:w="2880"/>
+          </w:tcPr>
+          <w:p>
+            <w:r>
+              <w:t>$S_i$</w:t>
+            </w:r>
+          </w:p>
+        </w:tc>
+        <w:tc>
+          <w:tcPr>
+            <w:tcW w:type="dxa" w:w="2880"/>
+          </w:tcPr>
+          <w:p>
+            <w:r>
+              <w:t>第 $i$ 个传感器的归一化得分（0~1）</w:t>
+            </w:r>
+          </w:p>
+        </w:tc>
+        <w:tc>
+          <w:tcPr>
+            <w:tcW w:type="dxa" w:w="2880"/>
+          </w:tcPr>
+          <w:p>
+            <w:r>
+              <w:t>—</w:t>
+            </w:r>
+          </w:p>
+        </w:tc>
+      </w:tr>
+      <w:tr>
+        <w:tc>
+          <w:tcPr>
+            <w:tcW w:type="dxa" w:w="2880"/>
+          </w:tcPr>
+          <w:p>
+            <w:r>
+              <w:t>$w_i$</w:t>
+            </w:r>
+          </w:p>
+        </w:tc>
+        <w:tc>
+          <w:tcPr>
+            <w:tcW w:type="dxa" w:w="2880"/>
+          </w:tcPr>
+          <w:p>
+            <w:r>
+              <w:t>第 $i$ 个传感器的权重（$\sum w_i = 1$）</w:t>
+            </w:r>
+          </w:p>
+        </w:tc>
+        <w:tc>
+          <w:tcPr>
+            <w:tcW w:type="dxa" w:w="2880"/>
+          </w:tcPr>
+          <w:p>
+            <w:r>
+              <w:t>图像 0.5 / 点云 0.3 / 姿态 0.2</w:t>
+            </w:r>
+          </w:p>
+        </w:tc>
+      </w:tr>
+      <w:tr>
+        <w:tc>
+          <w:tcPr>
+            <w:tcW w:type="dxa" w:w="2880"/>
+          </w:tcPr>
+          <w:p>
+            <w:r>
+              <w:t>$C_i$</w:t>
+            </w:r>
+          </w:p>
+        </w:tc>
+        <w:tc>
+          <w:tcPr>
+            <w:tcW w:type="dxa" w:w="2880"/>
+          </w:tcPr>
+          <w:p>
+            <w:r>
+              <w:t>第 $i$ 个传感器的置信度（0~1）</w:t>
+            </w:r>
+          </w:p>
+        </w:tc>
+        <w:tc>
+          <w:tcPr>
+            <w:tcW w:type="dxa" w:w="2880"/>
+          </w:tcPr>
+          <w:p>
+            <w:r>
+              <w:t>实时计算</w:t>
+            </w:r>
+          </w:p>
+        </w:tc>
+      </w:tr>
+      <w:tr>
+        <w:tc>
+          <w:tcPr>
+            <w:tcW w:type="dxa" w:w="2880"/>
+          </w:tcPr>
+          <w:p>
+            <w:r>
+              <w:t>$S_{\text{final}}$</w:t>
+            </w:r>
+          </w:p>
+        </w:tc>
+        <w:tc>
+          <w:tcPr>
+            <w:tcW w:type="dxa" w:w="2880"/>
+          </w:tcPr>
+          <w:p>
+            <w:r>
+              <w:t>综合判级得分（0~1）</w:t>
+            </w:r>
+          </w:p>
+        </w:tc>
+        <w:tc>
+          <w:tcPr>
+            <w:tcW w:type="dxa" w:w="2880"/>
+          </w:tcPr>
+          <w:p>
+            <w:r>
+              <w:t>≥ 0.6 触发报警</w:t>
+            </w:r>
+          </w:p>
+        </w:tc>
+      </w:tr>
+    </w:tbl>
+    <w:p/>
+    <w:p>
+      <w:r>
+        <w:rPr>
+          <w:b w:val="0"/>
+          <w:i w:val="0"/>
+        </w:rPr>
+        <w:t>判级等级划分：</w:t>
+      </w:r>
+    </w:p>
+    <w:p/>
+    <w:tbl>
+      <w:tblPr>
+        <w:tblStyle w:val="TableGrid"/>
+        <w:tblW w:type="auto" w:w="0"/>
+        <w:tblLook w:firstColumn="1" w:firstRow="1" w:lastColumn="0" w:lastRow="0" w:noHBand="0" w:noVBand="1" w:val="04A0"/>
+      </w:tblPr>
+      <w:tblGrid>
+        <w:gridCol w:w="2880"/>
+        <w:gridCol w:w="2880"/>
+        <w:gridCol w:w="2880"/>
+      </w:tblGrid>
+      <w:tr>
+        <w:tc>
+          <w:tcPr>
+            <w:tcW w:type="dxa" w:w="2880"/>
+          </w:tcPr>
+          <w:p>
+            <w:r>
+              <w:rPr>
+                <w:b/>
+              </w:rPr>
+              <w:t>综合得分 $S_{\text{final}}$</w:t>
+            </w:r>
+          </w:p>
+        </w:tc>
+        <w:tc>
+          <w:tcPr>
+            <w:tcW w:type="dxa" w:w="2880"/>
+          </w:tcPr>
+          <w:p>
+            <w:r>
+              <w:rPr>
+                <w:b/>
+              </w:rPr>
+              <w:t>损伤等级</w:t>
+            </w:r>
+          </w:p>
+        </w:tc>
+        <w:tc>
+          <w:tcPr>
+            <w:tcW w:type="dxa" w:w="2880"/>
+          </w:tcPr>
+          <w:p>
+            <w:r>
+              <w:rPr>
+                <w:b/>
+              </w:rPr>
+              <w:t>处理建议</w:t>
+            </w:r>
+          </w:p>
+        </w:tc>
+      </w:tr>
+      <w:tr>
+        <w:tc>
+          <w:tcPr>
+            <w:tcW w:type="dxa" w:w="2880"/>
+          </w:tcPr>
+          <w:p>
+            <w:r>
+              <w:t>$S_{\text{final}} \geq 0.85$</w:t>
+            </w:r>
+          </w:p>
+        </w:tc>
+        <w:tc>
+          <w:tcPr>
+            <w:tcW w:type="dxa" w:w="2880"/>
+          </w:tcPr>
+          <w:p>
+            <w:r>
+              <w:t>**一级（严重）**</w:t>
+            </w:r>
+          </w:p>
+        </w:tc>
+        <w:tc>
+          <w:tcPr>
+            <w:tcW w:type="dxa" w:w="2880"/>
+          </w:tcPr>
+          <w:p>
+            <w:r>
+              <w:t>立即停车检查</w:t>
+            </w:r>
+          </w:p>
+        </w:tc>
+      </w:tr>
+      <w:tr>
+        <w:tc>
+          <w:tcPr>
+            <w:tcW w:type="dxa" w:w="2880"/>
+          </w:tcPr>
+          <w:p>
+            <w:r>
+              <w:t>$0.60 \leq S_{\text{final}} &lt; 0.85$</w:t>
+            </w:r>
+          </w:p>
+        </w:tc>
+        <w:tc>
+          <w:tcPr>
+            <w:tcW w:type="dxa" w:w="2880"/>
+          </w:tcPr>
+          <w:p>
+            <w:r>
+              <w:t>**二级（显著）**</w:t>
+            </w:r>
+          </w:p>
+        </w:tc>
+        <w:tc>
+          <w:tcPr>
+            <w:tcW w:type="dxa" w:w="2880"/>
+          </w:tcPr>
+          <w:p>
+            <w:r>
+              <w:t>24h 内养护</w:t>
+            </w:r>
+          </w:p>
+        </w:tc>
+      </w:tr>
+      <w:tr>
+        <w:tc>
+          <w:tcPr>
+            <w:tcW w:type="dxa" w:w="2880"/>
+          </w:tcPr>
+          <w:p>
+            <w:r>
+              <w:t>$0.30 \leq S_{\text{final}} &lt; 0.60$</w:t>
+            </w:r>
+          </w:p>
+        </w:tc>
+        <w:tc>
+          <w:tcPr>
+            <w:tcW w:type="dxa" w:w="2880"/>
+          </w:tcPr>
+          <w:p>
+            <w:r>
+              <w:t>**三级（一般）**</w:t>
+            </w:r>
+          </w:p>
+        </w:tc>
+        <w:tc>
+          <w:tcPr>
+            <w:tcW w:type="dxa" w:w="2880"/>
+          </w:tcPr>
+          <w:p>
+            <w:r>
+              <w:t>纳入养护计划</w:t>
+            </w:r>
+          </w:p>
+        </w:tc>
+      </w:tr>
+      <w:tr>
+        <w:tc>
+          <w:tcPr>
+            <w:tcW w:type="dxa" w:w="2880"/>
+          </w:tcPr>
+          <w:p>
+            <w:r>
+              <w:t>$S_{\text{final}} &lt; 0.30$</w:t>
+            </w:r>
+          </w:p>
+        </w:tc>
+        <w:tc>
+          <w:tcPr>
+            <w:tcW w:type="dxa" w:w="2880"/>
+          </w:tcPr>
+          <w:p>
+            <w:r>
+              <w:t>**四级（轻微）**</w:t>
+            </w:r>
+          </w:p>
+        </w:tc>
+        <w:tc>
+          <w:tcPr>
+            <w:tcW w:type="dxa" w:w="2880"/>
+          </w:tcPr>
+          <w:p>
+            <w:r>
+              <w:t>持续监测</w:t>
+            </w:r>
+          </w:p>
+        </w:tc>
+      </w:tr>
+    </w:tbl>
+    <w:p/>
+    <w:p>
+      <w:r>
+        <w:t xml:space="preserve">&gt; </w:t>
+      </w:r>
+      <w:r>
+        <w:rPr>
+          <w:b/>
+        </w:rPr>
+        <w:t>注</w:t>
+      </w:r>
+      <w:r>
+        <w:t>：所有公式中的阈值参数均可通过云平台远程调优，无需现场操作。</w:t>
+      </w:r>
+    </w:p>
+    <w:p/>
+    <w:p>
+      <w:r>
+        <w:rPr>
+          <w:b w:val="0"/>
+          <w:i w:val="0"/>
+        </w:rPr>
+        <w:t>---</w:t>
+      </w:r>
+    </w:p>
+    <w:p/>
+    <w:p/>
     <w:sectPr>
       <w:pgSz w:w="12240" w:h="15840"/>
-      <w:pgMar w:top="1440" w:right="1728" w:bottom="1440" w:left="1728" w:header="720" w:footer="720" w:gutter="0"/>
+      <w:pgMar w:top="1440" w:right="1800" w:bottom="1440" w:left="1800" w:header="720" w:footer="720" w:gutter="0"/>
       <w:cols w:space="720"/>
       <w:docGrid w:linePitch="360"/>
     </w:sectPr>

--- a/铁路线路智能综合检测机器人/技术文档章节拆分_20260417_0116/铁路线路智能综合检测机器人_技术文档_V3.0_第04章_软件与AI算法架构_20260417_0116.docx
+++ b/铁路线路智能综合检测机器人/技术文档章节拆分_20260417_0116/铁路线路智能综合检测机器人_技术文档_V3.0_第04章_软件与AI算法架构_20260417_0116.docx
@@ -13,10 +13,6 @@
     <w:p/>
     <w:p>
       <w:r>
-        <w:rPr>
-          <w:b w:val="0"/>
-          <w:i w:val="0"/>
-        </w:rPr>
         <w:t>---</w:t>
       </w:r>
     </w:p>
@@ -32,17 +28,23 @@
     <w:p/>
     <w:p>
       <w:r>
-        <w:rPr>
-          <w:b w:val="0"/>
-          <w:i w:val="0"/>
-        </w:rPr>
         <w:t>本系统软件分为三层：边缘计算层、通信层、云平台层，三层协同实现无人干预全自动运行。</w:t>
       </w:r>
     </w:p>
     <w:p/>
     <w:p>
       <w:r>
-        <w:t>[图/表内容见对应 Markdown 源文件中的 mermaid 图]</w:t>
+        <w:t>[代码/图表内容：graph TB</w:t>
+        <w:br/>
+        <w:t xml:space="preserve">    subgraph 云平台层["云平台层（远程）"]</w:t>
+        <w:br/>
+        <w:t xml:space="preserve">        A1["数据存储"]</w:t>
+        <w:br/>
+        <w:t xml:space="preserve">        A2["大数据分析"]</w:t>
+        <w:br/>
+        <w:t xml:space="preserve">        A3["AI 模型训练"]</w:t>
+        <w:br/>
+        <w:t>...]</w:t>
       </w:r>
     </w:p>
     <w:p/>
@@ -60,38 +62,22 @@
     </w:p>
     <w:p>
       <w:r>
-        <w:rPr>
-          <w:b w:val="0"/>
-          <w:i w:val="0"/>
-        </w:rPr>
         <w:t>&gt; - 传感层通过 EtherCAT（控制，≤1ms）和 GigE Vision（采集，≤10ms）双网接入边缘计算层</w:t>
       </w:r>
     </w:p>
     <w:p>
       <w:r>
-        <w:rPr>
-          <w:b w:val="0"/>
-          <w:i w:val="0"/>
-        </w:rPr>
         <w:t>&gt; - 边缘计算层通过 4G/5G 移动网络与云平台双向通信</w:t>
       </w:r>
     </w:p>
     <w:p>
       <w:r>
-        <w:rPr>
-          <w:b w:val="0"/>
-          <w:i w:val="0"/>
-        </w:rPr>
         <w:t>&gt; - 三网物理隔离，任一网络故障不波及其他网络</w:t>
       </w:r>
     </w:p>
     <w:p/>
     <w:p>
       <w:r>
-        <w:rPr>
-          <w:b w:val="0"/>
-          <w:i w:val="0"/>
-        </w:rPr>
         <w:t>---</w:t>
       </w:r>
     </w:p>
@@ -105,226 +91,9 @@
       </w:r>
     </w:p>
     <w:p/>
-    <w:tbl>
-      <w:tblPr>
-        <w:tblStyle w:val="TableGrid"/>
-        <w:tblW w:type="auto" w:w="0"/>
-        <w:tblLook w:firstColumn="1" w:firstRow="1" w:lastColumn="0" w:lastRow="0" w:noHBand="0" w:noVBand="1" w:val="04A0"/>
-      </w:tblPr>
-      <w:tblGrid>
-        <w:gridCol w:w="2880"/>
-        <w:gridCol w:w="2880"/>
-        <w:gridCol w:w="2880"/>
-      </w:tblGrid>
-      <w:tr>
-        <w:tc>
-          <w:tcPr>
-            <w:tcW w:type="dxa" w:w="2880"/>
-          </w:tcPr>
-          <w:p>
-            <w:r>
-              <w:rPr>
-                <w:b/>
-              </w:rPr>
-              <w:t>模块</w:t>
-            </w:r>
-          </w:p>
-        </w:tc>
-        <w:tc>
-          <w:tcPr>
-            <w:tcW w:type="dxa" w:w="2880"/>
-          </w:tcPr>
-          <w:p>
-            <w:r>
-              <w:rPr>
-                <w:b/>
-              </w:rPr>
-              <w:t>功能</w:t>
-            </w:r>
-          </w:p>
-        </w:tc>
-        <w:tc>
-          <w:tcPr>
-            <w:tcW w:type="dxa" w:w="2880"/>
-          </w:tcPr>
-          <w:p>
-            <w:r>
-              <w:rPr>
-                <w:b/>
-              </w:rPr>
-              <w:t>性能指标</w:t>
-            </w:r>
-          </w:p>
-        </w:tc>
-      </w:tr>
-      <w:tr>
-        <w:tc>
-          <w:tcPr>
-            <w:tcW w:type="dxa" w:w="2880"/>
-          </w:tcPr>
-          <w:p>
-            <w:r>
-              <w:t>AI 推理引擎</w:t>
-            </w:r>
-          </w:p>
-        </w:tc>
-        <w:tc>
-          <w:tcPr>
-            <w:tcW w:type="dxa" w:w="2880"/>
-          </w:tcPr>
-          <w:p>
-            <w:r>
-              <w:t>边缘实时缺陷识别，秒级输出结果，无需人工看图</w:t>
-            </w:r>
-          </w:p>
-        </w:tc>
-        <w:tc>
-          <w:tcPr>
-            <w:tcW w:type="dxa" w:w="2880"/>
-          </w:tcPr>
-          <w:p>
-            <w:r>
-              <w:t>单帧 ≤ 25ms，40fps 理论峰值</w:t>
-            </w:r>
-          </w:p>
-        </w:tc>
-      </w:tr>
-      <w:tr>
-        <w:tc>
-          <w:tcPr>
-            <w:tcW w:type="dxa" w:w="2880"/>
-          </w:tcPr>
-          <w:p>
-            <w:r>
-              <w:t>实时融合模块</w:t>
-            </w:r>
-          </w:p>
-        </w:tc>
-        <w:tc>
-          <w:tcPr>
-            <w:tcW w:type="dxa" w:w="2880"/>
-          </w:tcPr>
-          <w:p>
-            <w:r>
-              <w:t>图像 + 轮廓 + 传感器三流数据融合，综合判级</w:t>
-            </w:r>
-          </w:p>
-        </w:tc>
-        <w:tc>
-          <w:tcPr>
-            <w:tcW w:type="dxa" w:w="2880"/>
-          </w:tcPr>
-          <w:p>
-            <w:r>
-              <w:t>50ms 滑动窗口内完成</w:t>
-            </w:r>
-          </w:p>
-        </w:tc>
-      </w:tr>
-      <w:tr>
-        <w:tc>
-          <w:tcPr>
-            <w:tcW w:type="dxa" w:w="2880"/>
-          </w:tcPr>
-          <w:p>
-            <w:r>
-              <w:t>本地存储模块</w:t>
-            </w:r>
-          </w:p>
-        </w:tc>
-        <w:tc>
-          <w:tcPr>
-            <w:tcW w:type="dxa" w:w="2880"/>
-          </w:tcPr>
-          <w:p>
-            <w:r>
-              <w:t>检测数据实时写入本地 SSD，断网不丢数</w:t>
-            </w:r>
-          </w:p>
-        </w:tc>
-        <w:tc>
-          <w:tcPr>
-            <w:tcW w:type="dxa" w:w="2880"/>
-          </w:tcPr>
-          <w:p>
-            <w:r>
-              <w:t>RAID1 冗余，2TB 容量</w:t>
-            </w:r>
-          </w:p>
-        </w:tc>
-      </w:tr>
-      <w:tr>
-        <w:tc>
-          <w:tcPr>
-            <w:tcW w:type="dxa" w:w="2880"/>
-          </w:tcPr>
-          <w:p>
-            <w:r>
-              <w:t>报警模块</w:t>
-            </w:r>
-          </w:p>
-        </w:tc>
-        <w:tc>
-          <w:tcPr>
-            <w:tcW w:type="dxa" w:w="2880"/>
-          </w:tcPr>
-          <w:p>
-            <w:r>
-              <w:t>缺陷等级判定后立即触发本地声光报警 + 云端推送</w:t>
-            </w:r>
-          </w:p>
-        </w:tc>
-        <w:tc>
-          <w:tcPr>
-            <w:tcW w:type="dxa" w:w="2880"/>
-          </w:tcPr>
-          <w:p>
-            <w:r>
-              <w:t>报警延迟 &lt; 100ms</w:t>
-            </w:r>
-          </w:p>
-        </w:tc>
-      </w:tr>
-      <w:tr>
-        <w:tc>
-          <w:tcPr>
-            <w:tcW w:type="dxa" w:w="2880"/>
-          </w:tcPr>
-          <w:p>
-            <w:r>
-              <w:t>任务控制模块</w:t>
-            </w:r>
-          </w:p>
-        </w:tc>
-        <w:tc>
-          <w:tcPr>
-            <w:tcW w:type="dxa" w:w="2880"/>
-          </w:tcPr>
-          <w:p>
-            <w:r>
-              <w:t>启停控制 / 定速巡航 / 定点返航 / 里程到达自动返航 / 状态监控</w:t>
-            </w:r>
-          </w:p>
-        </w:tc>
-        <w:tc>
-          <w:tcPr>
-            <w:tcW w:type="dxa" w:w="2880"/>
-          </w:tcPr>
-          <w:p>
-            <w:r>
-              <w:t>响应延迟 &lt; 50ms</w:t>
-            </w:r>
-          </w:p>
-        </w:tc>
-      </w:tr>
-    </w:tbl>
     <w:p/>
     <w:p>
       <w:r>
-        <w:rPr>
-          <w:b w:val="0"/>
-          <w:i w:val="0"/>
-        </w:rPr>
         <w:t>---</w:t>
       </w:r>
     </w:p>
@@ -338,283 +107,6 @@
       </w:r>
     </w:p>
     <w:p/>
-    <w:tbl>
-      <w:tblPr>
-        <w:tblStyle w:val="TableGrid"/>
-        <w:tblW w:type="auto" w:w="0"/>
-        <w:tblLook w:firstColumn="1" w:firstRow="1" w:lastColumn="0" w:lastRow="0" w:noHBand="0" w:noVBand="1" w:val="04A0"/>
-      </w:tblPr>
-      <w:tblGrid>
-        <w:gridCol w:w="2880"/>
-        <w:gridCol w:w="2880"/>
-        <w:gridCol w:w="2880"/>
-      </w:tblGrid>
-      <w:tr>
-        <w:tc>
-          <w:tcPr>
-            <w:tcW w:type="dxa" w:w="2880"/>
-          </w:tcPr>
-          <w:p>
-            <w:r>
-              <w:rPr>
-                <w:b/>
-              </w:rPr>
-              <w:t>检测功能</w:t>
-            </w:r>
-          </w:p>
-        </w:tc>
-        <w:tc>
-          <w:tcPr>
-            <w:tcW w:type="dxa" w:w="2880"/>
-          </w:tcPr>
-          <w:p>
-            <w:r>
-              <w:rPr>
-                <w:b/>
-              </w:rPr>
-              <w:t>AI 算法</w:t>
-            </w:r>
-          </w:p>
-        </w:tc>
-        <w:tc>
-          <w:tcPr>
-            <w:tcW w:type="dxa" w:w="2880"/>
-          </w:tcPr>
-          <w:p>
-            <w:r>
-              <w:rPr>
-                <w:b/>
-              </w:rPr>
-              <w:t>说明</w:t>
-            </w:r>
-          </w:p>
-        </w:tc>
-      </w:tr>
-      <w:tr>
-        <w:tc>
-          <w:tcPr>
-            <w:tcW w:type="dxa" w:w="2880"/>
-          </w:tcPr>
-          <w:p>
-            <w:r>
-              <w:t>轨面缺陷检测</w:t>
-            </w:r>
-          </w:p>
-        </w:tc>
-        <w:tc>
-          <w:tcPr>
-            <w:tcW w:type="dxa" w:w="2880"/>
-          </w:tcPr>
-          <w:p>
-            <w:r>
-              <w:t>图像语义分割 + 目标检测</w:t>
-            </w:r>
-          </w:p>
-        </w:tc>
-        <w:tc>
-          <w:tcPr>
-            <w:tcW w:type="dxa" w:w="2880"/>
-          </w:tcPr>
-          <w:p>
-            <w:r>
-              <w:t>像素级裂纹/掉块识别，精确定位 + 等级判定</w:t>
-            </w:r>
-          </w:p>
-        </w:tc>
-      </w:tr>
-      <w:tr>
-        <w:tc>
-          <w:tcPr>
-            <w:tcW w:type="dxa" w:w="2880"/>
-          </w:tcPr>
-          <w:p>
-            <w:r>
-              <w:t>道钉/螺栓检测</w:t>
-            </w:r>
-          </w:p>
-        </w:tc>
-        <w:tc>
-          <w:tcPr>
-            <w:tcW w:type="dxa" w:w="2880"/>
-          </w:tcPr>
-          <w:p>
-            <w:r>
-              <w:t>目标检测 + 完好状态评估</w:t>
-            </w:r>
-          </w:p>
-        </w:tc>
-        <w:tc>
-          <w:tcPr>
-            <w:tcW w:type="dxa" w:w="2880"/>
-          </w:tcPr>
-          <w:p>
-            <w:r>
-              <w:t>逐帧检测缺失/松动/歪斜，统计完好率</w:t>
-            </w:r>
-          </w:p>
-        </w:tc>
-      </w:tr>
-      <w:tr>
-        <w:tc>
-          <w:tcPr>
-            <w:tcW w:type="dxa" w:w="2880"/>
-          </w:tcPr>
-          <w:p>
-            <w:r>
-              <w:t>3D 钢轨轮廓检测</w:t>
-            </w:r>
-          </w:p>
-        </w:tc>
-        <w:tc>
-          <w:tcPr>
-            <w:tcW w:type="dxa" w:w="2880"/>
-          </w:tcPr>
-          <w:p>
-            <w:r>
-              <w:t>点云分析 + 廓形比对</w:t>
-            </w:r>
-          </w:p>
-        </w:tc>
-        <w:tc>
-          <w:tcPr>
-            <w:tcW w:type="dxa" w:w="2880"/>
-          </w:tcPr>
-          <w:p>
-            <w:r>
-              <w:t>磨耗量计算，横移量测量，超限判定</w:t>
-            </w:r>
-          </w:p>
-        </w:tc>
-      </w:tr>
-      <w:tr>
-        <w:tc>
-          <w:tcPr>
-            <w:tcW w:type="dxa" w:w="2880"/>
-          </w:tcPr>
-          <w:p>
-            <w:r>
-              <w:t>钢轨波磨检测</w:t>
-            </w:r>
-          </w:p>
-        </w:tc>
-        <w:tc>
-          <w:tcPr>
-            <w:tcW w:type="dxa" w:w="2880"/>
-          </w:tcPr>
-          <w:p>
-            <w:r>
-              <w:t>频谱分析 + 廓变提取</w:t>
-            </w:r>
-          </w:p>
-        </w:tc>
-        <w:tc>
-          <w:tcPr>
-            <w:tcW w:type="dxa" w:w="2880"/>
-          </w:tcPr>
-          <w:p>
-            <w:r>
-              <w:t>波长/波深分析，分布里程标记</w:t>
-            </w:r>
-          </w:p>
-        </w:tc>
-      </w:tr>
-      <w:tr>
-        <w:tc>
-          <w:tcPr>
-            <w:tcW w:type="dxa" w:w="2880"/>
-          </w:tcPr>
-          <w:p>
-            <w:r>
-              <w:t>钢轨焊缝检测</w:t>
-            </w:r>
-          </w:p>
-        </w:tc>
-        <w:tc>
-          <w:tcPr>
-            <w:tcW w:type="dxa" w:w="2880"/>
-          </w:tcPr>
-          <w:p>
-            <w:r>
-              <w:t>图像分类 + 缺陷分割</w:t>
-            </w:r>
-          </w:p>
-        </w:tc>
-        <w:tc>
-          <w:tcPr>
-            <w:tcW w:type="dxa" w:w="2880"/>
-          </w:tcPr>
-          <w:p>
-            <w:r>
-              <w:t>焊缝缺陷类型识别，等级判定</w:t>
-            </w:r>
-          </w:p>
-        </w:tc>
-      </w:tr>
-      <w:tr>
-        <w:tc>
-          <w:tcPr>
-            <w:tcW w:type="dxa" w:w="2880"/>
-          </w:tcPr>
-          <w:p>
-            <w:r>
-              <w:t>轨距检测</w:t>
-            </w:r>
-          </w:p>
-        </w:tc>
-        <w:tc>
-          <w:tcPr>
-            <w:tcW w:type="dxa" w:w="2880"/>
-          </w:tcPr>
-          <w:p>
-            <w:r>
-              <w:t>传感器融合 + 数值计算</w:t>
-            </w:r>
-          </w:p>
-        </w:tc>
-        <w:tc>
-          <w:tcPr>
-            <w:tcW w:type="dxa" w:w="2880"/>
-          </w:tcPr>
-          <w:p>
-            <w:r>
-              <w:t>多源数据融合，轨距值计算</w:t>
-            </w:r>
-          </w:p>
-        </w:tc>
-      </w:tr>
-      <w:tr>
-        <w:tc>
-          <w:tcPr>
-            <w:tcW w:type="dxa" w:w="2880"/>
-          </w:tcPr>
-          <w:p>
-            <w:r>
-              <w:t>水平/高低检测</w:t>
-            </w:r>
-          </w:p>
-        </w:tc>
-        <w:tc>
-          <w:tcPr>
-            <w:tcW w:type="dxa" w:w="2880"/>
-          </w:tcPr>
-          <w:p>
-            <w:r>
-              <w:t>陀螺仪数据积分 + 阈值判定</w:t>
-            </w:r>
-          </w:p>
-        </w:tc>
-        <w:tc>
-          <w:tcPr>
-            <w:tcW w:type="dxa" w:w="2880"/>
-          </w:tcPr>
-          <w:p>
-            <w:r>
-              <w:t>姿态角计算，超限标记</w:t>
-            </w:r>
-          </w:p>
-        </w:tc>
-      </w:tr>
-    </w:tbl>
     <w:p/>
     <w:p>
       <w:r>
@@ -677,60 +169,36 @@
     <w:p/>
     <w:p>
       <w:r>
-        <w:rPr>
-          <w:b w:val="0"/>
-          <w:i w:val="0"/>
-        </w:rPr>
         <w:t>输入图像 $I(x,y)$ 经编码器-解码器网络后，输出每个像素的类别概率向量：</w:t>
       </w:r>
     </w:p>
     <w:p/>
     <w:p>
       <w:r>
-        <w:rPr>
-          <w:b w:val="0"/>
-          <w:i w:val="0"/>
-        </w:rPr>
         <w:t>$$\hat{\mathbf{p}}(x,y) = \text{Softmax}\left( f_{\text{dec}}\left( f_{\text{enc}}\left( I(x,y) \right) \right) \right)$$</w:t>
       </w:r>
     </w:p>
     <w:p/>
     <w:p>
       <w:r>
-        <w:rPr>
-          <w:b w:val="0"/>
-          <w:i w:val="0"/>
-        </w:rPr>
         <w:t>其中 $f_{\text{enc}}$ 为编码器（含 ResNet50 主干网络），$f_{\text{dec}}$ 为解码器（含 ASPP 多尺度融合模块），输出通道数等于缺陷类别数（含"正常"类）。</w:t>
       </w:r>
     </w:p>
     <w:p/>
     <w:p>
       <w:r>
-        <w:rPr>
-          <w:b w:val="0"/>
-          <w:i w:val="0"/>
-        </w:rPr>
         <w:t>像素 $(x,y)$ 的最终类别判定：</w:t>
       </w:r>
     </w:p>
     <w:p/>
     <w:p>
       <w:r>
-        <w:rPr>
-          <w:b w:val="0"/>
-          <w:i w:val="0"/>
-        </w:rPr>
         <w:t>$$c^{*}(x,y) = \arg\max_{c \in \{0,1,\ldots,N\}} \hat{p}_c(x,y)$$</w:t>
       </w:r>
     </w:p>
     <w:p/>
     <w:p>
       <w:r>
-        <w:rPr>
-          <w:b w:val="0"/>
-          <w:i w:val="0"/>
-        </w:rPr>
         <w:t>其中 $c=0$ 为正常轨面，$c=1,\ldots,N$ 为各类伤损（裂纹、掉块、凹陷等）。</w:t>
       </w:r>
     </w:p>
@@ -748,96 +216,56 @@
     <w:p/>
     <w:p>
       <w:r>
-        <w:rPr>
-          <w:b w:val="0"/>
-          <w:i w:val="0"/>
-        </w:rPr>
         <w:t>目标检测网络对语义分割输出的伤损连通区域提取候选框 $\mathbf{b}_i = (x_i, y_i, w_i, h_i, \hat{c}_i, \hat{s}_i)$，其中 $(x_i,y_i)$ 为边界框中心，$w_i,h_i$ 为宽高，$\hat{c}_i$ 为预测类别，$\hat{s}_i$ 为置信度得分。</w:t>
       </w:r>
     </w:p>
     <w:p/>
     <w:p>
       <w:r>
-        <w:rPr>
-          <w:b w:val="0"/>
-          <w:i w:val="0"/>
-        </w:rPr>
         <w:t>多目标去重采用 NMS（非极大值抑制）：</w:t>
       </w:r>
     </w:p>
     <w:p/>
     <w:p>
       <w:r>
-        <w:rPr>
-          <w:b w:val="0"/>
-          <w:i w:val="0"/>
-        </w:rPr>
         <w:t>$$\mathbf{b}_{\text{keep}} = \text{NMS}\left( \{\mathbf{b}_i\} \right)$$</w:t>
       </w:r>
     </w:p>
     <w:p/>
     <w:p>
       <w:r>
-        <w:rPr>
-          <w:b w:val="0"/>
-          <w:i w:val="0"/>
-        </w:rPr>
         <w:t>具体流程：</w:t>
       </w:r>
     </w:p>
     <w:p>
       <w:r>
-        <w:rPr>
-          <w:b w:val="0"/>
-          <w:i w:val="0"/>
-        </w:rPr>
         <w:t>1. 按置信度 $\hat{s}_i$ 从高到低排序所有候选框</w:t>
       </w:r>
     </w:p>
     <w:p>
       <w:r>
-        <w:rPr>
-          <w:b w:val="0"/>
-          <w:i w:val="0"/>
-        </w:rPr>
         <w:t>2. 选取当前最高置信度框 $\mathbf{b}_{\text{max}}$ 加入保留列表</w:t>
       </w:r>
     </w:p>
     <w:p>
       <w:r>
-        <w:rPr>
-          <w:b w:val="0"/>
-          <w:i w:val="0"/>
-        </w:rPr>
         <w:t>3. 删除所有与 $\mathbf{b}_{\text{max}}$ IoU（交并比）超过阈值（默认 0.5）的候选框</w:t>
       </w:r>
     </w:p>
     <w:p>
       <w:r>
-        <w:rPr>
-          <w:b w:val="0"/>
-          <w:i w:val="0"/>
-        </w:rPr>
         <w:t>4. 重复 1~3，直至所有框处理完毕</w:t>
       </w:r>
     </w:p>
     <w:p/>
     <w:p>
       <w:r>
-        <w:rPr>
-          <w:b w:val="0"/>
-          <w:i w:val="0"/>
-        </w:rPr>
         <w:t>IoU 计算：</w:t>
       </w:r>
     </w:p>
     <w:p/>
     <w:p>
       <w:r>
-        <w:rPr>
-          <w:b w:val="0"/>
-          <w:i w:val="0"/>
-        </w:rPr>
         <w:t>$$\text{IoU}(\mathbf{b}_a, \mathbf{b}_b) = \frac{\text{Area}(\mathbf{b}_a \cap \mathbf{b}_b)}{\text{Area}(\mathbf{b}_a \cup \mathbf{b}_b)}$$</w:t>
       </w:r>
     </w:p>
@@ -855,202 +283,13 @@
     <w:p/>
     <w:p>
       <w:r>
-        <w:rPr>
-          <w:b w:val="0"/>
-          <w:i w:val="0"/>
-        </w:rPr>
         <w:t>伤损严重程度按像素面积 $A_{\text{defect}}$ 划分：</w:t>
       </w:r>
     </w:p>
     <w:p/>
-    <w:tbl>
-      <w:tblPr>
-        <w:tblStyle w:val="TableGrid"/>
-        <w:tblW w:type="auto" w:w="0"/>
-        <w:tblLook w:firstColumn="1" w:firstRow="1" w:lastColumn="0" w:lastRow="0" w:noHBand="0" w:noVBand="1" w:val="04A0"/>
-      </w:tblPr>
-      <w:tblGrid>
-        <w:gridCol w:w="2880"/>
-        <w:gridCol w:w="2880"/>
-        <w:gridCol w:w="2880"/>
-      </w:tblGrid>
-      <w:tr>
-        <w:tc>
-          <w:tcPr>
-            <w:tcW w:type="dxa" w:w="2880"/>
-          </w:tcPr>
-          <w:p>
-            <w:r>
-              <w:rPr>
-                <w:b/>
-              </w:rPr>
-              <w:t>伤损面积 $A_{\text{defect}}$（像素）</w:t>
-            </w:r>
-          </w:p>
-        </w:tc>
-        <w:tc>
-          <w:tcPr>
-            <w:tcW w:type="dxa" w:w="2880"/>
-          </w:tcPr>
-          <w:p>
-            <w:r>
-              <w:rPr>
-                <w:b/>
-              </w:rPr>
-              <w:t>伤损等级</w:t>
-            </w:r>
-          </w:p>
-        </w:tc>
-        <w:tc>
-          <w:tcPr>
-            <w:tcW w:type="dxa" w:w="2880"/>
-          </w:tcPr>
-          <w:p>
-            <w:r>
-              <w:rPr>
-                <w:b/>
-              </w:rPr>
-              <w:t>建议处理等级</w:t>
-            </w:r>
-          </w:p>
-        </w:tc>
-      </w:tr>
-      <w:tr>
-        <w:tc>
-          <w:tcPr>
-            <w:tcW w:type="dxa" w:w="2880"/>
-          </w:tcPr>
-          <w:p>
-            <w:r>
-              <w:t>$A &lt; A_1$（$A_1 = 400$ px）</w:t>
-            </w:r>
-          </w:p>
-        </w:tc>
-        <w:tc>
-          <w:tcPr>
-            <w:tcW w:type="dxa" w:w="2880"/>
-          </w:tcPr>
-          <w:p>
-            <w:r>
-              <w:t>轻微</w:t>
-            </w:r>
-          </w:p>
-        </w:tc>
-        <w:tc>
-          <w:tcPr>
-            <w:tcW w:type="dxa" w:w="2880"/>
-          </w:tcPr>
-          <w:p>
-            <w:r>
-              <w:t>四级：持续监测</w:t>
-            </w:r>
-          </w:p>
-        </w:tc>
-      </w:tr>
-      <w:tr>
-        <w:tc>
-          <w:tcPr>
-            <w:tcW w:type="dxa" w:w="2880"/>
-          </w:tcPr>
-          <w:p>
-            <w:r>
-              <w:t>$A_1 \leq A &lt; A_2$（$A_2 = 1600$ px）</w:t>
-            </w:r>
-          </w:p>
-        </w:tc>
-        <w:tc>
-          <w:tcPr>
-            <w:tcW w:type="dxa" w:w="2880"/>
-          </w:tcPr>
-          <w:p>
-            <w:r>
-              <w:t>一般</w:t>
-            </w:r>
-          </w:p>
-        </w:tc>
-        <w:tc>
-          <w:tcPr>
-            <w:tcW w:type="dxa" w:w="2880"/>
-          </w:tcPr>
-          <w:p>
-            <w:r>
-              <w:t>三级：纳入养护计划</w:t>
-            </w:r>
-          </w:p>
-        </w:tc>
-      </w:tr>
-      <w:tr>
-        <w:tc>
-          <w:tcPr>
-            <w:tcW w:type="dxa" w:w="2880"/>
-          </w:tcPr>
-          <w:p>
-            <w:r>
-              <w:t>$A_2 \leq A &lt; A_3$（$A_3 = 3600$ px）</w:t>
-            </w:r>
-          </w:p>
-        </w:tc>
-        <w:tc>
-          <w:tcPr>
-            <w:tcW w:type="dxa" w:w="2880"/>
-          </w:tcPr>
-          <w:p>
-            <w:r>
-              <w:t>显著</w:t>
-            </w:r>
-          </w:p>
-        </w:tc>
-        <w:tc>
-          <w:tcPr>
-            <w:tcW w:type="dxa" w:w="2880"/>
-          </w:tcPr>
-          <w:p>
-            <w:r>
-              <w:t>二级：24h 内养护</w:t>
-            </w:r>
-          </w:p>
-        </w:tc>
-      </w:tr>
-      <w:tr>
-        <w:tc>
-          <w:tcPr>
-            <w:tcW w:type="dxa" w:w="2880"/>
-          </w:tcPr>
-          <w:p>
-            <w:r>
-              <w:t>$A \geq A_3$</w:t>
-            </w:r>
-          </w:p>
-        </w:tc>
-        <w:tc>
-          <w:tcPr>
-            <w:tcW w:type="dxa" w:w="2880"/>
-          </w:tcPr>
-          <w:p>
-            <w:r>
-              <w:t>严重</w:t>
-            </w:r>
-          </w:p>
-        </w:tc>
-        <w:tc>
-          <w:tcPr>
-            <w:tcW w:type="dxa" w:w="2880"/>
-          </w:tcPr>
-          <w:p>
-            <w:r>
-              <w:t>一级：立即停车检查</w:t>
-            </w:r>
-          </w:p>
-        </w:tc>
-      </w:tr>
-    </w:tbl>
     <w:p/>
     <w:p>
       <w:r>
-        <w:rPr>
-          <w:b w:val="0"/>
-          <w:i w:val="0"/>
-        </w:rPr>
         <w:t>&gt; 注：像素面积与实际物理尺寸的换算关系为 $1\text{ px} \approx 0.18\text{ mm}$（2448×2048 分辨率下，轨面宽度覆盖 440mm）。</w:t>
       </w:r>
     </w:p>
@@ -1068,40 +307,24 @@
     <w:p/>
     <w:p>
       <w:r>
-        <w:rPr>
-          <w:b w:val="0"/>
-          <w:i w:val="0"/>
-        </w:rPr>
         <w:t>两阶段融合后的综合伤损得分：</w:t>
       </w:r>
     </w:p>
     <w:p/>
     <w:p>
       <w:r>
-        <w:rPr>
-          <w:b w:val="0"/>
-          <w:i w:val="0"/>
-        </w:rPr>
         <w:t>$$D_{\text{rail}} = \lambda_{\text{seg}} \cdot \frac{A_{\text{defect}}}{A_{\text{roi}}} + \lambda_{\text{det}} \cdot \hat{s}_{\text{max}}$$</w:t>
       </w:r>
     </w:p>
     <w:p/>
     <w:p>
       <w:r>
-        <w:rPr>
-          <w:b w:val="0"/>
-          <w:i w:val="0"/>
-        </w:rPr>
         <w:t>其中：$A_{\text{roi}}$ 为轨面感兴趣区域总面积，$\hat{s}_{\text{max}}$ 为目标检测阶段最高置信度，$\lambda_{\text{seg}}+\lambda_{\text{det}}=1$（默认各 0.5）。</w:t>
       </w:r>
     </w:p>
     <w:p/>
     <w:p>
       <w:r>
-        <w:rPr>
-          <w:b w:val="0"/>
-          <w:i w:val="0"/>
-        </w:rPr>
         <w:t>---</w:t>
       </w:r>
     </w:p>
@@ -1143,40 +366,24 @@
     <w:p/>
     <w:p>
       <w:r>
-        <w:rPr>
-          <w:b w:val="0"/>
-          <w:i w:val="0"/>
-        </w:rPr>
         <w:t>YOLOv8 模型对每帧图像输出道钉/螺栓候选框 $\mathbf{b}_j$，包含类别 $\hat{c}_j \in \{\text{缺失}, \text{松动}, \text{歪斜}, \text{正常}\}$ 和置信度 $\hat{s}_j$。</w:t>
       </w:r>
     </w:p>
     <w:p/>
     <w:p>
       <w:r>
-        <w:rPr>
-          <w:b w:val="0"/>
-          <w:i w:val="0"/>
-        </w:rPr>
         <w:t>当前帧完好率：</w:t>
       </w:r>
     </w:p>
     <w:p/>
     <w:p>
       <w:r>
-        <w:rPr>
-          <w:b w:val="0"/>
-          <w:i w:val="0"/>
-        </w:rPr>
         <w:t>$$\eta_{\text{current}} = \frac{N_{\text{正常}}}{N_{\text{总检测数}}} \times 100\%$$</w:t>
       </w:r>
     </w:p>
     <w:p/>
     <w:p>
       <w:r>
-        <w:rPr>
-          <w:b w:val="0"/>
-          <w:i w:val="0"/>
-        </w:rPr>
         <w:t>其中 $N_{\text{总检测数}}$ 由里程编码器辅助统计：每 $700\text{ mm}$（道钉/螺栓标准节距）应检测到一个道钉/螺栓目标。</w:t>
       </w:r>
     </w:p>
@@ -1194,50 +401,30 @@
     <w:p/>
     <w:p>
       <w:r>
-        <w:rPr>
-          <w:b w:val="0"/>
-          <w:i w:val="0"/>
-        </w:rPr>
         <w:t>当目标检测输出"松动"或"歪斜"时，融合双陀螺仪的姿态振动信号进行二次确认。振动信号幅值 $a_{\text{vib}}$ 与正常基准值 $a_{\text{base}}$ 的比值作为辅助判据：</w:t>
       </w:r>
     </w:p>
     <w:p/>
     <w:p>
       <w:r>
-        <w:rPr>
-          <w:b w:val="0"/>
-          <w:i w:val="0"/>
-        </w:rPr>
         <w:t>$$R_{\text{vib}} = \frac{a_{\text{vib}}}{a_{\text{base}}}$$</w:t>
       </w:r>
     </w:p>
     <w:p/>
     <w:p>
       <w:r>
-        <w:rPr>
-          <w:b w:val="0"/>
-          <w:i w:val="0"/>
-        </w:rPr>
         <w:t>- 若 $R_{\text{vib}} &gt; \tau_{\text{vib}}$（$\tau_{\text{vib}} = 1.5$，表示振动幅值超出正常基准 50%），则判定为"松动"，综合得分：</w:t>
       </w:r>
     </w:p>
     <w:p/>
     <w:p>
       <w:r>
-        <w:rPr>
-          <w:b w:val="0"/>
-          <w:i w:val="0"/>
-        </w:rPr>
         <w:t>$$S_{\text{fastener}} = w_{\text{det}} \cdot \hat{s}_j + w_{\text{vib}} \cdot \min\left( \frac{R_{\text{vib}}}{\tau_{\text{vib}}}, 1.0 \right)$$</w:t>
       </w:r>
     </w:p>
     <w:p/>
     <w:p>
       <w:r>
-        <w:rPr>
-          <w:b w:val="0"/>
-          <w:i w:val="0"/>
-        </w:rPr>
         <w:t>其中 $w_{\text{det}} + w_{\text{vib}} = 1$（默认 $w_{\text{det}}=0.7, w_{\text{vib}}=0.3$）。</w:t>
       </w:r>
     </w:p>
@@ -1255,205 +442,16 @@
     <w:p/>
     <w:p>
       <w:r>
-        <w:rPr>
-          <w:b w:val="0"/>
-          <w:i w:val="0"/>
-        </w:rPr>
         <w:t>沿里程方向对道钉/螺栓完好状态做滑动统计，窗口长度 $L_{\text{window}} = 100\text{ m}$：</w:t>
       </w:r>
     </w:p>
     <w:p/>
     <w:p>
       <w:r>
-        <w:rPr>
-          <w:b w:val="0"/>
-          <w:i w:val="0"/>
-        </w:rPr>
         <w:t>$$\eta_{\text{section}} = \frac{1}{L_{\text{window}}} \int_{l}^{l+L_{\text{window}}} \eta_{\text{current}}(l') \, dl'$$</w:t>
       </w:r>
     </w:p>
     <w:p/>
-    <w:tbl>
-      <w:tblPr>
-        <w:tblStyle w:val="TableGrid"/>
-        <w:tblW w:type="auto" w:w="0"/>
-        <w:tblLook w:firstColumn="1" w:firstRow="1" w:lastColumn="0" w:lastRow="0" w:noHBand="0" w:noVBand="1" w:val="04A0"/>
-      </w:tblPr>
-      <w:tblGrid>
-        <w:gridCol w:w="2880"/>
-        <w:gridCol w:w="2880"/>
-        <w:gridCol w:w="2880"/>
-      </w:tblGrid>
-      <w:tr>
-        <w:tc>
-          <w:tcPr>
-            <w:tcW w:type="dxa" w:w="2880"/>
-          </w:tcPr>
-          <w:p>
-            <w:r>
-              <w:rPr>
-                <w:b/>
-              </w:rPr>
-              <w:t>区段完好率 $\eta_{\text{section}}$</w:t>
-            </w:r>
-          </w:p>
-        </w:tc>
-        <w:tc>
-          <w:tcPr>
-            <w:tcW w:type="dxa" w:w="2880"/>
-          </w:tcPr>
-          <w:p>
-            <w:r>
-              <w:rPr>
-                <w:b/>
-              </w:rPr>
-              <w:t>状态评级</w:t>
-            </w:r>
-          </w:p>
-        </w:tc>
-        <w:tc>
-          <w:tcPr>
-            <w:tcW w:type="dxa" w:w="2880"/>
-          </w:tcPr>
-          <w:p>
-            <w:r>
-              <w:rPr>
-                <w:b/>
-              </w:rPr>
-              <w:t>处理建议</w:t>
-            </w:r>
-          </w:p>
-        </w:tc>
-      </w:tr>
-      <w:tr>
-        <w:tc>
-          <w:tcPr>
-            <w:tcW w:type="dxa" w:w="2880"/>
-          </w:tcPr>
-          <w:p>
-            <w:r>
-              <w:t>$\eta \geq 98\%$</w:t>
-            </w:r>
-          </w:p>
-        </w:tc>
-        <w:tc>
-          <w:tcPr>
-            <w:tcW w:type="dxa" w:w="2880"/>
-          </w:tcPr>
-          <w:p>
-            <w:r>
-              <w:t>A（优良）</w:t>
-            </w:r>
-          </w:p>
-        </w:tc>
-        <w:tc>
-          <w:tcPr>
-            <w:tcW w:type="dxa" w:w="2880"/>
-          </w:tcPr>
-          <w:p>
-            <w:r>
-              <w:t>持续监测</w:t>
-            </w:r>
-          </w:p>
-        </w:tc>
-      </w:tr>
-      <w:tr>
-        <w:tc>
-          <w:tcPr>
-            <w:tcW w:type="dxa" w:w="2880"/>
-          </w:tcPr>
-          <w:p>
-            <w:r>
-              <w:t>$95\% \leq \eta &lt; 98\%$</w:t>
-            </w:r>
-          </w:p>
-        </w:tc>
-        <w:tc>
-          <w:tcPr>
-            <w:tcW w:type="dxa" w:w="2880"/>
-          </w:tcPr>
-          <w:p>
-            <w:r>
-              <w:t>B（合格）</w:t>
-            </w:r>
-          </w:p>
-        </w:tc>
-        <w:tc>
-          <w:tcPr>
-            <w:tcW w:type="dxa" w:w="2880"/>
-          </w:tcPr>
-          <w:p>
-            <w:r>
-              <w:t>列入次月养护</w:t>
-            </w:r>
-          </w:p>
-        </w:tc>
-      </w:tr>
-      <w:tr>
-        <w:tc>
-          <w:tcPr>
-            <w:tcW w:type="dxa" w:w="2880"/>
-          </w:tcPr>
-          <w:p>
-            <w:r>
-              <w:t>$90\% \leq \eta &lt; 95\%$</w:t>
-            </w:r>
-          </w:p>
-        </w:tc>
-        <w:tc>
-          <w:tcPr>
-            <w:tcW w:type="dxa" w:w="2880"/>
-          </w:tcPr>
-          <w:p>
-            <w:r>
-              <w:t>C（预警）</w:t>
-            </w:r>
-          </w:p>
-        </w:tc>
-        <w:tc>
-          <w:tcPr>
-            <w:tcW w:type="dxa" w:w="2880"/>
-          </w:tcPr>
-          <w:p>
-            <w:r>
-              <w:t>列入本周养护</w:t>
-            </w:r>
-          </w:p>
-        </w:tc>
-      </w:tr>
-      <w:tr>
-        <w:tc>
-          <w:tcPr>
-            <w:tcW w:type="dxa" w:w="2880"/>
-          </w:tcPr>
-          <w:p>
-            <w:r>
-              <w:t>$\eta &lt; 90\%$</w:t>
-            </w:r>
-          </w:p>
-        </w:tc>
-        <w:tc>
-          <w:tcPr>
-            <w:tcW w:type="dxa" w:w="2880"/>
-          </w:tcPr>
-          <w:p>
-            <w:r>
-              <w:t>D（告警）</w:t>
-            </w:r>
-          </w:p>
-        </w:tc>
-        <w:tc>
-          <w:tcPr>
-            <w:tcW w:type="dxa" w:w="2880"/>
-          </w:tcPr>
-          <w:p>
-            <w:r>
-              <w:t>立即安排养护</w:t>
-            </w:r>
-          </w:p>
-        </w:tc>
-      </w:tr>
-    </w:tbl>
     <w:p/>
     <w:p>
       <w:r>
@@ -1472,3052 +470,96 @@
     <w:p/>
     <w:p>
       <w:r>
-        <w:rPr>
-          <w:b w:val="0"/>
-          <w:i w:val="0"/>
-        </w:rPr>
         <w:t>---</w:t>
       </w:r>
     </w:p>
-    <w:p/>
-    <w:p>
-      <w:pPr>
-        <w:pStyle w:val="Heading2"/>
-      </w:pPr>
-      <w:r>
-        <w:t>四、远程升级与模型迭代</w:t>
-      </w:r>
-    </w:p>
-    <w:p/>
-    <w:tbl>
-      <w:tblPr>
-        <w:tblStyle w:val="TableGrid"/>
-        <w:tblW w:type="auto" w:w="0"/>
-        <w:tblLook w:firstColumn="1" w:firstRow="1" w:lastColumn="0" w:lastRow="0" w:noHBand="0" w:noVBand="1" w:val="04A0"/>
-      </w:tblPr>
-      <w:tblGrid>
-        <w:gridCol w:w="4320"/>
-        <w:gridCol w:w="4320"/>
-      </w:tblGrid>
-      <w:tr>
-        <w:tc>
-          <w:tcPr>
-            <w:tcW w:type="dxa" w:w="4320"/>
-          </w:tcPr>
-          <w:p>
-            <w:r>
-              <w:rPr>
-                <w:b/>
-              </w:rPr>
-              <w:t>功能</w:t>
-            </w:r>
-          </w:p>
-        </w:tc>
-        <w:tc>
-          <w:tcPr>
-            <w:tcW w:type="dxa" w:w="4320"/>
-          </w:tcPr>
-          <w:p>
-            <w:r>
-              <w:rPr>
-                <w:b/>
-              </w:rPr>
-              <w:t>说明</w:t>
-            </w:r>
-          </w:p>
-        </w:tc>
-      </w:tr>
-      <w:tr>
-        <w:tc>
-          <w:tcPr>
-            <w:tcW w:type="dxa" w:w="4320"/>
-          </w:tcPr>
-          <w:p>
-            <w:r>
-              <w:t>模型远程推送</w:t>
-            </w:r>
-          </w:p>
-        </w:tc>
-        <w:tc>
-          <w:tcPr>
-            <w:tcW w:type="dxa" w:w="4320"/>
-          </w:tcPr>
-          <w:p>
-            <w:r>
-              <w:t>AI 检测模型可通过移动网络远程推送更新，持续提升精度</w:t>
-            </w:r>
-          </w:p>
-        </w:tc>
-      </w:tr>
-      <w:tr>
-        <w:tc>
-          <w:tcPr>
-            <w:tcW w:type="dxa" w:w="4320"/>
-          </w:tcPr>
-          <w:p>
-            <w:r>
-              <w:t>数据回传训练</w:t>
-            </w:r>
-          </w:p>
-        </w:tc>
-        <w:tc>
-          <w:tcPr>
-            <w:tcW w:type="dxa" w:w="4320"/>
-          </w:tcPr>
-          <w:p>
-            <w:r>
-              <w:t>检测数据匿名化后回传云端，用于模型迭代训练</w:t>
-            </w:r>
-          </w:p>
-        </w:tc>
-      </w:tr>
-      <w:tr>
-        <w:tc>
-          <w:tcPr>
-            <w:tcW w:type="dxa" w:w="4320"/>
-          </w:tcPr>
-          <w:p>
-            <w:r>
-              <w:t>远程参数调优</w:t>
-            </w:r>
-          </w:p>
-        </w:tc>
-        <w:tc>
-          <w:tcPr>
-            <w:tcW w:type="dxa" w:w="4320"/>
-          </w:tcPr>
-          <w:p>
-            <w:r>
-              <w:t>可远程调整检测阈值、报警策略，无需到场</w:t>
-            </w:r>
-          </w:p>
-        </w:tc>
-      </w:tr>
-    </w:tbl>
-    <w:p/>
-    <w:p>
-      <w:r>
-        <w:rPr>
-          <w:b w:val="0"/>
-          <w:i w:val="0"/>
-        </w:rPr>
-        <w:t>---</w:t>
-      </w:r>
-    </w:p>
-    <w:p/>
-    <w:p>
-      <w:pPr>
-        <w:pStyle w:val="Heading2"/>
-      </w:pPr>
-      <w:r>
-        <w:t>五、AI 推理引擎详细架构</w:t>
-      </w:r>
-    </w:p>
-    <w:p/>
-    <w:p>
-      <w:r>
-        <w:rPr>
-          <w:b w:val="0"/>
-          <w:i w:val="0"/>
-        </w:rPr>
-        <w:t>本系统边缘推理采用 CPU + GPU 异构架构，兼顾实时性与低功耗：</w:t>
-      </w:r>
-    </w:p>
-    <w:p/>
-    <w:tbl>
-      <w:tblPr>
-        <w:tblStyle w:val="TableGrid"/>
-        <w:tblW w:type="auto" w:w="0"/>
-        <w:tblLook w:firstColumn="1" w:firstRow="1" w:lastColumn="0" w:lastRow="0" w:noHBand="0" w:noVBand="1" w:val="04A0"/>
-      </w:tblPr>
-      <w:tblGrid>
-        <w:gridCol w:w="2880"/>
-        <w:gridCol w:w="2880"/>
-        <w:gridCol w:w="2880"/>
-      </w:tblGrid>
-      <w:tr>
-        <w:tc>
-          <w:tcPr>
-            <w:tcW w:type="dxa" w:w="2880"/>
-          </w:tcPr>
-          <w:p>
-            <w:r>
-              <w:rPr>
-                <w:b/>
-              </w:rPr>
-              <w:t>层级</w:t>
-            </w:r>
-          </w:p>
-        </w:tc>
-        <w:tc>
-          <w:tcPr>
-            <w:tcW w:type="dxa" w:w="2880"/>
-          </w:tcPr>
-          <w:p>
-            <w:r>
-              <w:rPr>
-                <w:b/>
-              </w:rPr>
-              <w:t>组件</w:t>
-            </w:r>
-          </w:p>
-        </w:tc>
-        <w:tc>
-          <w:tcPr>
-            <w:tcW w:type="dxa" w:w="2880"/>
-          </w:tcPr>
-          <w:p>
-            <w:r>
-              <w:rPr>
-                <w:b/>
-              </w:rPr>
-              <w:t>说明</w:t>
-            </w:r>
-          </w:p>
-        </w:tc>
-      </w:tr>
-      <w:tr>
-        <w:tc>
-          <w:tcPr>
-            <w:tcW w:type="dxa" w:w="2880"/>
-          </w:tcPr>
-          <w:p>
-            <w:r>
-              <w:t>输入预处理层</w:t>
-            </w:r>
-          </w:p>
-        </w:tc>
-        <w:tc>
-          <w:tcPr>
-            <w:tcW w:type="dxa" w:w="2880"/>
-          </w:tcPr>
-          <w:p>
-            <w:r>
-              <w:t>图像归一化 + 点云滤波</w:t>
-            </w:r>
-          </w:p>
-        </w:tc>
-        <w:tc>
-          <w:tcPr>
-            <w:tcW w:type="dxa" w:w="2880"/>
-          </w:tcPr>
-          <w:p>
-            <w:r>
-              <w:t>2448×2048 原始图像预处理为模型输入格式</w:t>
-            </w:r>
-          </w:p>
-        </w:tc>
-      </w:tr>
-      <w:tr>
-        <w:tc>
-          <w:tcPr>
-            <w:tcW w:type="dxa" w:w="2880"/>
-          </w:tcPr>
-          <w:p>
-            <w:r>
-              <w:t>AI 推理层</w:t>
-            </w:r>
-          </w:p>
-        </w:tc>
-        <w:tc>
-          <w:tcPr>
-            <w:tcW w:type="dxa" w:w="2880"/>
-          </w:tcPr>
-          <w:p>
-            <w:r>
-              <w:t>NVIDIA Jetson AGX Orin（嵌入式 GPU）</w:t>
-            </w:r>
-          </w:p>
-        </w:tc>
-        <w:tc>
-          <w:tcPr>
-            <w:tcW w:type="dxa" w:w="2880"/>
-          </w:tcPr>
-          <w:p>
-            <w:r>
-              <w:t>32 TOPS AI 算力，支持 INT8/FP16 并行推理</w:t>
-            </w:r>
-          </w:p>
-        </w:tc>
-      </w:tr>
-      <w:tr>
-        <w:tc>
-          <w:tcPr>
-            <w:tcW w:type="dxa" w:w="2880"/>
-          </w:tcPr>
-          <w:p>
-            <w:r>
-              <w:t>推理框架</w:t>
-            </w:r>
-          </w:p>
-        </w:tc>
-        <w:tc>
-          <w:tcPr>
-            <w:tcW w:type="dxa" w:w="2880"/>
-          </w:tcPr>
-          <w:p>
-            <w:r>
-              <w:t>TensorRT 加速</w:t>
-            </w:r>
-          </w:p>
-        </w:tc>
-        <w:tc>
-          <w:tcPr>
-            <w:tcW w:type="dxa" w:w="2880"/>
-          </w:tcPr>
-          <w:p>
-            <w:r>
-              <w:t>模型推理延迟 &lt; 20ms/帧</w:t>
-            </w:r>
-          </w:p>
-        </w:tc>
-      </w:tr>
-      <w:tr>
-        <w:tc>
-          <w:tcPr>
-            <w:tcW w:type="dxa" w:w="2880"/>
-          </w:tcPr>
-          <w:p>
-            <w:r>
-              <w:t>后处理层</w:t>
-            </w:r>
-          </w:p>
-        </w:tc>
-        <w:tc>
-          <w:tcPr>
-            <w:tcW w:type="dxa" w:w="2880"/>
-          </w:tcPr>
-          <w:p>
-            <w:r>
-              <w:t>NMS + 阈值过滤</w:t>
-            </w:r>
-          </w:p>
-        </w:tc>
-        <w:tc>
-          <w:tcPr>
-            <w:tcW w:type="dxa" w:w="2880"/>
-          </w:tcPr>
-          <w:p>
-            <w:r>
-              <w:t>多目标去重、缺陷分级判定</w:t>
-            </w:r>
-          </w:p>
-        </w:tc>
-      </w:tr>
-      <w:tr>
-        <w:tc>
-          <w:tcPr>
-            <w:tcW w:type="dxa" w:w="2880"/>
-          </w:tcPr>
-          <w:p>
-            <w:r>
-              <w:t>输出层</w:t>
-            </w:r>
-          </w:p>
-        </w:tc>
-        <w:tc>
-          <w:tcPr>
-            <w:tcW w:type="dxa" w:w="2880"/>
-          </w:tcPr>
-          <w:p>
-            <w:r>
-              <w:t>JSON 结构化结果</w:t>
-            </w:r>
-          </w:p>
-        </w:tc>
-        <w:tc>
-          <w:tcPr>
-            <w:tcW w:type="dxa" w:w="2880"/>
-          </w:tcPr>
-          <w:p>
-            <w:r>
-              <w:t>缺陷类型 + 里程坐标 + 损伤等级 + 置信度</w:t>
-            </w:r>
-          </w:p>
-        </w:tc>
-      </w:tr>
-    </w:tbl>
     <w:p/>
     <w:p>
       <w:pPr>
         <w:pStyle w:val="Heading3"/>
       </w:pPr>
       <w:r>
-        <w:t xml:space="preserve"> 5.1 推理流水线时序模型</w:t>
+        <w:t xml:space="preserve"> 3.3 AI 模型体系详解</w:t>
       </w:r>
     </w:p>
     <w:p/>
     <w:p>
       <w:r>
-        <w:t>[图/表内容见对应 Markdown 源文件中的 mermaid 图]</w:t>
+        <w:t>&gt; 本节详细说明系统中引用的所有模型架构、关键参数、输入输出规格，以及 OpenCV 在预处理环节的具体应用。</w:t>
       </w:r>
     </w:p>
     <w:p/>
     <w:p>
       <w:r>
-        <w:t xml:space="preserve">&gt; </w:t>
-      </w:r>
+        <w:t>---</w:t>
+      </w:r>
+    </w:p>
+    <w:p/>
+    <w:p>
+      <w:pPr>
+        <w:pStyle w:val="Heading3"/>
+      </w:pPr>
+      <w:r>
+        <w:t xml:space="preserve"> 3.3.1 ResNet50（编码器主干网络）</w:t>
+      </w:r>
+    </w:p>
+    <w:p/>
+    <w:p>
+      <w:r/>
       <w:r>
         <w:rPr>
           <w:b/>
         </w:rPr>
-        <w:t>图 4-2：单帧推理流水线时序图</w:t>
-      </w:r>
-      <w:r/>
-    </w:p>
-    <w:p>
-      <w:r>
-        <w:rPr>
-          <w:b w:val="0"/>
-          <w:i w:val="0"/>
-        </w:rPr>
-        <w:t>&gt; - 总延迟：≤ 25ms（含安全冗余）</w:t>
-      </w:r>
-    </w:p>
-    <w:p>
-      <w:r>
-        <w:rPr>
-          <w:b w:val="0"/>
-          <w:i w:val="0"/>
-        </w:rPr>
-        <w:t>&gt; - 理论最大处理帧率：40 fps（1000ms / 25ms）</w:t>
-      </w:r>
-    </w:p>
-    <w:p>
-      <w:r>
-        <w:rPr>
-          <w:b w:val="0"/>
-          <w:i w:val="0"/>
-        </w:rPr>
-        <w:t>&gt; - 实际工作帧率：25 fps（含 5ms 安全余量）</w:t>
-      </w:r>
-    </w:p>
-    <w:p/>
-    <w:p>
-      <w:pPr>
-        <w:pStyle w:val="Heading3"/>
-      </w:pPr>
-      <w:r>
-        <w:t xml:space="preserve"> 5.2 推理吞吐量数学模型</w:t>
-      </w:r>
-    </w:p>
-    <w:p/>
-    <w:p>
-      <w:r>
-        <w:rPr>
-          <w:b w:val="0"/>
-          <w:i w:val="0"/>
-        </w:rPr>
-        <w:t>单帧处理延迟 $T_{\text{frame}}$ 由各环节延迟叠加构成：</w:t>
-      </w:r>
-    </w:p>
-    <w:p/>
-    <w:p>
-      <w:r>
-        <w:rPr>
-          <w:b w:val="0"/>
-          <w:i w:val="0"/>
-        </w:rPr>
-        <w:t>$$</w:t>
-      </w:r>
-    </w:p>
-    <w:p>
-      <w:r>
-        <w:rPr>
-          <w:b w:val="0"/>
-          <w:i w:val="0"/>
-        </w:rPr>
-        <w:t>T_{\text{frame}} = T_{\text{pre}} + T_{\text{GPU}} + T_{\text{post}} + T_{\text{fusion}} + T_{\text{margin}}</w:t>
-      </w:r>
-    </w:p>
-    <w:p>
-      <w:r>
-        <w:rPr>
-          <w:b w:val="0"/>
-          <w:i w:val="0"/>
-        </w:rPr>
-        <w:t>$$</w:t>
-      </w:r>
-    </w:p>
-    <w:p/>
-    <w:p>
-      <w:r>
-        <w:rPr>
-          <w:b w:val="0"/>
-          <w:i w:val="0"/>
-        </w:rPr>
-        <w:t>其中：</w:t>
-      </w:r>
-    </w:p>
-    <w:p/>
-    <w:tbl>
-      <w:tblPr>
-        <w:tblStyle w:val="TableGrid"/>
-        <w:tblW w:type="auto" w:w="0"/>
-        <w:tblLook w:firstColumn="1" w:firstRow="1" w:lastColumn="0" w:lastRow="0" w:noHBand="0" w:noVBand="1" w:val="04A0"/>
-      </w:tblPr>
-      <w:tblGrid>
-        <w:gridCol w:w="2880"/>
-        <w:gridCol w:w="2880"/>
-        <w:gridCol w:w="2880"/>
-      </w:tblGrid>
-      <w:tr>
-        <w:tc>
-          <w:tcPr>
-            <w:tcW w:type="dxa" w:w="2880"/>
-          </w:tcPr>
-          <w:p>
-            <w:r>
-              <w:rPr>
-                <w:b/>
-              </w:rPr>
-              <w:t>符号</w:t>
-            </w:r>
-          </w:p>
-        </w:tc>
-        <w:tc>
-          <w:tcPr>
-            <w:tcW w:type="dxa" w:w="2880"/>
-          </w:tcPr>
-          <w:p>
-            <w:r>
-              <w:rPr>
-                <w:b/>
-              </w:rPr>
-              <w:t>含义</w:t>
-            </w:r>
-          </w:p>
-        </w:tc>
-        <w:tc>
-          <w:tcPr>
-            <w:tcW w:type="dxa" w:w="2880"/>
-          </w:tcPr>
-          <w:p>
-            <w:r>
-              <w:rPr>
-                <w:b/>
-              </w:rPr>
-              <w:t>典型值</w:t>
-            </w:r>
-          </w:p>
-        </w:tc>
-      </w:tr>
-      <w:tr>
-        <w:tc>
-          <w:tcPr>
-            <w:tcW w:type="dxa" w:w="2880"/>
-          </w:tcPr>
-          <w:p>
-            <w:r>
-              <w:t>$T_{\text{pre}}$</w:t>
-            </w:r>
-          </w:p>
-        </w:tc>
-        <w:tc>
-          <w:tcPr>
-            <w:tcW w:type="dxa" w:w="2880"/>
-          </w:tcPr>
-          <w:p>
-            <w:r>
-              <w:t>预处理延迟（图像归一化 + 点云滤波）</w:t>
-            </w:r>
-          </w:p>
-        </w:tc>
-        <w:tc>
-          <w:tcPr>
-            <w:tcW w:type="dxa" w:w="2880"/>
-          </w:tcPr>
-          <w:p>
-            <w:r>
-              <w:t>2 ms</w:t>
-            </w:r>
-          </w:p>
-        </w:tc>
-      </w:tr>
-      <w:tr>
-        <w:tc>
-          <w:tcPr>
-            <w:tcW w:type="dxa" w:w="2880"/>
-          </w:tcPr>
-          <w:p>
-            <w:r>
-              <w:t>$T_{\text{GPU}}$</w:t>
-            </w:r>
-          </w:p>
-        </w:tc>
-        <w:tc>
-          <w:tcPr>
-            <w:tcW w:type="dxa" w:w="2880"/>
-          </w:tcPr>
-          <w:p>
-            <w:r>
-              <w:t>TensorRT GPU 推理延迟</w:t>
-            </w:r>
-          </w:p>
-        </w:tc>
-        <w:tc>
-          <w:tcPr>
-            <w:tcW w:type="dxa" w:w="2880"/>
-          </w:tcPr>
-          <w:p>
-            <w:r>
-              <w:t>15 ms</w:t>
-            </w:r>
-          </w:p>
-        </w:tc>
-      </w:tr>
-      <w:tr>
-        <w:tc>
-          <w:tcPr>
-            <w:tcW w:type="dxa" w:w="2880"/>
-          </w:tcPr>
-          <w:p>
-            <w:r>
-              <w:t>$T_{\text{post}}$</w:t>
-            </w:r>
-          </w:p>
-        </w:tc>
-        <w:tc>
-          <w:tcPr>
-            <w:tcW w:type="dxa" w:w="2880"/>
-          </w:tcPr>
-          <w:p>
-            <w:r>
-              <w:t>后处理延迟（NMS + 阈值过滤）</w:t>
-            </w:r>
-          </w:p>
-        </w:tc>
-        <w:tc>
-          <w:tcPr>
-            <w:tcW w:type="dxa" w:w="2880"/>
-          </w:tcPr>
-          <w:p>
-            <w:r>
-              <w:t>3 ms</w:t>
-            </w:r>
-          </w:p>
-        </w:tc>
-      </w:tr>
-      <w:tr>
-        <w:tc>
-          <w:tcPr>
-            <w:tcW w:type="dxa" w:w="2880"/>
-          </w:tcPr>
-          <w:p>
-            <w:r>
-              <w:t>$T_{\text{fusion}}$</w:t>
-            </w:r>
-          </w:p>
-        </w:tc>
-        <w:tc>
-          <w:tcPr>
-            <w:tcW w:type="dxa" w:w="2880"/>
-          </w:tcPr>
-          <w:p>
-            <w:r>
-              <w:t>三流融合判定延迟</w:t>
-            </w:r>
-          </w:p>
-        </w:tc>
-        <w:tc>
-          <w:tcPr>
-            <w:tcW w:type="dxa" w:w="2880"/>
-          </w:tcPr>
-          <w:p>
-            <w:r>
-              <w:t>5 ms</w:t>
-            </w:r>
-          </w:p>
-        </w:tc>
-      </w:tr>
-      <w:tr>
-        <w:tc>
-          <w:tcPr>
-            <w:tcW w:type="dxa" w:w="2880"/>
-          </w:tcPr>
-          <w:p>
-            <w:r>
-              <w:t>$T_{\text{margin}}$</w:t>
-            </w:r>
-          </w:p>
-        </w:tc>
-        <w:tc>
-          <w:tcPr>
-            <w:tcW w:type="dxa" w:w="2880"/>
-          </w:tcPr>
-          <w:p>
-            <w:r>
-              <w:t>安全余量</w:t>
-            </w:r>
-          </w:p>
-        </w:tc>
-        <w:tc>
-          <w:tcPr>
-            <w:tcW w:type="dxa" w:w="2880"/>
-          </w:tcPr>
-          <w:p>
-            <w:r>
-              <w:t>0~5 ms</w:t>
-            </w:r>
-          </w:p>
-        </w:tc>
-      </w:tr>
-    </w:tbl>
-    <w:p/>
-    <w:p>
-      <w:r>
-        <w:rPr>
-          <w:b w:val="0"/>
-          <w:i w:val="0"/>
-        </w:rPr>
-        <w:t>代入典型值：</w:t>
-      </w:r>
-    </w:p>
-    <w:p/>
-    <w:p>
-      <w:r>
-        <w:rPr>
-          <w:b w:val="0"/>
-          <w:i w:val="0"/>
-        </w:rPr>
-        <w:t>$$</w:t>
-      </w:r>
-    </w:p>
-    <w:p>
-      <w:r>
-        <w:rPr>
-          <w:b w:val="0"/>
-          <w:i w:val="0"/>
-        </w:rPr>
-        <w:t>T_{\text{frame}} = 2 + 15 + 3 + 5 + 0 = 25 \text{ ms}</w:t>
-      </w:r>
-    </w:p>
-    <w:p>
-      <w:r>
-        <w:rPr>
-          <w:b w:val="0"/>
-          <w:i w:val="0"/>
-        </w:rPr>
-        <w:t>$$</w:t>
-      </w:r>
-    </w:p>
-    <w:p/>
-    <w:p>
-      <w:r>
-        <w:rPr>
-          <w:b w:val="0"/>
-          <w:i w:val="0"/>
-        </w:rPr>
-        <w:t>理论最大帧率：</w:t>
-      </w:r>
-    </w:p>
-    <w:p/>
-    <w:p>
-      <w:r>
-        <w:rPr>
-          <w:b w:val="0"/>
-          <w:i w:val="0"/>
-        </w:rPr>
-        <w:t>$$</w:t>
-      </w:r>
-    </w:p>
-    <w:p>
-      <w:r>
-        <w:rPr>
-          <w:b w:val="0"/>
-          <w:i w:val="0"/>
-        </w:rPr>
-        <w:t>f_{\text{max}} = \frac{1}{T_{\text{frame}}} = \frac{1}{25 \times 10^{-3}} = 40 \text{ fps}</w:t>
-      </w:r>
-    </w:p>
-    <w:p>
-      <w:r>
-        <w:rPr>
-          <w:b w:val="0"/>
-          <w:i w:val="0"/>
-        </w:rPr>
-        <w:t>$$</w:t>
-      </w:r>
-    </w:p>
-    <w:p/>
-    <w:p>
-      <w:r>
-        <w:rPr>
-          <w:b w:val="0"/>
-          <w:i w:val="0"/>
-        </w:rPr>
-        <w:t>实际推荐帧率（含 5ms 余量）：</w:t>
-      </w:r>
-    </w:p>
-    <w:p/>
-    <w:p>
-      <w:r>
-        <w:rPr>
-          <w:b w:val="0"/>
-          <w:i w:val="0"/>
-        </w:rPr>
-        <w:t>$$</w:t>
-      </w:r>
-    </w:p>
-    <w:p>
-      <w:r>
-        <w:rPr>
-          <w:b w:val="0"/>
-          <w:i w:val="0"/>
-        </w:rPr>
-        <w:t>f_{\text{actual}} = \frac{1}{30 \times 10^{-3}} \approx 33 \text{ fps} \quad \Rightarrow \text{取} 25 \text{ fps}</w:t>
-      </w:r>
-    </w:p>
-    <w:p>
-      <w:r>
-        <w:rPr>
-          <w:b w:val="0"/>
-          <w:i w:val="0"/>
-        </w:rPr>
-        <w:t>$$</w:t>
-      </w:r>
-    </w:p>
-    <w:p/>
-    <w:p>
-      <w:r>
-        <w:rPr>
-          <w:b w:val="0"/>
-          <w:i w:val="0"/>
-        </w:rPr>
-        <w:t>---</w:t>
-      </w:r>
-    </w:p>
-    <w:p/>
-    <w:p>
-      <w:pPr>
-        <w:pStyle w:val="Heading2"/>
-      </w:pPr>
-      <w:r>
-        <w:t>六、实时融合算法细节</w:t>
-      </w:r>
-    </w:p>
-    <w:p/>
-    <w:p>
-      <w:r>
-        <w:rPr>
-          <w:b w:val="0"/>
-          <w:i w:val="0"/>
-        </w:rPr>
-        <w:t>三流数据融合采用"时间窗口对齐 + 空间位置关联 + 判级融合"三级结构：</w:t>
-      </w:r>
-    </w:p>
-    <w:p/>
-    <w:p>
-      <w:pPr>
-        <w:pStyle w:val="Heading3"/>
-      </w:pPr>
-      <w:r>
-        <w:t xml:space="preserve"> 6.1 第一级：时间窗口对齐</w:t>
-      </w:r>
-    </w:p>
-    <w:p/>
-    <w:p>
-      <w:r>
-        <w:t>[图/表内容见对应 Markdown 源文件中的 mermaid 图]</w:t>
-      </w:r>
-    </w:p>
-    <w:p/>
-    <w:p>
-      <w:r>
-        <w:t xml:space="preserve">&gt; </w:t>
+        <w:t>ResNet50</w:t>
+      </w:r>
+      <w:r>
+        <w:t xml:space="preserve"> 是 DeepLabV3+ 语义分割模型的特征提取主干网络（backbone），全称 Residual Network-50，由 50 层卷积构成。其核心创新是</w:t>
       </w:r>
       <w:r>
         <w:rPr>
           <w:b/>
         </w:rPr>
-        <w:t>图 4-3：时间窗口对齐时序图</w:t>
-      </w:r>
+        <w:t>残差连接</w:t>
+      </w:r>
+      <w:r>
+        <w:t>（Skip Connection），解决了深层网络训练退化问题。</w:t>
+      </w:r>
+    </w:p>
+    <w:p/>
+    <w:p>
       <w:r/>
-    </w:p>
-    <w:p>
-      <w:r>
-        <w:rPr>
-          <w:b w:val="0"/>
-          <w:i w:val="0"/>
-        </w:rPr>
-        <w:t>&gt; - 陀螺仪数据：毫秒级时间戳，与相机帧编号精确对应</w:t>
-      </w:r>
-    </w:p>
-    <w:p>
-      <w:r>
-        <w:rPr>
-          <w:b w:val="0"/>
-          <w:i w:val="0"/>
-        </w:rPr>
-        <w:t>&gt; - 里程编码器：每帧图像绑定当前里程坐标，精度 ±5mm</w:t>
-      </w:r>
-    </w:p>
-    <w:p>
-      <w:r>
-        <w:rPr>
-          <w:b w:val="0"/>
-          <w:i w:val="0"/>
-        </w:rPr>
-        <w:t>&gt; - 融合窗口：50ms 滑动窗口，窗口内数据视为同一时刻采集</w:t>
-      </w:r>
-    </w:p>
-    <w:p/>
-    <w:p>
-      <w:pPr>
-        <w:pStyle w:val="Heading3"/>
-      </w:pPr>
-      <w:r>
-        <w:t xml:space="preserve"> 6.2 第二级：空间位置关联</w:t>
-      </w:r>
-    </w:p>
-    <w:p/>
-    <w:p>
-      <w:r>
-        <w:rPr>
-          <w:b w:val="0"/>
-          <w:i w:val="0"/>
-        </w:rPr>
-        <w:t>- 左右轨独立建模，左右钢轨数据独立融合判定</w:t>
-      </w:r>
-    </w:p>
-    <w:p>
-      <w:r>
-        <w:rPr>
-          <w:b w:val="0"/>
-          <w:i w:val="0"/>
-        </w:rPr>
-        <w:t>- 缺陷位置 = 里程坐标 + 轨距偏移（左右轨定位）</w:t>
-      </w:r>
-    </w:p>
-    <w:p>
-      <w:r>
-        <w:rPr>
-          <w:b w:val="0"/>
-          <w:i w:val="0"/>
-        </w:rPr>
-        <w:t>- 姿态角绑定：缺陷位置同步记录当前机器人俯仰角/侧倾角</w:t>
-      </w:r>
-    </w:p>
-    <w:p/>
-    <w:p>
-      <w:pPr>
-        <w:pStyle w:val="Heading3"/>
-      </w:pPr>
-      <w:r>
-        <w:t xml:space="preserve"> 6.3 第三级：判级融合输出</w:t>
-      </w:r>
-    </w:p>
-    <w:p/>
-    <w:p>
-      <w:r>
-        <w:t>[图/表内容见对应 Markdown 源文件中的 mermaid 图]</w:t>
-      </w:r>
-    </w:p>
-    <w:p/>
-    <w:p>
-      <w:r>
-        <w:t xml:space="preserve">&gt; </w:t>
-      </w:r>
       <w:r>
         <w:rPr>
           <w:b/>
         </w:rPr>
-        <w:t>图 4-4：判级融合算法流程图</w:t>
+        <w:t>残差块前向传播公式：</w:t>
       </w:r>
       <w:r/>
     </w:p>
     <w:p/>
-    <w:tbl>
-      <w:tblPr>
-        <w:tblStyle w:val="TableGrid"/>
-        <w:tblW w:type="auto" w:w="0"/>
-        <w:tblLook w:firstColumn="1" w:firstRow="1" w:lastColumn="0" w:lastRow="0" w:noHBand="0" w:noVBand="1" w:val="04A0"/>
-      </w:tblPr>
-      <w:tblGrid>
-        <w:gridCol w:w="2160"/>
-        <w:gridCol w:w="2160"/>
-        <w:gridCol w:w="2160"/>
-        <w:gridCol w:w="2160"/>
-      </w:tblGrid>
-      <w:tr>
-        <w:tc>
-          <w:tcPr>
-            <w:tcW w:type="dxa" w:w="2160"/>
-          </w:tcPr>
-          <w:p>
-            <w:r>
-              <w:rPr>
-                <w:b/>
-              </w:rPr>
-              <w:t>缺陷类型</w:t>
-            </w:r>
-          </w:p>
-        </w:tc>
-        <w:tc>
-          <w:tcPr>
-            <w:tcW w:type="dxa" w:w="2160"/>
-          </w:tcPr>
-          <w:p>
-            <w:r>
-              <w:rPr>
-                <w:b/>
-              </w:rPr>
-              <w:t>主要依据</w:t>
-            </w:r>
-          </w:p>
-        </w:tc>
-        <w:tc>
-          <w:tcPr>
-            <w:tcW w:type="dxa" w:w="2160"/>
-          </w:tcPr>
-          <w:p>
-            <w:r>
-              <w:rPr>
-                <w:b/>
-              </w:rPr>
-              <w:t>辅助依据</w:t>
-            </w:r>
-          </w:p>
-        </w:tc>
-        <w:tc>
-          <w:tcPr>
-            <w:tcW w:type="dxa" w:w="2160"/>
-          </w:tcPr>
-          <w:p>
-            <w:r>
-              <w:rPr>
-                <w:b/>
-              </w:rPr>
-              <w:t>综合判级逻辑</w:t>
-            </w:r>
-          </w:p>
-        </w:tc>
-      </w:tr>
-      <w:tr>
-        <w:tc>
-          <w:tcPr>
-            <w:tcW w:type="dxa" w:w="2160"/>
-          </w:tcPr>
-          <w:p>
-            <w:r>
-              <w:t>轨面裂纹</w:t>
-            </w:r>
-          </w:p>
-        </w:tc>
-        <w:tc>
-          <w:tcPr>
-            <w:tcW w:type="dxa" w:w="2160"/>
-          </w:tcPr>
-          <w:p>
-            <w:r>
-              <w:t>图像语义分割结果</w:t>
-            </w:r>
-          </w:p>
-        </w:tc>
-        <w:tc>
-          <w:tcPr>
-            <w:tcW w:type="dxa" w:w="2160"/>
-          </w:tcPr>
-          <w:p>
-            <w:r>
-              <w:t>轮廓起伏变化</w:t>
-            </w:r>
-          </w:p>
-        </w:tc>
-        <w:tc>
-          <w:tcPr>
-            <w:tcW w:type="dxa" w:w="2160"/>
-          </w:tcPr>
-          <w:p>
-            <w:r>
-              <w:t>图像为主，轮廓印证</w:t>
-            </w:r>
-          </w:p>
-        </w:tc>
-      </w:tr>
-      <w:tr>
-        <w:tc>
-          <w:tcPr>
-            <w:tcW w:type="dxa" w:w="2160"/>
-          </w:tcPr>
-          <w:p>
-            <w:r>
-              <w:t>轨面掉块</w:t>
-            </w:r>
-          </w:p>
-        </w:tc>
-        <w:tc>
-          <w:tcPr>
-            <w:tcW w:type="dxa" w:w="2160"/>
-          </w:tcPr>
-          <w:p>
-            <w:r>
-              <w:t>图像目标检测</w:t>
-            </w:r>
-          </w:p>
-        </w:tc>
-        <w:tc>
-          <w:tcPr>
-            <w:tcW w:type="dxa" w:w="2160"/>
-          </w:tcPr>
-          <w:p>
-            <w:r>
-              <w:t>轮廓深度突变</w:t>
-            </w:r>
-          </w:p>
-        </w:tc>
-        <w:tc>
-          <w:tcPr>
-            <w:tcW w:type="dxa" w:w="2160"/>
-          </w:tcPr>
-          <w:p>
-            <w:r>
-              <w:t>双维度同时超限才判定</w:t>
-            </w:r>
-          </w:p>
-        </w:tc>
-      </w:tr>
-      <w:tr>
-        <w:tc>
-          <w:tcPr>
-            <w:tcW w:type="dxa" w:w="2160"/>
-          </w:tcPr>
-          <w:p>
-            <w:r>
-              <w:t>螺栓松动</w:t>
-            </w:r>
-          </w:p>
-        </w:tc>
-        <w:tc>
-          <w:tcPr>
-            <w:tcW w:type="dxa" w:w="2160"/>
-          </w:tcPr>
-          <w:p>
-            <w:r>
-              <w:t>图像目标检测</w:t>
-            </w:r>
-          </w:p>
-        </w:tc>
-        <w:tc>
-          <w:tcPr>
-            <w:tcW w:type="dxa" w:w="2160"/>
-          </w:tcPr>
-          <w:p>
-            <w:r>
-              <w:t>姿态振动信号</w:t>
-            </w:r>
-          </w:p>
-        </w:tc>
-        <w:tc>
-          <w:tcPr>
-            <w:tcW w:type="dxa" w:w="2160"/>
-          </w:tcPr>
-          <w:p>
-            <w:r>
-              <w:t>图像为主，振动辅助</w:t>
-            </w:r>
-          </w:p>
-        </w:tc>
-      </w:tr>
-      <w:tr>
-        <w:tc>
-          <w:tcPr>
-            <w:tcW w:type="dxa" w:w="2160"/>
-          </w:tcPr>
-          <w:p>
-            <w:r>
-              <w:t>轮廓磨耗</w:t>
-            </w:r>
-          </w:p>
-        </w:tc>
-        <w:tc>
-          <w:tcPr>
-            <w:tcW w:type="dxa" w:w="2160"/>
-          </w:tcPr>
-          <w:p>
-            <w:r>
-              <w:t>3D 点云数据</w:t>
-            </w:r>
-          </w:p>
-        </w:tc>
-        <w:tc>
-          <w:tcPr>
-            <w:tcW w:type="dxa" w:w="2160"/>
-          </w:tcPr>
-          <w:p>
-            <w:r>
-              <w:t>—</w:t>
-            </w:r>
-          </w:p>
-        </w:tc>
-        <w:tc>
-          <w:tcPr>
-            <w:tcW w:type="dxa" w:w="2160"/>
-          </w:tcPr>
-          <w:p>
-            <w:r>
-              <w:t>点云独立判定</w:t>
-            </w:r>
-          </w:p>
-        </w:tc>
-      </w:tr>
-    </w:tbl>
+    <w:p>
+      <w:r>
+        <w:t>$$\mathbf{y} = f(\mathbf{x}) + \mathbf{x} = \mathcal{W}_2 \sigma(\mathcal{W}_1 \mathbf{x}) + \mathbf{x}$$</w:t>
+      </w:r>
+    </w:p>
     <w:p/>
     <w:p>
       <w:r>
-        <w:rPr>
-          <w:b w:val="0"/>
-          <w:i w:val="0"/>
-        </w:rPr>
-        <w:t>---</w:t>
+        <w:t>其中 $\mathcal{W}_1, \mathcal{W}_2$ 为卷积层权重，$\sigma$ 为 ReLU 激活函数，$\mathbf{x}$ 为输入恒等映射。</w:t>
       </w:r>
     </w:p>
     <w:p/>
     <w:p>
-      <w:pPr>
-        <w:pStyle w:val="Heading2"/>
-      </w:pPr>
-      <w:r>
-        <w:t>七、通信层详细说明</w:t>
-      </w:r>
-    </w:p>
-    <w:p/>
-    <w:p>
-      <w:pPr>
-        <w:pStyle w:val="Heading3"/>
-      </w:pPr>
-      <w:r>
-        <w:t xml:space="preserve"> 7.1 三网物理隔离架构</w:t>
-      </w:r>
-    </w:p>
-    <w:p/>
-    <w:p>
-      <w:r>
-        <w:t>[图/表内容见对应 Markdown 源文件中的 mermaid 图]</w:t>
-      </w:r>
-    </w:p>
-    <w:p/>
-    <w:p>
-      <w:r>
-        <w:t xml:space="preserve">&gt; </w:t>
-      </w:r>
+      <w:r/>
       <w:r>
         <w:rPr>
           <w:b/>
         </w:rPr>
-        <w:t>图 4-5：三网物理隔离架构图</w:t>
+        <w:t>ResNet50 层级结构：</w:t>
       </w:r>
       <w:r/>
     </w:p>
-    <w:p>
-      <w:r>
-        <w:rPr>
-          <w:b w:val="0"/>
-          <w:i w:val="0"/>
-        </w:rPr>
-        <w:t>&gt; - 三块独立网卡 + 三个独立 MAC 地址，物理层完全分离</w:t>
-      </w:r>
-    </w:p>
-    <w:p>
-      <w:r>
-        <w:rPr>
-          <w:b w:val="0"/>
-          <w:i w:val="0"/>
-        </w:rPr>
-        <w:t>&gt; - 三套独立 PHY 芯片，任一网络故障不影响另外两张网</w:t>
-      </w:r>
-    </w:p>
     <w:p/>
-    <w:tbl>
-      <w:tblPr>
-        <w:tblStyle w:val="TableGrid"/>
-        <w:tblW w:type="auto" w:w="0"/>
-        <w:tblLook w:firstColumn="1" w:firstRow="1" w:lastColumn="0" w:lastRow="0" w:noHBand="0" w:noVBand="1" w:val="04A0"/>
-      </w:tblPr>
-      <w:tblGrid>
-        <w:gridCol w:w="1440"/>
-        <w:gridCol w:w="1440"/>
-        <w:gridCol w:w="1440"/>
-        <w:gridCol w:w="1440"/>
-        <w:gridCol w:w="1440"/>
-        <w:gridCol w:w="1440"/>
-      </w:tblGrid>
-      <w:tr>
-        <w:tc>
-          <w:tcPr>
-            <w:tcW w:type="dxa" w:w="1440"/>
-          </w:tcPr>
-          <w:p>
-            <w:r>
-              <w:rPr>
-                <w:b/>
-              </w:rPr>
-              <w:t>网络</w:t>
-            </w:r>
-          </w:p>
-        </w:tc>
-        <w:tc>
-          <w:tcPr>
-            <w:tcW w:type="dxa" w:w="1440"/>
-          </w:tcPr>
-          <w:p>
-            <w:r>
-              <w:rPr>
-                <w:b/>
-              </w:rPr>
-              <w:t>物理介质</w:t>
-            </w:r>
-          </w:p>
-        </w:tc>
-        <w:tc>
-          <w:tcPr>
-            <w:tcW w:type="dxa" w:w="1440"/>
-          </w:tcPr>
-          <w:p>
-            <w:r>
-              <w:rPr>
-                <w:b/>
-              </w:rPr>
-              <w:t>协议</w:t>
-            </w:r>
-          </w:p>
-        </w:tc>
-        <w:tc>
-          <w:tcPr>
-            <w:tcW w:type="dxa" w:w="1440"/>
-          </w:tcPr>
-          <w:p>
-            <w:r>
-              <w:rPr>
-                <w:b/>
-              </w:rPr>
-              <w:t>带宽</w:t>
-            </w:r>
-          </w:p>
-        </w:tc>
-        <w:tc>
-          <w:tcPr>
-            <w:tcW w:type="dxa" w:w="1440"/>
-          </w:tcPr>
-          <w:p>
-            <w:r>
-              <w:rPr>
-                <w:b/>
-              </w:rPr>
-              <w:t>实时性</w:t>
-            </w:r>
-          </w:p>
-        </w:tc>
-        <w:tc>
-          <w:tcPr>
-            <w:tcW w:type="dxa" w:w="1440"/>
-          </w:tcPr>
-          <w:p>
-            <w:r>
-              <w:rPr>
-                <w:b/>
-              </w:rPr>
-              <w:t>用途</w:t>
-            </w:r>
-          </w:p>
-        </w:tc>
-      </w:tr>
-      <w:tr>
-        <w:tc>
-          <w:tcPr>
-            <w:tcW w:type="dxa" w:w="1440"/>
-          </w:tcPr>
-          <w:p>
-            <w:r>
-              <w:t>**工业总线网（控制网）**</w:t>
-            </w:r>
-          </w:p>
-        </w:tc>
-        <w:tc>
-          <w:tcPr>
-            <w:tcW w:type="dxa" w:w="1440"/>
-          </w:tcPr>
-          <w:p>
-            <w:r>
-              <w:t>双路 CAN FD + EtherCAT</w:t>
-            </w:r>
-          </w:p>
-        </w:tc>
-        <w:tc>
-          <w:tcPr>
-            <w:tcW w:type="dxa" w:w="1440"/>
-          </w:tcPr>
-          <w:p>
-            <w:r>
-              <w:t>CANopen over EtherCAT</w:t>
-            </w:r>
-          </w:p>
-        </w:tc>
-        <w:tc>
-          <w:tcPr>
-            <w:tcW w:type="dxa" w:w="1440"/>
-          </w:tcPr>
-          <w:p>
-            <w:r>
-              <w:t>100 Mbps</w:t>
-            </w:r>
-          </w:p>
-        </w:tc>
-        <w:tc>
-          <w:tcPr>
-            <w:tcW w:type="dxa" w:w="1440"/>
-          </w:tcPr>
-          <w:p>
-            <w:r>
-              <w:t>硬实时 ≤ 1ms</w:t>
-            </w:r>
-          </w:p>
-        </w:tc>
-        <w:tc>
-          <w:tcPr>
-            <w:tcW w:type="dxa" w:w="1440"/>
-          </w:tcPr>
-          <w:p>
-            <w:r>
-              <w:t>伺服驱动、电机控制、刹车、急停</w:t>
-            </w:r>
-          </w:p>
-        </w:tc>
-      </w:tr>
-      <w:tr>
-        <w:tc>
-          <w:tcPr>
-            <w:tcW w:type="dxa" w:w="1440"/>
-          </w:tcPr>
-          <w:p>
-            <w:r>
-              <w:t>**千兆以太网（采集网）**</w:t>
-            </w:r>
-          </w:p>
-        </w:tc>
-        <w:tc>
-          <w:tcPr>
-            <w:tcW w:type="dxa" w:w="1440"/>
-          </w:tcPr>
-          <w:p>
-            <w:r>
-              <w:t>千兆工业以太网</w:t>
-            </w:r>
-          </w:p>
-        </w:tc>
-        <w:tc>
-          <w:tcPr>
-            <w:tcW w:type="dxa" w:w="1440"/>
-          </w:tcPr>
-          <w:p>
-            <w:r>
-              <w:t>GigE Vision + TCP/IP</w:t>
-            </w:r>
-          </w:p>
-        </w:tc>
-        <w:tc>
-          <w:tcPr>
-            <w:tcW w:type="dxa" w:w="1440"/>
-          </w:tcPr>
-          <w:p>
-            <w:r>
-              <w:t>1000 Mbps</w:t>
-            </w:r>
-          </w:p>
-        </w:tc>
-        <w:tc>
-          <w:tcPr>
-            <w:tcW w:type="dxa" w:w="1440"/>
-          </w:tcPr>
-          <w:p>
-            <w:r>
-              <w:t>软实时 ≤ 10ms</w:t>
-            </w:r>
-          </w:p>
-        </w:tc>
-        <w:tc>
-          <w:tcPr>
-            <w:tcW w:type="dxa" w:w="1440"/>
-          </w:tcPr>
-          <w:p>
-            <w:r>
-              <w:t>6路相机 + 2路激光实时采集</w:t>
-            </w:r>
-          </w:p>
-        </w:tc>
-      </w:tr>
-      <w:tr>
-        <w:tc>
-          <w:tcPr>
-            <w:tcW w:type="dxa" w:w="1440"/>
-          </w:tcPr>
-          <w:p>
-            <w:r>
-              <w:t>**移动网络（传输网）**</w:t>
-            </w:r>
-          </w:p>
-        </w:tc>
-        <w:tc>
-          <w:tcPr>
-            <w:tcW w:type="dxa" w:w="1440"/>
-          </w:tcPr>
-          <w:p>
-            <w:r>
-              <w:t>4G/5G 无线</w:t>
-            </w:r>
-          </w:p>
-        </w:tc>
-        <w:tc>
-          <w:tcPr>
-            <w:tcW w:type="dxa" w:w="1440"/>
-          </w:tcPr>
-          <w:p>
-            <w:r>
-              <w:t>MQTT + TLS</w:t>
-            </w:r>
-          </w:p>
-        </w:tc>
-        <w:tc>
-          <w:tcPr>
-            <w:tcW w:type="dxa" w:w="1440"/>
-          </w:tcPr>
-          <w:p>
-            <w:r>
-              <w:t>50~500 Mbps</w:t>
-            </w:r>
-          </w:p>
-        </w:tc>
-        <w:tc>
-          <w:tcPr>
-            <w:tcW w:type="dxa" w:w="1440"/>
-          </w:tcPr>
-          <w:p>
-            <w:r>
-              <w:t>非实时秒级</w:t>
-            </w:r>
-          </w:p>
-        </w:tc>
-        <w:tc>
-          <w:tcPr>
-            <w:tcW w:type="dxa" w:w="1440"/>
-          </w:tcPr>
-          <w:p>
-            <w:r>
-              <w:t>数据上传、远程监控、模型推送</w:t>
-            </w:r>
-          </w:p>
-        </w:tc>
-      </w:tr>
-    </w:tbl>
-    <w:p/>
-    <w:p>
-      <w:r>
-        <w:rPr>
-          <w:b w:val="0"/>
-          <w:i w:val="0"/>
-        </w:rPr>
-        <w:t>---</w:t>
-      </w:r>
-    </w:p>
-    <w:p/>
-    <w:p>
-      <w:pPr>
-        <w:pStyle w:val="Heading2"/>
-      </w:pPr>
-      <w:r>
-        <w:t>八、网络安全与数据安全</w:t>
-      </w:r>
-    </w:p>
-    <w:p/>
-    <w:tbl>
-      <w:tblPr>
-        <w:tblStyle w:val="TableGrid"/>
-        <w:tblW w:type="auto" w:w="0"/>
-        <w:tblLook w:firstColumn="1" w:firstRow="1" w:lastColumn="0" w:lastRow="0" w:noHBand="0" w:noVBand="1" w:val="04A0"/>
-      </w:tblPr>
-      <w:tblGrid>
-        <w:gridCol w:w="2880"/>
-        <w:gridCol w:w="2880"/>
-        <w:gridCol w:w="2880"/>
-      </w:tblGrid>
-      <w:tr>
-        <w:tc>
-          <w:tcPr>
-            <w:tcW w:type="dxa" w:w="2880"/>
-          </w:tcPr>
-          <w:p>
-            <w:r>
-              <w:rPr>
-                <w:b/>
-              </w:rPr>
-              <w:t>安全维度</w:t>
-            </w:r>
-          </w:p>
-        </w:tc>
-        <w:tc>
-          <w:tcPr>
-            <w:tcW w:type="dxa" w:w="2880"/>
-          </w:tcPr>
-          <w:p>
-            <w:r>
-              <w:rPr>
-                <w:b/>
-              </w:rPr>
-              <w:t>措施</w:t>
-            </w:r>
-          </w:p>
-        </w:tc>
-        <w:tc>
-          <w:tcPr>
-            <w:tcW w:type="dxa" w:w="2880"/>
-          </w:tcPr>
-          <w:p>
-            <w:r>
-              <w:rPr>
-                <w:b/>
-              </w:rPr>
-              <w:t>说明</w:t>
-            </w:r>
-          </w:p>
-        </w:tc>
-      </w:tr>
-      <w:tr>
-        <w:tc>
-          <w:tcPr>
-            <w:tcW w:type="dxa" w:w="2880"/>
-          </w:tcPr>
-          <w:p>
-            <w:r>
-              <w:t>传输加密</w:t>
-            </w:r>
-          </w:p>
-        </w:tc>
-        <w:tc>
-          <w:tcPr>
-            <w:tcW w:type="dxa" w:w="2880"/>
-          </w:tcPr>
-          <w:p>
-            <w:r>
-              <w:t>TLS 1.3</w:t>
-            </w:r>
-          </w:p>
-        </w:tc>
-        <w:tc>
-          <w:tcPr>
-            <w:tcW w:type="dxa" w:w="2880"/>
-          </w:tcPr>
-          <w:p>
-            <w:r>
-              <w:t>移动网络传输全程加密，防止数据窃取</w:t>
-            </w:r>
-          </w:p>
-        </w:tc>
-      </w:tr>
-      <w:tr>
-        <w:tc>
-          <w:tcPr>
-            <w:tcW w:type="dxa" w:w="2880"/>
-          </w:tcPr>
-          <w:p>
-            <w:r>
-              <w:t>设备认证</w:t>
-            </w:r>
-          </w:p>
-        </w:tc>
-        <w:tc>
-          <w:tcPr>
-            <w:tcW w:type="dxa" w:w="2880"/>
-          </w:tcPr>
-          <w:p>
-            <w:r>
-              <w:t>MQTT 双向认证 + Token</w:t>
-            </w:r>
-          </w:p>
-        </w:tc>
-        <w:tc>
-          <w:tcPr>
-            <w:tcW w:type="dxa" w:w="2880"/>
-          </w:tcPr>
-          <w:p>
-            <w:r>
-              <w:t>云端与边缘设备 mutual authentication</w:t>
-            </w:r>
-          </w:p>
-        </w:tc>
-      </w:tr>
-      <w:tr>
-        <w:tc>
-          <w:tcPr>
-            <w:tcW w:type="dxa" w:w="2880"/>
-          </w:tcPr>
-          <w:p>
-            <w:r>
-              <w:t>数据完整性</w:t>
-            </w:r>
-          </w:p>
-        </w:tc>
-        <w:tc>
-          <w:tcPr>
-            <w:tcW w:type="dxa" w:w="2880"/>
-          </w:tcPr>
-          <w:p>
-            <w:r>
-              <w:t>SHA-256 校验</w:t>
-            </w:r>
-          </w:p>
-        </w:tc>
-        <w:tc>
-          <w:tcPr>
-            <w:tcW w:type="dxa" w:w="2880"/>
-          </w:tcPr>
-          <w:p>
-            <w:r>
-              <w:t>原始数据 + 判定结果均做哈希校验</w:t>
-            </w:r>
-          </w:p>
-        </w:tc>
-      </w:tr>
-      <w:tr>
-        <w:tc>
-          <w:tcPr>
-            <w:tcW w:type="dxa" w:w="2880"/>
-          </w:tcPr>
-          <w:p>
-            <w:r>
-              <w:t>边缘存储加密</w:t>
-            </w:r>
-          </w:p>
-        </w:tc>
-        <w:tc>
-          <w:tcPr>
-            <w:tcW w:type="dxa" w:w="2880"/>
-          </w:tcPr>
-          <w:p>
-            <w:r>
-              <w:t>AES-256 静态加密</w:t>
-            </w:r>
-          </w:p>
-        </w:tc>
-        <w:tc>
-          <w:tcPr>
-            <w:tcW w:type="dxa" w:w="2880"/>
-          </w:tcPr>
-          <w:p>
-            <w:r>
-              <w:t>SSD 数据即使被拆离也无法读取</w:t>
-            </w:r>
-          </w:p>
-        </w:tc>
-      </w:tr>
-      <w:tr>
-        <w:tc>
-          <w:tcPr>
-            <w:tcW w:type="dxa" w:w="2880"/>
-          </w:tcPr>
-          <w:p>
-            <w:r>
-              <w:t>入侵检测</w:t>
-            </w:r>
-          </w:p>
-        </w:tc>
-        <w:tc>
-          <w:tcPr>
-            <w:tcW w:type="dxa" w:w="2880"/>
-          </w:tcPr>
-          <w:p>
-            <w:r>
-              <w:t>边缘节点异常流量监控</w:t>
-            </w:r>
-          </w:p>
-        </w:tc>
-        <w:tc>
-          <w:tcPr>
-            <w:tcW w:type="dxa" w:w="2880"/>
-          </w:tcPr>
-          <w:p>
-            <w:r>
-              <w:t>实时检测并阻断异常连接请求</w:t>
-            </w:r>
-          </w:p>
-        </w:tc>
-      </w:tr>
-      <w:tr>
-        <w:tc>
-          <w:tcPr>
-            <w:tcW w:type="dxa" w:w="2880"/>
-          </w:tcPr>
-          <w:p>
-            <w:r>
-              <w:t>安全启动</w:t>
-            </w:r>
-          </w:p>
-        </w:tc>
-        <w:tc>
-          <w:tcPr>
-            <w:tcW w:type="dxa" w:w="2880"/>
-          </w:tcPr>
-          <w:p>
-            <w:r>
-              <w:t>UEFI Secure Boot</w:t>
-            </w:r>
-          </w:p>
-        </w:tc>
-        <w:tc>
-          <w:tcPr>
-            <w:tcW w:type="dxa" w:w="2880"/>
-          </w:tcPr>
-          <w:p>
-            <w:r>
-              <w:t>防止边缘设备刷入恶意固件</w:t>
-            </w:r>
-          </w:p>
-        </w:tc>
-      </w:tr>
-    </w:tbl>
-    <w:p/>
-    <w:p>
-      <w:r>
-        <w:rPr>
-          <w:b w:val="0"/>
-          <w:i w:val="0"/>
-        </w:rPr>
-        <w:t>---</w:t>
-      </w:r>
-    </w:p>
-    <w:p/>
-    <w:p>
-      <w:pPr>
-        <w:pStyle w:val="Heading2"/>
-      </w:pPr>
-      <w:r>
-        <w:t>九、故障自愈与边缘节点异常检测</w:t>
-      </w:r>
-    </w:p>
-    <w:p/>
-    <w:p>
-      <w:pPr>
-        <w:pStyle w:val="Heading3"/>
-      </w:pPr>
-      <w:r>
-        <w:t xml:space="preserve"> 9.1 健康监控指标体系</w:t>
-      </w:r>
-    </w:p>
-    <w:p/>
-    <w:tbl>
-      <w:tblPr>
-        <w:tblStyle w:val="TableGrid"/>
-        <w:tblW w:type="auto" w:w="0"/>
-        <w:tblLook w:firstColumn="1" w:firstRow="1" w:lastColumn="0" w:lastRow="0" w:noHBand="0" w:noVBand="1" w:val="04A0"/>
-      </w:tblPr>
-      <w:tblGrid>
-        <w:gridCol w:w="2880"/>
-        <w:gridCol w:w="2880"/>
-        <w:gridCol w:w="2880"/>
-      </w:tblGrid>
-      <w:tr>
-        <w:tc>
-          <w:tcPr>
-            <w:tcW w:type="dxa" w:w="2880"/>
-          </w:tcPr>
-          <w:p>
-            <w:r>
-              <w:rPr>
-                <w:b/>
-              </w:rPr>
-              <w:t>监控指标</w:t>
-            </w:r>
-          </w:p>
-        </w:tc>
-        <w:tc>
-          <w:tcPr>
-            <w:tcW w:type="dxa" w:w="2880"/>
-          </w:tcPr>
-          <w:p>
-            <w:r>
-              <w:rPr>
-                <w:b/>
-              </w:rPr>
-              <w:t>告警阈值</w:t>
-            </w:r>
-          </w:p>
-        </w:tc>
-        <w:tc>
-          <w:tcPr>
-            <w:tcW w:type="dxa" w:w="2880"/>
-          </w:tcPr>
-          <w:p>
-            <w:r>
-              <w:rPr>
-                <w:b/>
-              </w:rPr>
-              <w:t>处理动作</w:t>
-            </w:r>
-          </w:p>
-        </w:tc>
-      </w:tr>
-      <w:tr>
-        <w:tc>
-          <w:tcPr>
-            <w:tcW w:type="dxa" w:w="2880"/>
-          </w:tcPr>
-          <w:p>
-            <w:r>
-              <w:t>GPU 利用率</w:t>
-            </w:r>
-          </w:p>
-        </w:tc>
-        <w:tc>
-          <w:tcPr>
-            <w:tcW w:type="dxa" w:w="2880"/>
-          </w:tcPr>
-          <w:p>
-            <w:r>
-              <w:t>持续 &gt; 95% 超过 30s</w:t>
-            </w:r>
-          </w:p>
-        </w:tc>
-        <w:tc>
-          <w:tcPr>
-            <w:tcW w:type="dxa" w:w="2880"/>
-          </w:tcPr>
-          <w:p>
-            <w:r>
-              <w:t>降频处理，减少并发推理任务</w:t>
-            </w:r>
-          </w:p>
-        </w:tc>
-      </w:tr>
-      <w:tr>
-        <w:tc>
-          <w:tcPr>
-            <w:tcW w:type="dxa" w:w="2880"/>
-          </w:tcPr>
-          <w:p>
-            <w:r>
-              <w:t>内存占用率</w:t>
-            </w:r>
-          </w:p>
-        </w:tc>
-        <w:tc>
-          <w:tcPr>
-            <w:tcW w:type="dxa" w:w="2880"/>
-          </w:tcPr>
-          <w:p>
-            <w:r>
-              <w:t>&gt; 85%</w:t>
-            </w:r>
-          </w:p>
-        </w:tc>
-        <w:tc>
-          <w:tcPr>
-            <w:tcW w:type="dxa" w:w="2880"/>
-          </w:tcPr>
-          <w:p>
-            <w:r>
-              <w:t>触发 GC，清理历史缓存</w:t>
-            </w:r>
-          </w:p>
-        </w:tc>
-      </w:tr>
-      <w:tr>
-        <w:tc>
-          <w:tcPr>
-            <w:tcW w:type="dxa" w:w="2880"/>
-          </w:tcPr>
-          <w:p>
-            <w:r>
-              <w:t>磁盘剩余空间</w:t>
-            </w:r>
-          </w:p>
-        </w:tc>
-        <w:tc>
-          <w:tcPr>
-            <w:tcW w:type="dxa" w:w="2880"/>
-          </w:tcPr>
-          <w:p>
-            <w:r>
-              <w:t>&lt; 10%</w:t>
-            </w:r>
-          </w:p>
-        </w:tc>
-        <w:tc>
-          <w:tcPr>
-            <w:tcW w:type="dxa" w:w="2880"/>
-          </w:tcPr>
-          <w:p>
-            <w:r>
-              <w:t>删除最旧的历史数据，保留最近 72h</w:t>
-            </w:r>
-          </w:p>
-        </w:tc>
-      </w:tr>
-      <w:tr>
-        <w:tc>
-          <w:tcPr>
-            <w:tcW w:type="dxa" w:w="2880"/>
-          </w:tcPr>
-          <w:p>
-            <w:r>
-              <w:t>帧率稳定性</w:t>
-            </w:r>
-          </w:p>
-        </w:tc>
-        <w:tc>
-          <w:tcPr>
-            <w:tcW w:type="dxa" w:w="2880"/>
-          </w:tcPr>
-          <w:p>
-            <w:r>
-              <w:t>连续 10 帧丢失</w:t>
-            </w:r>
-          </w:p>
-        </w:tc>
-        <w:tc>
-          <w:tcPr>
-            <w:tcW w:type="dxa" w:w="2880"/>
-          </w:tcPr>
-          <w:p>
-            <w:r>
-              <w:t>触发传感器重置</w:t>
-            </w:r>
-          </w:p>
-        </w:tc>
-      </w:tr>
-      <w:tr>
-        <w:tc>
-          <w:tcPr>
-            <w:tcW w:type="dxa" w:w="2880"/>
-          </w:tcPr>
-          <w:p>
-            <w:r>
-              <w:t>网络延迟</w:t>
-            </w:r>
-          </w:p>
-        </w:tc>
-        <w:tc>
-          <w:tcPr>
-            <w:tcW w:type="dxa" w:w="2880"/>
-          </w:tcPr>
-          <w:p>
-            <w:r>
-              <w:t>传输延迟 &gt; 5s</w:t>
-            </w:r>
-          </w:p>
-        </w:tc>
-        <w:tc>
-          <w:tcPr>
-            <w:tcW w:type="dxa" w:w="2880"/>
-          </w:tcPr>
-          <w:p>
-            <w:r>
-              <w:t>切换本地存储，等待网络恢复</w:t>
-            </w:r>
-          </w:p>
-        </w:tc>
-      </w:tr>
-      <w:tr>
-        <w:tc>
-          <w:tcPr>
-            <w:tcW w:type="dxa" w:w="2880"/>
-          </w:tcPr>
-          <w:p>
-            <w:r>
-              <w:t>GPU 温度</w:t>
-            </w:r>
-          </w:p>
-        </w:tc>
-        <w:tc>
-          <w:tcPr>
-            <w:tcW w:type="dxa" w:w="2880"/>
-          </w:tcPr>
-          <w:p>
-            <w:r>
-              <w:t>&gt; 80°C</w:t>
-            </w:r>
-          </w:p>
-        </w:tc>
-        <w:tc>
-          <w:tcPr>
-            <w:tcW w:type="dxa" w:w="2880"/>
-          </w:tcPr>
-          <w:p>
-            <w:r>
-              <w:t>触发主动散热，降低推理频率</w:t>
-            </w:r>
-          </w:p>
-        </w:tc>
-      </w:tr>
-    </w:tbl>
-    <w:p/>
-    <w:p>
-      <w:pPr>
-        <w:pStyle w:val="Heading3"/>
-      </w:pPr>
-      <w:r>
-        <w:t xml:space="preserve"> 9.2 故障自愈流程</w:t>
-      </w:r>
-    </w:p>
-    <w:p/>
-    <w:p>
-      <w:r>
-        <w:t>[图/表内容见对应 Markdown 源文件中的 mermaid 图]</w:t>
-      </w:r>
-    </w:p>
-    <w:p/>
-    <w:p>
-      <w:r>
-        <w:t xml:space="preserve">&gt; </w:t>
-      </w:r>
-      <w:r>
-        <w:rPr>
-          <w:b/>
-        </w:rPr>
-        <w:t>图 4-6：故障自愈流程图</w:t>
-      </w:r>
-      <w:r/>
-    </w:p>
-    <w:p/>
-    <w:tbl>
-      <w:tblPr>
-        <w:tblStyle w:val="TableGrid"/>
-        <w:tblW w:type="auto" w:w="0"/>
-        <w:tblLook w:firstColumn="1" w:firstRow="1" w:lastColumn="0" w:lastRow="0" w:noHBand="0" w:noVBand="1" w:val="04A0"/>
-      </w:tblPr>
-      <w:tblGrid>
-        <w:gridCol w:w="2160"/>
-        <w:gridCol w:w="2160"/>
-        <w:gridCol w:w="2160"/>
-        <w:gridCol w:w="2160"/>
-      </w:tblGrid>
-      <w:tr>
-        <w:tc>
-          <w:tcPr>
-            <w:tcW w:type="dxa" w:w="2160"/>
-          </w:tcPr>
-          <w:p>
-            <w:r>
-              <w:rPr>
-                <w:b/>
-              </w:rPr>
-              <w:t>故障类型</w:t>
-            </w:r>
-          </w:p>
-        </w:tc>
-        <w:tc>
-          <w:tcPr>
-            <w:tcW w:type="dxa" w:w="2160"/>
-          </w:tcPr>
-          <w:p>
-            <w:r>
-              <w:rPr>
-                <w:b/>
-              </w:rPr>
-              <w:t>检测方式</w:t>
-            </w:r>
-          </w:p>
-        </w:tc>
-        <w:tc>
-          <w:tcPr>
-            <w:tcW w:type="dxa" w:w="2160"/>
-          </w:tcPr>
-          <w:p>
-            <w:r>
-              <w:rPr>
-                <w:b/>
-              </w:rPr>
-              <w:t>自愈策略</w:t>
-            </w:r>
-          </w:p>
-        </w:tc>
-        <w:tc>
-          <w:tcPr>
-            <w:tcW w:type="dxa" w:w="2160"/>
-          </w:tcPr>
-          <w:p>
-            <w:r>
-              <w:rPr>
-                <w:b/>
-              </w:rPr>
-              <w:t>恢复时间</w:t>
-            </w:r>
-          </w:p>
-        </w:tc>
-      </w:tr>
-      <w:tr>
-        <w:tc>
-          <w:tcPr>
-            <w:tcW w:type="dxa" w:w="2160"/>
-          </w:tcPr>
-          <w:p>
-            <w:r>
-              <w:t>软件僵死</w:t>
-            </w:r>
-          </w:p>
-        </w:tc>
-        <w:tc>
-          <w:tcPr>
-            <w:tcW w:type="dxa" w:w="2160"/>
-          </w:tcPr>
-          <w:p>
-            <w:r>
-              <w:t>看门狗超时</w:t>
-            </w:r>
-          </w:p>
-        </w:tc>
-        <w:tc>
-          <w:tcPr>
-            <w:tcW w:type="dxa" w:w="2160"/>
-          </w:tcPr>
-          <w:p>
-            <w:r>
-              <w:t>自动重启服务</w:t>
-            </w:r>
-          </w:p>
-        </w:tc>
-        <w:tc>
-          <w:tcPr>
-            <w:tcW w:type="dxa" w:w="2160"/>
-          </w:tcPr>
-          <w:p>
-            <w:r>
-              <w:t>&lt; 10s</w:t>
-            </w:r>
-          </w:p>
-        </w:tc>
-      </w:tr>
-      <w:tr>
-        <w:tc>
-          <w:tcPr>
-            <w:tcW w:type="dxa" w:w="2160"/>
-          </w:tcPr>
-          <w:p>
-            <w:r>
-              <w:t>相机断流</w:t>
-            </w:r>
-          </w:p>
-        </w:tc>
-        <w:tc>
-          <w:tcPr>
-            <w:tcW w:type="dxa" w:w="2160"/>
-          </w:tcPr>
-          <w:p>
-            <w:r>
-              <w:t>帧率监控</w:t>
-            </w:r>
-          </w:p>
-        </w:tc>
-        <w:tc>
-          <w:tcPr>
-            <w:tcW w:type="dxa" w:w="2160"/>
-          </w:tcPr>
-          <w:p>
-            <w:r>
-              <w:t>传感器重置</w:t>
-            </w:r>
-          </w:p>
-        </w:tc>
-        <w:tc>
-          <w:tcPr>
-            <w:tcW w:type="dxa" w:w="2160"/>
-          </w:tcPr>
-          <w:p>
-            <w:r>
-              <w:t>&lt; 30s</w:t>
-            </w:r>
-          </w:p>
-        </w:tc>
-      </w:tr>
-      <w:tr>
-        <w:tc>
-          <w:tcPr>
-            <w:tcW w:type="dxa" w:w="2160"/>
-          </w:tcPr>
-          <w:p>
-            <w:r>
-              <w:t>GPU 故障</w:t>
-            </w:r>
-          </w:p>
-        </w:tc>
-        <w:tc>
-          <w:tcPr>
-            <w:tcW w:type="dxa" w:w="2160"/>
-          </w:tcPr>
-          <w:p>
-            <w:r>
-              <w:t>心跳检测</w:t>
-            </w:r>
-          </w:p>
-        </w:tc>
-        <w:tc>
-          <w:tcPr>
-            <w:tcW w:type="dxa" w:w="2160"/>
-          </w:tcPr>
-          <w:p>
-            <w:r>
-              <w:t>切换 CPU 回退推理</w:t>
-            </w:r>
-          </w:p>
-        </w:tc>
-        <w:tc>
-          <w:tcPr>
-            <w:tcW w:type="dxa" w:w="2160"/>
-          </w:tcPr>
-          <w:p>
-            <w:r>
-              <w:t>&lt; 60s</w:t>
-            </w:r>
-          </w:p>
-        </w:tc>
-      </w:tr>
-      <w:tr>
-        <w:tc>
-          <w:tcPr>
-            <w:tcW w:type="dxa" w:w="2160"/>
-          </w:tcPr>
-          <w:p>
-            <w:r>
-              <w:t>磁盘满</w:t>
-            </w:r>
-          </w:p>
-        </w:tc>
-        <w:tc>
-          <w:tcPr>
-            <w:tcW w:type="dxa" w:w="2160"/>
-          </w:tcPr>
-          <w:p>
-            <w:r>
-              <w:t>空间监控</w:t>
-            </w:r>
-          </w:p>
-        </w:tc>
-        <w:tc>
-          <w:tcPr>
-            <w:tcW w:type="dxa" w:w="2160"/>
-          </w:tcPr>
-          <w:p>
-            <w:r>
-              <w:t>自动删除 72h 前数据</w:t>
-            </w:r>
-          </w:p>
-        </w:tc>
-        <w:tc>
-          <w:tcPr>
-            <w:tcW w:type="dxa" w:w="2160"/>
-          </w:tcPr>
-          <w:p>
-            <w:r>
-              <w:t>即时</w:t>
-            </w:r>
-          </w:p>
-        </w:tc>
-      </w:tr>
-      <w:tr>
-        <w:tc>
-          <w:tcPr>
-            <w:tcW w:type="dxa" w:w="2160"/>
-          </w:tcPr>
-          <w:p>
-            <w:r>
-              <w:t>网络中断</w:t>
-            </w:r>
-          </w:p>
-        </w:tc>
-        <w:tc>
-          <w:tcPr>
-            <w:tcW w:type="dxa" w:w="2160"/>
-          </w:tcPr>
-          <w:p>
-            <w:r>
-              <w:t>MQTT 心跳超时</w:t>
-            </w:r>
-          </w:p>
-        </w:tc>
-        <w:tc>
-          <w:tcPr>
-            <w:tcW w:type="dxa" w:w="2160"/>
-          </w:tcPr>
-          <w:p>
-            <w:r>
-              <w:t>本地缓存 + 断点续传</w:t>
-            </w:r>
-          </w:p>
-        </w:tc>
-        <w:tc>
-          <w:tcPr>
-            <w:tcW w:type="dxa" w:w="2160"/>
-          </w:tcPr>
-          <w:p>
-            <w:r>
-              <w:t>网络恢复后自动补传</w:t>
-            </w:r>
-          </w:p>
-        </w:tc>
-      </w:tr>
-    </w:tbl>
-    <w:p/>
-    <w:p>
-      <w:r>
-        <w:rPr>
-          <w:b w:val="0"/>
-          <w:i w:val="0"/>
-        </w:rPr>
-        <w:t>---</w:t>
-      </w:r>
-    </w:p>
-    <w:p/>
-    <w:p>
-      <w:pPr>
-        <w:pStyle w:val="Heading2"/>
-      </w:pPr>
-      <w:r>
-        <w:t>十、边缘硬件规格</w:t>
-      </w:r>
-    </w:p>
-    <w:p/>
-    <w:tbl>
-      <w:tblPr>
-        <w:tblStyle w:val="TableGrid"/>
-        <w:tblW w:type="auto" w:w="0"/>
-        <w:tblLook w:firstColumn="1" w:firstRow="1" w:lastColumn="0" w:lastRow="0" w:noHBand="0" w:noVBand="1" w:val="04A0"/>
-      </w:tblPr>
-      <w:tblGrid>
-        <w:gridCol w:w="2880"/>
-        <w:gridCol w:w="2880"/>
-        <w:gridCol w:w="2880"/>
-      </w:tblGrid>
-      <w:tr>
-        <w:tc>
-          <w:tcPr>
-            <w:tcW w:type="dxa" w:w="2880"/>
-          </w:tcPr>
-          <w:p>
-            <w:r>
-              <w:rPr>
-                <w:b/>
-              </w:rPr>
-              <w:t>组件</w:t>
-            </w:r>
-          </w:p>
-        </w:tc>
-        <w:tc>
-          <w:tcPr>
-            <w:tcW w:type="dxa" w:w="2880"/>
-          </w:tcPr>
-          <w:p>
-            <w:r>
-              <w:rPr>
-                <w:b/>
-              </w:rPr>
-              <w:t>型号/规格</w:t>
-            </w:r>
-          </w:p>
-        </w:tc>
-        <w:tc>
-          <w:tcPr>
-            <w:tcW w:type="dxa" w:w="2880"/>
-          </w:tcPr>
-          <w:p>
-            <w:r>
-              <w:rPr>
-                <w:b/>
-              </w:rPr>
-              <w:t>说明</w:t>
-            </w:r>
-          </w:p>
-        </w:tc>
-      </w:tr>
-      <w:tr>
-        <w:tc>
-          <w:tcPr>
-            <w:tcW w:type="dxa" w:w="2880"/>
-          </w:tcPr>
-          <w:p>
-            <w:r>
-              <w:t>核心计算单元</w:t>
-            </w:r>
-          </w:p>
-        </w:tc>
-        <w:tc>
-          <w:tcPr>
-            <w:tcW w:type="dxa" w:w="2880"/>
-          </w:tcPr>
-          <w:p>
-            <w:r>
-              <w:t>NVIDIA Jetson AGX Orin 64GB</w:t>
-            </w:r>
-          </w:p>
-        </w:tc>
-        <w:tc>
-          <w:tcPr>
-            <w:tcW w:type="dxa" w:w="2880"/>
-          </w:tcPr>
-          <w:p>
-            <w:r>
-              <w:t>32 TOPS AI 算力，ARM Cortex-A78AE × 12 核</w:t>
-            </w:r>
-          </w:p>
-        </w:tc>
-      </w:tr>
-      <w:tr>
-        <w:tc>
-          <w:tcPr>
-            <w:tcW w:type="dxa" w:w="2880"/>
-          </w:tcPr>
-          <w:p>
-            <w:r>
-              <w:t>CPU</w:t>
-            </w:r>
-          </w:p>
-        </w:tc>
-        <w:tc>
-          <w:tcPr>
-            <w:tcW w:type="dxa" w:w="2880"/>
-          </w:tcPr>
-          <w:p>
-            <w:r>
-              <w:t>12 核 ARM Cortex-A78AE</w:t>
-            </w:r>
-          </w:p>
-        </w:tc>
-        <w:tc>
-          <w:tcPr>
-            <w:tcW w:type="dxa" w:w="2880"/>
-          </w:tcPr>
-          <w:p>
-            <w:r>
-              <w:t>主频 2.2GHz，支持实时操作系统</w:t>
-            </w:r>
-          </w:p>
-        </w:tc>
-      </w:tr>
-      <w:tr>
-        <w:tc>
-          <w:tcPr>
-            <w:tcW w:type="dxa" w:w="2880"/>
-          </w:tcPr>
-          <w:p>
-            <w:r>
-              <w:t>GPU</w:t>
-            </w:r>
-          </w:p>
-        </w:tc>
-        <w:tc>
-          <w:tcPr>
-            <w:tcW w:type="dxa" w:w="2880"/>
-          </w:tcPr>
-          <w:p>
-            <w:r>
-              <w:t>NVIDIA Ampere 架构</w:t>
-            </w:r>
-          </w:p>
-        </w:tc>
-        <w:tc>
-          <w:tcPr>
-            <w:tcW w:type="dxa" w:w="2880"/>
-          </w:tcPr>
-          <w:p>
-            <w:r>
-              <w:t>2048 CUDA 核 + 64 Tensor 核</w:t>
-            </w:r>
-          </w:p>
-        </w:tc>
-      </w:tr>
-      <w:tr>
-        <w:tc>
-          <w:tcPr>
-            <w:tcW w:type="dxa" w:w="2880"/>
-          </w:tcPr>
-          <w:p>
-            <w:r>
-              <w:t>内存</w:t>
-            </w:r>
-          </w:p>
-        </w:tc>
-        <w:tc>
-          <w:tcPr>
-            <w:tcW w:type="dxa" w:w="2880"/>
-          </w:tcPr>
-          <w:p>
-            <w:r>
-              <w:t>64GB LPDDR5</w:t>
-            </w:r>
-          </w:p>
-        </w:tc>
-        <w:tc>
-          <w:tcPr>
-            <w:tcW w:type="dxa" w:w="2880"/>
-          </w:tcPr>
-          <w:p>
-            <w:r>
-              <w:t>带宽 204.8 GB/s</w:t>
-            </w:r>
-          </w:p>
-        </w:tc>
-      </w:tr>
-      <w:tr>
-        <w:tc>
-          <w:tcPr>
-            <w:tcW w:type="dxa" w:w="2880"/>
-          </w:tcPr>
-          <w:p>
-            <w:r>
-              <w:t>存储</w:t>
-            </w:r>
-          </w:p>
-        </w:tc>
-        <w:tc>
-          <w:tcPr>
-            <w:tcW w:type="dxa" w:w="2880"/>
-          </w:tcPr>
-          <w:p>
-            <w:r>
-              <w:t>256GB NVMe SSD（系统）+ 2TB SSD（数据）</w:t>
-            </w:r>
-          </w:p>
-        </w:tc>
-        <w:tc>
-          <w:tcPr>
-            <w:tcW w:type="dxa" w:w="2880"/>
-          </w:tcPr>
-          <w:p>
-            <w:r>
-              <w:t>高速读写，支持 RAID1 数据冗余</w:t>
-            </w:r>
-          </w:p>
-        </w:tc>
-      </w:tr>
-      <w:tr>
-        <w:tc>
-          <w:tcPr>
-            <w:tcW w:type="dxa" w:w="2880"/>
-          </w:tcPr>
-          <w:p>
-            <w:r>
-              <w:t>工控机防护等级</w:t>
-            </w:r>
-          </w:p>
-        </w:tc>
-        <w:tc>
-          <w:tcPr>
-            <w:tcW w:type="dxa" w:w="2880"/>
-          </w:tcPr>
-          <w:p>
-            <w:r>
-              <w:t>IP54</w:t>
-            </w:r>
-          </w:p>
-        </w:tc>
-        <w:tc>
-          <w:tcPr>
-            <w:tcW w:type="dxa" w:w="2880"/>
-          </w:tcPr>
-          <w:p>
-            <w:r>
-              <w:t>防尘 + 防溅水</w:t>
-            </w:r>
-          </w:p>
-        </w:tc>
-      </w:tr>
-      <w:tr>
-        <w:tc>
-          <w:tcPr>
-            <w:tcW w:type="dxa" w:w="2880"/>
-          </w:tcPr>
-          <w:p>
-            <w:r>
-              <w:t>工作温度</w:t>
-            </w:r>
-          </w:p>
-        </w:tc>
-        <w:tc>
-          <w:tcPr>
-            <w:tcW w:type="dxa" w:w="2880"/>
-          </w:tcPr>
-          <w:p>
-            <w:r>
-              <w:t>-20°C ~ 55°C</w:t>
-            </w:r>
-          </w:p>
-        </w:tc>
-        <w:tc>
-          <w:tcPr>
-            <w:tcW w:type="dxa" w:w="2880"/>
-          </w:tcPr>
-          <w:p>
-            <w:r>
-              <w:t>适应铁路现场恶劣环境</w:t>
-            </w:r>
-          </w:p>
-        </w:tc>
-      </w:tr>
-      <w:tr>
-        <w:tc>
-          <w:tcPr>
-            <w:tcW w:type="dxa" w:w="2880"/>
-          </w:tcPr>
-          <w:p>
-            <w:r>
-              <w:t>功耗</w:t>
-            </w:r>
-          </w:p>
-        </w:tc>
-        <w:tc>
-          <w:tcPr>
-            <w:tcW w:type="dxa" w:w="2880"/>
-          </w:tcPr>
-          <w:p>
-            <w:r>
-              <w:t>典型 30W，最大 60W</w:t>
-            </w:r>
-          </w:p>
-        </w:tc>
-        <w:tc>
-          <w:tcPr>
-            <w:tcW w:type="dxa" w:w="2880"/>
-          </w:tcPr>
-          <w:p>
-            <w:r>
-              <w:t>支持电池供电</w:t>
-            </w:r>
-          </w:p>
-        </w:tc>
-      </w:tr>
-    </w:tbl>
-    <w:p/>
-    <w:p>
-      <w:r>
-        <w:rPr>
-          <w:b w:val="0"/>
-          <w:i w:val="0"/>
-        </w:rPr>
-        <w:t>---</w:t>
-      </w:r>
-    </w:p>
-    <w:p/>
-    <w:p>
-      <w:pPr>
-        <w:pStyle w:val="Heading2"/>
-      </w:pPr>
-      <w:r>
-        <w:t>十一、核心算法数学模型汇总</w:t>
-      </w:r>
-    </w:p>
-    <w:p/>
-    <w:p>
-      <w:r>
-        <w:rPr>
-          <w:b w:val="0"/>
-          <w:i w:val="0"/>
-        </w:rPr>
-        <w:t>&gt; 本节汇总系统各核心检测功能涉及的数学模型，为算法实现提供明确的公式依据。</w:t>
-      </w:r>
-    </w:p>
-    <w:p/>
-    <w:p>
-      <w:pPr>
-        <w:pStyle w:val="Heading3"/>
-      </w:pPr>
-      <w:r>
-        <w:t xml:space="preserve"> 11.1 里程计算模型</w:t>
-      </w:r>
-    </w:p>
-    <w:p/>
-    <w:p>
-      <w:r>
-        <w:rPr>
-          <w:b w:val="0"/>
-          <w:i w:val="0"/>
-        </w:rPr>
-        <w:t>机器人行驶里程由光电编码器脉冲积分得到：</w:t>
-      </w:r>
-    </w:p>
-    <w:p/>
-    <w:p>
-      <w:r>
-        <w:rPr>
-          <w:b w:val="0"/>
-          <w:i w:val="0"/>
-        </w:rPr>
-        <w:t>$$</w:t>
-      </w:r>
-    </w:p>
-    <w:p>
-      <w:r>
-        <w:rPr>
-          <w:b w:val="0"/>
-          <w:i w:val="0"/>
-        </w:rPr>
-        <w:t>S = \frac{\pi \cdot D}{P_{\text{res}}} \times N_{\text{pulse}}</w:t>
-      </w:r>
-    </w:p>
-    <w:p>
-      <w:r>
-        <w:rPr>
-          <w:b w:val="0"/>
-          <w:i w:val="0"/>
-        </w:rPr>
-        <w:t>$$</w:t>
-      </w:r>
-    </w:p>
-    <w:p/>
-    <w:p>
-      <w:r>
-        <w:rPr>
-          <w:b w:val="0"/>
-          <w:i w:val="0"/>
-        </w:rPr>
-        <w:t>其中：</w:t>
-      </w:r>
-    </w:p>
-    <w:p/>
-    <w:tbl>
-      <w:tblPr>
-        <w:tblStyle w:val="TableGrid"/>
-        <w:tblW w:type="auto" w:w="0"/>
-        <w:tblLook w:firstColumn="1" w:firstRow="1" w:lastColumn="0" w:lastRow="0" w:noHBand="0" w:noVBand="1" w:val="04A0"/>
-      </w:tblPr>
-      <w:tblGrid>
-        <w:gridCol w:w="2880"/>
-        <w:gridCol w:w="2880"/>
-        <w:gridCol w:w="2880"/>
-      </w:tblGrid>
-      <w:tr>
-        <w:tc>
-          <w:tcPr>
-            <w:tcW w:type="dxa" w:w="2880"/>
-          </w:tcPr>
-          <w:p>
-            <w:r>
-              <w:rPr>
-                <w:b/>
-              </w:rPr>
-              <w:t>符号</w:t>
-            </w:r>
-          </w:p>
-        </w:tc>
-        <w:tc>
-          <w:tcPr>
-            <w:tcW w:type="dxa" w:w="2880"/>
-          </w:tcPr>
-          <w:p>
-            <w:r>
-              <w:rPr>
-                <w:b/>
-              </w:rPr>
-              <w:t>含义</w:t>
-            </w:r>
-          </w:p>
-        </w:tc>
-        <w:tc>
-          <w:tcPr>
-            <w:tcW w:type="dxa" w:w="2880"/>
-          </w:tcPr>
-          <w:p>
-            <w:r>
-              <w:rPr>
-                <w:b/>
-              </w:rPr>
-              <w:t>典型值</w:t>
-            </w:r>
-          </w:p>
-        </w:tc>
-      </w:tr>
-      <w:tr>
-        <w:tc>
-          <w:tcPr>
-            <w:tcW w:type="dxa" w:w="2880"/>
-          </w:tcPr>
-          <w:p>
-            <w:r>
-              <w:t>$S$</w:t>
-            </w:r>
-          </w:p>
-        </w:tc>
-        <w:tc>
-          <w:tcPr>
-            <w:tcW w:type="dxa" w:w="2880"/>
-          </w:tcPr>
-          <w:p>
-            <w:r>
-              <w:t>累计行驶里程</w:t>
-            </w:r>
-          </w:p>
-        </w:tc>
-        <w:tc>
-          <w:tcPr>
-            <w:tcW w:type="dxa" w:w="2880"/>
-          </w:tcPr>
-          <w:p>
-            <w:r>
-              <w:t>mm</w:t>
-            </w:r>
-          </w:p>
-        </w:tc>
-      </w:tr>
-      <w:tr>
-        <w:tc>
-          <w:tcPr>
-            <w:tcW w:type="dxa" w:w="2880"/>
-          </w:tcPr>
-          <w:p>
-            <w:r>
-              <w:t>$D$</w:t>
-            </w:r>
-          </w:p>
-        </w:tc>
-        <w:tc>
-          <w:tcPr>
-            <w:tcW w:type="dxa" w:w="2880"/>
-          </w:tcPr>
-          <w:p>
-            <w:r>
-              <w:t>主动轮直径</w:t>
-            </w:r>
-          </w:p>
-        </w:tc>
-        <w:tc>
-          <w:tcPr>
-            <w:tcW w:type="dxa" w:w="2880"/>
-          </w:tcPr>
-          <w:p>
-            <w:r>
-              <w:t>实测标定（mm）</w:t>
-            </w:r>
-          </w:p>
-        </w:tc>
-      </w:tr>
-      <w:tr>
-        <w:tc>
-          <w:tcPr>
-            <w:tcW w:type="dxa" w:w="2880"/>
-          </w:tcPr>
-          <w:p>
-            <w:r>
-              <w:t>$P_{\text{res}}$</w:t>
-            </w:r>
-          </w:p>
-        </w:tc>
-        <w:tc>
-          <w:tcPr>
-            <w:tcW w:type="dxa" w:w="2880"/>
-          </w:tcPr>
-          <w:p>
-            <w:r>
-              <w:t>编码器分辨率</w:t>
-            </w:r>
-          </w:p>
-        </w:tc>
-        <w:tc>
-          <w:tcPr>
-            <w:tcW w:type="dxa" w:w="2880"/>
-          </w:tcPr>
-          <w:p>
-            <w:r>
-              <w:t>脉冲数/圈</w:t>
-            </w:r>
-          </w:p>
-        </w:tc>
-      </w:tr>
-      <w:tr>
-        <w:tc>
-          <w:tcPr>
-            <w:tcW w:type="dxa" w:w="2880"/>
-          </w:tcPr>
-          <w:p>
-            <w:r>
-              <w:t>$N_{\text{pulse}}$</w:t>
-            </w:r>
-          </w:p>
-        </w:tc>
-        <w:tc>
-          <w:tcPr>
-            <w:tcW w:type="dxa" w:w="2880"/>
-          </w:tcPr>
-          <w:p>
-            <w:r>
-              <w:t>累计脉冲计数</w:t>
-            </w:r>
-          </w:p>
-        </w:tc>
-        <w:tc>
-          <w:tcPr>
-            <w:tcW w:type="dxa" w:w="2880"/>
-          </w:tcPr>
-          <w:p>
-            <w:r>
-              <w:t>实时统计</w:t>
-            </w:r>
-          </w:p>
-        </w:tc>
-      </w:tr>
-    </w:tbl>
-    <w:p/>
-    <w:p>
-      <w:r>
-        <w:rPr>
-          <w:b w:val="0"/>
-          <w:i w:val="0"/>
-        </w:rPr>
-        <w:t>里程精度：$\pm 5 \text{ mm}$（由编码器分辨率和轮径标定精度共同决定）。</w:t>
-      </w:r>
-    </w:p>
-    <w:p/>
-    <w:p>
-      <w:pPr>
-        <w:pStyle w:val="Heading3"/>
-      </w:pPr>
-      <w:r>
-        <w:t xml:space="preserve"> 11.2 轨距计算模型</w:t>
-      </w:r>
-    </w:p>
-    <w:p/>
-    <w:p>
-      <w:r>
-        <w:rPr>
-          <w:b w:val="0"/>
-          <w:i w:val="0"/>
-        </w:rPr>
-        <w:t>轨距 $G$ 由左右轨图像中钢轨内侧特征点坐标计算：</w:t>
-      </w:r>
-    </w:p>
-    <w:p/>
-    <w:p>
-      <w:r>
-        <w:rPr>
-          <w:b w:val="0"/>
-          <w:i w:val="0"/>
-        </w:rPr>
-        <w:t>$$</w:t>
-      </w:r>
-    </w:p>
-    <w:p>
-      <w:r>
-        <w:rPr>
-          <w:b w:val="0"/>
-          <w:i w:val="0"/>
-        </w:rPr>
-        <w:t>G = x_{\text{left}} + x_{\text{right}} + G_{\text{nominal, offset}}</w:t>
-      </w:r>
-    </w:p>
-    <w:p>
-      <w:r>
-        <w:rPr>
-          <w:b w:val="0"/>
-          <w:i w:val="0"/>
-        </w:rPr>
-        <w:t>$$</w:t>
-      </w:r>
-    </w:p>
-    <w:p/>
-    <w:p>
-      <w:r>
-        <w:rPr>
-          <w:b w:val="0"/>
-          <w:i w:val="0"/>
-        </w:rPr>
-        <w:t>其中 $G_{\text{nominal}} = 1435 \text{ mm}$（标准轨距），$x_{\text{left}}$ 和 $x_{\text{right}}$ 分别为左右轨特征点相对各自轨道中心线的偏差（单位：mm）。</w:t>
-      </w:r>
-    </w:p>
     <w:p/>
     <w:p>
       <w:r>
@@ -4530,7 +572,69 @@
         <w:t>注</w:t>
       </w:r>
       <w:r>
-        <w:t>：本系统采用多传感器融合方案，结合相机视觉定位与测距传感器矩阵综合计算，测量精度 ±0.5mm。</w:t>
+        <w:t>：在 DeepLabV3+ 中，conv4_x 和 conv5_x 使用</w:t>
+      </w:r>
+      <w:r>
+        <w:rPr>
+          <w:b/>
+        </w:rPr>
+        <w:t>空洞卷积</w:t>
+      </w:r>
+      <w:r>
+        <w:t>（Atrous Convolution）替代普通下采样，在不损失空间分辨率的前提下扩大感受野。</w:t>
+      </w:r>
+    </w:p>
+    <w:p/>
+    <w:p>
+      <w:r/>
+      <w:r>
+        <w:rPr>
+          <w:b/>
+        </w:rPr>
+        <w:t>总参数量：</w:t>
+      </w:r>
+      <w:r>
+        <w:t xml:space="preserve"> 约 </w:t>
+      </w:r>
+      <w:r>
+        <w:rPr>
+          <w:b/>
+        </w:rPr>
+        <w:t>25.6M</w:t>
+      </w:r>
+      <w:r>
+        <w:t>（百万），计算量 4.1 GFLOPs（输入 224×224）。</w:t>
+      </w:r>
+    </w:p>
+    <w:p/>
+    <w:p>
+      <w:r/>
+      <w:r>
+        <w:rPr>
+          <w:b/>
+        </w:rPr>
+        <w:t>空洞卷积公式：</w:t>
+      </w:r>
+      <w:r>
+        <w:t>（在 DeepLabV3+ 中使用）</w:t>
+      </w:r>
+    </w:p>
+    <w:p/>
+    <w:p>
+      <w:r>
+        <w:t>$$y[i] = \sum_{k} x[i + r \cdot k] \cdot w[k]$$</w:t>
+      </w:r>
+    </w:p>
+    <w:p/>
+    <w:p>
+      <w:r>
+        <w:t>其中 $r$ 为空洞率（dilation rate），$r=2$ 表示卷积核采样间隔为 2，在 conv4_x 中使用。</w:t>
+      </w:r>
+    </w:p>
+    <w:p/>
+    <w:p>
+      <w:r>
+        <w:t>---</w:t>
       </w:r>
     </w:p>
     <w:p/>
@@ -4539,221 +643,120 @@
         <w:pStyle w:val="Heading3"/>
       </w:pPr>
       <w:r>
-        <w:t xml:space="preserve"> 11.3 3D 轮廓磨耗量计算模型</w:t>
+        <w:t xml:space="preserve"> 3.3.2 U-Net（轻量级语义分割模型）</w:t>
       </w:r>
     </w:p>
     <w:p/>
     <w:p>
+      <w:r/>
       <w:r>
         <w:rPr>
-          <w:b w:val="0"/>
-          <w:i w:val="0"/>
+          <w:b/>
         </w:rPr>
-        <w:t>钢轨廓形磨耗量 $W_{\text{wear}}$ 为标准廓形与实测廓形在法线方向的差值：</w:t>
+        <w:t>U-Net</w:t>
+      </w:r>
+      <w:r>
+        <w:t xml:space="preserve"> 是本系统用于轨面缺陷语义分割的主要模型之一，因其对称的编码器-解码器结构和高效的跳跃连接（Skip Connection），特别适合工业缺陷检测场景。</w:t>
       </w:r>
     </w:p>
     <w:p/>
     <w:p>
+      <w:r/>
       <w:r>
         <w:rPr>
-          <w:b w:val="0"/>
-          <w:i w:val="0"/>
+          <w:b/>
         </w:rPr>
-        <w:t>$$</w:t>
-      </w:r>
-    </w:p>
-    <w:p>
+        <w:t>U-Net 整体结构：</w:t>
+      </w:r>
+      <w:r/>
+    </w:p>
+    <w:p/>
+    <w:p>
+      <w:r>
+        <w:t>[代码/图表内容：graph TB</w:t>
+        <w:br/>
+        <w:t xml:space="preserve">    subgraph 编码器["编码器路径（左侧）"]</w:t>
+        <w:br/>
+        <w:t xml:space="preserve">        E1["输入&lt;br/&gt;2448×2048×3"] --&gt; E2["Conv 3×3+BN+ReLU&lt;br/...]</w:t>
+      </w:r>
+    </w:p>
+    <w:p/>
+    <w:p>
+      <w:r>
+        <w:t xml:space="preserve">&gt; </w:t>
+      </w:r>
       <w:r>
         <w:rPr>
-          <w:b w:val="0"/>
-          <w:i w:val="0"/>
+          <w:b/>
         </w:rPr>
-        <w:t>W_{\text{wear}}(l) = \| P_{\text{std}}(l) - P_{\text{meas}}(l) \|_2 \times \cos \theta</w:t>
-      </w:r>
-    </w:p>
-    <w:p>
+        <w:t>图 3.3.2-1：U-Net 完整结构图（输入 2448×2048×3，输出 2448×2048×N_class）</w:t>
+      </w:r>
+      <w:r/>
+    </w:p>
+    <w:p/>
+    <w:p>
+      <w:r/>
       <w:r>
         <w:rPr>
-          <w:b w:val="0"/>
-          <w:i w:val="0"/>
+          <w:b/>
         </w:rPr>
-        <w:t>$$</w:t>
-      </w:r>
+        <w:t>编码器（左侧，特征提取）：</w:t>
+      </w:r>
+      <w:r/>
     </w:p>
     <w:p/>
-    <w:p>
+    <w:p/>
+    <w:p>
+      <w:r/>
       <w:r>
         <w:rPr>
-          <w:b w:val="0"/>
-          <w:i w:val="0"/>
+          <w:b/>
         </w:rPr>
+        <w:t>解码器（右侧，特征还原）：</w:t>
+      </w:r>
+      <w:r/>
+    </w:p>
+    <w:p/>
+    <w:p/>
+    <w:p>
+      <w:r/>
+      <w:r>
+        <w:rPr>
+          <w:b/>
+        </w:rPr>
+        <w:t>损失函数（Dice Loss + Cross-Entropy Loss）：</w:t>
+      </w:r>
+      <w:r/>
+    </w:p>
+    <w:p/>
+    <w:p>
+      <w:r>
+        <w:t>$$\mathcal{L}_{\text{total}} = \mathcal{L}_{\text{Dice}} + \lambda_{\text{CE}} \cdot \mathcal{L}_{\text{CE}}$$</w:t>
+      </w:r>
+    </w:p>
+    <w:p/>
+    <w:p>
+      <w:r>
         <w:t>其中：</w:t>
       </w:r>
     </w:p>
     <w:p/>
-    <w:tbl>
-      <w:tblPr>
-        <w:tblStyle w:val="TableGrid"/>
-        <w:tblW w:type="auto" w:w="0"/>
-        <w:tblLook w:firstColumn="1" w:firstRow="1" w:lastColumn="0" w:lastRow="0" w:noHBand="0" w:noVBand="1" w:val="04A0"/>
-      </w:tblPr>
-      <w:tblGrid>
-        <w:gridCol w:w="4320"/>
-        <w:gridCol w:w="4320"/>
-      </w:tblGrid>
-      <w:tr>
-        <w:tc>
-          <w:tcPr>
-            <w:tcW w:type="dxa" w:w="4320"/>
-          </w:tcPr>
-          <w:p>
-            <w:r>
-              <w:rPr>
-                <w:b/>
-              </w:rPr>
-              <w:t>符号</w:t>
-            </w:r>
-          </w:p>
-        </w:tc>
-        <w:tc>
-          <w:tcPr>
-            <w:tcW w:type="dxa" w:w="4320"/>
-          </w:tcPr>
-          <w:p>
-            <w:r>
-              <w:rPr>
-                <w:b/>
-              </w:rPr>
-              <w:t>含义</w:t>
-            </w:r>
-          </w:p>
-        </w:tc>
-      </w:tr>
-      <w:tr>
-        <w:tc>
-          <w:tcPr>
-            <w:tcW w:type="dxa" w:w="4320"/>
-          </w:tcPr>
-          <w:p>
-            <w:r>
-              <w:t>$l$</w:t>
-            </w:r>
-          </w:p>
-        </w:tc>
-        <w:tc>
-          <w:tcPr>
-            <w:tcW w:type="dxa" w:w="4320"/>
-          </w:tcPr>
-          <w:p>
-            <w:r>
-              <w:t>沿钢轨延伸方向的里程坐标</w:t>
-            </w:r>
-          </w:p>
-        </w:tc>
-      </w:tr>
-      <w:tr>
-        <w:tc>
-          <w:tcPr>
-            <w:tcW w:type="dxa" w:w="4320"/>
-          </w:tcPr>
-          <w:p>
-            <w:r>
-              <w:t>$P_{\text{std}}(l)$</w:t>
-            </w:r>
-          </w:p>
-        </w:tc>
-        <w:tc>
-          <w:tcPr>
-            <w:tcW w:type="dxa" w:w="4320"/>
-          </w:tcPr>
-          <w:p>
-            <w:r>
-              <w:t>标准轨廓线上里程 $l$ 处的理论三维坐标点</w:t>
-            </w:r>
-          </w:p>
-        </w:tc>
-      </w:tr>
-      <w:tr>
-        <w:tc>
-          <w:tcPr>
-            <w:tcW w:type="dxa" w:w="4320"/>
-          </w:tcPr>
-          <w:p>
-            <w:r>
-              <w:t>$P_{\text{meas}}(l)$</w:t>
-            </w:r>
-          </w:p>
-        </w:tc>
-        <w:tc>
-          <w:tcPr>
-            <w:tcW w:type="dxa" w:w="4320"/>
-          </w:tcPr>
-          <w:p>
-            <w:r>
-              <w:t>实测轨廓线上里程 $l$ 处的三维坐标点（3D 线激光扫描获取）</w:t>
-            </w:r>
-          </w:p>
-        </w:tc>
-      </w:tr>
-      <w:tr>
-        <w:tc>
-          <w:tcPr>
-            <w:tcW w:type="dxa" w:w="4320"/>
-          </w:tcPr>
-          <w:p>
-            <w:r>
-              <w:t>$\theta$</w:t>
-            </w:r>
-          </w:p>
-        </w:tc>
-        <w:tc>
-          <w:tcPr>
-            <w:tcW w:type="dxa" w:w="4320"/>
-          </w:tcPr>
-          <w:p>
-            <w:r>
-              <w:t>实测廓点法线与标准廓点法线的夹角</w:t>
-            </w:r>
-          </w:p>
-        </w:tc>
-      </w:tr>
-    </w:tbl>
+    <w:p>
+      <w:r>
+        <w:t>$$\mathcal{L}_{\text{Dice}} = 1 - \frac{2 \cdot |A \cap B|}{|A| + |B|}$$</w:t>
+      </w:r>
+    </w:p>
     <w:p/>
     <w:p>
       <w:r>
-        <w:rPr>
-          <w:b w:val="0"/>
-          <w:i w:val="0"/>
-        </w:rPr>
-        <w:t>超限判定（垂直磨耗或侧面磨耗任一项超过阈值即触发）：</w:t>
+        <w:t>$$\mathcal{L}_{\text{CE}} = -\sum_{x,y} \sum_{c} y_{c}(x,y) \cdot \log \hat{p}_{c}(x,y)$$</w:t>
       </w:r>
     </w:p>
     <w:p/>
-    <w:p>
-      <w:r>
-        <w:rPr>
-          <w:b w:val="0"/>
-          <w:i w:val="0"/>
-        </w:rPr>
-        <w:t>$$</w:t>
-      </w:r>
-    </w:p>
-    <w:p>
-      <w:r>
-        <w:rPr>
-          <w:b w:val="0"/>
-          <w:i w:val="0"/>
-        </w:rPr>
-        <w:t>W_{\text{wear}}(l) &gt; W_{\text{threshold}} \quad \text{或} \quad W_{\text{side}}(l) &gt; W_{\text{side, threshold}}</w:t>
-      </w:r>
-    </w:p>
-    <w:p>
-      <w:r>
-        <w:rPr>
-          <w:b w:val="0"/>
-          <w:i w:val="0"/>
-        </w:rPr>
-        <w:t>$$</w:t>
+    <w:p/>
+    <w:p>
+      <w:r>
+        <w:t>---</w:t>
       </w:r>
     </w:p>
     <w:p/>
@@ -4762,648 +765,1429 @@
         <w:pStyle w:val="Heading3"/>
       </w:pPr>
       <w:r>
-        <w:t xml:space="preserve"> 11.4 波磨频谱分析模型</w:t>
+        <w:t xml:space="preserve"> 3.3.3 DeepLabV3+（高分辨率语义分割模型）</w:t>
       </w:r>
     </w:p>
     <w:p/>
     <w:p>
+      <w:r/>
       <w:r>
         <w:rPr>
-          <w:b w:val="0"/>
-          <w:i w:val="0"/>
+          <w:b/>
         </w:rPr>
-        <w:t>钢轨波磨检测采用 FFT 频谱分析：</w:t>
+        <w:t>DeepLabV3+</w:t>
+      </w:r>
+      <w:r>
+        <w:t xml:space="preserve"> 是本系统用于轨面缺陷语义分割的另一主要模型，相比 U-Net 在高分辨率场景下具有更好的多尺度感知能力。其核心创新是 </w:t>
+      </w:r>
+      <w:r>
+        <w:rPr>
+          <w:b/>
+        </w:rPr>
+        <w:t>ASPP（Atrous Spatial Pyramid Pooling）</w:t>
+      </w:r>
+      <w:r>
+        <w:t xml:space="preserve"> 模块和</w:t>
+      </w:r>
+      <w:r>
+        <w:rPr>
+          <w:b/>
+        </w:rPr>
+        <w:t>空洞卷积</w:t>
+      </w:r>
+      <w:r>
+        <w:t>。</w:t>
       </w:r>
     </w:p>
     <w:p/>
     <w:p>
+      <w:r/>
       <w:r>
         <w:rPr>
-          <w:b w:val="0"/>
-          <w:i w:val="0"/>
+          <w:b/>
         </w:rPr>
-        <w:t>$$</w:t>
-      </w:r>
-    </w:p>
-    <w:p>
+        <w:t>DeepLabV3+ 整体结构：</w:t>
+      </w:r>
+      <w:r/>
+    </w:p>
+    <w:p/>
+    <w:p>
+      <w:r>
+        <w:t>[代码/图表内容：graph TB</w:t>
+        <w:br/>
+        <w:t xml:space="preserve">    subgraph Encoder["编码器"]</w:t>
+        <w:br/>
+        <w:t xml:space="preserve">        IN["输入图像&lt;br/&gt;2448×2048×3"] --&gt; FE["特征提取&lt;br/&gt;ResNet50 ba...]</w:t>
+      </w:r>
+    </w:p>
+    <w:p/>
+    <w:p>
+      <w:r>
+        <w:t xml:space="preserve">&gt; </w:t>
+      </w:r>
       <w:r>
         <w:rPr>
-          <w:b w:val="0"/>
-          <w:i w:val="0"/>
+          <w:b/>
         </w:rPr>
-        <w:t>X(k) = \sum_{n=0}^{N-1} x(n) \cdot e^{-j\frac{2\pi}{N}nk}, \quad k = 0, 1, \ldots, N-1</w:t>
-      </w:r>
-    </w:p>
-    <w:p>
+        <w:t>图 3.3.3-1：DeepLabV3+ 整体结构图</w:t>
+      </w:r>
+      <w:r/>
+    </w:p>
+    <w:p/>
+    <w:p>
+      <w:r/>
       <w:r>
         <w:rPr>
-          <w:b w:val="0"/>
-          <w:i w:val="0"/>
+          <w:b/>
         </w:rPr>
-        <w:t>$$</w:t>
-      </w:r>
+        <w:t>ASPP 模块详细结构：</w:t>
+      </w:r>
+      <w:r/>
     </w:p>
     <w:p/>
     <w:p>
       <w:r>
+        <w:t>[代码/图表内容：graph LR</w:t>
+        <w:br/>
+        <w:t xml:space="preserve">    subgraph ASPP_IN["ASPP 输入&lt;br/&gt;特征图 77×64×2048"]</w:t>
+        <w:br/>
+        <w:t xml:space="preserve">    end</w:t>
+        <w:br/>
+        <w:br/>
+        <w:t xml:space="preserve">    ASPP_IN --&gt; ASPP1["空洞卷积分支 1...]</w:t>
+      </w:r>
+    </w:p>
+    <w:p/>
+    <w:p>
+      <w:r>
+        <w:t xml:space="preserve">&gt; </w:t>
+      </w:r>
+      <w:r>
         <w:rPr>
-          <w:b w:val="0"/>
-          <w:i w:val="0"/>
+          <w:b/>
         </w:rPr>
-        <w:t>其中 $x(n)$ 为沿里程方向等间距采样的廓形高程序列，$N$ 为分析窗口内的采样点数。</w:t>
-      </w:r>
+        <w:t>图 3.3.3-2：ASPP 模块并行多尺度空洞卷积结构图</w:t>
+      </w:r>
+      <w:r/>
     </w:p>
     <w:p/>
     <w:p>
+      <w:r/>
       <w:r>
         <w:rPr>
-          <w:b w:val="0"/>
-          <w:i w:val="0"/>
+          <w:b/>
         </w:rPr>
-        <w:t>主要参数提取：</w:t>
-      </w:r>
+        <w:t>ASPP 输出特征图尺寸计算（以 conv5_x 输出为例）：</w:t>
+      </w:r>
+      <w:r/>
     </w:p>
     <w:p/>
-    <w:tbl>
-      <w:tblPr>
-        <w:tblStyle w:val="TableGrid"/>
-        <w:tblW w:type="auto" w:w="0"/>
-        <w:tblLook w:firstColumn="1" w:firstRow="1" w:lastColumn="0" w:lastRow="0" w:noHBand="0" w:noVBand="1" w:val="04A0"/>
-      </w:tblPr>
-      <w:tblGrid>
-        <w:gridCol w:w="2880"/>
-        <w:gridCol w:w="2880"/>
-        <w:gridCol w:w="2880"/>
-      </w:tblGrid>
-      <w:tr>
-        <w:tc>
-          <w:tcPr>
-            <w:tcW w:type="dxa" w:w="2880"/>
-          </w:tcPr>
-          <w:p>
-            <w:r>
-              <w:rPr>
-                <w:b/>
-              </w:rPr>
-              <w:t>参数</w:t>
-            </w:r>
-          </w:p>
-        </w:tc>
-        <w:tc>
-          <w:tcPr>
-            <w:tcW w:type="dxa" w:w="2880"/>
-          </w:tcPr>
-          <w:p>
-            <w:r>
-              <w:rPr>
-                <w:b/>
-              </w:rPr>
-              <w:t>计算方法</w:t>
-            </w:r>
-          </w:p>
-        </w:tc>
-        <w:tc>
-          <w:tcPr>
-            <w:tcW w:type="dxa" w:w="2880"/>
-          </w:tcPr>
-          <w:p>
-            <w:r>
-              <w:rPr>
-                <w:b/>
-              </w:rPr>
-              <w:t>判定阈值</w:t>
-            </w:r>
-          </w:p>
-        </w:tc>
-      </w:tr>
-      <w:tr>
-        <w:tc>
-          <w:tcPr>
-            <w:tcW w:type="dxa" w:w="2880"/>
-          </w:tcPr>
-          <w:p>
-            <w:r>
-              <w:t>波长 $\lambda$</w:t>
-            </w:r>
-          </w:p>
-        </w:tc>
-        <w:tc>
-          <w:tcPr>
-            <w:tcW w:type="dxa" w:w="2880"/>
-          </w:tcPr>
-          <w:p>
-            <w:r>
-              <w:t>频谱峰值对应频率 $f_{\text{peak}}$，$\lambda = v / f_{\text{peak}}$</w:t>
-            </w:r>
-          </w:p>
-        </w:tc>
-        <w:tc>
-          <w:tcPr>
-            <w:tcW w:type="dxa" w:w="2880"/>
-          </w:tcPr>
-          <w:p>
-            <w:r>
-              <w:t>参考《铁路线路修理规则》</w:t>
-            </w:r>
-          </w:p>
-        </w:tc>
-      </w:tr>
-      <w:tr>
-        <w:tc>
-          <w:tcPr>
-            <w:tcW w:type="dxa" w:w="2880"/>
-          </w:tcPr>
-          <w:p>
-            <w:r>
-              <w:t>波深 $A$</w:t>
-            </w:r>
-          </w:p>
-        </w:tc>
-        <w:tc>
-          <w:tcPr>
-            <w:tcW w:type="dxa" w:w="2880"/>
-          </w:tcPr>
-          <w:p>
-            <w:r>
-              <w:t>频谱峰值幅度</w:t>
-            </w:r>
-          </w:p>
-        </w:tc>
-        <w:tc>
-          <w:tcPr>
-            <w:tcW w:type="dxa" w:w="2880"/>
-          </w:tcPr>
-          <w:p>
-            <w:r>
-              <w:t>$&gt; 0.1 \text{ mm}$ 需记录</w:t>
-            </w:r>
-          </w:p>
-        </w:tc>
-      </w:tr>
-      <w:tr>
-        <w:tc>
-          <w:tcPr>
-            <w:tcW w:type="dxa" w:w="2880"/>
-          </w:tcPr>
-          <w:p>
-            <w:r>
-              <w:t>劣化指数 $D_{\text{wear}}$</w:t>
-            </w:r>
-          </w:p>
-        </w:tc>
-        <w:tc>
-          <w:tcPr>
-            <w:tcW w:type="dxa" w:w="2880"/>
-          </w:tcPr>
-          <w:p>
-            <w:r>
-              <w:t>$A \times f_{\text{peak}}^2$</w:t>
-            </w:r>
-          </w:p>
-        </w:tc>
-        <w:tc>
-          <w:tcPr>
-            <w:tcW w:type="dxa" w:w="2880"/>
-          </w:tcPr>
-          <w:p>
-            <w:r>
-              <w:t>动态调整</w:t>
-            </w:r>
-          </w:p>
-        </w:tc>
-      </w:tr>
-    </w:tbl>
+    <w:p>
+      <w:r>
+        <w:t>输入尺寸：$H_{\text{in}} = 153,\; W_{\text{in}} = 128$（经 stride=2 下采样 5 次后）</w:t>
+      </w:r>
+    </w:p>
+    <w:p/>
+    <w:p>
+      <w:r>
+        <w:t>空洞卷积实际感受野：</w:t>
+      </w:r>
+    </w:p>
+    <w:p>
+      <w:r>
+        <w:t>$$k_{\text{effective}} = k + (k-1) \cdot (r-1)$$</w:t>
+      </w:r>
+    </w:p>
+    <w:p>
+      <w:r>
+        <w:t>- rate=1：$k_{\text{eff}} = 3$（等同于普通 3×3 卷积）</w:t>
+      </w:r>
+    </w:p>
+    <w:p>
+      <w:r>
+        <w:t>- rate=6：$k_{\text{eff}} = 3 + 2 \times 5 = 13$</w:t>
+      </w:r>
+    </w:p>
+    <w:p>
+      <w:r>
+        <w:t>- rate=12：$k_{\text{eff}} = 3 + 2 \times 11 = 25$</w:t>
+      </w:r>
+    </w:p>
+    <w:p>
+      <w:r>
+        <w:t>- rate=18：$k_{\text{eff}} = 3 + 2 \times 17 = 37$</w:t>
+      </w:r>
+    </w:p>
+    <w:p/>
+    <w:p>
+      <w:r>
+        <w:t>&gt; 注：空洞卷积不改变特征图空间尺寸，始终维持 $H \times W = 77 \times 64$，仅通过增大采样间隔扩展感受野。</w:t>
+      </w:r>
+    </w:p>
+    <w:p/>
+    <w:p/>
+    <w:p>
+      <w:r/>
+      <w:r>
+        <w:rPr>
+          <w:b/>
+        </w:rPr>
+        <w:t>解码器上采样策略：</w:t>
+      </w:r>
+      <w:r/>
+    </w:p>
+    <w:p/>
+    <w:p>
+      <w:r>
+        <w:t>1. ASPP 输出（77×64×256）经 1×1 投影卷积得到 77×64×256</w:t>
+      </w:r>
+    </w:p>
+    <w:p>
+      <w:r>
+        <w:t>2. 与 ResNet50 conv2_x 输出的低级特征（153×128×256）拼接 → 153×128×512</w:t>
+      </w:r>
+    </w:p>
+    <w:p>
+      <w:r>
+        <w:t>3. 经 3×3 卷积精细化 → 153×128×256</w:t>
+      </w:r>
+    </w:p>
+    <w:p>
+      <w:r>
+        <w:t xml:space="preserve">4. </w:t>
+      </w:r>
+      <w:r>
+        <w:rPr>
+          <w:b/>
+        </w:rPr>
+        <w:t>4× 双线性插值上采样</w:t>
+      </w:r>
+      <w:r>
+        <w:t xml:space="preserve"> → 612×512</w:t>
+      </w:r>
+    </w:p>
+    <w:p>
+      <w:r>
+        <w:t xml:space="preserve">5. 再经 </w:t>
+      </w:r>
+      <w:r>
+        <w:rPr>
+          <w:b/>
+        </w:rPr>
+        <w:t>4× 双线性插值</w:t>
+      </w:r>
+      <w:r>
+        <w:t xml:space="preserve"> → 2448×2048</w:t>
+      </w:r>
+    </w:p>
+    <w:p/>
+    <w:p>
+      <w:r/>
+      <w:r>
+        <w:rPr>
+          <w:b/>
+        </w:rPr>
+        <w:t>DeepLabV3+ 关键规格：</w:t>
+      </w:r>
+      <w:r/>
+    </w:p>
+    <w:p/>
+    <w:p/>
+    <w:p>
+      <w:r>
+        <w:t>---</w:t>
+      </w:r>
+    </w:p>
     <w:p/>
     <w:p>
       <w:pPr>
         <w:pStyle w:val="Heading3"/>
       </w:pPr>
       <w:r>
-        <w:t xml:space="preserve"> 11.5 综合判级融合公式</w:t>
+        <w:t xml:space="preserve"> 3.3.4 YOLOv8（目标检测模型）</w:t>
       </w:r>
     </w:p>
     <w:p/>
     <w:p>
+      <w:r/>
       <w:r>
         <w:rPr>
-          <w:b w:val="0"/>
-          <w:i w:val="0"/>
+          <w:b/>
         </w:rPr>
-        <w:t>多源数据综合判级采用加权证据融合模型：</w:t>
+        <w:t>YOLOv8</w:t>
+      </w:r>
+      <w:r>
+        <w:t xml:space="preserve"> 是本系统用于道钉/螺栓检测、轨面缺陷目标检测、焊缝缺陷检测的统一目标检测框架。相比两阶段检测器（如 Faster R-CNN），YOLOv8 在边缘设备上具有明显速度优势，且精度已达到工程实用水平。</w:t>
       </w:r>
     </w:p>
     <w:p/>
     <w:p>
+      <w:r/>
       <w:r>
         <w:rPr>
-          <w:b w:val="0"/>
-          <w:i w:val="0"/>
+          <w:b/>
         </w:rPr>
+        <w:t>YOLOv8 整体结构：</w:t>
+      </w:r>
+      <w:r/>
+    </w:p>
+    <w:p/>
+    <w:p>
+      <w:r>
+        <w:t>[代码/图表内容：graph TB</w:t>
+        <w:br/>
+        <w:t xml:space="preserve">    subgraph Backbone["Backbone（CSPDarknet）"]</w:t>
+        <w:br/>
+        <w:t xml:space="preserve">        B1["Conv 3×3, stride=2&lt;br/&gt;输入 → 降采样"]...]</w:t>
+      </w:r>
+    </w:p>
+    <w:p/>
+    <w:p>
+      <w:r>
+        <w:t xml:space="preserve">&gt; </w:t>
+      </w:r>
+      <w:r>
+        <w:rPr>
+          <w:b/>
+        </w:rPr>
+        <w:t>图 3.3.4-1：YOLOv8 整体结构（Backbone + Neck + Decoupled Head）</w:t>
+      </w:r>
+      <w:r/>
+    </w:p>
+    <w:p/>
+    <w:p>
+      <w:r/>
+      <w:r>
+        <w:rPr>
+          <w:b/>
+        </w:rPr>
+        <w:t>CSPDarknet Backbone 各阶段输出：</w:t>
+      </w:r>
+      <w:r/>
+    </w:p>
+    <w:p/>
+    <w:p/>
+    <w:p>
+      <w:r>
+        <w:t xml:space="preserve">&gt; </w:t>
+      </w:r>
+      <w:r>
+        <w:rPr>
+          <w:b/>
+        </w:rPr>
+        <w:t>C2f 模块</w:t>
+      </w:r>
+      <w:r>
+        <w:t>（CSP with Faster更多特征融合）：将特征图分为两部分，一部分经 Bottleneck 堆叠后与另一部分拼接，兼顾精度与推理速度。</w:t>
+      </w:r>
+    </w:p>
+    <w:p/>
+    <w:p>
+      <w:r/>
+      <w:r>
+        <w:rPr>
+          <w:b/>
+        </w:rPr>
+        <w:t>多尺度检测头（三种分辨率）：</w:t>
+      </w:r>
+      <w:r/>
+    </w:p>
+    <w:p/>
+    <w:p/>
+    <w:p>
+      <w:r/>
+      <w:r>
+        <w:rPr>
+          <w:b/>
+        </w:rPr>
+        <w:t>每个检测头的输出张量：</w:t>
+      </w:r>
+      <w:r/>
+    </w:p>
+    <w:p/>
+    <w:p>
+      <w:r>
+        <w:t>$$\mathbf{O}_{\text{P}n} \in \mathbb{R}^{H_n \times W_n \times (4 + 1 + N_c)}$$</w:t>
+      </w:r>
+    </w:p>
+    <w:p/>
+    <w:p>
+      <w:r>
+        <w:t>- $H_n \times W_n$：特征图空间尺寸</w:t>
+      </w:r>
+    </w:p>
+    <w:p>
+      <w:r>
+        <w:t>- 4：边界框回归 $(t_x, t_y, t_w, t_h)$</w:t>
+      </w:r>
+    </w:p>
+    <w:p>
+      <w:r>
+        <w:t>- 1：目标置信度 $o \in [0,1]$</w:t>
+      </w:r>
+    </w:p>
+    <w:p>
+      <w:r>
+        <w:t>- $N_c$：类别数（如道钉检测中 $N_c=4$：缺失/松动/歪斜/正常）</w:t>
+      </w:r>
+    </w:p>
+    <w:p/>
+    <w:p>
+      <w:r/>
+      <w:r>
+        <w:rPr>
+          <w:b/>
+        </w:rPr>
+        <w:t>边界框回归公式（YOLOv8 使用的 CIoU Loss）：</w:t>
+      </w:r>
+      <w:r/>
+    </w:p>
+    <w:p/>
+    <w:p>
+      <w:r>
+        <w:t>$$\text{CIoU} = \text{IoU} - \frac{\rho^2(\mathbf{b}, \mathbf{b}^{\text{gt}})}{c^2} - \alpha \cdot \nu$$</w:t>
+      </w:r>
+    </w:p>
+    <w:p/>
+    <w:p>
+      <w:r>
+        <w:t>其中：</w:t>
+      </w:r>
+    </w:p>
+    <w:p>
+      <w:r>
+        <w:t>- $\text{IoU}$：预测框与真实框的交并比</w:t>
+      </w:r>
+    </w:p>
+    <w:p>
+      <w:r>
+        <w:t>- $\rho^2(\mathbf{b}, \mathbf{b}^{\text{gt}})$：预测框与真实框中心点的欧氏距离平方</w:t>
+      </w:r>
+    </w:p>
+    <w:p>
+      <w:r>
+        <w:t>- $c$：预测框与真实框最小外接矩形的对角线长度</w:t>
+      </w:r>
+    </w:p>
+    <w:p>
+      <w:r>
+        <w:t>- $\alpha = \frac{\nu}{(1-\text{IoU}) + \nu}$，$\nu = \frac{4}{\pi^2}(\arctan\frac{w^{\text{gt}}}{h^{\text{gt}}} - \arctan\frac{w}{h})^2$</w:t>
+      </w:r>
+    </w:p>
+    <w:p/>
+    <w:p>
+      <w:r/>
+      <w:r>
+        <w:rPr>
+          <w:b/>
+        </w:rPr>
+        <w:t>置信度损失（BCELoss）：</w:t>
+      </w:r>
+      <w:r/>
+    </w:p>
+    <w:p/>
+    <w:p>
+      <w:r>
+        <w:t>$$\mathcal{L}_{\text{obj}} = -\frac{1}{N} \sum_{i,j} \left[ o_i \cdot \log(\hat{o}_i) + (1-o_i) \cdot \log(1-\hat{o}_i) \right]$$</w:t>
+      </w:r>
+    </w:p>
+    <w:p/>
+    <w:p>
+      <w:r/>
+      <w:r>
+        <w:rPr>
+          <w:b/>
+        </w:rPr>
+        <w:t>YOLOv8 道钉/螺栓检测模型规格：</w:t>
+      </w:r>
+      <w:r/>
+    </w:p>
+    <w:p/>
+    <w:p/>
+    <w:p>
+      <w:r>
+        <w:t>---</w:t>
+      </w:r>
+    </w:p>
+    <w:p/>
+    <w:p>
+      <w:pPr>
+        <w:pStyle w:val="Heading3"/>
+      </w:pPr>
+      <w:r>
+        <w:t xml:space="preserve"> 3.3.5 TensorRT（推理加速框架）</w:t>
+      </w:r>
+    </w:p>
+    <w:p/>
+    <w:p>
+      <w:r/>
+      <w:r>
+        <w:rPr>
+          <w:b/>
+        </w:rPr>
+        <w:t>TensorRT</w:t>
+      </w:r>
+      <w:r>
+        <w:t xml:space="preserve"> 是 NVIDIA 官方的高性能深度学习推理引擎，本系统使用它对 U-Net、DeepLabV3+、YOLOv8 进行推理加速，通过低精度量化、算子融合、内核自动调优等技术显著降低推理延迟。</w:t>
+      </w:r>
+    </w:p>
+    <w:p/>
+    <w:p>
+      <w:r/>
+      <w:r>
+        <w:rPr>
+          <w:b/>
+        </w:rPr>
+        <w:t>TensorRT 推理优化核心技术：</w:t>
+      </w:r>
+      <w:r/>
+    </w:p>
+    <w:p/>
+    <w:p/>
+    <w:p>
+      <w:r>
+        <w:t>（续 TensorRT 算子融合内容）</w:t>
+      </w:r>
+    </w:p>
+    <w:p/>
+    <w:p>
+      <w:r/>
+      <w:r>
+        <w:rPr>
+          <w:b/>
+        </w:rPr>
+        <w:t>融合后（TensorRT 优化）：</w:t>
+      </w:r>
+      <w:r/>
+    </w:p>
+    <w:p>
+      <w:r>
+        <w:t>[代码/图表内容：Conv + BN + ReLU → Pooling</w:t>
+        <w:br/>
+        <w:t>（合并为单个 GPU 内核）]</w:t>
+      </w:r>
+    </w:p>
+    <w:p>
+      <w:r>
+        <w:t>典型融合模式：</w:t>
+      </w:r>
+    </w:p>
+    <w:p>
+      <w:r>
+        <w:t xml:space="preserve">- `Conv + BatchNorm + ReLU` → 融合为单个 </w:t>
+      </w:r>
+      <w:r>
+        <w:rPr>
+          <w:b/>
+        </w:rPr>
+        <w:t>Hardswish</w:t>
+      </w:r>
+      <w:r>
+        <w:t xml:space="preserve"> 卷积核</w:t>
+      </w:r>
+    </w:p>
+    <w:p>
+      <w:r>
+        <w:t xml:space="preserve">- `Conv + Bias + LeakyReLU` → 融合为单个 </w:t>
+      </w:r>
+      <w:r>
+        <w:rPr>
+          <w:b/>
+        </w:rPr>
+        <w:t>Hardsigmoid + scale</w:t>
+      </w:r>
+      <w:r>
+        <w:t xml:space="preserve"> 核</w:t>
+      </w:r>
+    </w:p>
+    <w:p>
+      <w:r>
+        <w:t xml:space="preserve">- 多分支 Concat → 融合为单个 </w:t>
+      </w:r>
+      <w:r>
+        <w:rPr>
+          <w:b/>
+        </w:rPr>
+        <w:t>TensorRT::C统帅</w:t>
+      </w:r>
+      <w:r>
+        <w:t xml:space="preserve"> 操作</w:t>
+      </w:r>
+    </w:p>
+    <w:p/>
+    <w:p>
+      <w:r/>
+      <w:r>
+        <w:rPr>
+          <w:b/>
+        </w:rPr>
+        <w:t>② 低精度量化（INT8 / FP16）：</w:t>
+      </w:r>
+      <w:r/>
+    </w:p>
+    <w:p/>
+    <w:p>
+      <w:r>
+        <w:t>TensorRT 支持 FP16（半精度）和 INT8（8位整数）两种低精度推理模式，显著降低显存占用和计算延迟。</w:t>
+      </w:r>
+    </w:p>
+    <w:p/>
+    <w:p/>
+    <w:p>
+      <w:r>
+        <w:t>INT8 量化公式（对称量化）：</w:t>
+      </w:r>
+    </w:p>
+    <w:p/>
+    <w:p>
+      <w:r>
+        <w:t>$$x_{\text{INT8}} = \text{round}\left( \frac{x_{\text{FP32}}}{s} \right)$$</w:t>
+      </w:r>
+    </w:p>
+    <w:p/>
+    <w:p>
+      <w:r>
+        <w:t>其中比例因子 $s$ 由 TensorRT 校准（Calibration）过程确定：</w:t>
+      </w:r>
+    </w:p>
+    <w:p/>
+    <w:p>
+      <w:r>
+        <w:t>$$s = \frac{\max(|x_{\text{FP32}}|)}{127}$$</w:t>
+      </w:r>
+    </w:p>
+    <w:p/>
+    <w:p>
+      <w:r/>
+      <w:r>
+        <w:rPr>
+          <w:b/>
+        </w:rPr>
+        <w:t>③ TensorRT 推理工作流：</w:t>
+      </w:r>
+      <w:r/>
+    </w:p>
+    <w:p/>
+    <w:p>
+      <w:r>
+        <w:t>[代码/图表内容：训练阶段（云端）</w:t>
+        <w:br/>
+        <w:t>ONNX / Checkpoint → TensorRT Builder → INT8 / FP32 / FP16 Engine（.plan 文件）</w:t>
+        <w:br/>
+        <w:t xml:space="preserve">                ...]</w:t>
+      </w:r>
+    </w:p>
+    <w:p/>
+    <w:p/>
+    <w:p>
+      <w:r/>
+      <w:r>
+        <w:rPr>
+          <w:b/>
+        </w:rPr>
+        <w:t>本系统 TensorRT 配置：</w:t>
+      </w:r>
+      <w:r/>
+    </w:p>
+    <w:p/>
+    <w:p/>
+    <w:p>
+      <w:r>
+        <w:t>---</w:t>
+      </w:r>
+    </w:p>
+    <w:p/>
+    <w:p>
+      <w:pPr>
+        <w:pStyle w:val="Heading3"/>
+      </w:pPr>
+      <w:r>
+        <w:t xml:space="preserve"> 3.3.6 OpenCV（图像预处理与计算机视觉模块）</w:t>
+      </w:r>
+    </w:p>
+    <w:p/>
+    <w:p>
+      <w:r/>
+      <w:r>
+        <w:rPr>
+          <w:b/>
+        </w:rPr>
+        <w:t>OpenCV</w:t>
+      </w:r>
+      <w:r>
+        <w:t xml:space="preserve">（Open Source Computer Vision Library）是本系统图像预处理环节的核心库，负责从相机图像采集到模型输入之间的全部图像处理工作。本系统使用 </w:t>
+      </w:r>
+      <w:r>
+        <w:rPr>
+          <w:b/>
+        </w:rPr>
+        <w:t>OpenCV 4.x</w:t>
+      </w:r>
+      <w:r>
+        <w:t>（C++ 和 Python 双接口），涵盖校正、去畸变、滤波、归一化等完整流水线。</w:t>
+      </w:r>
+    </w:p>
+    <w:p/>
+    <w:p>
+      <w:r/>
+      <w:r>
+        <w:rPr>
+          <w:b/>
+        </w:rPr>
+        <w:t>OpenCV 在本系统中的应用层级：</w:t>
+      </w:r>
+      <w:r/>
+    </w:p>
+    <w:p/>
+    <w:p/>
+    <w:p>
+      <w:r/>
+      <w:r>
+        <w:rPr>
+          <w:b/>
+        </w:rPr>
+        <w:t>图像预处理完整流水线：</w:t>
+      </w:r>
+      <w:r/>
+    </w:p>
+    <w:p/>
+    <w:p>
+      <w:r>
+        <w:t>[代码/图表内容：flowchart TD</w:t>
+        <w:br/>
+        <w:t xml:space="preserve">    A["原始图像&lt;br/&gt;2448×2048×3 (BGR)"] --&gt; B["镜头畸变校正&lt;br/&gt;cv2.undistort()"]</w:t>
+        <w:br/>
+        <w:t xml:space="preserve">    B --&gt; C["裁剪...]</w:t>
+      </w:r>
+    </w:p>
+    <w:p/>
+    <w:p>
+      <w:r>
+        <w:t xml:space="preserve">&gt; </w:t>
+      </w:r>
+      <w:r>
+        <w:rPr>
+          <w:b/>
+        </w:rPr>
+        <w:t>图 3.3.6-1：图像预处理完整流水线（OpenCV 实现）</w:t>
+      </w:r>
+      <w:r/>
+    </w:p>
+    <w:p/>
+    <w:p>
+      <w:r/>
+      <w:r>
+        <w:rPr>
+          <w:b/>
+        </w:rPr>
+        <w:t>① 镜头畸变校正：</w:t>
+      </w:r>
+      <w:r/>
+    </w:p>
+    <w:p/>
+    <w:p>
+      <w:r>
+        <w:t>工业相机镜头存在径向畸变（桶形/枕形畸变）和切向畸变，校正公式：</w:t>
+      </w:r>
+    </w:p>
+    <w:p/>
+    <w:p>
+      <w:r>
+        <w:t>$$x_{\text{corr}} = x \cdot (1 + k_1 r^2 + k_2 r^4 + k_3 r^6) + 2p_1 xy + p_2(r^2 + 2x^2)$$</w:t>
+      </w:r>
+    </w:p>
+    <w:p/>
+    <w:p>
+      <w:r>
+        <w:t>$$y_{\text{corr}} = y \cdot (1 + k_1 r^2 + k_2 r^4 + k_3 r^6) + p_1(r^2 + 2y^2) + 2p_2 xy$$</w:t>
+      </w:r>
+    </w:p>
+    <w:p/>
+    <w:p>
+      <w:r>
+        <w:t>其中 $r^2 = x^2 + y^2$，$(k_1,k_2,k_3)$ 为径向畸变系数，$(p_1,p_2)$ 为切向畸变系数。</w:t>
+      </w:r>
+    </w:p>
+    <w:p/>
+    <w:p>
+      <w:r>
+        <w:t>OpenCV 校准方法：</w:t>
+      </w:r>
+    </w:p>
+    <w:p/>
+    <w:p>
+      <w:r>
+        <w:t>[代码/图表内容：# 步骤1：生成相机标定参数</w:t>
+        <w:br/>
+        <w:t>ret, mtx, dist, rvecs, tvecs = cv2.calibrateCamera(</w:t>
+        <w:br/>
+        <w:t xml:space="preserve">    objpoints,  # 3D 标定板角点世界坐标</w:t>
+        <w:br/>
+        <w:t xml:space="preserve">  ...]</w:t>
+      </w:r>
+    </w:p>
+    <w:p/>
+    <w:p>
+      <w:r/>
+      <w:r>
+        <w:rPr>
+          <w:b/>
+        </w:rPr>
+        <w:t>② 双边滤波（保边降噪）：</w:t>
+      </w:r>
+      <w:r/>
+    </w:p>
+    <w:p/>
+    <w:p>
+      <w:r>
+        <w:t>$$I_{\text{filtered}}(p) = \frac{1}{W_p} \sum_{q \in \Omega} I(q) \cdot \exp\left( -\frac{\|p-q\|^2}{2\sigma_s^2} \right) \cdot \exp\left( -\frac{|I(p)-I(q)|^2}{2\sigma_r^2} \right)$$</w:t>
+      </w:r>
+    </w:p>
+    <w:p/>
+    <w:p>
+      <w:r>
+        <w:t>- $\sigma_s$：空间域标准差（控制滤波范围）</w:t>
+      </w:r>
+    </w:p>
+    <w:p>
+      <w:r>
+        <w:t>- $\sigma_r$：灰度域标准差（控制保边程度）</w:t>
+      </w:r>
+    </w:p>
+    <w:p>
+      <w:r>
+        <w:t>- 本系统参数：$\sigma_s = 9$, $\sigma_r = 75$</w:t>
+      </w:r>
+    </w:p>
+    <w:p/>
+    <w:p>
+      <w:r>
+        <w:t>[代码/图表内容：filtered = cv2.bilateralFilter(roi, d=9, sigmaColor=75, sigmaSpace=9)]</w:t>
+      </w:r>
+    </w:p>
+    <w:p/>
+    <w:p>
+      <w:r/>
+      <w:r>
+        <w:rPr>
+          <w:b/>
+        </w:rPr>
+        <w:t>③ 形态学操作（去除小噪点）：</w:t>
+      </w:r>
+      <w:r/>
+    </w:p>
+    <w:p/>
+    <w:p>
+      <w:r>
+        <w:t>对语义分割输出的缺陷掩膜进行后处理：</w:t>
+      </w:r>
+    </w:p>
+    <w:p/>
+    <w:p>
+      <w:r>
+        <w:t>[代码/图表内容：kernel = cv2.getStructuringElement(cv2.MORPH_ELLIPSE, (3,3))</w:t>
+        <w:br/>
+        <w:t># 开运算：先腐蚀后膨胀，去除小亮点（噪点）</w:t>
+        <w:br/>
+        <w:t>opened = cv2.mor...]</w:t>
+      </w:r>
+    </w:p>
+    <w:p/>
+    <w:p>
+      <w:r/>
+      <w:r>
+        <w:rPr>
+          <w:b/>
+        </w:rPr>
+        <w:t>④ 直方图均衡化（CLAHE）：</w:t>
+      </w:r>
+      <w:r/>
+    </w:p>
+    <w:p/>
+    <w:p>
+      <w:r>
+        <w:t>针对铁路隧道等低照度场景，使用自适应对比度限制直方图均衡化（CLAHE）：</w:t>
+      </w:r>
+    </w:p>
+    <w:p/>
+    <w:p>
+      <w:r>
+        <w:t>$$I_{\text{CLAHE}}(x,y) = I_{\text{min}} + \frac{(I_{\text{max}}-I_{\text{min}})}{A_{\text{hist}}} \cdot \sum_{i=0}^{I(x,y)} \min\left( H(i), \text{clip}_{\text{limit}} \right)$$</w:t>
+      </w:r>
+    </w:p>
+    <w:p/>
+    <w:p>
+      <w:r>
+        <w:t>[代码/图表内容：clahe = cv2.createCLAHE(clipLimit=2.0, tileGridSize=(8,8))</w:t>
+        <w:br/>
+        <w:t>equ = clahe.apply(gray_roi)]</w:t>
+      </w:r>
+    </w:p>
+    <w:p/>
+    <w:p>
+      <w:r/>
+      <w:r>
+        <w:rPr>
+          <w:b/>
+        </w:rPr>
+        <w:t>⑤ 归一化（张量转换）：</w:t>
+      </w:r>
+      <w:r/>
+    </w:p>
+    <w:p/>
+    <w:p>
+      <w:r>
+        <w:t>[代码/图表内容：# 方法1：归一化到 [0, 1]</w:t>
+        <w:br/>
+        <w:t>normalized = cv2.normalize(img_float, None, alpha=0, beta=1,</w:t>
+        <w:br/>
+        <w:t xml:space="preserve">                     ...]</w:t>
+      </w:r>
+    </w:p>
+    <w:p/>
+    <w:p>
+      <w:r/>
+      <w:r>
+        <w:rPr>
+          <w:b/>
+        </w:rPr>
+        <w:t>OpenCV 完整预处理参数配置表：</w:t>
+      </w:r>
+      <w:r/>
+    </w:p>
+    <w:p/>
+    <w:p/>
+    <w:p>
+      <w:r>
+        <w:t>---</w:t>
+      </w:r>
+    </w:p>
+    <w:p/>
+    <w:p>
+      <w:pPr>
+        <w:pStyle w:val="Heading2"/>
+      </w:pPr>
+      <w:r>
+        <w:t>四、远程升级与模型迭代</w:t>
+      </w:r>
+    </w:p>
+    <w:p/>
+    <w:p/>
+    <w:p>
+      <w:r>
+        <w:t>---</w:t>
+      </w:r>
+    </w:p>
+    <w:p/>
+    <w:p>
+      <w:pPr>
+        <w:pStyle w:val="Heading2"/>
+      </w:pPr>
+      <w:r>
+        <w:t>五、AI 推理引擎详细架构</w:t>
+      </w:r>
+    </w:p>
+    <w:p/>
+    <w:p>
+      <w:r>
+        <w:t>本系统边缘推理采用 CPU + GPU 异构架构，兼顾实时性与低功耗：</w:t>
+      </w:r>
+    </w:p>
+    <w:p/>
+    <w:p/>
+    <w:p>
+      <w:pPr>
+        <w:pStyle w:val="Heading3"/>
+      </w:pPr>
+      <w:r>
+        <w:t xml:space="preserve"> 5.1 推理流水线时序模型</w:t>
+      </w:r>
+    </w:p>
+    <w:p/>
+    <w:p/>
+    <w:p>
+      <w:r>
+        <w:t>&gt; 注：OpenCV CPU 预处理（0.3+0.1+0.8+0.3+0.1+0.4 = 约 2ms）可与 GPU 推理并行流水线化，整体帧率瓶颈在 GPU 推理阶段。</w:t>
+      </w:r>
+    </w:p>
+    <w:p/>
+    <w:p>
+      <w:pPr>
+        <w:pStyle w:val="Heading3"/>
+      </w:pPr>
+      <w:r>
+        <w:t xml:space="preserve"> 5.2 推理吞吐量数学模型</w:t>
+      </w:r>
+    </w:p>
+    <w:p/>
+    <w:p>
+      <w:r>
+        <w:t>单帧处理延迟 $T_{\text{frame}}$ 由各环节延迟叠加构成：</w:t>
+      </w:r>
+    </w:p>
+    <w:p/>
+    <w:p>
+      <w:r>
         <w:t>$$</w:t>
       </w:r>
     </w:p>
     <w:p>
       <w:r>
+        <w:t>T_{\text{frame}} = T_{\text{pre}} + T_{\text{GPU}} + T_{\text{post}} + T_{\text{fusion}} + T_{\text{margin}}</w:t>
+      </w:r>
+    </w:p>
+    <w:p>
+      <w:r>
+        <w:t>$$</w:t>
+      </w:r>
+    </w:p>
+    <w:p/>
+    <w:p/>
+    <w:p>
+      <w:r>
+        <w:t>$$</w:t>
+      </w:r>
+    </w:p>
+    <w:p>
+      <w:r>
+        <w:t>T_{\text{frame}} = 2 + 15 + 3 + 5 + 0 = 25 \text{ ms}</w:t>
+      </w:r>
+    </w:p>
+    <w:p>
+      <w:r>
+        <w:t>$$</w:t>
+      </w:r>
+    </w:p>
+    <w:p/>
+    <w:p>
+      <w:r>
+        <w:t>理论最大帧率：</w:t>
+      </w:r>
+    </w:p>
+    <w:p/>
+    <w:p>
+      <w:r>
+        <w:t>$$</w:t>
+      </w:r>
+    </w:p>
+    <w:p>
+      <w:r>
+        <w:t>f_{\text{max}} = \frac{1}{T_{\text{frame}}} = \frac{1}{25 \times 10^{-3}} = 40 \text{ fps}</w:t>
+      </w:r>
+    </w:p>
+    <w:p>
+      <w:r>
+        <w:t>$$</w:t>
+      </w:r>
+    </w:p>
+    <w:p/>
+    <w:p>
+      <w:r>
+        <w:t>实际推荐帧率（含 5ms 余量）：</w:t>
+      </w:r>
+    </w:p>
+    <w:p/>
+    <w:p>
+      <w:r>
+        <w:t>$$</w:t>
+      </w:r>
+    </w:p>
+    <w:p>
+      <w:r>
+        <w:t>f_{\text{actual}} = \frac{1}{30 \times 10^{-3}} \approx 33 \text{ fps} \quad \Rightarrow \text{取} 25 \text{ fps}</w:t>
+      </w:r>
+    </w:p>
+    <w:p>
+      <w:r>
+        <w:t>$$</w:t>
+      </w:r>
+    </w:p>
+    <w:p/>
+    <w:p>
+      <w:r>
+        <w:t>---</w:t>
+      </w:r>
+    </w:p>
+    <w:p/>
+    <w:p>
+      <w:pPr>
+        <w:pStyle w:val="Heading2"/>
+      </w:pPr>
+      <w:r>
+        <w:t>六、实时融合算法细节</w:t>
+      </w:r>
+    </w:p>
+    <w:p/>
+    <w:p>
+      <w:r>
+        <w:t>三流数据融合采用"时间窗口对齐 + 空间位置关联 + 判级融合"三级结构：</w:t>
+      </w:r>
+    </w:p>
+    <w:p/>
+    <w:p>
+      <w:pPr>
+        <w:pStyle w:val="Heading3"/>
+      </w:pPr>
+      <w:r>
+        <w:t xml:space="preserve"> 6.1 第一级：时间窗口对齐</w:t>
+      </w:r>
+    </w:p>
+    <w:p/>
+    <w:p>
+      <w:r>
+        <w:t>[代码/图表内容：sequenceDiagram</w:t>
+        <w:br/>
+        <w:t xml:space="preserve">    participant GYRO as 陀螺仪传感器&lt;br/&gt;(毫秒级时间戳)</w:t>
+        <w:br/>
+        <w:t xml:space="preserve">    participant CAM as 工业相机&lt;br/&gt;(帧编号)</w:t>
+        <w:br/>
+        <w:t xml:space="preserve">  ...]</w:t>
+      </w:r>
+    </w:p>
+    <w:p/>
+    <w:p>
+      <w:r>
+        <w:t xml:space="preserve">&gt; </w:t>
+      </w:r>
+      <w:r>
         <w:rPr>
-          <w:b w:val="0"/>
-          <w:i w:val="0"/>
+          <w:b/>
         </w:rPr>
-        <w:t>S_{\text{final}} = \sum_{i=1}^{n} w_i \cdot S_i \cdot C_i</w:t>
-      </w:r>
-    </w:p>
-    <w:p>
+        <w:t>图 6-1：时间窗口对齐时序图</w:t>
+      </w:r>
+      <w:r/>
+    </w:p>
+    <w:p>
+      <w:r>
+        <w:t>&gt; - 陀螺仪数据：毫秒级时间戳，与相机帧编号精确对应</w:t>
+      </w:r>
+    </w:p>
+    <w:p>
+      <w:r>
+        <w:t>&gt; - 里程编码器：每帧图像绑定当前里程坐标，精度 ±5mm</w:t>
+      </w:r>
+    </w:p>
+    <w:p>
+      <w:r>
+        <w:t>&gt; - 融合窗口：50ms 滑动窗口，窗口内数据视为同一时刻采集</w:t>
+      </w:r>
+    </w:p>
+    <w:p/>
+    <w:p>
+      <w:pPr>
+        <w:pStyle w:val="Heading3"/>
+      </w:pPr>
+      <w:r>
+        <w:t xml:space="preserve"> 6.2 第二级：空间位置关联</w:t>
+      </w:r>
+    </w:p>
+    <w:p/>
+    <w:p>
+      <w:r>
+        <w:t>- 左右轨独立建模，左右钢轨数据独立融合判定</w:t>
+      </w:r>
+    </w:p>
+    <w:p>
+      <w:r>
+        <w:t>- 缺陷位置 = 里程坐标 + 轨距偏移（左右轨定位）</w:t>
+      </w:r>
+    </w:p>
+    <w:p>
+      <w:r>
+        <w:t>- 姿态角绑定：缺陷位置同步记录当前机器人俯仰角/侧倾角</w:t>
+      </w:r>
+    </w:p>
+    <w:p/>
+    <w:p>
+      <w:pPr>
+        <w:pStyle w:val="Heading3"/>
+      </w:pPr>
+      <w:r>
+        <w:t xml:space="preserve"> 6.3 第三级：判级融合输出</w:t>
+      </w:r>
+    </w:p>
+    <w:p/>
+    <w:p>
+      <w:r>
+        <w:t>[代码/图表内容：graph LR</w:t>
+        <w:br/>
+        <w:t xml:space="preserve">    A["图像检测结果&lt;br/&gt;缺陷类型 + 区域"] --&gt; F["综合&lt;br/&gt;判级引擎"]</w:t>
+        <w:br/>
+        <w:t xml:space="preserve">    B["3D 点云结果&lt;br/&gt;磨耗量 + 廓形偏差"] --&gt; F</w:t>
+        <w:br/>
+        <w:t xml:space="preserve">  ...]</w:t>
+      </w:r>
+    </w:p>
+    <w:p/>
+    <w:p>
+      <w:r>
+        <w:t xml:space="preserve">&gt; </w:t>
+      </w:r>
       <w:r>
         <w:rPr>
-          <w:b w:val="0"/>
-          <w:i w:val="0"/>
+          <w:b/>
         </w:rPr>
+        <w:t>图 6-2：判级融合算法流程图</w:t>
+      </w:r>
+      <w:r/>
+    </w:p>
+    <w:p/>
+    <w:p/>
+    <w:p>
+      <w:r>
+        <w:t>---</w:t>
+      </w:r>
+    </w:p>
+    <w:p/>
+    <w:p>
+      <w:pPr>
+        <w:pStyle w:val="Heading2"/>
+      </w:pPr>
+      <w:r>
+        <w:t>七、通信层详细说明</w:t>
+      </w:r>
+    </w:p>
+    <w:p/>
+    <w:p>
+      <w:pPr>
+        <w:pStyle w:val="Heading3"/>
+      </w:pPr>
+      <w:r>
+        <w:t xml:space="preserve"> 7.1 三网物理隔离架构</w:t>
+      </w:r>
+    </w:p>
+    <w:p/>
+    <w:p>
+      <w:r>
+        <w:t>[代码/图表内容：graph TB</w:t>
+        <w:br/>
+        <w:t xml:space="preserve">    subgraph 控制网["工业总线网（EtherCAT）"]</w:t>
+        <w:br/>
+        <w:t xml:space="preserve">        E1["EtherCAT 主站"]</w:t>
+        <w:br/>
+        <w:t xml:space="preserve">        E2["伺服驱动器 ×4"]</w:t>
+        <w:br/>
+        <w:t xml:space="preserve">      ...]</w:t>
+      </w:r>
+    </w:p>
+    <w:p/>
+    <w:p>
+      <w:r>
+        <w:t xml:space="preserve">&gt; </w:t>
+      </w:r>
+      <w:r>
+        <w:rPr>
+          <w:b/>
+        </w:rPr>
+        <w:t>图 7-1：三网物理隔离架构图</w:t>
+      </w:r>
+      <w:r/>
+    </w:p>
+    <w:p>
+      <w:r>
+        <w:t>&gt; - 三块独立网卡 + 三个独立 MAC 地址，物理层完全分离</w:t>
+      </w:r>
+    </w:p>
+    <w:p>
+      <w:r>
+        <w:t>&gt; - 三套独立 PHY 芯片，任一网络故障不影响另外两张网</w:t>
+      </w:r>
+    </w:p>
+    <w:p/>
+    <w:p/>
+    <w:p>
+      <w:r>
+        <w:t>---</w:t>
+      </w:r>
+    </w:p>
+    <w:p/>
+    <w:p>
+      <w:pPr>
+        <w:pStyle w:val="Heading2"/>
+      </w:pPr>
+      <w:r>
+        <w:t>八、网络安全与数据安全</w:t>
+      </w:r>
+    </w:p>
+    <w:p/>
+    <w:p/>
+    <w:p>
+      <w:r>
+        <w:t>---</w:t>
+      </w:r>
+    </w:p>
+    <w:p/>
+    <w:p>
+      <w:pPr>
+        <w:pStyle w:val="Heading2"/>
+      </w:pPr>
+      <w:r>
+        <w:t>九、故障自愈与边缘节点异常检测</w:t>
+      </w:r>
+    </w:p>
+    <w:p/>
+    <w:p>
+      <w:pPr>
+        <w:pStyle w:val="Heading3"/>
+      </w:pPr>
+      <w:r>
+        <w:t xml:space="preserve"> 9.1 健康监控指标体系</w:t>
+      </w:r>
+    </w:p>
+    <w:p/>
+    <w:p/>
+    <w:p>
+      <w:pPr>
+        <w:pStyle w:val="Heading3"/>
+      </w:pPr>
+      <w:r>
+        <w:t xml:space="preserve"> 9.2 故障自愈流程</w:t>
+      </w:r>
+    </w:p>
+    <w:p/>
+    <w:p>
+      <w:r>
+        <w:t>[代码/图表内容：flowchart TD</w:t>
+        <w:br/>
+        <w:t xml:space="preserve">    A["异常检测"] --&gt; B{"故障类型&lt;br/&gt;判定"}</w:t>
+        <w:br/>
+        <w:t xml:space="preserve">    B --&gt;|"软件故障"| C["自动重启&lt;br/&gt;对应服务"]</w:t>
+        <w:br/>
+        <w:t xml:space="preserve">    C --&gt; D{"重启...]</w:t>
+      </w:r>
+    </w:p>
+    <w:p/>
+    <w:p>
+      <w:r>
+        <w:t xml:space="preserve">&gt; </w:t>
+      </w:r>
+      <w:r>
+        <w:rPr>
+          <w:b/>
+        </w:rPr>
+        <w:t>图 9-1：故障自愈流程图</w:t>
+      </w:r>
+      <w:r/>
+    </w:p>
+    <w:p/>
+    <w:p/>
+    <w:p>
+      <w:r>
+        <w:t>---</w:t>
+      </w:r>
+    </w:p>
+    <w:p/>
+    <w:p>
+      <w:pPr>
+        <w:pStyle w:val="Heading2"/>
+      </w:pPr>
+      <w:r>
+        <w:t>十、边缘硬件规格</w:t>
+      </w:r>
+    </w:p>
+    <w:p/>
+    <w:p/>
+    <w:p>
+      <w:r>
+        <w:t>---</w:t>
+      </w:r>
+    </w:p>
+    <w:p/>
+    <w:p>
+      <w:pPr>
+        <w:pStyle w:val="Heading2"/>
+      </w:pPr>
+      <w:r>
+        <w:t>十一、核心算法数学模型汇总</w:t>
+      </w:r>
+    </w:p>
+    <w:p/>
+    <w:p>
+      <w:r>
+        <w:t>&gt; 本节汇总系统各核心检测功能涉及的数学模型，为算法实现提供明确的公式依据。</w:t>
+      </w:r>
+    </w:p>
+    <w:p/>
+    <w:p>
+      <w:pPr>
+        <w:pStyle w:val="Heading3"/>
+      </w:pPr>
+      <w:r>
+        <w:t xml:space="preserve"> 11.1 里程计算模型</w:t>
+      </w:r>
+    </w:p>
+    <w:p/>
+    <w:p>
+      <w:r>
+        <w:t>机器人行驶里程由光电编码器脉冲积分得到：</w:t>
+      </w:r>
+    </w:p>
+    <w:p/>
+    <w:p>
+      <w:r>
         <w:t>$$</w:t>
       </w:r>
     </w:p>
+    <w:p>
+      <w:r>
+        <w:t>S = \frac{\pi \cdot D}{P_{\text{res}}} \times N_{\text{pulse}}</w:t>
+      </w:r>
+    </w:p>
+    <w:p>
+      <w:r>
+        <w:t>$$</w:t>
+      </w:r>
+    </w:p>
     <w:p/>
     <w:p>
       <w:r>
-        <w:rPr>
-          <w:b w:val="0"/>
-          <w:i w:val="0"/>
-        </w:rPr>
         <w:t>其中：</w:t>
       </w:r>
     </w:p>
     <w:p/>
-    <w:tbl>
-      <w:tblPr>
-        <w:tblStyle w:val="TableGrid"/>
-        <w:tblW w:type="auto" w:w="0"/>
-        <w:tblLook w:firstColumn="1" w:firstRow="1" w:lastColumn="0" w:lastRow="0" w:noHBand="0" w:noVBand="1" w:val="04A0"/>
-      </w:tblPr>
-      <w:tblGrid>
-        <w:gridCol w:w="2880"/>
-        <w:gridCol w:w="2880"/>
-        <w:gridCol w:w="2880"/>
-      </w:tblGrid>
-      <w:tr>
-        <w:tc>
-          <w:tcPr>
-            <w:tcW w:type="dxa" w:w="2880"/>
-          </w:tcPr>
-          <w:p>
-            <w:r>
-              <w:rPr>
-                <w:b/>
-              </w:rPr>
-              <w:t>符号</w:t>
-            </w:r>
-          </w:p>
-        </w:tc>
-        <w:tc>
-          <w:tcPr>
-            <w:tcW w:type="dxa" w:w="2880"/>
-          </w:tcPr>
-          <w:p>
-            <w:r>
-              <w:rPr>
-                <w:b/>
-              </w:rPr>
-              <w:t>含义</w:t>
-            </w:r>
-          </w:p>
-        </w:tc>
-        <w:tc>
-          <w:tcPr>
-            <w:tcW w:type="dxa" w:w="2880"/>
-          </w:tcPr>
-          <w:p>
-            <w:r>
-              <w:rPr>
-                <w:b/>
-              </w:rPr>
-              <w:t>典型值</w:t>
-            </w:r>
-          </w:p>
-        </w:tc>
-      </w:tr>
-      <w:tr>
-        <w:tc>
-          <w:tcPr>
-            <w:tcW w:type="dxa" w:w="2880"/>
-          </w:tcPr>
-          <w:p>
-            <w:r>
-              <w:t>$S_i$</w:t>
-            </w:r>
-          </w:p>
-        </w:tc>
-        <w:tc>
-          <w:tcPr>
-            <w:tcW w:type="dxa" w:w="2880"/>
-          </w:tcPr>
-          <w:p>
-            <w:r>
-              <w:t>第 $i$ 个传感器的归一化得分（0~1）</w:t>
-            </w:r>
-          </w:p>
-        </w:tc>
-        <w:tc>
-          <w:tcPr>
-            <w:tcW w:type="dxa" w:w="2880"/>
-          </w:tcPr>
-          <w:p>
-            <w:r>
-              <w:t>—</w:t>
-            </w:r>
-          </w:p>
-        </w:tc>
-      </w:tr>
-      <w:tr>
-        <w:tc>
-          <w:tcPr>
-            <w:tcW w:type="dxa" w:w="2880"/>
-          </w:tcPr>
-          <w:p>
-            <w:r>
-              <w:t>$w_i$</w:t>
-            </w:r>
-          </w:p>
-        </w:tc>
-        <w:tc>
-          <w:tcPr>
-            <w:tcW w:type="dxa" w:w="2880"/>
-          </w:tcPr>
-          <w:p>
-            <w:r>
-              <w:t>第 $i$ 个传感器的权重（$\sum w_i = 1$）</w:t>
-            </w:r>
-          </w:p>
-        </w:tc>
-        <w:tc>
-          <w:tcPr>
-            <w:tcW w:type="dxa" w:w="2880"/>
-          </w:tcPr>
-          <w:p>
-            <w:r>
-              <w:t>图像 0.5 / 点云 0.3 / 姿态 0.2</w:t>
-            </w:r>
-          </w:p>
-        </w:tc>
-      </w:tr>
-      <w:tr>
-        <w:tc>
-          <w:tcPr>
-            <w:tcW w:type="dxa" w:w="2880"/>
-          </w:tcPr>
-          <w:p>
-            <w:r>
-              <w:t>$C_i$</w:t>
-            </w:r>
-          </w:p>
-        </w:tc>
-        <w:tc>
-          <w:tcPr>
-            <w:tcW w:type="dxa" w:w="2880"/>
-          </w:tcPr>
-          <w:p>
-            <w:r>
-              <w:t>第 $i$ 个传感器的置信度（0~1）</w:t>
-            </w:r>
-          </w:p>
-        </w:tc>
-        <w:tc>
-          <w:tcPr>
-            <w:tcW w:type="dxa" w:w="2880"/>
-          </w:tcPr>
-          <w:p>
-            <w:r>
-              <w:t>实时计算</w:t>
-            </w:r>
-          </w:p>
-        </w:tc>
-      </w:tr>
-      <w:tr>
-        <w:tc>
-          <w:tcPr>
-            <w:tcW w:type="dxa" w:w="2880"/>
-          </w:tcPr>
-          <w:p>
-            <w:r>
-              <w:t>$S_{\text{final}}$</w:t>
-            </w:r>
-          </w:p>
-        </w:tc>
-        <w:tc>
-          <w:tcPr>
-            <w:tcW w:type="dxa" w:w="2880"/>
-          </w:tcPr>
-          <w:p>
-            <w:r>
-              <w:t>综合判级得分（0~1）</w:t>
-            </w:r>
-          </w:p>
-        </w:tc>
-        <w:tc>
-          <w:tcPr>
-            <w:tcW w:type="dxa" w:w="2880"/>
-          </w:tcPr>
-          <w:p>
-            <w:r>
-              <w:t>≥ 0.6 触发报警</w:t>
-            </w:r>
-          </w:p>
-        </w:tc>
-      </w:tr>
-    </w:tbl>
     <w:p/>
     <w:p>
       <w:r>
-        <w:rPr>
-          <w:b w:val="0"/>
-          <w:i w:val="0"/>
-        </w:rPr>
-        <w:t>判级等级划分：</w:t>
+        <w:t>里程精度：$\pm 5 \text{ mm}$（由编码器分辨率和轮径标定精度共同决定）。</w:t>
       </w:r>
     </w:p>
     <w:p/>
-    <w:tbl>
-      <w:tblPr>
-        <w:tblStyle w:val="TableGrid"/>
-        <w:tblW w:type="auto" w:w="0"/>
-        <w:tblLook w:firstColumn="1" w:firstRow="1" w:lastColumn="0" w:lastRow="0" w:noHBand="0" w:noVBand="1" w:val="04A0"/>
-      </w:tblPr>
-      <w:tblGrid>
-        <w:gridCol w:w="2880"/>
-        <w:gridCol w:w="2880"/>
-        <w:gridCol w:w="2880"/>
-      </w:tblGrid>
-      <w:tr>
-        <w:tc>
-          <w:tcPr>
-            <w:tcW w:type="dxa" w:w="2880"/>
-          </w:tcPr>
-          <w:p>
-            <w:r>
-              <w:rPr>
-                <w:b/>
-              </w:rPr>
-              <w:t>综合得分 $S_{\text{final}}$</w:t>
-            </w:r>
-          </w:p>
-        </w:tc>
-        <w:tc>
-          <w:tcPr>
-            <w:tcW w:type="dxa" w:w="2880"/>
-          </w:tcPr>
-          <w:p>
-            <w:r>
-              <w:rPr>
-                <w:b/>
-              </w:rPr>
-              <w:t>损伤等级</w:t>
-            </w:r>
-          </w:p>
-        </w:tc>
-        <w:tc>
-          <w:tcPr>
-            <w:tcW w:type="dxa" w:w="2880"/>
-          </w:tcPr>
-          <w:p>
-            <w:r>
-              <w:rPr>
-                <w:b/>
-              </w:rPr>
-              <w:t>处理建议</w:t>
-            </w:r>
-          </w:p>
-        </w:tc>
-      </w:tr>
-      <w:tr>
-        <w:tc>
-          <w:tcPr>
-            <w:tcW w:type="dxa" w:w="2880"/>
-          </w:tcPr>
-          <w:p>
-            <w:r>
-              <w:t>$S_{\text{final}} \geq 0.85$</w:t>
-            </w:r>
-          </w:p>
-        </w:tc>
-        <w:tc>
-          <w:tcPr>
-            <w:tcW w:type="dxa" w:w="2880"/>
-          </w:tcPr>
-          <w:p>
-            <w:r>
-              <w:t>**一级（严重）**</w:t>
-            </w:r>
-          </w:p>
-        </w:tc>
-        <w:tc>
-          <w:tcPr>
-            <w:tcW w:type="dxa" w:w="2880"/>
-          </w:tcPr>
-          <w:p>
-            <w:r>
-              <w:t>立即停车检查</w:t>
-            </w:r>
-          </w:p>
-        </w:tc>
-      </w:tr>
-      <w:tr>
-        <w:tc>
-          <w:tcPr>
-            <w:tcW w:type="dxa" w:w="2880"/>
-          </w:tcPr>
-          <w:p>
-            <w:r>
-              <w:t>$0.60 \leq S_{\text{final}} &lt; 0.85$</w:t>
-            </w:r>
-          </w:p>
-        </w:tc>
-        <w:tc>
-          <w:tcPr>
-            <w:tcW w:type="dxa" w:w="2880"/>
-          </w:tcPr>
-          <w:p>
-            <w:r>
-              <w:t>**二级（显著）**</w:t>
-            </w:r>
-          </w:p>
-        </w:tc>
-        <w:tc>
-          <w:tcPr>
-            <w:tcW w:type="dxa" w:w="2880"/>
-          </w:tcPr>
-          <w:p>
-            <w:r>
-              <w:t>24h 内养护</w:t>
-            </w:r>
-          </w:p>
-        </w:tc>
-      </w:tr>
-      <w:tr>
-        <w:tc>
-          <w:tcPr>
-            <w:tcW w:type="dxa" w:w="2880"/>
-          </w:tcPr>
-          <w:p>
-            <w:r>
-              <w:t>$0.30 \leq S_{\text{final}} &lt; 0.60$</w:t>
-            </w:r>
-          </w:p>
-        </w:tc>
-        <w:tc>
-          <w:tcPr>
-            <w:tcW w:type="dxa" w:w="2880"/>
-          </w:tcPr>
-          <w:p>
-            <w:r>
-              <w:t>**三级（一般）**</w:t>
-            </w:r>
-          </w:p>
-        </w:tc>
-        <w:tc>
-          <w:tcPr>
-            <w:tcW w:type="dxa" w:w="2880"/>
-          </w:tcPr>
-          <w:p>
-            <w:r>
-              <w:t>纳入养护计划</w:t>
-            </w:r>
-          </w:p>
-        </w:tc>
-      </w:tr>
-      <w:tr>
-        <w:tc>
-          <w:tcPr>
-            <w:tcW w:type="dxa" w:w="2880"/>
-          </w:tcPr>
-          <w:p>
-            <w:r>
-              <w:t>$S_{\text{final}} &lt; 0.30$</w:t>
-            </w:r>
-          </w:p>
-        </w:tc>
-        <w:tc>
-          <w:tcPr>
-            <w:tcW w:type="dxa" w:w="2880"/>
-          </w:tcPr>
-          <w:p>
-            <w:r>
-              <w:t>**四级（轻微）**</w:t>
-            </w:r>
-          </w:p>
-        </w:tc>
-        <w:tc>
-          <w:tcPr>
-            <w:tcW w:type="dxa" w:w="2880"/>
-          </w:tcPr>
-          <w:p>
-            <w:r>
-              <w:t>持续监测</w:t>
-            </w:r>
-          </w:p>
-        </w:tc>
-      </w:tr>
-    </w:tbl>
+    <w:p>
+      <w:pPr>
+        <w:pStyle w:val="Heading3"/>
+      </w:pPr>
+      <w:r>
+        <w:t xml:space="preserve"> 11.2 轨距计算模型</w:t>
+      </w:r>
+    </w:p>
+    <w:p/>
+    <w:p>
+      <w:r>
+        <w:t>轨距 $G$ 由左右轨图像中钢轨内侧特征点坐标计算：</w:t>
+      </w:r>
+    </w:p>
+    <w:p/>
+    <w:p>
+      <w:r>
+        <w:t>$$</w:t>
+      </w:r>
+    </w:p>
+    <w:p>
+      <w:r>
+        <w:t>G = x_{\text{left}} + x_{\text{right}} + G_{\text{nominal}}</w:t>
+      </w:r>
+    </w:p>
+    <w:p>
+      <w:r>
+        <w:t>$$</w:t>
+      </w:r>
+    </w:p>
+    <w:p/>
+    <w:p>
+      <w:r>
+        <w:t>其中 $G_{\text{nominal}} = 1435 \text{ mm}$（标准轨距），$x_{\text{left}}$ 和 $x_{\text{right}}$ 分别为左右轨特征点相对各自轨道中心线的偏差（单位：mm）。</w:t>
+      </w:r>
+    </w:p>
     <w:p/>
     <w:p>
       <w:r>
@@ -5416,20 +2200,179 @@
         <w:t>注</w:t>
       </w:r>
       <w:r>
+        <w:t>：本系统采用多传感器融合方案，结合相机视觉定位与测距传感器矩阵综合计算，测量精度 ±0.5mm。</w:t>
+      </w:r>
+    </w:p>
+    <w:p/>
+    <w:p>
+      <w:pPr>
+        <w:pStyle w:val="Heading3"/>
+      </w:pPr>
+      <w:r>
+        <w:t xml:space="preserve"> 11.3 3D 轮廓磨耗量计算模型</w:t>
+      </w:r>
+    </w:p>
+    <w:p/>
+    <w:p>
+      <w:r>
+        <w:t>钢轨廓形磨耗量 $W_{\text{wear}}$ 为标准廓形与实测廓形在法线方向的差值：</w:t>
+      </w:r>
+    </w:p>
+    <w:p/>
+    <w:p>
+      <w:r>
+        <w:t>$$</w:t>
+      </w:r>
+    </w:p>
+    <w:p>
+      <w:r>
+        <w:t>W_{\text{wear}}(l) = \| P_{\text{std}}(l) - P_{\text{meas}}(l) \|_2 \times \cos \theta</w:t>
+      </w:r>
+    </w:p>
+    <w:p>
+      <w:r>
+        <w:t>$$</w:t>
+      </w:r>
+    </w:p>
+    <w:p/>
+    <w:p>
+      <w:r>
+        <w:t>其中：</w:t>
+      </w:r>
+    </w:p>
+    <w:p/>
+    <w:p/>
+    <w:p>
+      <w:r>
+        <w:t>超限判定（垂直磨耗或侧面磨耗任一项超过阈值即触发）：</w:t>
+      </w:r>
+    </w:p>
+    <w:p/>
+    <w:p>
+      <w:r>
+        <w:t>$$</w:t>
+      </w:r>
+    </w:p>
+    <w:p>
+      <w:r>
+        <w:t>W_{\text{wear}}(l) &gt; W_{\text{threshold}} \quad \text{或} \quad W_{\text{side}}(l) &gt; W_{\text{side, threshold}}</w:t>
+      </w:r>
+    </w:p>
+    <w:p>
+      <w:r>
+        <w:t>$$</w:t>
+      </w:r>
+    </w:p>
+    <w:p/>
+    <w:p>
+      <w:pPr>
+        <w:pStyle w:val="Heading3"/>
+      </w:pPr>
+      <w:r>
+        <w:t xml:space="preserve"> 11.4 波磨频谱分析模型</w:t>
+      </w:r>
+    </w:p>
+    <w:p/>
+    <w:p>
+      <w:r>
+        <w:t>钢轨波磨检测采用 FFT 频谱分析：</w:t>
+      </w:r>
+    </w:p>
+    <w:p/>
+    <w:p>
+      <w:r>
+        <w:t>$$</w:t>
+      </w:r>
+    </w:p>
+    <w:p>
+      <w:r>
+        <w:t>X(k) = \sum_{n=0}^{N-1} x(n) \cdot e^{-j\frac{2\pi}{N}nk}, \quad k = 0, 1, \ldots, N-1</w:t>
+      </w:r>
+    </w:p>
+    <w:p>
+      <w:r>
+        <w:t>$$</w:t>
+      </w:r>
+    </w:p>
+    <w:p/>
+    <w:p>
+      <w:r>
+        <w:t>其中 $x(n)$ 为沿里程方向等间距采样的廓形高程序列，$N$ 为分析窗口内的采样点数。</w:t>
+      </w:r>
+    </w:p>
+    <w:p/>
+    <w:p>
+      <w:r>
+        <w:t>主要参数提取：</w:t>
+      </w:r>
+    </w:p>
+    <w:p/>
+    <w:p/>
+    <w:p>
+      <w:pPr>
+        <w:pStyle w:val="Heading3"/>
+      </w:pPr>
+      <w:r>
+        <w:t xml:space="preserve"> 11.5 综合判级融合公式</w:t>
+      </w:r>
+    </w:p>
+    <w:p/>
+    <w:p>
+      <w:r>
+        <w:t>多源数据综合判级采用加权证据融合模型：</w:t>
+      </w:r>
+    </w:p>
+    <w:p/>
+    <w:p>
+      <w:r>
+        <w:t>$$</w:t>
+      </w:r>
+    </w:p>
+    <w:p>
+      <w:r>
+        <w:t>S_{\text{final}} = \sum_{i=1}^{n} w_i \cdot S_i \cdot C_i</w:t>
+      </w:r>
+    </w:p>
+    <w:p>
+      <w:r>
+        <w:t>$$</w:t>
+      </w:r>
+    </w:p>
+    <w:p/>
+    <w:p>
+      <w:r>
+        <w:t>其中：</w:t>
+      </w:r>
+    </w:p>
+    <w:p/>
+    <w:p/>
+    <w:p>
+      <w:r>
+        <w:t>判级等级划分：</w:t>
+      </w:r>
+    </w:p>
+    <w:p/>
+    <w:p/>
+    <w:p>
+      <w:r>
+        <w:t xml:space="preserve">&gt; </w:t>
+      </w:r>
+      <w:r>
+        <w:rPr>
+          <w:b/>
+        </w:rPr>
+        <w:t>注</w:t>
+      </w:r>
+      <w:r>
         <w:t>：所有公式中的阈值参数均可通过云平台远程调优，无需现场操作。</w:t>
       </w:r>
     </w:p>
     <w:p/>
     <w:p>
       <w:r>
-        <w:rPr>
-          <w:b w:val="0"/>
-          <w:i w:val="0"/>
-        </w:rPr>
         <w:t>---</w:t>
       </w:r>
     </w:p>
-    <w:p/>
     <w:p/>
     <w:sectPr>
       <w:pgSz w:w="12240" w:h="15840"/>
